--- a/site/downloads/handbook-B3.docx
+++ b/site/downloads/handbook-B3.docx
@@ -3176,9 +3176,6 @@
       </w:r>
     </w:p>
     <w:p>
-      <w:pPr>
-        <w:pStyle w:val="ListBullet"/>
-      </w:pPr>
       <w:r>
         <w:rPr>
           <w:b w:val="0"/>
@@ -3188,9 +3185,6 @@
       </w:r>
     </w:p>
     <w:p>
-      <w:pPr>
-        <w:pStyle w:val="ListBullet"/>
-      </w:pPr>
       <w:r>
         <w:rPr>
           <w:b w:val="0"/>
@@ -3200,9 +3194,6 @@
       </w:r>
     </w:p>
     <w:p>
-      <w:pPr>
-        <w:pStyle w:val="ListBullet"/>
-      </w:pPr>
       <w:r>
         <w:rPr>
           <w:b w:val="0"/>
@@ -3212,9 +3203,6 @@
       </w:r>
     </w:p>
     <w:p>
-      <w:pPr>
-        <w:pStyle w:val="ListBullet"/>
-      </w:pPr>
       <w:r>
         <w:rPr>
           <w:b w:val="0"/>
@@ -3224,9 +3212,6 @@
       </w:r>
     </w:p>
     <w:p>
-      <w:pPr>
-        <w:pStyle w:val="ListBullet"/>
-      </w:pPr>
       <w:r>
         <w:rPr>
           <w:b w:val="0"/>
@@ -3236,9 +3221,6 @@
       </w:r>
     </w:p>
     <w:p>
-      <w:pPr>
-        <w:pStyle w:val="ListBullet"/>
-      </w:pPr>
       <w:r>
         <w:rPr>
           <w:b w:val="0"/>
@@ -3248,9 +3230,6 @@
       </w:r>
     </w:p>
     <w:p>
-      <w:pPr>
-        <w:pStyle w:val="ListBullet"/>
-      </w:pPr>
       <w:r>
         <w:rPr>
           <w:b w:val="0"/>
@@ -3260,9 +3239,6 @@
       </w:r>
     </w:p>
     <w:p>
-      <w:pPr>
-        <w:pStyle w:val="ListBullet"/>
-      </w:pPr>
       <w:r>
         <w:rPr>
           <w:b w:val="0"/>
@@ -3272,9 +3248,6 @@
       </w:r>
     </w:p>
     <w:p>
-      <w:pPr>
-        <w:pStyle w:val="ListBullet"/>
-      </w:pPr>
       <w:r>
         <w:rPr>
           <w:b w:val="0"/>
@@ -3284,9 +3257,6 @@
       </w:r>
     </w:p>
     <w:p>
-      <w:pPr>
-        <w:pStyle w:val="ListBullet"/>
-      </w:pPr>
       <w:r>
         <w:rPr>
           <w:b w:val="0"/>
@@ -3296,9 +3266,6 @@
       </w:r>
     </w:p>
     <w:p>
-      <w:pPr>
-        <w:pStyle w:val="ListBullet"/>
-      </w:pPr>
       <w:r>
         <w:rPr>
           <w:b w:val="0"/>
@@ -3308,9 +3275,6 @@
       </w:r>
     </w:p>
     <w:p>
-      <w:pPr>
-        <w:pStyle w:val="ListBullet"/>
-      </w:pPr>
       <w:r>
         <w:rPr>
           <w:b w:val="0"/>

--- a/site/downloads/handbook-B3.docx
+++ b/site/downloads/handbook-B3.docx
@@ -2019,7 +2019,40 @@
           <w:b w:val="0"/>
           <w:i w:val="0"/>
         </w:rPr>
-        <w:t>Starter code:</w:t>
+        <w:t>Your code must pass these checks:</w:t>
+      </w:r>
+    </w:p>
+    <w:p>
+      <w:pPr>
+        <w:pStyle w:val="ListBullet"/>
+      </w:pPr>
+      <w:r>
+        <w:rPr>
+          <w:b w:val="0"/>
+          <w:i w:val="0"/>
+        </w:rPr>
+        <w:t>respondent_id must keep its leading zeros. Read it as str.</w:t>
+      </w:r>
+    </w:p>
+    <w:p>
+      <w:pPr>
+        <w:pStyle w:val="ListBullet"/>
+      </w:pPr>
+      <w:r>
+        <w:rPr>
+          <w:b w:val="0"/>
+          <w:i w:val="0"/>
+        </w:rPr>
+        <w:t>household_size must be Int64, with the blank as &lt;NA&gt;.</w:t>
+      </w:r>
+    </w:p>
+    <w:p>
+      <w:r>
+        <w:rPr>
+          <w:b w:val="0"/>
+          <w:i w:val="0"/>
+        </w:rPr>
+        <w:t>Shape of the answer. The reference solution defines these names. Write the bodies yourself.</w:t>
       </w:r>
     </w:p>
     <w:tbl>
@@ -2057,7 +2090,7 @@
                 <w:b w:val="0"/>
                 <w:sz w:val="16"/>
               </w:rPr>
-              <w:t>import io</w:t>
+              <w:t># Module constant.</w:t>
             </w:r>
           </w:p>
           <w:p>
@@ -2080,7 +2113,7 @@
                 <w:b w:val="0"/>
                 <w:sz w:val="16"/>
               </w:rPr>
-              <w:t xml:space="preserve"> </w:t>
+              <w:t>PANEL_DTYPES = ...</w:t>
             </w:r>
           </w:p>
           <w:p>
@@ -2103,7 +2136,7 @@
                 <w:b w:val="0"/>
                 <w:sz w:val="16"/>
               </w:rPr>
-              <w:t>import pandas as pd</w:t>
+              <w:t xml:space="preserve"> </w:t>
             </w:r>
           </w:p>
           <w:p>
@@ -2126,7 +2159,7 @@
                 <w:b w:val="0"/>
                 <w:sz w:val="16"/>
               </w:rPr>
-              <w:t xml:space="preserve"> </w:t>
+              <w:t># Read panel CSV text with explicit dtypes.</w:t>
             </w:r>
           </w:p>
           <w:p>
@@ -2149,53 +2182,7 @@
                 <w:b w:val="0"/>
                 <w:sz w:val="16"/>
               </w:rPr>
-              <w:t xml:space="preserve"> </w:t>
-            </w:r>
-          </w:p>
-          <w:p>
-            <w:pPr>
-              <w:spacing w:before="0" w:after="0" w:line="240" w:lineRule="auto"/>
-              <w:ind w:left="567" w:hanging="567"/>
-            </w:pPr>
-            <w:r>
-              <w:rPr>
-                <w:rFonts w:ascii="Consolas" w:hAnsi="Consolas" w:eastAsia="Consolas"/>
-                <w:b w:val="0"/>
-                <w:color w:val="5B6875"/>
-                <w:sz w:val="16"/>
-              </w:rPr>
-              <w:t xml:space="preserve">   6  </w:t>
-            </w:r>
-            <w:r>
-              <w:rPr>
-                <w:rFonts w:ascii="Consolas" w:hAnsi="Consolas" w:eastAsia="Consolas"/>
-                <w:b w:val="0"/>
-                <w:sz w:val="16"/>
-              </w:rPr>
-              <w:t>def read_panel(text):</w:t>
-            </w:r>
-          </w:p>
-          <w:p>
-            <w:pPr>
-              <w:spacing w:before="0" w:after="0" w:line="240" w:lineRule="auto"/>
-              <w:ind w:left="567" w:hanging="567"/>
-            </w:pPr>
-            <w:r>
-              <w:rPr>
-                <w:rFonts w:ascii="Consolas" w:hAnsi="Consolas" w:eastAsia="Consolas"/>
-                <w:b w:val="0"/>
-                <w:color w:val="5B6875"/>
-                <w:sz w:val="16"/>
-              </w:rPr>
-              <w:t xml:space="preserve">   7  </w:t>
-            </w:r>
-            <w:r>
-              <w:rPr>
-                <w:rFonts w:ascii="Consolas" w:hAnsi="Consolas" w:eastAsia="Consolas"/>
-                <w:b w:val="0"/>
-                <w:sz w:val="16"/>
-              </w:rPr>
-              <w:t xml:space="preserve">    return pd.read_csv(io.StringIO(text))</w:t>
+              <w:t>def read_panel(text: str) -&gt; pd.DataFrame: ...</w:t>
             </w:r>
           </w:p>
         </w:tc>
@@ -2203,20 +2190,12 @@
     </w:tbl>
     <w:p/>
     <w:p>
-      <w:pPr>
-        <w:pStyle w:val="Heading5"/>
-      </w:pPr>
-      <w:r>
-        <w:t>Exercise 5. Spot the bug (level 4)</w:t>
-      </w:r>
-    </w:p>
-    <w:p>
-      <w:r>
-        <w:rPr>
-          <w:b w:val="0"/>
-          <w:i w:val="0"/>
-        </w:rPr>
-        <w:t>The mean household size reported for wave 3 dropped from 2.6 to 2.1. Nothing changed in the sample. Tap the line that caused it.</w:t>
+      <w:r>
+        <w:rPr>
+          <w:b w:val="0"/>
+          <w:i w:val="0"/>
+        </w:rPr>
+        <w:t>Starter code:</w:t>
       </w:r>
     </w:p>
     <w:tbl>
@@ -2254,7 +2233,7 @@
                 <w:b w:val="0"/>
                 <w:sz w:val="16"/>
               </w:rPr>
-              <w:t>import pandas as pd</w:t>
+              <w:t>import io</w:t>
             </w:r>
           </w:p>
           <w:p>
@@ -2300,7 +2279,7 @@
                 <w:b w:val="0"/>
                 <w:sz w:val="16"/>
               </w:rPr>
-              <w:t xml:space="preserve"> </w:t>
+              <w:t>import pandas as pd</w:t>
             </w:r>
           </w:p>
           <w:p>
@@ -2323,7 +2302,7 @@
                 <w:b w:val="0"/>
                 <w:sz w:val="16"/>
               </w:rPr>
-              <w:t>def mean_household(df: pd.DataFrame) -&gt; float:</w:t>
+              <w:t xml:space="preserve"> </w:t>
             </w:r>
           </w:p>
           <w:p>
@@ -2346,7 +2325,7 @@
                 <w:b w:val="0"/>
                 <w:sz w:val="16"/>
               </w:rPr>
-              <w:t xml:space="preserve">    """Mean household size among respondents who answered."""</w:t>
+              <w:t xml:space="preserve"> </w:t>
             </w:r>
           </w:p>
           <w:p>
@@ -2369,7 +2348,7 @@
                 <w:b w:val="0"/>
                 <w:sz w:val="16"/>
               </w:rPr>
-              <w:t xml:space="preserve">    sizes = df["household_size"].astype("Int64")</w:t>
+              <w:t>def read_panel(text):</w:t>
             </w:r>
           </w:p>
           <w:p>
@@ -2392,30 +2371,7 @@
                 <w:b w:val="0"/>
                 <w:sz w:val="16"/>
               </w:rPr>
-              <w:t xml:space="preserve">    sizes = sizes.fillna(0)</w:t>
-            </w:r>
-          </w:p>
-          <w:p>
-            <w:pPr>
-              <w:spacing w:before="0" w:after="0" w:line="240" w:lineRule="auto"/>
-              <w:ind w:left="567" w:hanging="567"/>
-            </w:pPr>
-            <w:r>
-              <w:rPr>
-                <w:rFonts w:ascii="Consolas" w:hAnsi="Consolas" w:eastAsia="Consolas"/>
-                <w:b w:val="0"/>
-                <w:color w:val="5B6875"/>
-                <w:sz w:val="16"/>
-              </w:rPr>
-              <w:t xml:space="preserve">   8  </w:t>
-            </w:r>
-            <w:r>
-              <w:rPr>
-                <w:rFonts w:ascii="Consolas" w:hAnsi="Consolas" w:eastAsia="Consolas"/>
-                <w:b w:val="0"/>
-                <w:sz w:val="16"/>
-              </w:rPr>
-              <w:t xml:space="preserve">    return float(sizes.mean())</w:t>
+              <w:t xml:space="preserve">    return pd.read_csv(io.StringIO(text))</w:t>
             </w:r>
           </w:p>
         </w:tc>
@@ -2423,660 +2379,20 @@
     </w:tbl>
     <w:p/>
     <w:p>
-      <w:r>
-        <w:rPr>
-          <w:b w:val="0"/>
-          <w:i/>
-        </w:rPr>
-        <w:t>Write down the line number of the bug. Then write the fix.</w:t>
+      <w:pPr>
+        <w:pStyle w:val="Heading5"/>
+      </w:pPr>
+      <w:r>
+        <w:t>Exercise 5. Spot the bug (level 4)</w:t>
       </w:r>
     </w:p>
     <w:p>
-      <w:pPr>
-        <w:pStyle w:val="Heading4"/>
-      </w:pPr>
-      <w:r>
-        <w:t>Sources</w:t>
-      </w:r>
-    </w:p>
-    <w:p>
-      <w:pPr>
-        <w:pStyle w:val="ListBullet"/>
-      </w:pPr>
-      <w:r>
-        <w:rPr>
-          <w:b w:val="0"/>
-          <w:i w:val="0"/>
-        </w:rPr>
-        <w:t>In pandas 3.0 text columns default to the str dtype, with NaN as the missing value. (verified: pandas 3.0 release notes; run on pandas 3.0.6 and 3.0.2 in this repository.)</w:t>
-      </w:r>
-    </w:p>
-    <w:p>
-      <w:pPr>
-        <w:pStyle w:val="ListBullet"/>
-      </w:pPr>
-      <w:r>
-        <w:rPr>
-          <w:b w:val="0"/>
-          <w:i w:val="0"/>
-        </w:rPr>
-        <w:t>In pandas 3.0 setting an incompatible value such as 1.5 into an int64 Series raises TypeError. (verified: pandas 3.0 release notes (setitem upcasting removed); run on pandas 3.0.6 and 3.0.2 in this repository.)</w:t>
-      </w:r>
-    </w:p>
-    <w:p>
-      <w:pPr>
-        <w:pStyle w:val="ListBullet"/>
-      </w:pPr>
-      <w:r>
-        <w:rPr>
-          <w:b w:val="0"/>
-          <w:i w:val="0"/>
-        </w:rPr>
-        <w:t>read_csv infers float64 for an integer-like column with a blank value. (verified: Run on pandas 3.0.6 and 3.0.2 in this repository.)</w:t>
-      </w:r>
-    </w:p>
-    <w:p>
-      <w:pPr>
-        <w:pStyle w:val="Heading3"/>
-      </w:pPr>
-      <w:r>
-        <w:t>B3-L2 Vectorise instead of apply</w:t>
-      </w:r>
-    </w:p>
-    <w:p>
-      <w:pPr>
-        <w:pStyle w:val="Heading4"/>
-      </w:pPr>
-      <w:r>
-        <w:t>Concept</w:t>
-      </w:r>
-    </w:p>
-    <w:p>
-      <w:r>
-        <w:rPr>
-          <w:b w:val="0"/>
-          <w:i w:val="0"/>
-        </w:rPr>
-        <w:t xml:space="preserve">pandas stores each column as an array. A </w:t>
-      </w:r>
-      <w:r>
-        <w:rPr>
-          <w:b/>
-          <w:i w:val="0"/>
-        </w:rPr>
-        <w:t>vectorised</w:t>
-      </w:r>
-      <w:r>
-        <w:rPr>
-          <w:b w:val="0"/>
-          <w:i w:val="0"/>
-        </w:rPr>
-        <w:t xml:space="preserve"> operation, such as </w:t>
-      </w:r>
-      <w:r>
-        <w:rPr>
-          <w:rFonts w:ascii="Consolas" w:hAnsi="Consolas" w:eastAsia="Consolas"/>
-          <w:b w:val="0"/>
-          <w:sz w:val="19"/>
-        </w:rPr>
-        <w:t>df["a"] * df["b"]</w:t>
-      </w:r>
-      <w:r>
-        <w:rPr>
-          <w:b w:val="0"/>
-          <w:i w:val="0"/>
-        </w:rPr>
-        <w:t xml:space="preserve">, </w:t>
-      </w:r>
-      <w:r>
-        <w:rPr>
-          <w:rFonts w:ascii="Consolas" w:hAnsi="Consolas" w:eastAsia="Consolas"/>
-          <w:b w:val="0"/>
-          <w:sz w:val="19"/>
-        </w:rPr>
-        <w:t>np.where()</w:t>
-      </w:r>
-      <w:r>
-        <w:rPr>
-          <w:b w:val="0"/>
-          <w:i w:val="0"/>
-        </w:rPr>
-        <w:t xml:space="preserve"> or </w:t>
-      </w:r>
-      <w:r>
-        <w:rPr>
-          <w:rFonts w:ascii="Consolas" w:hAnsi="Consolas" w:eastAsia="Consolas"/>
-          <w:b w:val="0"/>
-          <w:sz w:val="19"/>
-        </w:rPr>
-        <w:t>pd.cut()</w:t>
-      </w:r>
-      <w:r>
-        <w:rPr>
-          <w:b w:val="0"/>
-          <w:i w:val="0"/>
-        </w:rPr>
-        <w:t xml:space="preserve">, runs one compiled loop over the whole array. </w:t>
-      </w:r>
-      <w:r>
-        <w:rPr>
-          <w:rFonts w:ascii="Consolas" w:hAnsi="Consolas" w:eastAsia="Consolas"/>
-          <w:b w:val="0"/>
-          <w:sz w:val="19"/>
-        </w:rPr>
-        <w:t>df.apply(func, axis=1)</w:t>
-      </w:r>
-      <w:r>
-        <w:rPr>
-          <w:b w:val="0"/>
-          <w:i w:val="0"/>
-        </w:rPr>
-        <w:t xml:space="preserve"> does the opposite. It builds a Series for each row and calls your Python function once per row.</w:t>
-      </w:r>
-    </w:p>
-    <w:p>
-      <w:r>
-        <w:rPr>
-          <w:b w:val="0"/>
-          <w:i w:val="0"/>
-        </w:rPr>
-        <w:t xml:space="preserve">The gap is large. On one million rows, a row-wise </w:t>
-      </w:r>
-      <w:r>
-        <w:rPr>
-          <w:rFonts w:ascii="Consolas" w:hAnsi="Consolas" w:eastAsia="Consolas"/>
-          <w:b w:val="0"/>
-          <w:sz w:val="19"/>
-        </w:rPr>
-        <w:t>apply</w:t>
-      </w:r>
-      <w:r>
-        <w:rPr>
-          <w:b w:val="0"/>
-          <w:i w:val="0"/>
-        </w:rPr>
-        <w:t xml:space="preserve"> that picks a weight when a flag is set took 4.0 seconds. </w:t>
-      </w:r>
-      <w:r>
-        <w:rPr>
-          <w:rFonts w:ascii="Consolas" w:hAnsi="Consolas" w:eastAsia="Consolas"/>
-          <w:b w:val="0"/>
-          <w:sz w:val="19"/>
-        </w:rPr>
-        <w:t>np.where</w:t>
-      </w:r>
-      <w:r>
-        <w:rPr>
-          <w:b w:val="0"/>
-          <w:i w:val="0"/>
-        </w:rPr>
-        <w:t xml:space="preserve"> did the same job in 7.5 milliseconds, about 500 times faster. (pandas 3.0.6, NumPy 2.4.6, one laptop core.)</w:t>
-      </w:r>
-    </w:p>
-    <w:p>
-      <w:r>
-        <w:rPr>
-          <w:b w:val="0"/>
-          <w:i w:val="0"/>
-        </w:rPr>
-        <w:t>Speed is not the only gain. Vectorised code states the rule for the whole column in one line, so a reviewer checks one expression instead of a branching function.</w:t>
-      </w:r>
-    </w:p>
-    <w:p>
-      <w:r>
-        <w:rPr>
-          <w:b w:val="0"/>
-          <w:i w:val="0"/>
-        </w:rPr>
-        <w:t>Reach for these first:</w:t>
-      </w:r>
-    </w:p>
-    <w:tbl>
-      <w:tblPr>
-        <w:tblStyle w:val="TableGrid"/>
-        <w:tblW w:type="auto" w:w="0"/>
-        <w:tblLook w:firstColumn="1" w:firstRow="1" w:lastColumn="0" w:lastRow="0" w:noHBand="0" w:noVBand="1" w:val="04A0"/>
-      </w:tblPr>
-      <w:tblGrid>
-        <w:gridCol w:w="4110"/>
-        <w:gridCol w:w="4110"/>
-      </w:tblGrid>
-      <w:tr>
-        <w:tc>
-          <w:tcPr>
-            <w:tcW w:type="dxa" w:w="4110"/>
-          </w:tcPr>
-          <w:p>
-            <w:r>
-              <w:rPr>
-                <w:b/>
-              </w:rPr>
-              <w:t>Task</w:t>
-            </w:r>
-          </w:p>
-        </w:tc>
-        <w:tc>
-          <w:tcPr>
-            <w:tcW w:type="dxa" w:w="4110"/>
-          </w:tcPr>
-          <w:p>
-            <w:r>
-              <w:rPr>
-                <w:b/>
-              </w:rPr>
-              <w:t>Vectorised tool</w:t>
-            </w:r>
-          </w:p>
-        </w:tc>
-      </w:tr>
-      <w:tr>
-        <w:tc>
-          <w:tcPr>
-            <w:tcW w:type="dxa" w:w="4110"/>
-          </w:tcPr>
-          <w:p>
-            <w:r>
-              <w:t>Arithmetic between columns</w:t>
-            </w:r>
-          </w:p>
-        </w:tc>
-        <w:tc>
-          <w:tcPr>
-            <w:tcW w:type="dxa" w:w="4110"/>
-          </w:tcPr>
-          <w:p>
-            <w:r>
-              <w:t>+, -, *, / on Series</w:t>
-            </w:r>
-          </w:p>
-        </w:tc>
-      </w:tr>
-      <w:tr>
-        <w:tc>
-          <w:tcPr>
-            <w:tcW w:type="dxa" w:w="4110"/>
-          </w:tcPr>
-          <w:p>
-            <w:r>
-              <w:t>Two-way choice</w:t>
-            </w:r>
-          </w:p>
-        </w:tc>
-        <w:tc>
-          <w:tcPr>
-            <w:tcW w:type="dxa" w:w="4110"/>
-          </w:tcPr>
-          <w:p>
-            <w:r>
-              <w:t>np.where(cond, a, b)</w:t>
-            </w:r>
-          </w:p>
-        </w:tc>
-      </w:tr>
-      <w:tr>
-        <w:tc>
-          <w:tcPr>
-            <w:tcW w:type="dxa" w:w="4110"/>
-          </w:tcPr>
-          <w:p>
-            <w:r>
-              <w:t>Many-way choice</w:t>
-            </w:r>
-          </w:p>
-        </w:tc>
-        <w:tc>
-          <w:tcPr>
-            <w:tcW w:type="dxa" w:w="4110"/>
-          </w:tcPr>
-          <w:p>
-            <w:r>
-              <w:t>np.select(conditions, choices, default)</w:t>
-            </w:r>
-          </w:p>
-        </w:tc>
-      </w:tr>
-      <w:tr>
-        <w:tc>
-          <w:tcPr>
-            <w:tcW w:type="dxa" w:w="4110"/>
-          </w:tcPr>
-          <w:p>
-            <w:r>
-              <w:t>Numeric bands</w:t>
-            </w:r>
-          </w:p>
-        </w:tc>
-        <w:tc>
-          <w:tcPr>
-            <w:tcW w:type="dxa" w:w="4110"/>
-          </w:tcPr>
-          <w:p>
-            <w:r>
-              <w:t>pd.cut(values, bins, labels, right=False)</w:t>
-            </w:r>
-          </w:p>
-        </w:tc>
-      </w:tr>
-      <w:tr>
-        <w:tc>
-          <w:tcPr>
-            <w:tcW w:type="dxa" w:w="4110"/>
-          </w:tcPr>
-          <w:p>
-            <w:r>
-              <w:t>Lookup from a dict</w:t>
-            </w:r>
-          </w:p>
-        </w:tc>
-        <w:tc>
-          <w:tcPr>
-            <w:tcW w:type="dxa" w:w="4110"/>
-          </w:tcPr>
-          <w:p>
-            <w:r>
-              <w:t>Series.map(mapping)</w:t>
-            </w:r>
-          </w:p>
-        </w:tc>
-      </w:tr>
-      <w:tr>
-        <w:tc>
-          <w:tcPr>
-            <w:tcW w:type="dxa" w:w="4110"/>
-          </w:tcPr>
-          <w:p>
-            <w:r>
-              <w:t>Limits</w:t>
-            </w:r>
-          </w:p>
-        </w:tc>
-        <w:tc>
-          <w:tcPr>
-            <w:tcW w:type="dxa" w:w="4110"/>
-          </w:tcPr>
-          <w:p>
-            <w:r>
-              <w:t>Series.clip(lower, upper)</w:t>
-            </w:r>
-          </w:p>
-        </w:tc>
-      </w:tr>
-    </w:tbl>
-    <w:p>
-      <w:r>
-        <w:rPr>
-          <w:b w:val="0"/>
-          <w:i w:val="0"/>
-        </w:rPr>
-        <w:t xml:space="preserve">Watch missing values. </w:t>
-      </w:r>
-      <w:r>
-        <w:rPr>
-          <w:rFonts w:ascii="Consolas" w:hAnsi="Consolas" w:eastAsia="Consolas"/>
-          <w:b w:val="0"/>
-          <w:sz w:val="19"/>
-        </w:rPr>
-        <w:t>NaN &gt; 60</w:t>
-      </w:r>
-      <w:r>
-        <w:rPr>
-          <w:b w:val="0"/>
-          <w:i w:val="0"/>
-        </w:rPr>
-        <w:t xml:space="preserve"> is </w:t>
-      </w:r>
-      <w:r>
-        <w:rPr>
-          <w:rFonts w:ascii="Consolas" w:hAnsi="Consolas" w:eastAsia="Consolas"/>
-          <w:b w:val="0"/>
-          <w:sz w:val="19"/>
-        </w:rPr>
-        <w:t>False</w:t>
-      </w:r>
-      <w:r>
-        <w:rPr>
-          <w:b w:val="0"/>
-          <w:i w:val="0"/>
-        </w:rPr>
-        <w:t xml:space="preserve">, so </w:t>
-      </w:r>
-      <w:r>
-        <w:rPr>
-          <w:rFonts w:ascii="Consolas" w:hAnsi="Consolas" w:eastAsia="Consolas"/>
-          <w:b w:val="0"/>
-          <w:sz w:val="19"/>
-        </w:rPr>
-        <w:t>np.where(minutes &gt; 60, "heavy", "light")</w:t>
-      </w:r>
-      <w:r>
-        <w:rPr>
-          <w:b w:val="0"/>
-          <w:i w:val="0"/>
-        </w:rPr>
-        <w:t xml:space="preserve"> labels a missing value </w:t>
-      </w:r>
-      <w:r>
-        <w:rPr>
-          <w:rFonts w:ascii="Consolas" w:hAnsi="Consolas" w:eastAsia="Consolas"/>
-          <w:b w:val="0"/>
-          <w:sz w:val="19"/>
-        </w:rPr>
-        <w:t>"light"</w:t>
-      </w:r>
-      <w:r>
-        <w:rPr>
-          <w:b w:val="0"/>
-          <w:i w:val="0"/>
-        </w:rPr>
-        <w:t xml:space="preserve">. Handle missing values on purpose: </w:t>
-      </w:r>
-      <w:r>
-        <w:rPr>
-          <w:rFonts w:ascii="Consolas" w:hAnsi="Consolas" w:eastAsia="Consolas"/>
-          <w:b w:val="0"/>
-          <w:sz w:val="19"/>
-        </w:rPr>
-        <w:t>pd.cut</w:t>
-      </w:r>
-      <w:r>
-        <w:rPr>
-          <w:b w:val="0"/>
-          <w:i w:val="0"/>
-        </w:rPr>
-        <w:t xml:space="preserve"> keeps </w:t>
-      </w:r>
-      <w:r>
-        <w:rPr>
-          <w:rFonts w:ascii="Consolas" w:hAnsi="Consolas" w:eastAsia="Consolas"/>
-          <w:b w:val="0"/>
-          <w:sz w:val="19"/>
-        </w:rPr>
-        <w:t>NaN</w:t>
-      </w:r>
-      <w:r>
-        <w:rPr>
-          <w:b w:val="0"/>
-          <w:i w:val="0"/>
-        </w:rPr>
-        <w:t xml:space="preserve"> as missing, and </w:t>
-      </w:r>
-      <w:r>
-        <w:rPr>
-          <w:rFonts w:ascii="Consolas" w:hAnsi="Consolas" w:eastAsia="Consolas"/>
-          <w:b w:val="0"/>
-          <w:sz w:val="19"/>
-        </w:rPr>
-        <w:t>Series.where(values.notna())</w:t>
-      </w:r>
-      <w:r>
-        <w:rPr>
-          <w:b w:val="0"/>
-          <w:i w:val="0"/>
-        </w:rPr>
-        <w:t xml:space="preserve"> puts it back after </w:t>
-      </w:r>
-      <w:r>
-        <w:rPr>
-          <w:rFonts w:ascii="Consolas" w:hAnsi="Consolas" w:eastAsia="Consolas"/>
-          <w:b w:val="0"/>
-          <w:sz w:val="19"/>
-        </w:rPr>
-        <w:t>np.where</w:t>
-      </w:r>
-      <w:r>
-        <w:rPr>
-          <w:b w:val="0"/>
-          <w:i w:val="0"/>
-        </w:rPr>
-        <w:t>.</w:t>
-      </w:r>
-    </w:p>
-    <w:p>
-      <w:r>
-        <w:rPr>
-          <w:b w:val="0"/>
-          <w:i w:val="0"/>
-        </w:rPr>
-        <w:t xml:space="preserve">Keep </w:t>
-      </w:r>
-      <w:r>
-        <w:rPr>
-          <w:rFonts w:ascii="Consolas" w:hAnsi="Consolas" w:eastAsia="Consolas"/>
-          <w:b w:val="0"/>
-          <w:sz w:val="19"/>
-        </w:rPr>
-        <w:t>apply</w:t>
-      </w:r>
-      <w:r>
-        <w:rPr>
-          <w:b w:val="0"/>
-          <w:i w:val="0"/>
-        </w:rPr>
-        <w:t xml:space="preserve"> for work with no vectorised form, such as calling an external parser on each string. Even then, try </w:t>
-      </w:r>
-      <w:r>
-        <w:rPr>
-          <w:rFonts w:ascii="Consolas" w:hAnsi="Consolas" w:eastAsia="Consolas"/>
-          <w:b w:val="0"/>
-          <w:sz w:val="19"/>
-        </w:rPr>
-        <w:t>Series.map</w:t>
-      </w:r>
-      <w:r>
-        <w:rPr>
-          <w:b w:val="0"/>
-          <w:i w:val="0"/>
-        </w:rPr>
-        <w:t xml:space="preserve"> or a list comprehension on one column before </w:t>
-      </w:r>
-      <w:r>
-        <w:rPr>
-          <w:rFonts w:ascii="Consolas" w:hAnsi="Consolas" w:eastAsia="Consolas"/>
-          <w:b w:val="0"/>
-          <w:sz w:val="19"/>
-        </w:rPr>
-        <w:t>apply(axis=1)</w:t>
-      </w:r>
-      <w:r>
-        <w:rPr>
-          <w:b w:val="0"/>
-          <w:i w:val="0"/>
-        </w:rPr>
-        <w:t>.</w:t>
-      </w:r>
-    </w:p>
-    <w:p>
-      <w:pPr>
-        <w:pStyle w:val="Heading4"/>
-      </w:pPr>
-      <w:r>
-        <w:t>Why it matters</w:t>
-      </w:r>
-    </w:p>
-    <w:p>
-      <w:r>
-        <w:rPr>
-          <w:b w:val="0"/>
-          <w:i w:val="0"/>
-        </w:rPr>
-        <w:t xml:space="preserve">A weighting script derives 25 columns with </w:t>
-      </w:r>
-      <w:r>
-        <w:rPr>
-          <w:rFonts w:ascii="Consolas" w:hAnsi="Consolas" w:eastAsia="Consolas"/>
-          <w:b w:val="0"/>
-          <w:sz w:val="19"/>
-        </w:rPr>
-        <w:t>apply(axis=1)</w:t>
-      </w:r>
-      <w:r>
-        <w:rPr>
-          <w:b w:val="0"/>
-          <w:i w:val="0"/>
-        </w:rPr>
-        <w:t>. It ran in 8 minutes on 2 million rows, so nobody noticed. The programme then merged three trackers into one file of 40 million rows. At the measured rate of about 4 seconds per million rows per column, the derivations alone need roughly 67 minutes. The job hit its 60-minute timeout every night for a week, and weighted results for all three trackers were late.</w:t>
-      </w:r>
-    </w:p>
-    <w:p>
-      <w:r>
-        <w:rPr>
-          <w:b w:val="0"/>
-          <w:i w:val="0"/>
-        </w:rPr>
-        <w:t xml:space="preserve">The same script also labelled respondents with a missing </w:t>
-      </w:r>
-      <w:r>
-        <w:rPr>
-          <w:rFonts w:ascii="Consolas" w:hAnsi="Consolas" w:eastAsia="Consolas"/>
-          <w:b w:val="0"/>
-          <w:sz w:val="19"/>
-        </w:rPr>
-        <w:t>minutes</w:t>
-      </w:r>
-      <w:r>
-        <w:rPr>
-          <w:b w:val="0"/>
-          <w:i w:val="0"/>
-        </w:rPr>
-        <w:t xml:space="preserve"> value as </w:t>
-      </w:r>
-      <w:r>
-        <w:rPr>
-          <w:rFonts w:ascii="Consolas" w:hAnsi="Consolas" w:eastAsia="Consolas"/>
-          <w:b w:val="0"/>
-          <w:sz w:val="19"/>
-        </w:rPr>
-        <w:t>"light"</w:t>
-      </w:r>
-      <w:r>
-        <w:rPr>
-          <w:b w:val="0"/>
-          <w:i w:val="0"/>
-        </w:rPr>
-        <w:t xml:space="preserve"> viewers, because the row function used </w:t>
-      </w:r>
-      <w:r>
-        <w:rPr>
-          <w:rFonts w:ascii="Consolas" w:hAnsi="Consolas" w:eastAsia="Consolas"/>
-          <w:b w:val="0"/>
-          <w:sz w:val="19"/>
-        </w:rPr>
-        <w:t>if row["minutes"] &gt; 60</w:t>
-      </w:r>
-      <w:r>
-        <w:rPr>
-          <w:b w:val="0"/>
-          <w:i w:val="0"/>
-        </w:rPr>
-        <w:t>. The vectorised rewrite fixed the speed, and review of the one-line rule exposed the missing-value bug.</w:t>
-      </w:r>
-    </w:p>
-    <w:p>
-      <w:pPr>
-        <w:pStyle w:val="Heading4"/>
-      </w:pPr>
-      <w:r>
-        <w:t>Worked example: weak code</w:t>
+      <w:r>
+        <w:rPr>
+          <w:b w:val="0"/>
+          <w:i w:val="0"/>
+        </w:rPr>
+        <w:t>The mean household size reported for wave 3 dropped from 2.6 to 2.1. Nothing changed in the sample. Tap the line that caused it.</w:t>
       </w:r>
     </w:p>
     <w:tbl>
@@ -3171,19 +2487,19 @@
             <w:r>
               <w:rPr>
                 <w:rFonts w:ascii="Consolas" w:hAnsi="Consolas" w:eastAsia="Consolas"/>
-                <w:b/>
+                <w:b w:val="0"/>
                 <w:color w:val="5B6875"/>
                 <w:sz w:val="16"/>
               </w:rPr>
-              <w:t xml:space="preserve"> [1]  </w:t>
-            </w:r>
-            <w:r>
-              <w:rPr>
-                <w:rFonts w:ascii="Consolas" w:hAnsi="Consolas" w:eastAsia="Consolas"/>
-                <w:b w:val="0"/>
-                <w:sz w:val="16"/>
-              </w:rPr>
-              <w:t>def derive(df):</w:t>
+              <w:t xml:space="preserve">   4  </w:t>
+            </w:r>
+            <w:r>
+              <w:rPr>
+                <w:rFonts w:ascii="Consolas" w:hAnsi="Consolas" w:eastAsia="Consolas"/>
+                <w:b w:val="0"/>
+                <w:sz w:val="16"/>
+              </w:rPr>
+              <w:t>def mean_household(df: pd.DataFrame) -&gt; float:</w:t>
             </w:r>
           </w:p>
           <w:p>
@@ -3206,7 +2522,7 @@
                 <w:b w:val="0"/>
                 <w:sz w:val="16"/>
               </w:rPr>
-              <w:t xml:space="preserve">    def per_row(row):</w:t>
+              <w:t xml:space="preserve">    """Mean household size among respondents who answered."""</w:t>
             </w:r>
           </w:p>
           <w:p>
@@ -3229,7 +2545,7 @@
                 <w:b w:val="0"/>
                 <w:sz w:val="16"/>
               </w:rPr>
-              <w:t xml:space="preserve">        weighted_reach = row["final_weight"] if row["reach_flag"] == 1 else 0.0</w:t>
+              <w:t xml:space="preserve">    sizes = df["household_size"].astype("Int64")</w:t>
             </w:r>
           </w:p>
           <w:p>
@@ -3240,19 +2556,19 @@
             <w:r>
               <w:rPr>
                 <w:rFonts w:ascii="Consolas" w:hAnsi="Consolas" w:eastAsia="Consolas"/>
-                <w:b/>
+                <w:b w:val="0"/>
                 <w:color w:val="5B6875"/>
                 <w:sz w:val="16"/>
               </w:rPr>
-              <w:t xml:space="preserve"> [2]  </w:t>
-            </w:r>
-            <w:r>
-              <w:rPr>
-                <w:rFonts w:ascii="Consolas" w:hAnsi="Consolas" w:eastAsia="Consolas"/>
-                <w:b w:val="0"/>
-                <w:sz w:val="16"/>
-              </w:rPr>
-              <w:t xml:space="preserve">        if row["age"] &lt; 35:</w:t>
+              <w:t xml:space="preserve">   7  </w:t>
+            </w:r>
+            <w:r>
+              <w:rPr>
+                <w:rFonts w:ascii="Consolas" w:hAnsi="Consolas" w:eastAsia="Consolas"/>
+                <w:b w:val="0"/>
+                <w:sz w:val="16"/>
+              </w:rPr>
+              <w:t xml:space="preserve">    sizes = sizes.fillna(0)</w:t>
             </w:r>
           </w:p>
           <w:p>
@@ -3275,223 +2591,529 @@
                 <w:b w:val="0"/>
                 <w:sz w:val="16"/>
               </w:rPr>
-              <w:t xml:space="preserve">            band = "16-34"</w:t>
+              <w:t xml:space="preserve">    return float(sizes.mean())</w:t>
             </w:r>
           </w:p>
+        </w:tc>
+      </w:tr>
+    </w:tbl>
+    <w:p/>
+    <w:p>
+      <w:r>
+        <w:rPr>
+          <w:b w:val="0"/>
+          <w:i/>
+        </w:rPr>
+        <w:t>Write down the line number of the bug. Then write the fix.</w:t>
+      </w:r>
+    </w:p>
+    <w:p>
+      <w:pPr>
+        <w:pStyle w:val="Heading4"/>
+      </w:pPr>
+      <w:r>
+        <w:t>Sources</w:t>
+      </w:r>
+    </w:p>
+    <w:p>
+      <w:pPr>
+        <w:pStyle w:val="ListBullet"/>
+      </w:pPr>
+      <w:r>
+        <w:rPr>
+          <w:b w:val="0"/>
+          <w:i w:val="0"/>
+        </w:rPr>
+        <w:t>In pandas 3.0 text columns default to the str dtype, with NaN as the missing value. (verified: pandas 3.0 release notes; run on pandas 3.0.6 and 3.0.2 in this repository.)</w:t>
+      </w:r>
+    </w:p>
+    <w:p>
+      <w:pPr>
+        <w:pStyle w:val="ListBullet"/>
+      </w:pPr>
+      <w:r>
+        <w:rPr>
+          <w:b w:val="0"/>
+          <w:i w:val="0"/>
+        </w:rPr>
+        <w:t>In pandas 3.0 setting an incompatible value such as 1.5 into an int64 Series raises TypeError. (verified: pandas 3.0 release notes (setitem upcasting removed); run on pandas 3.0.6 and 3.0.2 in this repository.)</w:t>
+      </w:r>
+    </w:p>
+    <w:p>
+      <w:pPr>
+        <w:pStyle w:val="ListBullet"/>
+      </w:pPr>
+      <w:r>
+        <w:rPr>
+          <w:b w:val="0"/>
+          <w:i w:val="0"/>
+        </w:rPr>
+        <w:t>read_csv infers float64 for an integer-like column with a blank value. (verified: Run on pandas 3.0.6 and 3.0.2 in this repository.)</w:t>
+      </w:r>
+    </w:p>
+    <w:p>
+      <w:pPr>
+        <w:pStyle w:val="Heading3"/>
+      </w:pPr>
+      <w:r>
+        <w:t>B3-L2 Vectorise instead of apply</w:t>
+      </w:r>
+    </w:p>
+    <w:p>
+      <w:pPr>
+        <w:pStyle w:val="Heading4"/>
+      </w:pPr>
+      <w:r>
+        <w:t>Concept</w:t>
+      </w:r>
+    </w:p>
+    <w:p>
+      <w:r>
+        <w:rPr>
+          <w:b w:val="0"/>
+          <w:i w:val="0"/>
+        </w:rPr>
+        <w:t xml:space="preserve">pandas stores each column as an array. A </w:t>
+      </w:r>
+      <w:r>
+        <w:rPr>
+          <w:b/>
+          <w:i w:val="0"/>
+        </w:rPr>
+        <w:t>vectorised</w:t>
+      </w:r>
+      <w:r>
+        <w:rPr>
+          <w:b w:val="0"/>
+          <w:i w:val="0"/>
+        </w:rPr>
+        <w:t xml:space="preserve"> operation, such as </w:t>
+      </w:r>
+      <w:r>
+        <w:rPr>
+          <w:rFonts w:ascii="Consolas" w:hAnsi="Consolas" w:eastAsia="Consolas"/>
+          <w:b w:val="0"/>
+          <w:sz w:val="19"/>
+        </w:rPr>
+        <w:t>df["a"] * df["b"]</w:t>
+      </w:r>
+      <w:r>
+        <w:rPr>
+          <w:b w:val="0"/>
+          <w:i w:val="0"/>
+        </w:rPr>
+        <w:t xml:space="preserve">, </w:t>
+      </w:r>
+      <w:r>
+        <w:rPr>
+          <w:rFonts w:ascii="Consolas" w:hAnsi="Consolas" w:eastAsia="Consolas"/>
+          <w:b w:val="0"/>
+          <w:sz w:val="19"/>
+        </w:rPr>
+        <w:t>np.where()</w:t>
+      </w:r>
+      <w:r>
+        <w:rPr>
+          <w:b w:val="0"/>
+          <w:i w:val="0"/>
+        </w:rPr>
+        <w:t xml:space="preserve"> or </w:t>
+      </w:r>
+      <w:r>
+        <w:rPr>
+          <w:rFonts w:ascii="Consolas" w:hAnsi="Consolas" w:eastAsia="Consolas"/>
+          <w:b w:val="0"/>
+          <w:sz w:val="19"/>
+        </w:rPr>
+        <w:t>pd.cut()</w:t>
+      </w:r>
+      <w:r>
+        <w:rPr>
+          <w:b w:val="0"/>
+          <w:i w:val="0"/>
+        </w:rPr>
+        <w:t xml:space="preserve">, runs one compiled loop over the whole array. </w:t>
+      </w:r>
+      <w:r>
+        <w:rPr>
+          <w:rFonts w:ascii="Consolas" w:hAnsi="Consolas" w:eastAsia="Consolas"/>
+          <w:b w:val="0"/>
+          <w:sz w:val="19"/>
+        </w:rPr>
+        <w:t>df.apply(func, axis=1)</w:t>
+      </w:r>
+      <w:r>
+        <w:rPr>
+          <w:b w:val="0"/>
+          <w:i w:val="0"/>
+        </w:rPr>
+        <w:t xml:space="preserve"> does the opposite. It builds a Series for each row and calls your Python function once per row.</w:t>
+      </w:r>
+    </w:p>
+    <w:p>
+      <w:r>
+        <w:rPr>
+          <w:b w:val="0"/>
+          <w:i w:val="0"/>
+        </w:rPr>
+        <w:t xml:space="preserve">The gap is large. On one million rows, a row-wise </w:t>
+      </w:r>
+      <w:r>
+        <w:rPr>
+          <w:rFonts w:ascii="Consolas" w:hAnsi="Consolas" w:eastAsia="Consolas"/>
+          <w:b w:val="0"/>
+          <w:sz w:val="19"/>
+        </w:rPr>
+        <w:t>apply</w:t>
+      </w:r>
+      <w:r>
+        <w:rPr>
+          <w:b w:val="0"/>
+          <w:i w:val="0"/>
+        </w:rPr>
+        <w:t xml:space="preserve"> that picks a weight when a flag is set took 4.0 seconds. </w:t>
+      </w:r>
+      <w:r>
+        <w:rPr>
+          <w:rFonts w:ascii="Consolas" w:hAnsi="Consolas" w:eastAsia="Consolas"/>
+          <w:b w:val="0"/>
+          <w:sz w:val="19"/>
+        </w:rPr>
+        <w:t>np.where</w:t>
+      </w:r>
+      <w:r>
+        <w:rPr>
+          <w:b w:val="0"/>
+          <w:i w:val="0"/>
+        </w:rPr>
+        <w:t xml:space="preserve"> did the same job in 7.5 milliseconds, about 500 times faster. (pandas 3.0.6, NumPy 2.4.6, one laptop core.)</w:t>
+      </w:r>
+    </w:p>
+    <w:p>
+      <w:r>
+        <w:rPr>
+          <w:b w:val="0"/>
+          <w:i w:val="0"/>
+        </w:rPr>
+        <w:t>Speed is not the only gain. Vectorised code states the rule for the whole column in one line, so a reviewer checks one expression instead of a branching function.</w:t>
+      </w:r>
+    </w:p>
+    <w:p>
+      <w:r>
+        <w:rPr>
+          <w:b w:val="0"/>
+          <w:i w:val="0"/>
+        </w:rPr>
+        <w:t>Reach for these first:</w:t>
+      </w:r>
+    </w:p>
+    <w:tbl>
+      <w:tblPr>
+        <w:tblStyle w:val="TableGrid"/>
+        <w:tblW w:type="auto" w:w="0"/>
+        <w:tblLook w:firstColumn="1" w:firstRow="1" w:lastColumn="0" w:lastRow="0" w:noHBand="0" w:noVBand="1" w:val="04A0"/>
+      </w:tblPr>
+      <w:tblGrid>
+        <w:gridCol w:w="4110"/>
+        <w:gridCol w:w="4110"/>
+      </w:tblGrid>
+      <w:tr>
+        <w:tc>
+          <w:tcPr>
+            <w:tcW w:type="dxa" w:w="4110"/>
+          </w:tcPr>
           <w:p>
-            <w:pPr>
-              <w:spacing w:before="0" w:after="0" w:line="240" w:lineRule="auto"/>
-              <w:ind w:left="567" w:hanging="567"/>
-            </w:pPr>
-            <w:r>
-              <w:rPr>
-                <w:rFonts w:ascii="Consolas" w:hAnsi="Consolas" w:eastAsia="Consolas"/>
-                <w:b w:val="0"/>
-                <w:color w:val="5B6875"/>
-                <w:sz w:val="16"/>
-              </w:rPr>
-              <w:t xml:space="preserve">   9  </w:t>
-            </w:r>
-            <w:r>
-              <w:rPr>
-                <w:rFonts w:ascii="Consolas" w:hAnsi="Consolas" w:eastAsia="Consolas"/>
-                <w:b w:val="0"/>
-                <w:sz w:val="16"/>
-              </w:rPr>
-              <w:t xml:space="preserve">        elif row["age"] &lt; 55:</w:t>
+            <w:r>
+              <w:rPr>
+                <w:b/>
+              </w:rPr>
+              <w:t>Task</w:t>
             </w:r>
           </w:p>
+        </w:tc>
+        <w:tc>
+          <w:tcPr>
+            <w:tcW w:type="dxa" w:w="4110"/>
+          </w:tcPr>
           <w:p>
-            <w:pPr>
-              <w:spacing w:before="0" w:after="0" w:line="240" w:lineRule="auto"/>
-              <w:ind w:left="567" w:hanging="567"/>
-            </w:pPr>
-            <w:r>
-              <w:rPr>
-                <w:rFonts w:ascii="Consolas" w:hAnsi="Consolas" w:eastAsia="Consolas"/>
-                <w:b w:val="0"/>
-                <w:color w:val="5B6875"/>
-                <w:sz w:val="16"/>
-              </w:rPr>
-              <w:t xml:space="preserve">  10  </w:t>
-            </w:r>
-            <w:r>
-              <w:rPr>
-                <w:rFonts w:ascii="Consolas" w:hAnsi="Consolas" w:eastAsia="Consolas"/>
-                <w:b w:val="0"/>
-                <w:sz w:val="16"/>
-              </w:rPr>
-              <w:t xml:space="preserve">            band = "35-54"</w:t>
+            <w:r>
+              <w:rPr>
+                <w:b/>
+              </w:rPr>
+              <w:t>Vectorised tool</w:t>
             </w:r>
           </w:p>
+        </w:tc>
+      </w:tr>
+      <w:tr>
+        <w:tc>
+          <w:tcPr>
+            <w:tcW w:type="dxa" w:w="4110"/>
+          </w:tcPr>
           <w:p>
-            <w:pPr>
-              <w:spacing w:before="0" w:after="0" w:line="240" w:lineRule="auto"/>
-              <w:ind w:left="567" w:hanging="567"/>
-            </w:pPr>
-            <w:r>
-              <w:rPr>
-                <w:rFonts w:ascii="Consolas" w:hAnsi="Consolas" w:eastAsia="Consolas"/>
-                <w:b w:val="0"/>
-                <w:color w:val="5B6875"/>
-                <w:sz w:val="16"/>
-              </w:rPr>
-              <w:t xml:space="preserve">  11  </w:t>
-            </w:r>
-            <w:r>
-              <w:rPr>
-                <w:rFonts w:ascii="Consolas" w:hAnsi="Consolas" w:eastAsia="Consolas"/>
-                <w:b w:val="0"/>
-                <w:sz w:val="16"/>
-              </w:rPr>
-              <w:t xml:space="preserve">        else:</w:t>
+            <w:r>
+              <w:t>Arithmetic between columns</w:t>
             </w:r>
           </w:p>
+        </w:tc>
+        <w:tc>
+          <w:tcPr>
+            <w:tcW w:type="dxa" w:w="4110"/>
+          </w:tcPr>
           <w:p>
-            <w:pPr>
-              <w:spacing w:before="0" w:after="0" w:line="240" w:lineRule="auto"/>
-              <w:ind w:left="567" w:hanging="567"/>
-            </w:pPr>
-            <w:r>
-              <w:rPr>
-                <w:rFonts w:ascii="Consolas" w:hAnsi="Consolas" w:eastAsia="Consolas"/>
-                <w:b w:val="0"/>
-                <w:color w:val="5B6875"/>
-                <w:sz w:val="16"/>
-              </w:rPr>
-              <w:t xml:space="preserve">  12  </w:t>
-            </w:r>
-            <w:r>
-              <w:rPr>
-                <w:rFonts w:ascii="Consolas" w:hAnsi="Consolas" w:eastAsia="Consolas"/>
-                <w:b w:val="0"/>
-                <w:sz w:val="16"/>
-              </w:rPr>
-              <w:t xml:space="preserve">            band = "55+"</w:t>
+            <w:r>
+              <w:t>+, -, *, / on Series</w:t>
             </w:r>
           </w:p>
+        </w:tc>
+      </w:tr>
+      <w:tr>
+        <w:tc>
+          <w:tcPr>
+            <w:tcW w:type="dxa" w:w="4110"/>
+          </w:tcPr>
           <w:p>
-            <w:pPr>
-              <w:spacing w:before="0" w:after="0" w:line="240" w:lineRule="auto"/>
-              <w:ind w:left="567" w:hanging="567"/>
-            </w:pPr>
-            <w:r>
-              <w:rPr>
-                <w:rFonts w:ascii="Consolas" w:hAnsi="Consolas" w:eastAsia="Consolas"/>
-                <w:b w:val="0"/>
-                <w:color w:val="5B6875"/>
-                <w:sz w:val="16"/>
-              </w:rPr>
-              <w:t xml:space="preserve">  13  </w:t>
-            </w:r>
-            <w:r>
-              <w:rPr>
-                <w:rFonts w:ascii="Consolas" w:hAnsi="Consolas" w:eastAsia="Consolas"/>
-                <w:b w:val="0"/>
-                <w:sz w:val="16"/>
-              </w:rPr>
-              <w:t xml:space="preserve">        return pd.Series({"weighted_reach": weighted_reach, "age_group": band})</w:t>
+            <w:r>
+              <w:t>Two-way choice</w:t>
             </w:r>
           </w:p>
+        </w:tc>
+        <w:tc>
+          <w:tcPr>
+            <w:tcW w:type="dxa" w:w="4110"/>
+          </w:tcPr>
           <w:p>
-            <w:pPr>
-              <w:spacing w:before="0" w:after="0" w:line="240" w:lineRule="auto"/>
-              <w:ind w:left="567" w:hanging="567"/>
-            </w:pPr>
-            <w:r>
-              <w:rPr>
-                <w:rFonts w:ascii="Consolas" w:hAnsi="Consolas" w:eastAsia="Consolas"/>
-                <w:b w:val="0"/>
-                <w:color w:val="5B6875"/>
-                <w:sz w:val="16"/>
-              </w:rPr>
-              <w:t xml:space="preserve">  14  </w:t>
-            </w:r>
-            <w:r>
-              <w:rPr>
-                <w:rFonts w:ascii="Consolas" w:hAnsi="Consolas" w:eastAsia="Consolas"/>
-                <w:b w:val="0"/>
-                <w:sz w:val="16"/>
-              </w:rPr>
-              <w:t xml:space="preserve"> </w:t>
+            <w:r>
+              <w:t>np.where(cond, a, b)</w:t>
             </w:r>
           </w:p>
+        </w:tc>
+      </w:tr>
+      <w:tr>
+        <w:tc>
+          <w:tcPr>
+            <w:tcW w:type="dxa" w:w="4110"/>
+          </w:tcPr>
           <w:p>
-            <w:pPr>
-              <w:spacing w:before="0" w:after="0" w:line="240" w:lineRule="auto"/>
-              <w:ind w:left="567" w:hanging="567"/>
-            </w:pPr>
-            <w:r>
-              <w:rPr>
-                <w:rFonts w:ascii="Consolas" w:hAnsi="Consolas" w:eastAsia="Consolas"/>
-                <w:b/>
-                <w:color w:val="5B6875"/>
-                <w:sz w:val="16"/>
-              </w:rPr>
-              <w:t xml:space="preserve"> [4]  </w:t>
-            </w:r>
-            <w:r>
-              <w:rPr>
-                <w:rFonts w:ascii="Consolas" w:hAnsi="Consolas" w:eastAsia="Consolas"/>
-                <w:b w:val="0"/>
-                <w:sz w:val="16"/>
-              </w:rPr>
-              <w:t xml:space="preserve">    df[["weighted_reach", "age_group"]] = df.apply(per_row, axis=1)</w:t>
+            <w:r>
+              <w:t>Many-way choice</w:t>
             </w:r>
           </w:p>
+        </w:tc>
+        <w:tc>
+          <w:tcPr>
+            <w:tcW w:type="dxa" w:w="4110"/>
+          </w:tcPr>
           <w:p>
-            <w:pPr>
-              <w:spacing w:before="0" w:after="0" w:line="240" w:lineRule="auto"/>
-              <w:ind w:left="567" w:hanging="567"/>
-            </w:pPr>
-            <w:r>
-              <w:rPr>
-                <w:rFonts w:ascii="Consolas" w:hAnsi="Consolas" w:eastAsia="Consolas"/>
-                <w:b w:val="0"/>
-                <w:color w:val="5B6875"/>
-                <w:sz w:val="16"/>
-              </w:rPr>
-              <w:t xml:space="preserve">  16  </w:t>
-            </w:r>
-            <w:r>
-              <w:rPr>
-                <w:rFonts w:ascii="Consolas" w:hAnsi="Consolas" w:eastAsia="Consolas"/>
-                <w:b w:val="0"/>
-                <w:sz w:val="16"/>
-              </w:rPr>
-              <w:t xml:space="preserve">    return df</w:t>
+            <w:r>
+              <w:t>np.select(conditions, choices, default)</w:t>
+            </w:r>
+          </w:p>
+        </w:tc>
+      </w:tr>
+      <w:tr>
+        <w:tc>
+          <w:tcPr>
+            <w:tcW w:type="dxa" w:w="4110"/>
+          </w:tcPr>
+          <w:p>
+            <w:r>
+              <w:t>Numeric bands</w:t>
+            </w:r>
+          </w:p>
+        </w:tc>
+        <w:tc>
+          <w:tcPr>
+            <w:tcW w:type="dxa" w:w="4110"/>
+          </w:tcPr>
+          <w:p>
+            <w:r>
+              <w:t>pd.cut(values, bins, labels, right=False)</w:t>
+            </w:r>
+          </w:p>
+        </w:tc>
+      </w:tr>
+      <w:tr>
+        <w:tc>
+          <w:tcPr>
+            <w:tcW w:type="dxa" w:w="4110"/>
+          </w:tcPr>
+          <w:p>
+            <w:r>
+              <w:t>Lookup from a dict</w:t>
+            </w:r>
+          </w:p>
+        </w:tc>
+        <w:tc>
+          <w:tcPr>
+            <w:tcW w:type="dxa" w:w="4110"/>
+          </w:tcPr>
+          <w:p>
+            <w:r>
+              <w:t>Series.map(mapping)</w:t>
+            </w:r>
+          </w:p>
+        </w:tc>
+      </w:tr>
+      <w:tr>
+        <w:tc>
+          <w:tcPr>
+            <w:tcW w:type="dxa" w:w="4110"/>
+          </w:tcPr>
+          <w:p>
+            <w:r>
+              <w:t>Limits</w:t>
+            </w:r>
+          </w:p>
+        </w:tc>
+        <w:tc>
+          <w:tcPr>
+            <w:tcW w:type="dxa" w:w="4110"/>
+          </w:tcPr>
+          <w:p>
+            <w:r>
+              <w:t>Series.clip(lower, upper)</w:t>
             </w:r>
           </w:p>
         </w:tc>
       </w:tr>
     </w:tbl>
     <w:p>
-      <w:pPr>
-        <w:pStyle w:val="ListNumber"/>
-      </w:pPr>
-      <w:r>
-        <w:rPr>
-          <w:b/>
-        </w:rPr>
-        <w:t xml:space="preserve">Line 4. </w:t>
-      </w:r>
-      <w:r>
-        <w:rPr>
-          <w:b w:val="0"/>
-          <w:i w:val="0"/>
-        </w:rPr>
-        <w:t>No type hints and no docstring. The reader cannot tell what the frame must contain.</w:t>
+      <w:r>
+        <w:rPr>
+          <w:b w:val="0"/>
+          <w:i w:val="0"/>
+        </w:rPr>
+        <w:t xml:space="preserve">Watch missing values. </w:t>
+      </w:r>
+      <w:r>
+        <w:rPr>
+          <w:rFonts w:ascii="Consolas" w:hAnsi="Consolas" w:eastAsia="Consolas"/>
+          <w:b w:val="0"/>
+          <w:sz w:val="19"/>
+        </w:rPr>
+        <w:t>NaN &gt; 60</w:t>
+      </w:r>
+      <w:r>
+        <w:rPr>
+          <w:b w:val="0"/>
+          <w:i w:val="0"/>
+        </w:rPr>
+        <w:t xml:space="preserve"> is </w:t>
+      </w:r>
+      <w:r>
+        <w:rPr>
+          <w:rFonts w:ascii="Consolas" w:hAnsi="Consolas" w:eastAsia="Consolas"/>
+          <w:b w:val="0"/>
+          <w:sz w:val="19"/>
+        </w:rPr>
+        <w:t>False</w:t>
+      </w:r>
+      <w:r>
+        <w:rPr>
+          <w:b w:val="0"/>
+          <w:i w:val="0"/>
+        </w:rPr>
+        <w:t xml:space="preserve">, so </w:t>
+      </w:r>
+      <w:r>
+        <w:rPr>
+          <w:rFonts w:ascii="Consolas" w:hAnsi="Consolas" w:eastAsia="Consolas"/>
+          <w:b w:val="0"/>
+          <w:sz w:val="19"/>
+        </w:rPr>
+        <w:t>np.where(minutes &gt; 60, "heavy", "light")</w:t>
+      </w:r>
+      <w:r>
+        <w:rPr>
+          <w:b w:val="0"/>
+          <w:i w:val="0"/>
+        </w:rPr>
+        <w:t xml:space="preserve"> labels a missing value </w:t>
+      </w:r>
+      <w:r>
+        <w:rPr>
+          <w:rFonts w:ascii="Consolas" w:hAnsi="Consolas" w:eastAsia="Consolas"/>
+          <w:b w:val="0"/>
+          <w:sz w:val="19"/>
+        </w:rPr>
+        <w:t>"light"</w:t>
+      </w:r>
+      <w:r>
+        <w:rPr>
+          <w:b w:val="0"/>
+          <w:i w:val="0"/>
+        </w:rPr>
+        <w:t xml:space="preserve">. Handle missing values on purpose: </w:t>
+      </w:r>
+      <w:r>
+        <w:rPr>
+          <w:rFonts w:ascii="Consolas" w:hAnsi="Consolas" w:eastAsia="Consolas"/>
+          <w:b w:val="0"/>
+          <w:sz w:val="19"/>
+        </w:rPr>
+        <w:t>pd.cut</w:t>
+      </w:r>
+      <w:r>
+        <w:rPr>
+          <w:b w:val="0"/>
+          <w:i w:val="0"/>
+        </w:rPr>
+        <w:t xml:space="preserve"> keeps </w:t>
+      </w:r>
+      <w:r>
+        <w:rPr>
+          <w:rFonts w:ascii="Consolas" w:hAnsi="Consolas" w:eastAsia="Consolas"/>
+          <w:b w:val="0"/>
+          <w:sz w:val="19"/>
+        </w:rPr>
+        <w:t>NaN</w:t>
+      </w:r>
+      <w:r>
+        <w:rPr>
+          <w:b w:val="0"/>
+          <w:i w:val="0"/>
+        </w:rPr>
+        <w:t xml:space="preserve"> as missing, and </w:t>
+      </w:r>
+      <w:r>
+        <w:rPr>
+          <w:rFonts w:ascii="Consolas" w:hAnsi="Consolas" w:eastAsia="Consolas"/>
+          <w:b w:val="0"/>
+          <w:sz w:val="19"/>
+        </w:rPr>
+        <w:t>Series.where(values.notna())</w:t>
+      </w:r>
+      <w:r>
+        <w:rPr>
+          <w:b w:val="0"/>
+          <w:i w:val="0"/>
+        </w:rPr>
+        <w:t xml:space="preserve"> puts it back after </w:t>
+      </w:r>
+      <w:r>
+        <w:rPr>
+          <w:rFonts w:ascii="Consolas" w:hAnsi="Consolas" w:eastAsia="Consolas"/>
+          <w:b w:val="0"/>
+          <w:sz w:val="19"/>
+        </w:rPr>
+        <w:t>np.where</w:t>
+      </w:r>
+      <w:r>
+        <w:rPr>
+          <w:b w:val="0"/>
+          <w:i w:val="0"/>
+        </w:rPr>
+        <w:t>.</w:t>
       </w:r>
     </w:p>
     <w:p>
-      <w:pPr>
-        <w:pStyle w:val="ListNumber"/>
-      </w:pPr>
-      <w:r>
-        <w:rPr>
-          <w:b/>
-        </w:rPr>
-        <w:t xml:space="preserve">Line 7. </w:t>
+      <w:r>
+        <w:rPr>
+          <w:b w:val="0"/>
+          <w:i w:val="0"/>
+        </w:rPr>
+        <w:t xml:space="preserve">Keep </w:t>
       </w:r>
       <w:r>
         <w:rPr>
@@ -3499,14 +3121,14 @@
           <w:b w:val="0"/>
           <w:sz w:val="19"/>
         </w:rPr>
-        <w:t>NaN &lt; 35</w:t>
-      </w:r>
-      <w:r>
-        <w:rPr>
-          <w:b w:val="0"/>
-          <w:i w:val="0"/>
-        </w:rPr>
-        <w:t xml:space="preserve"> is False, so a missing age falls through to </w:t>
+        <w:t>apply</w:t>
+      </w:r>
+      <w:r>
+        <w:rPr>
+          <w:b w:val="0"/>
+          <w:i w:val="0"/>
+        </w:rPr>
+        <w:t xml:space="preserve"> for work with no vectorised form, such as calling an external parser on each string. Even then, try </w:t>
       </w:r>
       <w:r>
         <w:rPr>
@@ -3514,50 +3136,29 @@
           <w:b w:val="0"/>
           <w:sz w:val="19"/>
         </w:rPr>
-        <w:t>55+</w:t>
-      </w:r>
-      <w:r>
-        <w:rPr>
-          <w:b w:val="0"/>
-          <w:i w:val="0"/>
-        </w:rPr>
-        <w:t xml:space="preserve"> without a warning.</w:t>
-      </w:r>
-    </w:p>
-    <w:p>
-      <w:pPr>
-        <w:pStyle w:val="ListNumber"/>
-      </w:pPr>
-      <w:r>
-        <w:rPr>
-          <w:b/>
-        </w:rPr>
-        <w:t xml:space="preserve">Line 15. </w:t>
-      </w:r>
-      <w:r>
-        <w:rPr>
-          <w:b w:val="0"/>
-          <w:i w:val="0"/>
-        </w:rPr>
-        <w:t>Builds a Series and calls Python for every row. About 500 times slower than a vectorised rule.</w:t>
-      </w:r>
-    </w:p>
-    <w:p>
-      <w:pPr>
-        <w:pStyle w:val="ListNumber"/>
-      </w:pPr>
-      <w:r>
-        <w:rPr>
-          <w:b/>
-        </w:rPr>
-        <w:t xml:space="preserve">Line 15. </w:t>
-      </w:r>
-      <w:r>
-        <w:rPr>
-          <w:b w:val="0"/>
-          <w:i w:val="0"/>
-        </w:rPr>
-        <w:t>Mutates the caller's frame. A pure function returns a new frame.</w:t>
+        <w:t>Series.map</w:t>
+      </w:r>
+      <w:r>
+        <w:rPr>
+          <w:b w:val="0"/>
+          <w:i w:val="0"/>
+        </w:rPr>
+        <w:t xml:space="preserve"> or a list comprehension on one column before </w:t>
+      </w:r>
+      <w:r>
+        <w:rPr>
+          <w:rFonts w:ascii="Consolas" w:hAnsi="Consolas" w:eastAsia="Consolas"/>
+          <w:b w:val="0"/>
+          <w:sz w:val="19"/>
+        </w:rPr>
+        <w:t>apply(axis=1)</w:t>
+      </w:r>
+      <w:r>
+        <w:rPr>
+          <w:b w:val="0"/>
+          <w:i w:val="0"/>
+        </w:rPr>
+        <w:t>.</w:t>
       </w:r>
     </w:p>
     <w:p>
@@ -3565,7 +3166,93 @@
         <w:pStyle w:val="Heading4"/>
       </w:pPr>
       <w:r>
-        <w:t>Worked example: strong code</w:t>
+        <w:t>Why it matters</w:t>
+      </w:r>
+    </w:p>
+    <w:p>
+      <w:r>
+        <w:rPr>
+          <w:b w:val="0"/>
+          <w:i w:val="0"/>
+        </w:rPr>
+        <w:t xml:space="preserve">A weighting script derives 25 columns with </w:t>
+      </w:r>
+      <w:r>
+        <w:rPr>
+          <w:rFonts w:ascii="Consolas" w:hAnsi="Consolas" w:eastAsia="Consolas"/>
+          <w:b w:val="0"/>
+          <w:sz w:val="19"/>
+        </w:rPr>
+        <w:t>apply(axis=1)</w:t>
+      </w:r>
+      <w:r>
+        <w:rPr>
+          <w:b w:val="0"/>
+          <w:i w:val="0"/>
+        </w:rPr>
+        <w:t>. It ran in 8 minutes on 2 million rows, so nobody noticed. The programme then merged three trackers into one file of 40 million rows. At the measured rate of about 4 seconds per million rows per column, the derivations alone need roughly 67 minutes. The job hit its 60-minute timeout every night for a week, and weighted results for all three trackers were late.</w:t>
+      </w:r>
+    </w:p>
+    <w:p>
+      <w:r>
+        <w:rPr>
+          <w:b w:val="0"/>
+          <w:i w:val="0"/>
+        </w:rPr>
+        <w:t xml:space="preserve">The same script also labelled respondents with a missing </w:t>
+      </w:r>
+      <w:r>
+        <w:rPr>
+          <w:rFonts w:ascii="Consolas" w:hAnsi="Consolas" w:eastAsia="Consolas"/>
+          <w:b w:val="0"/>
+          <w:sz w:val="19"/>
+        </w:rPr>
+        <w:t>minutes</w:t>
+      </w:r>
+      <w:r>
+        <w:rPr>
+          <w:b w:val="0"/>
+          <w:i w:val="0"/>
+        </w:rPr>
+        <w:t xml:space="preserve"> value as </w:t>
+      </w:r>
+      <w:r>
+        <w:rPr>
+          <w:rFonts w:ascii="Consolas" w:hAnsi="Consolas" w:eastAsia="Consolas"/>
+          <w:b w:val="0"/>
+          <w:sz w:val="19"/>
+        </w:rPr>
+        <w:t>"light"</w:t>
+      </w:r>
+      <w:r>
+        <w:rPr>
+          <w:b w:val="0"/>
+          <w:i w:val="0"/>
+        </w:rPr>
+        <w:t xml:space="preserve"> viewers, because the row function used </w:t>
+      </w:r>
+      <w:r>
+        <w:rPr>
+          <w:rFonts w:ascii="Consolas" w:hAnsi="Consolas" w:eastAsia="Consolas"/>
+          <w:b w:val="0"/>
+          <w:sz w:val="19"/>
+        </w:rPr>
+        <w:t>if row["minutes"] &gt; 60</w:t>
+      </w:r>
+      <w:r>
+        <w:rPr>
+          <w:b w:val="0"/>
+          <w:i w:val="0"/>
+        </w:rPr>
+        <w:t>. The vectorised rewrite fixed the speed, and review of the one-line rule exposed the missing-value bug.</w:t>
+      </w:r>
+    </w:p>
+    <w:p>
+      <w:pPr>
+        <w:pStyle w:val="Heading4"/>
+      </w:pPr>
+      <w:r>
+        <w:t>Worked example: weak code</w:t>
       </w:r>
     </w:p>
     <w:tbl>
@@ -3603,7 +3290,7 @@
                 <w:b w:val="0"/>
                 <w:sz w:val="16"/>
               </w:rPr>
-              <w:t>import numpy as np</w:t>
+              <w:t>import pandas as pd</w:t>
             </w:r>
           </w:p>
           <w:p>
@@ -3626,7 +3313,7 @@
                 <w:b w:val="0"/>
                 <w:sz w:val="16"/>
               </w:rPr>
-              <w:t>import pandas as pd</w:t>
+              <w:t xml:space="preserve"> </w:t>
             </w:r>
           </w:p>
           <w:p>
@@ -3672,7 +3359,7 @@
                 <w:b w:val="0"/>
                 <w:sz w:val="16"/>
               </w:rPr>
-              <w:t>AGE_BINS = [16, 35, 55, np.inf]</w:t>
+              <w:t>def derive(df):</w:t>
             </w:r>
           </w:p>
           <w:p>
@@ -3695,7 +3382,7 @@
                 <w:b w:val="0"/>
                 <w:sz w:val="16"/>
               </w:rPr>
-              <w:t>AGE_LABELS = ["16-34", "35-54", "55+"]</w:t>
+              <w:t xml:space="preserve">    def per_row(row):</w:t>
             </w:r>
           </w:p>
           <w:p>
@@ -3718,7 +3405,7 @@
                 <w:b w:val="0"/>
                 <w:sz w:val="16"/>
               </w:rPr>
-              <w:t xml:space="preserve"> </w:t>
+              <w:t xml:space="preserve">        weighted_reach = row["final_weight"] if row["reach_flag"] == 1 else 0.0</w:t>
             </w:r>
           </w:p>
           <w:p>
@@ -3729,19 +3416,19 @@
             <w:r>
               <w:rPr>
                 <w:rFonts w:ascii="Consolas" w:hAnsi="Consolas" w:eastAsia="Consolas"/>
-                <w:b w:val="0"/>
+                <w:b/>
                 <w:color w:val="5B6875"/>
                 <w:sz w:val="16"/>
               </w:rPr>
-              <w:t xml:space="preserve">   7  </w:t>
-            </w:r>
-            <w:r>
-              <w:rPr>
-                <w:rFonts w:ascii="Consolas" w:hAnsi="Consolas" w:eastAsia="Consolas"/>
-                <w:b w:val="0"/>
-                <w:sz w:val="16"/>
-              </w:rPr>
-              <w:t xml:space="preserve"> </w:t>
+              <w:t xml:space="preserve"> [2]  </w:t>
+            </w:r>
+            <w:r>
+              <w:rPr>
+                <w:rFonts w:ascii="Consolas" w:hAnsi="Consolas" w:eastAsia="Consolas"/>
+                <w:b w:val="0"/>
+                <w:sz w:val="16"/>
+              </w:rPr>
+              <w:t xml:space="preserve">        if row["age"] &lt; 35:</w:t>
             </w:r>
           </w:p>
           <w:p>
@@ -3764,7 +3451,7 @@
                 <w:b w:val="0"/>
                 <w:sz w:val="16"/>
               </w:rPr>
-              <w:t>def derive(df: pd.DataFrame) -&gt; pd.DataFrame:</w:t>
+              <w:t xml:space="preserve">            band = "16-34"</w:t>
             </w:r>
           </w:p>
           <w:p>
@@ -3787,7 +3474,7 @@
                 <w:b w:val="0"/>
                 <w:sz w:val="16"/>
               </w:rPr>
-              <w:t xml:space="preserve">    """Add weighted reach and age group.</w:t>
+              <w:t xml:space="preserve">        elif row["age"] &lt; 55:</w:t>
             </w:r>
           </w:p>
           <w:p>
@@ -3810,7 +3497,7 @@
                 <w:b w:val="0"/>
                 <w:sz w:val="16"/>
               </w:rPr>
-              <w:t xml:space="preserve"> </w:t>
+              <w:t xml:space="preserve">            band = "35-54"</w:t>
             </w:r>
           </w:p>
           <w:p>
@@ -3833,7 +3520,7 @@
                 <w:b w:val="0"/>
                 <w:sz w:val="16"/>
               </w:rPr>
-              <w:t xml:space="preserve">    Args:</w:t>
+              <w:t xml:space="preserve">        else:</w:t>
             </w:r>
           </w:p>
           <w:p>
@@ -3856,7 +3543,7 @@
                 <w:b w:val="0"/>
                 <w:sz w:val="16"/>
               </w:rPr>
-              <w:t xml:space="preserve">        df: Respondents with reach_flag, final_weight and age.</w:t>
+              <w:t xml:space="preserve">            band = "55+"</w:t>
             </w:r>
           </w:p>
           <w:p>
@@ -3879,7 +3566,7 @@
                 <w:b w:val="0"/>
                 <w:sz w:val="16"/>
               </w:rPr>
-              <w:t xml:space="preserve"> </w:t>
+              <w:t xml:space="preserve">        return pd.Series({"weighted_reach": weighted_reach, "age_group": band})</w:t>
             </w:r>
           </w:p>
           <w:p>
@@ -3902,7 +3589,7 @@
                 <w:b w:val="0"/>
                 <w:sz w:val="16"/>
               </w:rPr>
-              <w:t xml:space="preserve">    Returns:</w:t>
+              <w:t xml:space="preserve"> </w:t>
             </w:r>
           </w:p>
           <w:p>
@@ -3913,19 +3600,19 @@
             <w:r>
               <w:rPr>
                 <w:rFonts w:ascii="Consolas" w:hAnsi="Consolas" w:eastAsia="Consolas"/>
-                <w:b w:val="0"/>
+                <w:b/>
                 <w:color w:val="5B6875"/>
                 <w:sz w:val="16"/>
               </w:rPr>
-              <w:t xml:space="preserve">  15  </w:t>
-            </w:r>
-            <w:r>
-              <w:rPr>
-                <w:rFonts w:ascii="Consolas" w:hAnsi="Consolas" w:eastAsia="Consolas"/>
-                <w:b w:val="0"/>
-                <w:sz w:val="16"/>
-              </w:rPr>
-              <w:t xml:space="preserve">        A new frame. Missing ages give a missing age_group.</w:t>
+              <w:t xml:space="preserve"> [4]  </w:t>
+            </w:r>
+            <w:r>
+              <w:rPr>
+                <w:rFonts w:ascii="Consolas" w:hAnsi="Consolas" w:eastAsia="Consolas"/>
+                <w:b w:val="0"/>
+                <w:sz w:val="16"/>
+              </w:rPr>
+              <w:t xml:space="preserve">    df[["weighted_reach", "age_group"]] = df.apply(per_row, axis=1)</w:t>
             </w:r>
           </w:p>
           <w:p>
@@ -3948,99 +3635,7 @@
                 <w:b w:val="0"/>
                 <w:sz w:val="16"/>
               </w:rPr>
-              <w:t xml:space="preserve">    """</w:t>
-            </w:r>
-          </w:p>
-          <w:p>
-            <w:pPr>
-              <w:spacing w:before="0" w:after="0" w:line="240" w:lineRule="auto"/>
-              <w:ind w:left="567" w:hanging="567"/>
-            </w:pPr>
-            <w:r>
-              <w:rPr>
-                <w:rFonts w:ascii="Consolas" w:hAnsi="Consolas" w:eastAsia="Consolas"/>
-                <w:b/>
-                <w:color w:val="5B6875"/>
-                <w:sz w:val="16"/>
-              </w:rPr>
-              <w:t xml:space="preserve"> [2]  </w:t>
-            </w:r>
-            <w:r>
-              <w:rPr>
-                <w:rFonts w:ascii="Consolas" w:hAnsi="Consolas" w:eastAsia="Consolas"/>
-                <w:b w:val="0"/>
-                <w:sz w:val="16"/>
-              </w:rPr>
-              <w:t xml:space="preserve">    return df.assign(</w:t>
-            </w:r>
-          </w:p>
-          <w:p>
-            <w:pPr>
-              <w:spacing w:before="0" w:after="0" w:line="240" w:lineRule="auto"/>
-              <w:ind w:left="567" w:hanging="567"/>
-            </w:pPr>
-            <w:r>
-              <w:rPr>
-                <w:rFonts w:ascii="Consolas" w:hAnsi="Consolas" w:eastAsia="Consolas"/>
-                <w:b/>
-                <w:color w:val="5B6875"/>
-                <w:sz w:val="16"/>
-              </w:rPr>
-              <w:t xml:space="preserve"> [3]  </w:t>
-            </w:r>
-            <w:r>
-              <w:rPr>
-                <w:rFonts w:ascii="Consolas" w:hAnsi="Consolas" w:eastAsia="Consolas"/>
-                <w:b w:val="0"/>
-                <w:sz w:val="16"/>
-              </w:rPr>
-              <w:t xml:space="preserve">        weighted_reach=np.where(df["reach_flag"] == 1, df["final_weight"], 0.0),</w:t>
-            </w:r>
-          </w:p>
-          <w:p>
-            <w:pPr>
-              <w:spacing w:before="0" w:after="0" w:line="240" w:lineRule="auto"/>
-              <w:ind w:left="567" w:hanging="567"/>
-            </w:pPr>
-            <w:r>
-              <w:rPr>
-                <w:rFonts w:ascii="Consolas" w:hAnsi="Consolas" w:eastAsia="Consolas"/>
-                <w:b/>
-                <w:color w:val="5B6875"/>
-                <w:sz w:val="16"/>
-              </w:rPr>
-              <w:t xml:space="preserve"> [4]  </w:t>
-            </w:r>
-            <w:r>
-              <w:rPr>
-                <w:rFonts w:ascii="Consolas" w:hAnsi="Consolas" w:eastAsia="Consolas"/>
-                <w:b w:val="0"/>
-                <w:sz w:val="16"/>
-              </w:rPr>
-              <w:t xml:space="preserve">        age_group=pd.cut(df["age"], bins=AGE_BINS, labels=AGE_LABELS, right=False),</w:t>
-            </w:r>
-          </w:p>
-          <w:p>
-            <w:pPr>
-              <w:spacing w:before="0" w:after="0" w:line="240" w:lineRule="auto"/>
-              <w:ind w:left="567" w:hanging="567"/>
-            </w:pPr>
-            <w:r>
-              <w:rPr>
-                <w:rFonts w:ascii="Consolas" w:hAnsi="Consolas" w:eastAsia="Consolas"/>
-                <w:b w:val="0"/>
-                <w:color w:val="5B6875"/>
-                <w:sz w:val="16"/>
-              </w:rPr>
-              <w:t xml:space="preserve">  20  </w:t>
-            </w:r>
-            <w:r>
-              <w:rPr>
-                <w:rFonts w:ascii="Consolas" w:hAnsi="Consolas" w:eastAsia="Consolas"/>
-                <w:b w:val="0"/>
-                <w:sz w:val="16"/>
-              </w:rPr>
-              <w:t xml:space="preserve">    )</w:t>
+              <w:t xml:space="preserve">    return df</w:t>
             </w:r>
           </w:p>
         </w:tc>
@@ -4061,7 +3656,7 @@
           <w:b w:val="0"/>
           <w:i w:val="0"/>
         </w:rPr>
-        <w:t>Band edges live in one constant, so a change to the bands is a one-line change.</w:t>
+        <w:t>No type hints and no docstring. The reader cannot tell what the frame must contain.</w:t>
       </w:r>
     </w:p>
     <w:p>
@@ -4072,7 +3667,7 @@
         <w:rPr>
           <w:b/>
         </w:rPr>
-        <w:t xml:space="preserve">Line 17. </w:t>
+        <w:t xml:space="preserve">Line 7. </w:t>
       </w:r>
       <w:r>
         <w:rPr>
@@ -4080,14 +3675,29 @@
           <w:b w:val="0"/>
           <w:sz w:val="19"/>
         </w:rPr>
-        <w:t>assign</w:t>
-      </w:r>
-      <w:r>
-        <w:rPr>
-          <w:b w:val="0"/>
-          <w:i w:val="0"/>
-        </w:rPr>
-        <w:t xml:space="preserve"> returns a new frame, so the caller's data is untouched.</w:t>
+        <w:t>NaN &lt; 35</w:t>
+      </w:r>
+      <w:r>
+        <w:rPr>
+          <w:b w:val="0"/>
+          <w:i w:val="0"/>
+        </w:rPr>
+        <w:t xml:space="preserve"> is False, so a missing age falls through to </w:t>
+      </w:r>
+      <w:r>
+        <w:rPr>
+          <w:rFonts w:ascii="Consolas" w:hAnsi="Consolas" w:eastAsia="Consolas"/>
+          <w:b w:val="0"/>
+          <w:sz w:val="19"/>
+        </w:rPr>
+        <w:t>55+</w:t>
+      </w:r>
+      <w:r>
+        <w:rPr>
+          <w:b w:val="0"/>
+          <w:i w:val="0"/>
+        </w:rPr>
+        <w:t xml:space="preserve"> without a warning.</w:t>
       </w:r>
     </w:p>
     <w:p>
@@ -4098,14 +3708,14 @@
         <w:rPr>
           <w:b/>
         </w:rPr>
-        <w:t xml:space="preserve">Line 18. </w:t>
-      </w:r>
-      <w:r>
-        <w:rPr>
-          <w:b w:val="0"/>
-          <w:i w:val="0"/>
-        </w:rPr>
-        <w:t>One compiled pass over the column.</w:t>
+        <w:t xml:space="preserve">Line 15. </w:t>
+      </w:r>
+      <w:r>
+        <w:rPr>
+          <w:b w:val="0"/>
+          <w:i w:val="0"/>
+        </w:rPr>
+        <w:t>Builds a Series and calls Python for every row. About 500 times slower than a vectorised rule.</w:t>
       </w:r>
     </w:p>
     <w:p>
@@ -4116,46 +3726,14 @@
         <w:rPr>
           <w:b/>
         </w:rPr>
-        <w:t xml:space="preserve">Line 19. </w:t>
-      </w:r>
-      <w:r>
-        <w:rPr>
-          <w:rFonts w:ascii="Consolas" w:hAnsi="Consolas" w:eastAsia="Consolas"/>
-          <w:b w:val="0"/>
-          <w:sz w:val="19"/>
-        </w:rPr>
-        <w:t>right=False</w:t>
-      </w:r>
-      <w:r>
-        <w:rPr>
-          <w:b w:val="0"/>
-          <w:i w:val="0"/>
-        </w:rPr>
-        <w:t xml:space="preserve"> makes each band include its lower edge: 35 goes to </w:t>
-      </w:r>
-      <w:r>
-        <w:rPr>
-          <w:rFonts w:ascii="Consolas" w:hAnsi="Consolas" w:eastAsia="Consolas"/>
-          <w:b w:val="0"/>
-          <w:sz w:val="19"/>
-        </w:rPr>
-        <w:t>35-54</w:t>
-      </w:r>
-      <w:r>
-        <w:rPr>
-          <w:b w:val="0"/>
-          <w:i w:val="0"/>
-        </w:rPr>
-        <w:t>. Missing ages stay missing.</w:t>
-      </w:r>
-    </w:p>
-    <w:p>
-      <w:r>
-        <w:rPr>
-          <w:b w:val="0"/>
-          <w:i w:val="0"/>
-        </w:rPr>
-        <w:t>The strong version is shorter, about 500 times faster on large frames, and handles missing ages on purpose.</w:t>
+        <w:t xml:space="preserve">Line 15. </w:t>
+      </w:r>
+      <w:r>
+        <w:rPr>
+          <w:b w:val="0"/>
+          <w:i w:val="0"/>
+        </w:rPr>
+        <w:t>Mutates the caller's frame. A pure function returns a new frame.</w:t>
       </w:r>
     </w:p>
     <w:p>
@@ -4163,265 +3741,7 @@
         <w:pStyle w:val="Heading4"/>
       </w:pPr>
       <w:r>
-        <w:t>Recap card</w:t>
-      </w:r>
-    </w:p>
-    <w:p>
-      <w:pPr>
-        <w:pStyle w:val="ListBullet"/>
-      </w:pPr>
-      <w:r>
-        <w:rPr>
-          <w:b/>
-          <w:i w:val="0"/>
-        </w:rPr>
-        <w:t>Why is df.apply(func, axis=1) slow?</w:t>
-      </w:r>
-      <w:r>
-        <w:rPr>
-          <w:b w:val="0"/>
-          <w:i w:val="0"/>
-        </w:rPr>
-        <w:t xml:space="preserve"> It calls a Python function once per row. np.where measured about 500 times faster on one million rows.</w:t>
-      </w:r>
-    </w:p>
-    <w:p>
-      <w:pPr>
-        <w:pStyle w:val="ListBullet"/>
-      </w:pPr>
-      <w:r>
-        <w:rPr>
-          <w:b/>
-          <w:i w:val="0"/>
-        </w:rPr>
-        <w:t>Vectorised if-else in NumPy</w:t>
-      </w:r>
-      <w:r>
-        <w:rPr>
-          <w:b w:val="0"/>
-          <w:i w:val="0"/>
-        </w:rPr>
-        <w:t xml:space="preserve"> np.where(cond, value_if_true, value_if_false). For several conditions, np.select.</w:t>
-      </w:r>
-    </w:p>
-    <w:p>
-      <w:pPr>
-        <w:pStyle w:val="ListBullet"/>
-      </w:pPr>
-      <w:r>
-        <w:rPr>
-          <w:b/>
-          <w:i w:val="0"/>
-        </w:rPr>
-        <w:t>What does NaN &gt; 60 return?</w:t>
-      </w:r>
-      <w:r>
-        <w:rPr>
-          <w:b w:val="0"/>
-          <w:i w:val="0"/>
-        </w:rPr>
-        <w:t xml:space="preserve"> False. np.where and np.select send missing values to a real category unless you handle them.</w:t>
-      </w:r>
-    </w:p>
-    <w:p>
-      <w:pPr>
-        <w:pStyle w:val="ListBullet"/>
-      </w:pPr>
-      <w:r>
-        <w:rPr>
-          <w:b/>
-          <w:i w:val="0"/>
-        </w:rPr>
-        <w:t>Numeric bands that keep missing values missing</w:t>
-      </w:r>
-      <w:r>
-        <w:rPr>
-          <w:b w:val="0"/>
-          <w:i w:val="0"/>
-        </w:rPr>
-        <w:t xml:space="preserve"> pd.cut(values, bins, labels, right=False).</w:t>
-      </w:r>
-    </w:p>
-    <w:p>
-      <w:pPr>
-        <w:pStyle w:val="Heading4"/>
-      </w:pPr>
-      <w:r>
-        <w:t>Practice</w:t>
-      </w:r>
-    </w:p>
-    <w:p>
-      <w:pPr>
-        <w:pStyle w:val="Heading5"/>
-      </w:pPr>
-      <w:r>
-        <w:t>Exercise 1. Multiple choice (level 1)</w:t>
-      </w:r>
-    </w:p>
-    <w:p>
-      <w:r>
-        <w:rPr>
-          <w:b w:val="0"/>
-          <w:i w:val="0"/>
-        </w:rPr>
-        <w:t xml:space="preserve">Which line computes </w:t>
-      </w:r>
-      <w:r>
-        <w:rPr>
-          <w:rFonts w:ascii="Consolas" w:hAnsi="Consolas" w:eastAsia="Consolas"/>
-          <w:b w:val="0"/>
-          <w:sz w:val="19"/>
-        </w:rPr>
-        <w:t>weighted_reach</w:t>
-      </w:r>
-      <w:r>
-        <w:rPr>
-          <w:b w:val="0"/>
-          <w:i w:val="0"/>
-        </w:rPr>
-        <w:t xml:space="preserve"> for a frame with one million rows in a single compiled pass?</w:t>
-      </w:r>
-    </w:p>
-    <w:p>
-      <w:pPr>
-        <w:pStyle w:val="ListBullet"/>
-      </w:pPr>
-      <w:r>
-        <w:rPr>
-          <w:b w:val="0"/>
-          <w:i w:val="0"/>
-        </w:rPr>
-        <w:t xml:space="preserve">a) </w:t>
-      </w:r>
-      <w:r>
-        <w:rPr>
-          <w:rFonts w:ascii="Consolas" w:hAnsi="Consolas" w:eastAsia="Consolas"/>
-          <w:b w:val="0"/>
-          <w:sz w:val="19"/>
-        </w:rPr>
-        <w:t>df.apply(lambda r: r["final_weight"] if r["reach_flag"] == 1 else 0.0, axis=1)</w:t>
-      </w:r>
-    </w:p>
-    <w:p>
-      <w:pPr>
-        <w:pStyle w:val="ListBullet"/>
-      </w:pPr>
-      <w:r>
-        <w:rPr>
-          <w:b w:val="0"/>
-          <w:i w:val="0"/>
-        </w:rPr>
-        <w:t xml:space="preserve">b) </w:t>
-      </w:r>
-      <w:r>
-        <w:rPr>
-          <w:rFonts w:ascii="Consolas" w:hAnsi="Consolas" w:eastAsia="Consolas"/>
-          <w:b w:val="0"/>
-          <w:sz w:val="19"/>
-        </w:rPr>
-        <w:t>[w if f == 1 else 0.0 for w, f in zip(df["final_weight"], df["reach_flag"])]</w:t>
-      </w:r>
-    </w:p>
-    <w:p>
-      <w:pPr>
-        <w:pStyle w:val="ListBullet"/>
-      </w:pPr>
-      <w:r>
-        <w:rPr>
-          <w:b w:val="0"/>
-          <w:i w:val="0"/>
-        </w:rPr>
-        <w:t xml:space="preserve">c) </w:t>
-      </w:r>
-      <w:r>
-        <w:rPr>
-          <w:rFonts w:ascii="Consolas" w:hAnsi="Consolas" w:eastAsia="Consolas"/>
-          <w:b w:val="0"/>
-          <w:sz w:val="19"/>
-        </w:rPr>
-        <w:t>np.where(df["reach_flag"] == 1, df["final_weight"], 0.0)</w:t>
-      </w:r>
-    </w:p>
-    <w:p>
-      <w:pPr>
-        <w:pStyle w:val="ListBullet"/>
-      </w:pPr>
-      <w:r>
-        <w:rPr>
-          <w:b w:val="0"/>
-          <w:i w:val="0"/>
-        </w:rPr>
-        <w:t xml:space="preserve">d) </w:t>
-      </w:r>
-      <w:r>
-        <w:rPr>
-          <w:rFonts w:ascii="Consolas" w:hAnsi="Consolas" w:eastAsia="Consolas"/>
-          <w:b w:val="0"/>
-          <w:sz w:val="19"/>
-        </w:rPr>
-        <w:t>for i, row in df.iterrows(): ...</w:t>
-      </w:r>
-    </w:p>
-    <w:p>
-      <w:r>
-        <w:rPr>
-          <w:b/>
-          <w:i w:val="0"/>
-        </w:rPr>
-        <w:t>Why?</w:t>
-      </w:r>
-    </w:p>
-    <w:p>
-      <w:pPr>
-        <w:pStyle w:val="ListBullet"/>
-      </w:pPr>
-      <w:r>
-        <w:rPr>
-          <w:b w:val="0"/>
-          <w:i w:val="0"/>
-        </w:rPr>
-        <w:t>r1) It evaluates the condition and the choice on whole arrays in compiled code.</w:t>
-      </w:r>
-    </w:p>
-    <w:p>
-      <w:pPr>
-        <w:pStyle w:val="ListBullet"/>
-      </w:pPr>
-      <w:r>
-        <w:rPr>
-          <w:b w:val="0"/>
-          <w:i w:val="0"/>
-        </w:rPr>
-        <w:t>r2) It uses fewer characters than the other options.</w:t>
-      </w:r>
-    </w:p>
-    <w:p>
-      <w:pPr>
-        <w:pStyle w:val="ListBullet"/>
-      </w:pPr>
-      <w:r>
-        <w:rPr>
-          <w:b w:val="0"/>
-          <w:i w:val="0"/>
-        </w:rPr>
-        <w:t>r3) NumPy runs the lambda on several cores.</w:t>
-      </w:r>
-    </w:p>
-    <w:p>
-      <w:pPr>
-        <w:pStyle w:val="Heading5"/>
-      </w:pPr>
-      <w:r>
-        <w:t>Exercise 2. Predict the output (level 2)</w:t>
-      </w:r>
-    </w:p>
-    <w:p>
-      <w:r>
-        <w:rPr>
-          <w:b w:val="0"/>
-          <w:i w:val="0"/>
-        </w:rPr>
-        <w:t>What does this print?</w:t>
+        <w:t>Worked example: strong code</w:t>
       </w:r>
     </w:p>
     <w:tbl>
@@ -4459,7 +3779,7 @@
                 <w:b w:val="0"/>
                 <w:sz w:val="16"/>
               </w:rPr>
-              <w:t>import pandas as pd</w:t>
+              <w:t>import numpy as np</w:t>
             </w:r>
           </w:p>
           <w:p>
@@ -4482,7 +3802,7 @@
                 <w:b w:val="0"/>
                 <w:sz w:val="16"/>
               </w:rPr>
-              <w:t xml:space="preserve"> </w:t>
+              <w:t>import pandas as pd</w:t>
             </w:r>
           </w:p>
           <w:p>
@@ -4505,7 +3825,7 @@
                 <w:b w:val="0"/>
                 <w:sz w:val="16"/>
               </w:rPr>
-              <w:t>s = pd.Series([0.0, 1.5, None])</w:t>
+              <w:t xml:space="preserve"> </w:t>
             </w:r>
           </w:p>
           <w:p>
@@ -4516,31 +3836,602 @@
             <w:r>
               <w:rPr>
                 <w:rFonts w:ascii="Consolas" w:hAnsi="Consolas" w:eastAsia="Consolas"/>
-                <w:b w:val="0"/>
+                <w:b/>
                 <w:color w:val="5B6875"/>
                 <w:sz w:val="16"/>
               </w:rPr>
-              <w:t xml:space="preserve">   4  </w:t>
-            </w:r>
-            <w:r>
-              <w:rPr>
-                <w:rFonts w:ascii="Consolas" w:hAnsi="Consolas" w:eastAsia="Consolas"/>
-                <w:b w:val="0"/>
-                <w:sz w:val="16"/>
-              </w:rPr>
-              <w:t>print((s &gt; 1).tolist())</w:t>
+              <w:t xml:space="preserve"> [1]  </w:t>
+            </w:r>
+            <w:r>
+              <w:rPr>
+                <w:rFonts w:ascii="Consolas" w:hAnsi="Consolas" w:eastAsia="Consolas"/>
+                <w:b w:val="0"/>
+                <w:sz w:val="16"/>
+              </w:rPr>
+              <w:t>AGE_BINS = [16, 35, 55, np.inf]</w:t>
+            </w:r>
+          </w:p>
+          <w:p>
+            <w:pPr>
+              <w:spacing w:before="0" w:after="0" w:line="240" w:lineRule="auto"/>
+              <w:ind w:left="567" w:hanging="567"/>
+            </w:pPr>
+            <w:r>
+              <w:rPr>
+                <w:rFonts w:ascii="Consolas" w:hAnsi="Consolas" w:eastAsia="Consolas"/>
+                <w:b w:val="0"/>
+                <w:color w:val="5B6875"/>
+                <w:sz w:val="16"/>
+              </w:rPr>
+              <w:t xml:space="preserve">   5  </w:t>
+            </w:r>
+            <w:r>
+              <w:rPr>
+                <w:rFonts w:ascii="Consolas" w:hAnsi="Consolas" w:eastAsia="Consolas"/>
+                <w:b w:val="0"/>
+                <w:sz w:val="16"/>
+              </w:rPr>
+              <w:t>AGE_LABELS = ["16-34", "35-54", "55+"]</w:t>
+            </w:r>
+          </w:p>
+          <w:p>
+            <w:pPr>
+              <w:spacing w:before="0" w:after="0" w:line="240" w:lineRule="auto"/>
+              <w:ind w:left="567" w:hanging="567"/>
+            </w:pPr>
+            <w:r>
+              <w:rPr>
+                <w:rFonts w:ascii="Consolas" w:hAnsi="Consolas" w:eastAsia="Consolas"/>
+                <w:b w:val="0"/>
+                <w:color w:val="5B6875"/>
+                <w:sz w:val="16"/>
+              </w:rPr>
+              <w:t xml:space="preserve">   6  </w:t>
+            </w:r>
+            <w:r>
+              <w:rPr>
+                <w:rFonts w:ascii="Consolas" w:hAnsi="Consolas" w:eastAsia="Consolas"/>
+                <w:b w:val="0"/>
+                <w:sz w:val="16"/>
+              </w:rPr>
+              <w:t xml:space="preserve"> </w:t>
+            </w:r>
+          </w:p>
+          <w:p>
+            <w:pPr>
+              <w:spacing w:before="0" w:after="0" w:line="240" w:lineRule="auto"/>
+              <w:ind w:left="567" w:hanging="567"/>
+            </w:pPr>
+            <w:r>
+              <w:rPr>
+                <w:rFonts w:ascii="Consolas" w:hAnsi="Consolas" w:eastAsia="Consolas"/>
+                <w:b w:val="0"/>
+                <w:color w:val="5B6875"/>
+                <w:sz w:val="16"/>
+              </w:rPr>
+              <w:t xml:space="preserve">   7  </w:t>
+            </w:r>
+            <w:r>
+              <w:rPr>
+                <w:rFonts w:ascii="Consolas" w:hAnsi="Consolas" w:eastAsia="Consolas"/>
+                <w:b w:val="0"/>
+                <w:sz w:val="16"/>
+              </w:rPr>
+              <w:t xml:space="preserve"> </w:t>
+            </w:r>
+          </w:p>
+          <w:p>
+            <w:pPr>
+              <w:spacing w:before="0" w:after="0" w:line="240" w:lineRule="auto"/>
+              <w:ind w:left="567" w:hanging="567"/>
+            </w:pPr>
+            <w:r>
+              <w:rPr>
+                <w:rFonts w:ascii="Consolas" w:hAnsi="Consolas" w:eastAsia="Consolas"/>
+                <w:b w:val="0"/>
+                <w:color w:val="5B6875"/>
+                <w:sz w:val="16"/>
+              </w:rPr>
+              <w:t xml:space="preserve">   8  </w:t>
+            </w:r>
+            <w:r>
+              <w:rPr>
+                <w:rFonts w:ascii="Consolas" w:hAnsi="Consolas" w:eastAsia="Consolas"/>
+                <w:b w:val="0"/>
+                <w:sz w:val="16"/>
+              </w:rPr>
+              <w:t>def derive(df: pd.DataFrame) -&gt; pd.DataFrame:</w:t>
+            </w:r>
+          </w:p>
+          <w:p>
+            <w:pPr>
+              <w:spacing w:before="0" w:after="0" w:line="240" w:lineRule="auto"/>
+              <w:ind w:left="567" w:hanging="567"/>
+            </w:pPr>
+            <w:r>
+              <w:rPr>
+                <w:rFonts w:ascii="Consolas" w:hAnsi="Consolas" w:eastAsia="Consolas"/>
+                <w:b w:val="0"/>
+                <w:color w:val="5B6875"/>
+                <w:sz w:val="16"/>
+              </w:rPr>
+              <w:t xml:space="preserve">   9  </w:t>
+            </w:r>
+            <w:r>
+              <w:rPr>
+                <w:rFonts w:ascii="Consolas" w:hAnsi="Consolas" w:eastAsia="Consolas"/>
+                <w:b w:val="0"/>
+                <w:sz w:val="16"/>
+              </w:rPr>
+              <w:t xml:space="preserve">    """Add weighted reach and age group.</w:t>
+            </w:r>
+          </w:p>
+          <w:p>
+            <w:pPr>
+              <w:spacing w:before="0" w:after="0" w:line="240" w:lineRule="auto"/>
+              <w:ind w:left="567" w:hanging="567"/>
+            </w:pPr>
+            <w:r>
+              <w:rPr>
+                <w:rFonts w:ascii="Consolas" w:hAnsi="Consolas" w:eastAsia="Consolas"/>
+                <w:b w:val="0"/>
+                <w:color w:val="5B6875"/>
+                <w:sz w:val="16"/>
+              </w:rPr>
+              <w:t xml:space="preserve">  10  </w:t>
+            </w:r>
+            <w:r>
+              <w:rPr>
+                <w:rFonts w:ascii="Consolas" w:hAnsi="Consolas" w:eastAsia="Consolas"/>
+                <w:b w:val="0"/>
+                <w:sz w:val="16"/>
+              </w:rPr>
+              <w:t xml:space="preserve"> </w:t>
+            </w:r>
+          </w:p>
+          <w:p>
+            <w:pPr>
+              <w:spacing w:before="0" w:after="0" w:line="240" w:lineRule="auto"/>
+              <w:ind w:left="567" w:hanging="567"/>
+            </w:pPr>
+            <w:r>
+              <w:rPr>
+                <w:rFonts w:ascii="Consolas" w:hAnsi="Consolas" w:eastAsia="Consolas"/>
+                <w:b w:val="0"/>
+                <w:color w:val="5B6875"/>
+                <w:sz w:val="16"/>
+              </w:rPr>
+              <w:t xml:space="preserve">  11  </w:t>
+            </w:r>
+            <w:r>
+              <w:rPr>
+                <w:rFonts w:ascii="Consolas" w:hAnsi="Consolas" w:eastAsia="Consolas"/>
+                <w:b w:val="0"/>
+                <w:sz w:val="16"/>
+              </w:rPr>
+              <w:t xml:space="preserve">    Args:</w:t>
+            </w:r>
+          </w:p>
+          <w:p>
+            <w:pPr>
+              <w:spacing w:before="0" w:after="0" w:line="240" w:lineRule="auto"/>
+              <w:ind w:left="567" w:hanging="567"/>
+            </w:pPr>
+            <w:r>
+              <w:rPr>
+                <w:rFonts w:ascii="Consolas" w:hAnsi="Consolas" w:eastAsia="Consolas"/>
+                <w:b w:val="0"/>
+                <w:color w:val="5B6875"/>
+                <w:sz w:val="16"/>
+              </w:rPr>
+              <w:t xml:space="preserve">  12  </w:t>
+            </w:r>
+            <w:r>
+              <w:rPr>
+                <w:rFonts w:ascii="Consolas" w:hAnsi="Consolas" w:eastAsia="Consolas"/>
+                <w:b w:val="0"/>
+                <w:sz w:val="16"/>
+              </w:rPr>
+              <w:t xml:space="preserve">        df: Respondents with reach_flag, final_weight and age.</w:t>
+            </w:r>
+          </w:p>
+          <w:p>
+            <w:pPr>
+              <w:spacing w:before="0" w:after="0" w:line="240" w:lineRule="auto"/>
+              <w:ind w:left="567" w:hanging="567"/>
+            </w:pPr>
+            <w:r>
+              <w:rPr>
+                <w:rFonts w:ascii="Consolas" w:hAnsi="Consolas" w:eastAsia="Consolas"/>
+                <w:b w:val="0"/>
+                <w:color w:val="5B6875"/>
+                <w:sz w:val="16"/>
+              </w:rPr>
+              <w:t xml:space="preserve">  13  </w:t>
+            </w:r>
+            <w:r>
+              <w:rPr>
+                <w:rFonts w:ascii="Consolas" w:hAnsi="Consolas" w:eastAsia="Consolas"/>
+                <w:b w:val="0"/>
+                <w:sz w:val="16"/>
+              </w:rPr>
+              <w:t xml:space="preserve"> </w:t>
+            </w:r>
+          </w:p>
+          <w:p>
+            <w:pPr>
+              <w:spacing w:before="0" w:after="0" w:line="240" w:lineRule="auto"/>
+              <w:ind w:left="567" w:hanging="567"/>
+            </w:pPr>
+            <w:r>
+              <w:rPr>
+                <w:rFonts w:ascii="Consolas" w:hAnsi="Consolas" w:eastAsia="Consolas"/>
+                <w:b w:val="0"/>
+                <w:color w:val="5B6875"/>
+                <w:sz w:val="16"/>
+              </w:rPr>
+              <w:t xml:space="preserve">  14  </w:t>
+            </w:r>
+            <w:r>
+              <w:rPr>
+                <w:rFonts w:ascii="Consolas" w:hAnsi="Consolas" w:eastAsia="Consolas"/>
+                <w:b w:val="0"/>
+                <w:sz w:val="16"/>
+              </w:rPr>
+              <w:t xml:space="preserve">    Returns:</w:t>
+            </w:r>
+          </w:p>
+          <w:p>
+            <w:pPr>
+              <w:spacing w:before="0" w:after="0" w:line="240" w:lineRule="auto"/>
+              <w:ind w:left="567" w:hanging="567"/>
+            </w:pPr>
+            <w:r>
+              <w:rPr>
+                <w:rFonts w:ascii="Consolas" w:hAnsi="Consolas" w:eastAsia="Consolas"/>
+                <w:b w:val="0"/>
+                <w:color w:val="5B6875"/>
+                <w:sz w:val="16"/>
+              </w:rPr>
+              <w:t xml:space="preserve">  15  </w:t>
+            </w:r>
+            <w:r>
+              <w:rPr>
+                <w:rFonts w:ascii="Consolas" w:hAnsi="Consolas" w:eastAsia="Consolas"/>
+                <w:b w:val="0"/>
+                <w:sz w:val="16"/>
+              </w:rPr>
+              <w:t xml:space="preserve">        A new frame. Missing ages give a missing age_group.</w:t>
+            </w:r>
+          </w:p>
+          <w:p>
+            <w:pPr>
+              <w:spacing w:before="0" w:after="0" w:line="240" w:lineRule="auto"/>
+              <w:ind w:left="567" w:hanging="567"/>
+            </w:pPr>
+            <w:r>
+              <w:rPr>
+                <w:rFonts w:ascii="Consolas" w:hAnsi="Consolas" w:eastAsia="Consolas"/>
+                <w:b w:val="0"/>
+                <w:color w:val="5B6875"/>
+                <w:sz w:val="16"/>
+              </w:rPr>
+              <w:t xml:space="preserve">  16  </w:t>
+            </w:r>
+            <w:r>
+              <w:rPr>
+                <w:rFonts w:ascii="Consolas" w:hAnsi="Consolas" w:eastAsia="Consolas"/>
+                <w:b w:val="0"/>
+                <w:sz w:val="16"/>
+              </w:rPr>
+              <w:t xml:space="preserve">    """</w:t>
+            </w:r>
+          </w:p>
+          <w:p>
+            <w:pPr>
+              <w:spacing w:before="0" w:after="0" w:line="240" w:lineRule="auto"/>
+              <w:ind w:left="567" w:hanging="567"/>
+            </w:pPr>
+            <w:r>
+              <w:rPr>
+                <w:rFonts w:ascii="Consolas" w:hAnsi="Consolas" w:eastAsia="Consolas"/>
+                <w:b/>
+                <w:color w:val="5B6875"/>
+                <w:sz w:val="16"/>
+              </w:rPr>
+              <w:t xml:space="preserve"> [2]  </w:t>
+            </w:r>
+            <w:r>
+              <w:rPr>
+                <w:rFonts w:ascii="Consolas" w:hAnsi="Consolas" w:eastAsia="Consolas"/>
+                <w:b w:val="0"/>
+                <w:sz w:val="16"/>
+              </w:rPr>
+              <w:t xml:space="preserve">    return df.assign(</w:t>
+            </w:r>
+          </w:p>
+          <w:p>
+            <w:pPr>
+              <w:spacing w:before="0" w:after="0" w:line="240" w:lineRule="auto"/>
+              <w:ind w:left="567" w:hanging="567"/>
+            </w:pPr>
+            <w:r>
+              <w:rPr>
+                <w:rFonts w:ascii="Consolas" w:hAnsi="Consolas" w:eastAsia="Consolas"/>
+                <w:b/>
+                <w:color w:val="5B6875"/>
+                <w:sz w:val="16"/>
+              </w:rPr>
+              <w:t xml:space="preserve"> [3]  </w:t>
+            </w:r>
+            <w:r>
+              <w:rPr>
+                <w:rFonts w:ascii="Consolas" w:hAnsi="Consolas" w:eastAsia="Consolas"/>
+                <w:b w:val="0"/>
+                <w:sz w:val="16"/>
+              </w:rPr>
+              <w:t xml:space="preserve">        weighted_reach=np.where(df["reach_flag"] == 1, df["final_weight"], 0.0),</w:t>
+            </w:r>
+          </w:p>
+          <w:p>
+            <w:pPr>
+              <w:spacing w:before="0" w:after="0" w:line="240" w:lineRule="auto"/>
+              <w:ind w:left="567" w:hanging="567"/>
+            </w:pPr>
+            <w:r>
+              <w:rPr>
+                <w:rFonts w:ascii="Consolas" w:hAnsi="Consolas" w:eastAsia="Consolas"/>
+                <w:b/>
+                <w:color w:val="5B6875"/>
+                <w:sz w:val="16"/>
+              </w:rPr>
+              <w:t xml:space="preserve"> [4]  </w:t>
+            </w:r>
+            <w:r>
+              <w:rPr>
+                <w:rFonts w:ascii="Consolas" w:hAnsi="Consolas" w:eastAsia="Consolas"/>
+                <w:b w:val="0"/>
+                <w:sz w:val="16"/>
+              </w:rPr>
+              <w:t xml:space="preserve">        age_group=pd.cut(df["age"], bins=AGE_BINS, labels=AGE_LABELS, right=False),</w:t>
+            </w:r>
+          </w:p>
+          <w:p>
+            <w:pPr>
+              <w:spacing w:before="0" w:after="0" w:line="240" w:lineRule="auto"/>
+              <w:ind w:left="567" w:hanging="567"/>
+            </w:pPr>
+            <w:r>
+              <w:rPr>
+                <w:rFonts w:ascii="Consolas" w:hAnsi="Consolas" w:eastAsia="Consolas"/>
+                <w:b w:val="0"/>
+                <w:color w:val="5B6875"/>
+                <w:sz w:val="16"/>
+              </w:rPr>
+              <w:t xml:space="preserve">  20  </w:t>
+            </w:r>
+            <w:r>
+              <w:rPr>
+                <w:rFonts w:ascii="Consolas" w:hAnsi="Consolas" w:eastAsia="Consolas"/>
+                <w:b w:val="0"/>
+                <w:sz w:val="16"/>
+              </w:rPr>
+              <w:t xml:space="preserve">    )</w:t>
             </w:r>
           </w:p>
         </w:tc>
       </w:tr>
     </w:tbl>
-    <w:p/>
+    <w:p>
+      <w:pPr>
+        <w:pStyle w:val="ListNumber"/>
+      </w:pPr>
+      <w:r>
+        <w:rPr>
+          <w:b/>
+        </w:rPr>
+        <w:t xml:space="preserve">Line 4. </w:t>
+      </w:r>
+      <w:r>
+        <w:rPr>
+          <w:b w:val="0"/>
+          <w:i w:val="0"/>
+        </w:rPr>
+        <w:t>Band edges live in one constant, so a change to the bands is a one-line change.</w:t>
+      </w:r>
+    </w:p>
+    <w:p>
+      <w:pPr>
+        <w:pStyle w:val="ListNumber"/>
+      </w:pPr>
+      <w:r>
+        <w:rPr>
+          <w:b/>
+        </w:rPr>
+        <w:t xml:space="preserve">Line 17. </w:t>
+      </w:r>
+      <w:r>
+        <w:rPr>
+          <w:rFonts w:ascii="Consolas" w:hAnsi="Consolas" w:eastAsia="Consolas"/>
+          <w:b w:val="0"/>
+          <w:sz w:val="19"/>
+        </w:rPr>
+        <w:t>assign</w:t>
+      </w:r>
+      <w:r>
+        <w:rPr>
+          <w:b w:val="0"/>
+          <w:i w:val="0"/>
+        </w:rPr>
+        <w:t xml:space="preserve"> returns a new frame, so the caller's data is untouched.</w:t>
+      </w:r>
+    </w:p>
+    <w:p>
+      <w:pPr>
+        <w:pStyle w:val="ListNumber"/>
+      </w:pPr>
+      <w:r>
+        <w:rPr>
+          <w:b/>
+        </w:rPr>
+        <w:t xml:space="preserve">Line 18. </w:t>
+      </w:r>
+      <w:r>
+        <w:rPr>
+          <w:b w:val="0"/>
+          <w:i w:val="0"/>
+        </w:rPr>
+        <w:t>One compiled pass over the column.</w:t>
+      </w:r>
+    </w:p>
+    <w:p>
+      <w:pPr>
+        <w:pStyle w:val="ListNumber"/>
+      </w:pPr>
+      <w:r>
+        <w:rPr>
+          <w:b/>
+        </w:rPr>
+        <w:t xml:space="preserve">Line 19. </w:t>
+      </w:r>
+      <w:r>
+        <w:rPr>
+          <w:rFonts w:ascii="Consolas" w:hAnsi="Consolas" w:eastAsia="Consolas"/>
+          <w:b w:val="0"/>
+          <w:sz w:val="19"/>
+        </w:rPr>
+        <w:t>right=False</w:t>
+      </w:r>
+      <w:r>
+        <w:rPr>
+          <w:b w:val="0"/>
+          <w:i w:val="0"/>
+        </w:rPr>
+        <w:t xml:space="preserve"> makes each band include its lower edge: 35 goes to </w:t>
+      </w:r>
+      <w:r>
+        <w:rPr>
+          <w:rFonts w:ascii="Consolas" w:hAnsi="Consolas" w:eastAsia="Consolas"/>
+          <w:b w:val="0"/>
+          <w:sz w:val="19"/>
+        </w:rPr>
+        <w:t>35-54</w:t>
+      </w:r>
+      <w:r>
+        <w:rPr>
+          <w:b w:val="0"/>
+          <w:i w:val="0"/>
+        </w:rPr>
+        <w:t>. Missing ages stay missing.</w:t>
+      </w:r>
+    </w:p>
+    <w:p>
+      <w:r>
+        <w:rPr>
+          <w:b w:val="0"/>
+          <w:i w:val="0"/>
+        </w:rPr>
+        <w:t>The strong version is shorter, about 500 times faster on large frames, and handles missing ages on purpose.</w:t>
+      </w:r>
+    </w:p>
+    <w:p>
+      <w:pPr>
+        <w:pStyle w:val="Heading4"/>
+      </w:pPr>
+      <w:r>
+        <w:t>Recap card</w:t>
+      </w:r>
+    </w:p>
+    <w:p>
+      <w:pPr>
+        <w:pStyle w:val="ListBullet"/>
+      </w:pPr>
+      <w:r>
+        <w:rPr>
+          <w:b/>
+          <w:i w:val="0"/>
+        </w:rPr>
+        <w:t>Why is df.apply(func, axis=1) slow?</w:t>
+      </w:r>
+      <w:r>
+        <w:rPr>
+          <w:b w:val="0"/>
+          <w:i w:val="0"/>
+        </w:rPr>
+        <w:t xml:space="preserve"> It calls a Python function once per row. np.where measured about 500 times faster on one million rows.</w:t>
+      </w:r>
+    </w:p>
+    <w:p>
+      <w:pPr>
+        <w:pStyle w:val="ListBullet"/>
+      </w:pPr>
+      <w:r>
+        <w:rPr>
+          <w:b/>
+          <w:i w:val="0"/>
+        </w:rPr>
+        <w:t>Vectorised if-else in NumPy</w:t>
+      </w:r>
+      <w:r>
+        <w:rPr>
+          <w:b w:val="0"/>
+          <w:i w:val="0"/>
+        </w:rPr>
+        <w:t xml:space="preserve"> np.where(cond, value_if_true, value_if_false). For several conditions, np.select.</w:t>
+      </w:r>
+    </w:p>
+    <w:p>
+      <w:pPr>
+        <w:pStyle w:val="ListBullet"/>
+      </w:pPr>
+      <w:r>
+        <w:rPr>
+          <w:b/>
+          <w:i w:val="0"/>
+        </w:rPr>
+        <w:t>What does NaN &gt; 60 return?</w:t>
+      </w:r>
+      <w:r>
+        <w:rPr>
+          <w:b w:val="0"/>
+          <w:i w:val="0"/>
+        </w:rPr>
+        <w:t xml:space="preserve"> False. np.where and np.select send missing values to a real category unless you handle them.</w:t>
+      </w:r>
+    </w:p>
+    <w:p>
+      <w:pPr>
+        <w:pStyle w:val="ListBullet"/>
+      </w:pPr>
+      <w:r>
+        <w:rPr>
+          <w:b/>
+          <w:i w:val="0"/>
+        </w:rPr>
+        <w:t>Numeric bands that keep missing values missing</w:t>
+      </w:r>
+      <w:r>
+        <w:rPr>
+          <w:b w:val="0"/>
+          <w:i w:val="0"/>
+        </w:rPr>
+        <w:t xml:space="preserve"> pd.cut(values, bins, labels, right=False).</w:t>
+      </w:r>
+    </w:p>
+    <w:p>
+      <w:pPr>
+        <w:pStyle w:val="Heading4"/>
+      </w:pPr>
+      <w:r>
+        <w:t>Practice</w:t>
+      </w:r>
+    </w:p>
     <w:p>
       <w:pPr>
         <w:pStyle w:val="Heading5"/>
       </w:pPr>
       <w:r>
-        <w:t>Exercise 3. Fill the gap (level 2)</w:t>
+        <w:t>Exercise 1. Multiple choice (level 1)</w:t>
       </w:r>
     </w:p>
     <w:p>
@@ -4549,7 +4440,7 @@
           <w:b w:val="0"/>
           <w:i w:val="0"/>
         </w:rPr>
-        <w:t xml:space="preserve">Complete the line so rows with </w:t>
+        <w:t xml:space="preserve">Which line computes </w:t>
       </w:r>
       <w:r>
         <w:rPr>
@@ -4557,14 +4448,156 @@
           <w:b w:val="0"/>
           <w:sz w:val="19"/>
         </w:rPr>
-        <w:t>reach_flag == 1</w:t>
-      </w:r>
-      <w:r>
-        <w:rPr>
-          <w:b w:val="0"/>
-          <w:i w:val="0"/>
-        </w:rPr>
-        <w:t xml:space="preserve"> keep their weight and every other row gets zero.</w:t>
+        <w:t>weighted_reach</w:t>
+      </w:r>
+      <w:r>
+        <w:rPr>
+          <w:b w:val="0"/>
+          <w:i w:val="0"/>
+        </w:rPr>
+        <w:t xml:space="preserve"> for a frame with one million rows in a single compiled pass?</w:t>
+      </w:r>
+    </w:p>
+    <w:p>
+      <w:pPr>
+        <w:pStyle w:val="ListBullet"/>
+      </w:pPr>
+      <w:r>
+        <w:rPr>
+          <w:b w:val="0"/>
+          <w:i w:val="0"/>
+        </w:rPr>
+        <w:t xml:space="preserve">a) </w:t>
+      </w:r>
+      <w:r>
+        <w:rPr>
+          <w:rFonts w:ascii="Consolas" w:hAnsi="Consolas" w:eastAsia="Consolas"/>
+          <w:b w:val="0"/>
+          <w:sz w:val="19"/>
+        </w:rPr>
+        <w:t>df.apply(lambda r: r["final_weight"] if r["reach_flag"] == 1 else 0.0, axis=1)</w:t>
+      </w:r>
+    </w:p>
+    <w:p>
+      <w:pPr>
+        <w:pStyle w:val="ListBullet"/>
+      </w:pPr>
+      <w:r>
+        <w:rPr>
+          <w:b w:val="0"/>
+          <w:i w:val="0"/>
+        </w:rPr>
+        <w:t xml:space="preserve">b) </w:t>
+      </w:r>
+      <w:r>
+        <w:rPr>
+          <w:rFonts w:ascii="Consolas" w:hAnsi="Consolas" w:eastAsia="Consolas"/>
+          <w:b w:val="0"/>
+          <w:sz w:val="19"/>
+        </w:rPr>
+        <w:t>[w if f == 1 else 0.0 for w, f in zip(df["final_weight"], df["reach_flag"])]</w:t>
+      </w:r>
+    </w:p>
+    <w:p>
+      <w:pPr>
+        <w:pStyle w:val="ListBullet"/>
+      </w:pPr>
+      <w:r>
+        <w:rPr>
+          <w:b w:val="0"/>
+          <w:i w:val="0"/>
+        </w:rPr>
+        <w:t xml:space="preserve">c) </w:t>
+      </w:r>
+      <w:r>
+        <w:rPr>
+          <w:rFonts w:ascii="Consolas" w:hAnsi="Consolas" w:eastAsia="Consolas"/>
+          <w:b w:val="0"/>
+          <w:sz w:val="19"/>
+        </w:rPr>
+        <w:t>np.where(df["reach_flag"] == 1, df["final_weight"], 0.0)</w:t>
+      </w:r>
+    </w:p>
+    <w:p>
+      <w:pPr>
+        <w:pStyle w:val="ListBullet"/>
+      </w:pPr>
+      <w:r>
+        <w:rPr>
+          <w:b w:val="0"/>
+          <w:i w:val="0"/>
+        </w:rPr>
+        <w:t xml:space="preserve">d) </w:t>
+      </w:r>
+      <w:r>
+        <w:rPr>
+          <w:rFonts w:ascii="Consolas" w:hAnsi="Consolas" w:eastAsia="Consolas"/>
+          <w:b w:val="0"/>
+          <w:sz w:val="19"/>
+        </w:rPr>
+        <w:t>for i, row in df.iterrows(): ...</w:t>
+      </w:r>
+    </w:p>
+    <w:p>
+      <w:r>
+        <w:rPr>
+          <w:b/>
+          <w:i w:val="0"/>
+        </w:rPr>
+        <w:t>Why?</w:t>
+      </w:r>
+    </w:p>
+    <w:p>
+      <w:pPr>
+        <w:pStyle w:val="ListBullet"/>
+      </w:pPr>
+      <w:r>
+        <w:rPr>
+          <w:b w:val="0"/>
+          <w:i w:val="0"/>
+        </w:rPr>
+        <w:t>r1) It evaluates the condition and the choice on whole arrays in compiled code.</w:t>
+      </w:r>
+    </w:p>
+    <w:p>
+      <w:pPr>
+        <w:pStyle w:val="ListBullet"/>
+      </w:pPr>
+      <w:r>
+        <w:rPr>
+          <w:b w:val="0"/>
+          <w:i w:val="0"/>
+        </w:rPr>
+        <w:t>r2) It uses fewer characters than the other options.</w:t>
+      </w:r>
+    </w:p>
+    <w:p>
+      <w:pPr>
+        <w:pStyle w:val="ListBullet"/>
+      </w:pPr>
+      <w:r>
+        <w:rPr>
+          <w:b w:val="0"/>
+          <w:i w:val="0"/>
+        </w:rPr>
+        <w:t>r3) NumPy runs the lambda on several cores.</w:t>
+      </w:r>
+    </w:p>
+    <w:p>
+      <w:pPr>
+        <w:pStyle w:val="Heading5"/>
+      </w:pPr>
+      <w:r>
+        <w:t>Exercise 2. Predict the output (level 2)</w:t>
+      </w:r>
+    </w:p>
+    <w:p>
+      <w:r>
+        <w:rPr>
+          <w:b w:val="0"/>
+          <w:i w:val="0"/>
+        </w:rPr>
+        <w:t>What does this print?</w:t>
       </w:r>
     </w:p>
     <w:tbl>
@@ -4602,7 +4635,76 @@
                 <w:b w:val="0"/>
                 <w:sz w:val="16"/>
               </w:rPr>
-              <w:t>df["weighted_reach"] = np._____(1)(df["reach_flag"] == 1, df["final_weight"], _____(2))</w:t>
+              <w:t>import pandas as pd</w:t>
+            </w:r>
+          </w:p>
+          <w:p>
+            <w:pPr>
+              <w:spacing w:before="0" w:after="0" w:line="240" w:lineRule="auto"/>
+              <w:ind w:left="567" w:hanging="567"/>
+            </w:pPr>
+            <w:r>
+              <w:rPr>
+                <w:rFonts w:ascii="Consolas" w:hAnsi="Consolas" w:eastAsia="Consolas"/>
+                <w:b w:val="0"/>
+                <w:color w:val="5B6875"/>
+                <w:sz w:val="16"/>
+              </w:rPr>
+              <w:t xml:space="preserve">   2  </w:t>
+            </w:r>
+            <w:r>
+              <w:rPr>
+                <w:rFonts w:ascii="Consolas" w:hAnsi="Consolas" w:eastAsia="Consolas"/>
+                <w:b w:val="0"/>
+                <w:sz w:val="16"/>
+              </w:rPr>
+              <w:t xml:space="preserve"> </w:t>
+            </w:r>
+          </w:p>
+          <w:p>
+            <w:pPr>
+              <w:spacing w:before="0" w:after="0" w:line="240" w:lineRule="auto"/>
+              <w:ind w:left="567" w:hanging="567"/>
+            </w:pPr>
+            <w:r>
+              <w:rPr>
+                <w:rFonts w:ascii="Consolas" w:hAnsi="Consolas" w:eastAsia="Consolas"/>
+                <w:b w:val="0"/>
+                <w:color w:val="5B6875"/>
+                <w:sz w:val="16"/>
+              </w:rPr>
+              <w:t xml:space="preserve">   3  </w:t>
+            </w:r>
+            <w:r>
+              <w:rPr>
+                <w:rFonts w:ascii="Consolas" w:hAnsi="Consolas" w:eastAsia="Consolas"/>
+                <w:b w:val="0"/>
+                <w:sz w:val="16"/>
+              </w:rPr>
+              <w:t>s = pd.Series([0.0, 1.5, None])</w:t>
+            </w:r>
+          </w:p>
+          <w:p>
+            <w:pPr>
+              <w:spacing w:before="0" w:after="0" w:line="240" w:lineRule="auto"/>
+              <w:ind w:left="567" w:hanging="567"/>
+            </w:pPr>
+            <w:r>
+              <w:rPr>
+                <w:rFonts w:ascii="Consolas" w:hAnsi="Consolas" w:eastAsia="Consolas"/>
+                <w:b w:val="0"/>
+                <w:color w:val="5B6875"/>
+                <w:sz w:val="16"/>
+              </w:rPr>
+              <w:t xml:space="preserve">   4  </w:t>
+            </w:r>
+            <w:r>
+              <w:rPr>
+                <w:rFonts w:ascii="Consolas" w:hAnsi="Consolas" w:eastAsia="Consolas"/>
+                <w:b w:val="0"/>
+                <w:sz w:val="16"/>
+              </w:rPr>
+              <w:t>print((s &gt; 1).tolist())</w:t>
             </w:r>
           </w:p>
         </w:tc>
@@ -4614,7 +4716,7 @@
         <w:pStyle w:val="Heading5"/>
       </w:pPr>
       <w:r>
-        <w:t>Exercise 4. Write the function (level 3)</w:t>
+        <w:t>Exercise 3. Fill the gap (level 2)</w:t>
       </w:r>
     </w:p>
     <w:p>
@@ -4623,7 +4725,7 @@
           <w:b w:val="0"/>
           <w:i w:val="0"/>
         </w:rPr>
-        <w:t xml:space="preserve">Write </w:t>
+        <w:t xml:space="preserve">Complete the line so rows with </w:t>
       </w:r>
       <w:r>
         <w:rPr>
@@ -4631,21 +4733,6 @@
           <w:b w:val="0"/>
           <w:sz w:val="19"/>
         </w:rPr>
-        <w:t>weighted_reach_pct(df)</w:t>
-      </w:r>
-      <w:r>
-        <w:rPr>
-          <w:b w:val="0"/>
-          <w:i w:val="0"/>
-        </w:rPr>
-        <w:t xml:space="preserve">. It returns the weighted share of rows with </w:t>
-      </w:r>
-      <w:r>
-        <w:rPr>
-          <w:rFonts w:ascii="Consolas" w:hAnsi="Consolas" w:eastAsia="Consolas"/>
-          <w:b w:val="0"/>
-          <w:sz w:val="19"/>
-        </w:rPr>
         <w:t>reach_flag == 1</w:t>
       </w:r>
       <w:r>
@@ -4653,76 +4740,7 @@
           <w:b w:val="0"/>
           <w:i w:val="0"/>
         </w:rPr>
-        <w:t xml:space="preserve">: the sum of </w:t>
-      </w:r>
-      <w:r>
-        <w:rPr>
-          <w:rFonts w:ascii="Consolas" w:hAnsi="Consolas" w:eastAsia="Consolas"/>
-          <w:b w:val="0"/>
-          <w:sz w:val="19"/>
-        </w:rPr>
-        <w:t>final_weight</w:t>
-      </w:r>
-      <w:r>
-        <w:rPr>
-          <w:b w:val="0"/>
-          <w:i w:val="0"/>
-        </w:rPr>
-        <w:t xml:space="preserve"> where the flag is 1, divided by the sum of all </w:t>
-      </w:r>
-      <w:r>
-        <w:rPr>
-          <w:rFonts w:ascii="Consolas" w:hAnsi="Consolas" w:eastAsia="Consolas"/>
-          <w:b w:val="0"/>
-          <w:sz w:val="19"/>
-        </w:rPr>
-        <w:t>final_weight</w:t>
-      </w:r>
-      <w:r>
-        <w:rPr>
-          <w:b w:val="0"/>
-          <w:i w:val="0"/>
-        </w:rPr>
-        <w:t xml:space="preserve">. Return </w:t>
-      </w:r>
-      <w:r>
-        <w:rPr>
-          <w:rFonts w:ascii="Consolas" w:hAnsi="Consolas" w:eastAsia="Consolas"/>
-          <w:b w:val="0"/>
-          <w:sz w:val="19"/>
-        </w:rPr>
-        <w:t>None</w:t>
-      </w:r>
-      <w:r>
-        <w:rPr>
-          <w:b w:val="0"/>
-          <w:i w:val="0"/>
-        </w:rPr>
-        <w:t xml:space="preserve"> when the total weight is zero or the frame is empty. Do not use </w:t>
-      </w:r>
-      <w:r>
-        <w:rPr>
-          <w:rFonts w:ascii="Consolas" w:hAnsi="Consolas" w:eastAsia="Consolas"/>
-          <w:b w:val="0"/>
-          <w:sz w:val="19"/>
-        </w:rPr>
-        <w:t>apply</w:t>
-      </w:r>
-      <w:r>
-        <w:rPr>
-          <w:b w:val="0"/>
-          <w:i w:val="0"/>
-        </w:rPr>
-        <w:t xml:space="preserve"> or a loop over rows.</w:t>
-      </w:r>
-    </w:p>
-    <w:p>
-      <w:r>
-        <w:rPr>
-          <w:b w:val="0"/>
-          <w:i w:val="0"/>
-        </w:rPr>
-        <w:t>Starter code:</w:t>
+        <w:t xml:space="preserve"> keep their weight and every other row gets zero.</w:t>
       </w:r>
     </w:p>
     <w:tbl>
@@ -4760,122 +4778,7 @@
                 <w:b w:val="0"/>
                 <w:sz w:val="16"/>
               </w:rPr>
-              <w:t>import numpy as np</w:t>
-            </w:r>
-          </w:p>
-          <w:p>
-            <w:pPr>
-              <w:spacing w:before="0" w:after="0" w:line="240" w:lineRule="auto"/>
-              <w:ind w:left="567" w:hanging="567"/>
-            </w:pPr>
-            <w:r>
-              <w:rPr>
-                <w:rFonts w:ascii="Consolas" w:hAnsi="Consolas" w:eastAsia="Consolas"/>
-                <w:b w:val="0"/>
-                <w:color w:val="5B6875"/>
-                <w:sz w:val="16"/>
-              </w:rPr>
-              <w:t xml:space="preserve">   2  </w:t>
-            </w:r>
-            <w:r>
-              <w:rPr>
-                <w:rFonts w:ascii="Consolas" w:hAnsi="Consolas" w:eastAsia="Consolas"/>
-                <w:b w:val="0"/>
-                <w:sz w:val="16"/>
-              </w:rPr>
-              <w:t>import pandas as pd</w:t>
-            </w:r>
-          </w:p>
-          <w:p>
-            <w:pPr>
-              <w:spacing w:before="0" w:after="0" w:line="240" w:lineRule="auto"/>
-              <w:ind w:left="567" w:hanging="567"/>
-            </w:pPr>
-            <w:r>
-              <w:rPr>
-                <w:rFonts w:ascii="Consolas" w:hAnsi="Consolas" w:eastAsia="Consolas"/>
-                <w:b w:val="0"/>
-                <w:color w:val="5B6875"/>
-                <w:sz w:val="16"/>
-              </w:rPr>
-              <w:t xml:space="preserve">   3  </w:t>
-            </w:r>
-            <w:r>
-              <w:rPr>
-                <w:rFonts w:ascii="Consolas" w:hAnsi="Consolas" w:eastAsia="Consolas"/>
-                <w:b w:val="0"/>
-                <w:sz w:val="16"/>
-              </w:rPr>
-              <w:t xml:space="preserve"> </w:t>
-            </w:r>
-          </w:p>
-          <w:p>
-            <w:pPr>
-              <w:spacing w:before="0" w:after="0" w:line="240" w:lineRule="auto"/>
-              <w:ind w:left="567" w:hanging="567"/>
-            </w:pPr>
-            <w:r>
-              <w:rPr>
-                <w:rFonts w:ascii="Consolas" w:hAnsi="Consolas" w:eastAsia="Consolas"/>
-                <w:b w:val="0"/>
-                <w:color w:val="5B6875"/>
-                <w:sz w:val="16"/>
-              </w:rPr>
-              <w:t xml:space="preserve">   4  </w:t>
-            </w:r>
-            <w:r>
-              <w:rPr>
-                <w:rFonts w:ascii="Consolas" w:hAnsi="Consolas" w:eastAsia="Consolas"/>
-                <w:b w:val="0"/>
-                <w:sz w:val="16"/>
-              </w:rPr>
-              <w:t xml:space="preserve"> </w:t>
-            </w:r>
-          </w:p>
-          <w:p>
-            <w:pPr>
-              <w:spacing w:before="0" w:after="0" w:line="240" w:lineRule="auto"/>
-              <w:ind w:left="567" w:hanging="567"/>
-            </w:pPr>
-            <w:r>
-              <w:rPr>
-                <w:rFonts w:ascii="Consolas" w:hAnsi="Consolas" w:eastAsia="Consolas"/>
-                <w:b w:val="0"/>
-                <w:color w:val="5B6875"/>
-                <w:sz w:val="16"/>
-              </w:rPr>
-              <w:t xml:space="preserve">   5  </w:t>
-            </w:r>
-            <w:r>
-              <w:rPr>
-                <w:rFonts w:ascii="Consolas" w:hAnsi="Consolas" w:eastAsia="Consolas"/>
-                <w:b w:val="0"/>
-                <w:sz w:val="16"/>
-              </w:rPr>
-              <w:t>def weighted_reach_pct(df: pd.DataFrame) -&gt; float | None:</w:t>
-            </w:r>
-          </w:p>
-          <w:p>
-            <w:pPr>
-              <w:spacing w:before="0" w:after="0" w:line="240" w:lineRule="auto"/>
-              <w:ind w:left="567" w:hanging="567"/>
-            </w:pPr>
-            <w:r>
-              <w:rPr>
-                <w:rFonts w:ascii="Consolas" w:hAnsi="Consolas" w:eastAsia="Consolas"/>
-                <w:b w:val="0"/>
-                <w:color w:val="5B6875"/>
-                <w:sz w:val="16"/>
-              </w:rPr>
-              <w:t xml:space="preserve">   6  </w:t>
-            </w:r>
-            <w:r>
-              <w:rPr>
-                <w:rFonts w:ascii="Consolas" w:hAnsi="Consolas" w:eastAsia="Consolas"/>
-                <w:b w:val="0"/>
-                <w:sz w:val="16"/>
-              </w:rPr>
-              <w:t xml:space="preserve">    ...</w:t>
+              <w:t>df["weighted_reach"] = np._____(1)(df["reach_flag"] == 1, df["final_weight"], _____(2))</w:t>
             </w:r>
           </w:p>
         </w:tc>
@@ -4887,7 +4790,7 @@
         <w:pStyle w:val="Heading5"/>
       </w:pPr>
       <w:r>
-        <w:t>Exercise 5. Refactor (level 4)</w:t>
+        <w:t>Exercise 4. Write the function (level 3)</w:t>
       </w:r>
     </w:p>
     <w:p>
@@ -4896,7 +4799,7 @@
           <w:b w:val="0"/>
           <w:i w:val="0"/>
         </w:rPr>
-        <w:t xml:space="preserve">Refactor </w:t>
+        <w:t xml:space="preserve">Write </w:t>
       </w:r>
       <w:r>
         <w:rPr>
@@ -4904,14 +4807,14 @@
           <w:b w:val="0"/>
           <w:sz w:val="19"/>
         </w:rPr>
-        <w:t>add_age_group</w:t>
-      </w:r>
-      <w:r>
-        <w:rPr>
-          <w:b w:val="0"/>
-          <w:i w:val="0"/>
-        </w:rPr>
-        <w:t xml:space="preserve"> to vectorised code. Keep the bands: under 35 is </w:t>
+        <w:t>weighted_reach_pct(df)</w:t>
+      </w:r>
+      <w:r>
+        <w:rPr>
+          <w:b w:val="0"/>
+          <w:i w:val="0"/>
+        </w:rPr>
+        <w:t xml:space="preserve">. It returns the weighted share of rows with </w:t>
       </w:r>
       <w:r>
         <w:rPr>
@@ -4919,14 +4822,14 @@
           <w:b w:val="0"/>
           <w:sz w:val="19"/>
         </w:rPr>
-        <w:t>16-34</w:t>
-      </w:r>
-      <w:r>
-        <w:rPr>
-          <w:b w:val="0"/>
-          <w:i w:val="0"/>
-        </w:rPr>
-        <w:t xml:space="preserve">, under 55 is </w:t>
+        <w:t>reach_flag == 1</w:t>
+      </w:r>
+      <w:r>
+        <w:rPr>
+          <w:b w:val="0"/>
+          <w:i w:val="0"/>
+        </w:rPr>
+        <w:t xml:space="preserve">: the sum of </w:t>
       </w:r>
       <w:r>
         <w:rPr>
@@ -4934,14 +4837,14 @@
           <w:b w:val="0"/>
           <w:sz w:val="19"/>
         </w:rPr>
-        <w:t>35-54</w:t>
-      </w:r>
-      <w:r>
-        <w:rPr>
-          <w:b w:val="0"/>
-          <w:i w:val="0"/>
-        </w:rPr>
-        <w:t xml:space="preserve">, anything else is </w:t>
+        <w:t>final_weight</w:t>
+      </w:r>
+      <w:r>
+        <w:rPr>
+          <w:b w:val="0"/>
+          <w:i w:val="0"/>
+        </w:rPr>
+        <w:t xml:space="preserve"> where the flag is 1, divided by the sum of all </w:t>
       </w:r>
       <w:r>
         <w:rPr>
@@ -4949,14 +4852,14 @@
           <w:b w:val="0"/>
           <w:sz w:val="19"/>
         </w:rPr>
-        <w:t>55+</w:t>
-      </w:r>
-      <w:r>
-        <w:rPr>
-          <w:b w:val="0"/>
-          <w:i w:val="0"/>
-        </w:rPr>
-        <w:t xml:space="preserve">. A missing age must give a missing age group, not </w:t>
+        <w:t>final_weight</w:t>
+      </w:r>
+      <w:r>
+        <w:rPr>
+          <w:b w:val="0"/>
+          <w:i w:val="0"/>
+        </w:rPr>
+        <w:t xml:space="preserve">. Return </w:t>
       </w:r>
       <w:r>
         <w:rPr>
@@ -4964,14 +4867,29 @@
           <w:b w:val="0"/>
           <w:sz w:val="19"/>
         </w:rPr>
-        <w:t>55+</w:t>
-      </w:r>
-      <w:r>
-        <w:rPr>
-          <w:b w:val="0"/>
-          <w:i w:val="0"/>
-        </w:rPr>
-        <w:t>. Do not change the input frame.</w:t>
+        <w:t>None</w:t>
+      </w:r>
+      <w:r>
+        <w:rPr>
+          <w:b w:val="0"/>
+          <w:i w:val="0"/>
+        </w:rPr>
+        <w:t xml:space="preserve"> when the total weight is zero or the frame is empty. Do not use </w:t>
+      </w:r>
+      <w:r>
+        <w:rPr>
+          <w:rFonts w:ascii="Consolas" w:hAnsi="Consolas" w:eastAsia="Consolas"/>
+          <w:b w:val="0"/>
+          <w:sz w:val="19"/>
+        </w:rPr>
+        <w:t>apply</w:t>
+      </w:r>
+      <w:r>
+        <w:rPr>
+          <w:b w:val="0"/>
+          <w:i w:val="0"/>
+        </w:rPr>
+        <w:t xml:space="preserve"> or a loop over rows.</w:t>
       </w:r>
     </w:p>
     <w:p>
@@ -4980,7 +4898,79 @@
           <w:b w:val="0"/>
           <w:i w:val="0"/>
         </w:rPr>
-        <w:t>Starter code:</w:t>
+        <w:t>Your code must pass these checks:</w:t>
+      </w:r>
+    </w:p>
+    <w:p>
+      <w:pPr>
+        <w:pStyle w:val="ListBullet"/>
+      </w:pPr>
+      <w:r>
+        <w:rPr>
+          <w:b w:val="0"/>
+          <w:i w:val="0"/>
+        </w:rPr>
+        <w:t>For weights 2, 1, 1 with flags 1, 0, 1 the answer is 3 / 4 = 0.75. Divide the flagged weight by the total weight.</w:t>
+      </w:r>
+    </w:p>
+    <w:p>
+      <w:pPr>
+        <w:pStyle w:val="ListBullet"/>
+      </w:pPr>
+      <w:r>
+        <w:rPr>
+          <w:b w:val="0"/>
+          <w:i w:val="0"/>
+        </w:rPr>
+        <w:t>An empty frame must return None, not raise or return NaN. Guard the division.</w:t>
+      </w:r>
+    </w:p>
+    <w:p>
+      <w:pPr>
+        <w:pStyle w:val="ListBullet"/>
+      </w:pPr>
+      <w:r>
+        <w:rPr>
+          <w:b w:val="0"/>
+          <w:i w:val="0"/>
+        </w:rPr>
+        <w:t>When the total weight is zero, return None instead of dividing by zero.</w:t>
+      </w:r>
+    </w:p>
+    <w:p>
+      <w:pPr>
+        <w:pStyle w:val="ListBullet"/>
+      </w:pPr>
+      <w:r>
+        <w:rPr>
+          <w:b w:val="0"/>
+          <w:i w:val="0"/>
+        </w:rPr>
+        <w:t xml:space="preserve">Return a Python float (wrap the result in </w:t>
+      </w:r>
+      <w:r>
+        <w:rPr>
+          <w:rFonts w:ascii="Consolas" w:hAnsi="Consolas" w:eastAsia="Consolas"/>
+          <w:b w:val="0"/>
+          <w:sz w:val="19"/>
+        </w:rPr>
+        <w:t>float()</w:t>
+      </w:r>
+      <w:r>
+        <w:rPr>
+          <w:b w:val="0"/>
+          <w:i w:val="0"/>
+        </w:rPr>
+        <w:t>), not a NumPy scalar.</w:t>
+      </w:r>
+    </w:p>
+    <w:p>
+      <w:r>
+        <w:rPr>
+          <w:b w:val="0"/>
+          <w:i w:val="0"/>
+        </w:rPr>
+        <w:t>Shape of the answer. The reference solution defines these names. Write the bodies yourself.</w:t>
       </w:r>
     </w:p>
     <w:tbl>
@@ -5018,7 +5008,7 @@
                 <w:b w:val="0"/>
                 <w:sz w:val="16"/>
               </w:rPr>
-              <w:t>import pandas as pd</w:t>
+              <w:t># Weighted share of respondents with reach_flag == 1.</w:t>
             </w:r>
           </w:p>
           <w:p>
@@ -5041,260 +5031,7 @@
                 <w:b w:val="0"/>
                 <w:sz w:val="16"/>
               </w:rPr>
-              <w:t xml:space="preserve"> </w:t>
-            </w:r>
-          </w:p>
-          <w:p>
-            <w:pPr>
-              <w:spacing w:before="0" w:after="0" w:line="240" w:lineRule="auto"/>
-              <w:ind w:left="567" w:hanging="567"/>
-            </w:pPr>
-            <w:r>
-              <w:rPr>
-                <w:rFonts w:ascii="Consolas" w:hAnsi="Consolas" w:eastAsia="Consolas"/>
-                <w:b w:val="0"/>
-                <w:color w:val="5B6875"/>
-                <w:sz w:val="16"/>
-              </w:rPr>
-              <w:t xml:space="preserve">   3  </w:t>
-            </w:r>
-            <w:r>
-              <w:rPr>
-                <w:rFonts w:ascii="Consolas" w:hAnsi="Consolas" w:eastAsia="Consolas"/>
-                <w:b w:val="0"/>
-                <w:sz w:val="16"/>
-              </w:rPr>
-              <w:t xml:space="preserve"> </w:t>
-            </w:r>
-          </w:p>
-          <w:p>
-            <w:pPr>
-              <w:spacing w:before="0" w:after="0" w:line="240" w:lineRule="auto"/>
-              <w:ind w:left="567" w:hanging="567"/>
-            </w:pPr>
-            <w:r>
-              <w:rPr>
-                <w:rFonts w:ascii="Consolas" w:hAnsi="Consolas" w:eastAsia="Consolas"/>
-                <w:b w:val="0"/>
-                <w:color w:val="5B6875"/>
-                <w:sz w:val="16"/>
-              </w:rPr>
-              <w:t xml:space="preserve">   4  </w:t>
-            </w:r>
-            <w:r>
-              <w:rPr>
-                <w:rFonts w:ascii="Consolas" w:hAnsi="Consolas" w:eastAsia="Consolas"/>
-                <w:b w:val="0"/>
-                <w:sz w:val="16"/>
-              </w:rPr>
-              <w:t>def add_age_group(df):</w:t>
-            </w:r>
-          </w:p>
-          <w:p>
-            <w:pPr>
-              <w:spacing w:before="0" w:after="0" w:line="240" w:lineRule="auto"/>
-              <w:ind w:left="567" w:hanging="567"/>
-            </w:pPr>
-            <w:r>
-              <w:rPr>
-                <w:rFonts w:ascii="Consolas" w:hAnsi="Consolas" w:eastAsia="Consolas"/>
-                <w:b w:val="0"/>
-                <w:color w:val="5B6875"/>
-                <w:sz w:val="16"/>
-              </w:rPr>
-              <w:t xml:space="preserve">   5  </w:t>
-            </w:r>
-            <w:r>
-              <w:rPr>
-                <w:rFonts w:ascii="Consolas" w:hAnsi="Consolas" w:eastAsia="Consolas"/>
-                <w:b w:val="0"/>
-                <w:sz w:val="16"/>
-              </w:rPr>
-              <w:t xml:space="preserve">    def band(row):</w:t>
-            </w:r>
-          </w:p>
-          <w:p>
-            <w:pPr>
-              <w:spacing w:before="0" w:after="0" w:line="240" w:lineRule="auto"/>
-              <w:ind w:left="567" w:hanging="567"/>
-            </w:pPr>
-            <w:r>
-              <w:rPr>
-                <w:rFonts w:ascii="Consolas" w:hAnsi="Consolas" w:eastAsia="Consolas"/>
-                <w:b w:val="0"/>
-                <w:color w:val="5B6875"/>
-                <w:sz w:val="16"/>
-              </w:rPr>
-              <w:t xml:space="preserve">   6  </w:t>
-            </w:r>
-            <w:r>
-              <w:rPr>
-                <w:rFonts w:ascii="Consolas" w:hAnsi="Consolas" w:eastAsia="Consolas"/>
-                <w:b w:val="0"/>
-                <w:sz w:val="16"/>
-              </w:rPr>
-              <w:t xml:space="preserve">        if row["age"] &lt; 35:</w:t>
-            </w:r>
-          </w:p>
-          <w:p>
-            <w:pPr>
-              <w:spacing w:before="0" w:after="0" w:line="240" w:lineRule="auto"/>
-              <w:ind w:left="567" w:hanging="567"/>
-            </w:pPr>
-            <w:r>
-              <w:rPr>
-                <w:rFonts w:ascii="Consolas" w:hAnsi="Consolas" w:eastAsia="Consolas"/>
-                <w:b w:val="0"/>
-                <w:color w:val="5B6875"/>
-                <w:sz w:val="16"/>
-              </w:rPr>
-              <w:t xml:space="preserve">   7  </w:t>
-            </w:r>
-            <w:r>
-              <w:rPr>
-                <w:rFonts w:ascii="Consolas" w:hAnsi="Consolas" w:eastAsia="Consolas"/>
-                <w:b w:val="0"/>
-                <w:sz w:val="16"/>
-              </w:rPr>
-              <w:t xml:space="preserve">            return "16-34"</w:t>
-            </w:r>
-          </w:p>
-          <w:p>
-            <w:pPr>
-              <w:spacing w:before="0" w:after="0" w:line="240" w:lineRule="auto"/>
-              <w:ind w:left="567" w:hanging="567"/>
-            </w:pPr>
-            <w:r>
-              <w:rPr>
-                <w:rFonts w:ascii="Consolas" w:hAnsi="Consolas" w:eastAsia="Consolas"/>
-                <w:b w:val="0"/>
-                <w:color w:val="5B6875"/>
-                <w:sz w:val="16"/>
-              </w:rPr>
-              <w:t xml:space="preserve">   8  </w:t>
-            </w:r>
-            <w:r>
-              <w:rPr>
-                <w:rFonts w:ascii="Consolas" w:hAnsi="Consolas" w:eastAsia="Consolas"/>
-                <w:b w:val="0"/>
-                <w:sz w:val="16"/>
-              </w:rPr>
-              <w:t xml:space="preserve">        if row["age"] &lt; 55:</w:t>
-            </w:r>
-          </w:p>
-          <w:p>
-            <w:pPr>
-              <w:spacing w:before="0" w:after="0" w:line="240" w:lineRule="auto"/>
-              <w:ind w:left="567" w:hanging="567"/>
-            </w:pPr>
-            <w:r>
-              <w:rPr>
-                <w:rFonts w:ascii="Consolas" w:hAnsi="Consolas" w:eastAsia="Consolas"/>
-                <w:b w:val="0"/>
-                <w:color w:val="5B6875"/>
-                <w:sz w:val="16"/>
-              </w:rPr>
-              <w:t xml:space="preserve">   9  </w:t>
-            </w:r>
-            <w:r>
-              <w:rPr>
-                <w:rFonts w:ascii="Consolas" w:hAnsi="Consolas" w:eastAsia="Consolas"/>
-                <w:b w:val="0"/>
-                <w:sz w:val="16"/>
-              </w:rPr>
-              <w:t xml:space="preserve">            return "35-54"</w:t>
-            </w:r>
-          </w:p>
-          <w:p>
-            <w:pPr>
-              <w:spacing w:before="0" w:after="0" w:line="240" w:lineRule="auto"/>
-              <w:ind w:left="567" w:hanging="567"/>
-            </w:pPr>
-            <w:r>
-              <w:rPr>
-                <w:rFonts w:ascii="Consolas" w:hAnsi="Consolas" w:eastAsia="Consolas"/>
-                <w:b w:val="0"/>
-                <w:color w:val="5B6875"/>
-                <w:sz w:val="16"/>
-              </w:rPr>
-              <w:t xml:space="preserve">  10  </w:t>
-            </w:r>
-            <w:r>
-              <w:rPr>
-                <w:rFonts w:ascii="Consolas" w:hAnsi="Consolas" w:eastAsia="Consolas"/>
-                <w:b w:val="0"/>
-                <w:sz w:val="16"/>
-              </w:rPr>
-              <w:t xml:space="preserve">        return "55+"</w:t>
-            </w:r>
-          </w:p>
-          <w:p>
-            <w:pPr>
-              <w:spacing w:before="0" w:after="0" w:line="240" w:lineRule="auto"/>
-              <w:ind w:left="567" w:hanging="567"/>
-            </w:pPr>
-            <w:r>
-              <w:rPr>
-                <w:rFonts w:ascii="Consolas" w:hAnsi="Consolas" w:eastAsia="Consolas"/>
-                <w:b w:val="0"/>
-                <w:color w:val="5B6875"/>
-                <w:sz w:val="16"/>
-              </w:rPr>
-              <w:t xml:space="preserve">  11  </w:t>
-            </w:r>
-            <w:r>
-              <w:rPr>
-                <w:rFonts w:ascii="Consolas" w:hAnsi="Consolas" w:eastAsia="Consolas"/>
-                <w:b w:val="0"/>
-                <w:sz w:val="16"/>
-              </w:rPr>
-              <w:t xml:space="preserve"> </w:t>
-            </w:r>
-          </w:p>
-          <w:p>
-            <w:pPr>
-              <w:spacing w:before="0" w:after="0" w:line="240" w:lineRule="auto"/>
-              <w:ind w:left="567" w:hanging="567"/>
-            </w:pPr>
-            <w:r>
-              <w:rPr>
-                <w:rFonts w:ascii="Consolas" w:hAnsi="Consolas" w:eastAsia="Consolas"/>
-                <w:b w:val="0"/>
-                <w:color w:val="5B6875"/>
-                <w:sz w:val="16"/>
-              </w:rPr>
-              <w:t xml:space="preserve">  12  </w:t>
-            </w:r>
-            <w:r>
-              <w:rPr>
-                <w:rFonts w:ascii="Consolas" w:hAnsi="Consolas" w:eastAsia="Consolas"/>
-                <w:b w:val="0"/>
-                <w:sz w:val="16"/>
-              </w:rPr>
-              <w:t xml:space="preserve">    df["age_group"] = df.apply(band, axis=1)</w:t>
-            </w:r>
-          </w:p>
-          <w:p>
-            <w:pPr>
-              <w:spacing w:before="0" w:after="0" w:line="240" w:lineRule="auto"/>
-              <w:ind w:left="567" w:hanging="567"/>
-            </w:pPr>
-            <w:r>
-              <w:rPr>
-                <w:rFonts w:ascii="Consolas" w:hAnsi="Consolas" w:eastAsia="Consolas"/>
-                <w:b w:val="0"/>
-                <w:color w:val="5B6875"/>
-                <w:sz w:val="16"/>
-              </w:rPr>
-              <w:t xml:space="preserve">  13  </w:t>
-            </w:r>
-            <w:r>
-              <w:rPr>
-                <w:rFonts w:ascii="Consolas" w:hAnsi="Consolas" w:eastAsia="Consolas"/>
-                <w:b w:val="0"/>
-                <w:sz w:val="16"/>
-              </w:rPr>
-              <w:t xml:space="preserve">    return df</w:t>
+              <w:t>def weighted_reach_pct(df: pd.DataFrame) -&gt; float | None: ...</w:t>
             </w:r>
           </w:p>
         </w:tc>
@@ -5302,35 +5039,12 @@
     </w:tbl>
     <w:p/>
     <w:p>
-      <w:pPr>
-        <w:pStyle w:val="Heading5"/>
-      </w:pPr>
-      <w:r>
-        <w:t>Exercise 6. Spot the bug (level 5)</w:t>
-      </w:r>
-    </w:p>
-    <w:p>
-      <w:r>
-        <w:rPr>
-          <w:b w:val="0"/>
-          <w:i w:val="0"/>
-        </w:rPr>
-        <w:t xml:space="preserve">The docstring promises that missing minutes stay missing. A respondent with no minutes recorded shows as </w:t>
-      </w:r>
-      <w:r>
-        <w:rPr>
-          <w:rFonts w:ascii="Consolas" w:hAnsi="Consolas" w:eastAsia="Consolas"/>
-          <w:b w:val="0"/>
-          <w:sz w:val="19"/>
-        </w:rPr>
-        <w:t>"light"</w:t>
-      </w:r>
-      <w:r>
-        <w:rPr>
-          <w:b w:val="0"/>
-          <w:i w:val="0"/>
-        </w:rPr>
-        <w:t>. Tap the line with the bug, then fix the function.</w:t>
+      <w:r>
+        <w:rPr>
+          <w:b w:val="0"/>
+          <w:i w:val="0"/>
+        </w:rPr>
+        <w:t>Starter code:</w:t>
       </w:r>
     </w:p>
     <w:tbl>
@@ -5368,7 +5082,7 @@
                 <w:b w:val="0"/>
                 <w:sz w:val="16"/>
               </w:rPr>
-              <w:t>def add_viewing_band(df: pd.DataFrame) -&gt; pd.DataFrame:</w:t>
+              <w:t>import numpy as np</w:t>
             </w:r>
           </w:p>
           <w:p>
@@ -5391,7 +5105,7 @@
                 <w:b w:val="0"/>
                 <w:sz w:val="16"/>
               </w:rPr>
-              <w:t xml:space="preserve">    """Band weekly minutes into heavy (60 or more) and light. Missing minutes stay missing."""</w:t>
+              <w:t>import pandas as pd</w:t>
             </w:r>
           </w:p>
           <w:p>
@@ -5414,7 +5128,7 @@
                 <w:b w:val="0"/>
                 <w:sz w:val="16"/>
               </w:rPr>
-              <w:t xml:space="preserve">    minutes = df["minutes"]</w:t>
+              <w:t xml:space="preserve"> </w:t>
             </w:r>
           </w:p>
           <w:p>
@@ -5437,7 +5151,7 @@
                 <w:b w:val="0"/>
                 <w:sz w:val="16"/>
               </w:rPr>
-              <w:t xml:space="preserve">    band = np.where(minutes &gt;= 60, "heavy", "light")</w:t>
+              <w:t xml:space="preserve"> </w:t>
             </w:r>
           </w:p>
           <w:p>
@@ -5460,7 +5174,30 @@
                 <w:b w:val="0"/>
                 <w:sz w:val="16"/>
               </w:rPr>
-              <w:t xml:space="preserve">    return df.assign(viewing_band=band)</w:t>
+              <w:t>def weighted_reach_pct(df: pd.DataFrame) -&gt; float | None:</w:t>
+            </w:r>
+          </w:p>
+          <w:p>
+            <w:pPr>
+              <w:spacing w:before="0" w:after="0" w:line="240" w:lineRule="auto"/>
+              <w:ind w:left="567" w:hanging="567"/>
+            </w:pPr>
+            <w:r>
+              <w:rPr>
+                <w:rFonts w:ascii="Consolas" w:hAnsi="Consolas" w:eastAsia="Consolas"/>
+                <w:b w:val="0"/>
+                <w:color w:val="5B6875"/>
+                <w:sz w:val="16"/>
+              </w:rPr>
+              <w:t xml:space="preserve">   6  </w:t>
+            </w:r>
+            <w:r>
+              <w:rPr>
+                <w:rFonts w:ascii="Consolas" w:hAnsi="Consolas" w:eastAsia="Consolas"/>
+                <w:b w:val="0"/>
+                <w:sz w:val="16"/>
+              </w:rPr>
+              <w:t xml:space="preserve">    ...</w:t>
             </w:r>
           </w:p>
         </w:tc>
@@ -5468,20 +5205,104 @@
     </w:tbl>
     <w:p/>
     <w:p>
-      <w:r>
-        <w:rPr>
-          <w:b w:val="0"/>
-          <w:i/>
-        </w:rPr>
-        <w:t>Write down the line number of the bug. Then write the fix.</w:t>
+      <w:pPr>
+        <w:pStyle w:val="Heading5"/>
+      </w:pPr>
+      <w:r>
+        <w:t>Exercise 5. Refactor (level 4)</w:t>
       </w:r>
     </w:p>
     <w:p>
-      <w:pPr>
-        <w:pStyle w:val="Heading4"/>
-      </w:pPr>
-      <w:r>
-        <w:t>Sources</w:t>
+      <w:r>
+        <w:rPr>
+          <w:b w:val="0"/>
+          <w:i w:val="0"/>
+        </w:rPr>
+        <w:t xml:space="preserve">Refactor </w:t>
+      </w:r>
+      <w:r>
+        <w:rPr>
+          <w:rFonts w:ascii="Consolas" w:hAnsi="Consolas" w:eastAsia="Consolas"/>
+          <w:b w:val="0"/>
+          <w:sz w:val="19"/>
+        </w:rPr>
+        <w:t>add_age_group</w:t>
+      </w:r>
+      <w:r>
+        <w:rPr>
+          <w:b w:val="0"/>
+          <w:i w:val="0"/>
+        </w:rPr>
+        <w:t xml:space="preserve"> to vectorised code. Keep the bands: under 35 is </w:t>
+      </w:r>
+      <w:r>
+        <w:rPr>
+          <w:rFonts w:ascii="Consolas" w:hAnsi="Consolas" w:eastAsia="Consolas"/>
+          <w:b w:val="0"/>
+          <w:sz w:val="19"/>
+        </w:rPr>
+        <w:t>16-34</w:t>
+      </w:r>
+      <w:r>
+        <w:rPr>
+          <w:b w:val="0"/>
+          <w:i w:val="0"/>
+        </w:rPr>
+        <w:t xml:space="preserve">, under 55 is </w:t>
+      </w:r>
+      <w:r>
+        <w:rPr>
+          <w:rFonts w:ascii="Consolas" w:hAnsi="Consolas" w:eastAsia="Consolas"/>
+          <w:b w:val="0"/>
+          <w:sz w:val="19"/>
+        </w:rPr>
+        <w:t>35-54</w:t>
+      </w:r>
+      <w:r>
+        <w:rPr>
+          <w:b w:val="0"/>
+          <w:i w:val="0"/>
+        </w:rPr>
+        <w:t xml:space="preserve">, anything else is </w:t>
+      </w:r>
+      <w:r>
+        <w:rPr>
+          <w:rFonts w:ascii="Consolas" w:hAnsi="Consolas" w:eastAsia="Consolas"/>
+          <w:b w:val="0"/>
+          <w:sz w:val="19"/>
+        </w:rPr>
+        <w:t>55+</w:t>
+      </w:r>
+      <w:r>
+        <w:rPr>
+          <w:b w:val="0"/>
+          <w:i w:val="0"/>
+        </w:rPr>
+        <w:t xml:space="preserve">. A missing age must give a missing age group, not </w:t>
+      </w:r>
+      <w:r>
+        <w:rPr>
+          <w:rFonts w:ascii="Consolas" w:hAnsi="Consolas" w:eastAsia="Consolas"/>
+          <w:b w:val="0"/>
+          <w:sz w:val="19"/>
+        </w:rPr>
+        <w:t>55+</w:t>
+      </w:r>
+      <w:r>
+        <w:rPr>
+          <w:b w:val="0"/>
+          <w:i w:val="0"/>
+        </w:rPr>
+        <w:t>. Do not change the input frame.</w:t>
+      </w:r>
+    </w:p>
+    <w:p>
+      <w:r>
+        <w:rPr>
+          <w:b w:val="0"/>
+          <w:i w:val="0"/>
+        </w:rPr>
+        <w:t>Your code must pass these checks:</w:t>
       </w:r>
     </w:p>
     <w:p>
@@ -5493,7 +5314,7 @@
           <w:b w:val="0"/>
           <w:i w:val="0"/>
         </w:rPr>
-        <w:t>Row-wise apply was about 500 times slower than np.where on one million rows. (verified: Measured in this repo's build environment: pandas 3.0.6, NumPy 2.4.6, 4.03 s against 7.5 ms.)</w:t>
+        <w:t>The bands are wrong at an edge. 35 belongs to 35-54 and 55 belongs to 55+. With pd.cut, set right=False.</w:t>
       </w:r>
     </w:p>
     <w:p>
@@ -5505,122 +5326,88 @@
           <w:b w:val="0"/>
           <w:i w:val="0"/>
         </w:rPr>
-        <w:t>pd.cut keeps NaN as missing and supports right=False. (verified: Run in pandas 3.0.6.)</w:t>
+        <w:t xml:space="preserve">A missing age must give a missing age group. </w:t>
+      </w:r>
+      <w:r>
+        <w:rPr>
+          <w:rFonts w:ascii="Consolas" w:hAnsi="Consolas" w:eastAsia="Consolas"/>
+          <w:b w:val="0"/>
+          <w:sz w:val="19"/>
+        </w:rPr>
+        <w:t>np.where</w:t>
+      </w:r>
+      <w:r>
+        <w:rPr>
+          <w:b w:val="0"/>
+          <w:i w:val="0"/>
+        </w:rPr>
+        <w:t xml:space="preserve"> and </w:t>
+      </w:r>
+      <w:r>
+        <w:rPr>
+          <w:rFonts w:ascii="Consolas" w:hAnsi="Consolas" w:eastAsia="Consolas"/>
+          <w:b w:val="0"/>
+          <w:sz w:val="19"/>
+        </w:rPr>
+        <w:t>np.select</w:t>
+      </w:r>
+      <w:r>
+        <w:rPr>
+          <w:b w:val="0"/>
+          <w:i w:val="0"/>
+        </w:rPr>
+        <w:t xml:space="preserve"> turn NaN into the default band. </w:t>
+      </w:r>
+      <w:r>
+        <w:rPr>
+          <w:rFonts w:ascii="Consolas" w:hAnsi="Consolas" w:eastAsia="Consolas"/>
+          <w:b w:val="0"/>
+          <w:sz w:val="19"/>
+        </w:rPr>
+        <w:t>pd.cut</w:t>
+      </w:r>
+      <w:r>
+        <w:rPr>
+          <w:b w:val="0"/>
+          <w:i w:val="0"/>
+        </w:rPr>
+        <w:t xml:space="preserve"> keeps it missing.</w:t>
       </w:r>
     </w:p>
     <w:p>
       <w:pPr>
-        <w:pStyle w:val="Heading3"/>
+        <w:pStyle w:val="ListBullet"/>
       </w:pPr>
       <w:r>
-        <w:t>B3-L3 Method chaining and Copy-on-Write</w:t>
+        <w:rPr>
+          <w:b w:val="0"/>
+          <w:i w:val="0"/>
+        </w:rPr>
+        <w:t xml:space="preserve">Your function changed the caller's frame. Return a new frame with </w:t>
+      </w:r>
+      <w:r>
+        <w:rPr>
+          <w:rFonts w:ascii="Consolas" w:hAnsi="Consolas" w:eastAsia="Consolas"/>
+          <w:b w:val="0"/>
+          <w:sz w:val="19"/>
+        </w:rPr>
+        <w:t>df.assign(...)</w:t>
+      </w:r>
+      <w:r>
+        <w:rPr>
+          <w:b w:val="0"/>
+          <w:i w:val="0"/>
+        </w:rPr>
+        <w:t>.</w:t>
       </w:r>
     </w:p>
     <w:p>
-      <w:pPr>
-        <w:pStyle w:val="Heading4"/>
-      </w:pPr>
-      <w:r>
-        <w:t>Concept</w:t>
-      </w:r>
-    </w:p>
-    <w:p>
-      <w:r>
-        <w:rPr>
-          <w:b/>
-          <w:i w:val="0"/>
-        </w:rPr>
-        <w:t>Copy-on-Write</w:t>
-      </w:r>
-      <w:r>
-        <w:rPr>
-          <w:b w:val="0"/>
-          <w:i w:val="0"/>
-        </w:rPr>
-        <w:t xml:space="preserve"> (CoW) is always on in pandas 3.0. Every indexing result, such as </w:t>
-      </w:r>
-      <w:r>
-        <w:rPr>
-          <w:rFonts w:ascii="Consolas" w:hAnsi="Consolas" w:eastAsia="Consolas"/>
-          <w:b w:val="0"/>
-          <w:sz w:val="19"/>
-        </w:rPr>
-        <w:t>df[cols]</w:t>
-      </w:r>
-      <w:r>
-        <w:rPr>
-          <w:b w:val="0"/>
-          <w:i w:val="0"/>
-        </w:rPr>
-        <w:t xml:space="preserve">, </w:t>
-      </w:r>
-      <w:r>
-        <w:rPr>
-          <w:rFonts w:ascii="Consolas" w:hAnsi="Consolas" w:eastAsia="Consolas"/>
-          <w:b w:val="0"/>
-          <w:sz w:val="19"/>
-        </w:rPr>
-        <w:t>df[mask]</w:t>
-      </w:r>
-      <w:r>
-        <w:rPr>
-          <w:b w:val="0"/>
-          <w:i w:val="0"/>
-        </w:rPr>
-        <w:t xml:space="preserve"> or </w:t>
-      </w:r>
-      <w:r>
-        <w:rPr>
-          <w:rFonts w:ascii="Consolas" w:hAnsi="Consolas" w:eastAsia="Consolas"/>
-          <w:b w:val="0"/>
-          <w:sz w:val="19"/>
-        </w:rPr>
-        <w:t>df["a"]</w:t>
-      </w:r>
-      <w:r>
-        <w:rPr>
-          <w:b w:val="0"/>
-          <w:i w:val="0"/>
-        </w:rPr>
-        <w:t xml:space="preserve">, behaves as a separate object. Changing it never changes </w:t>
-      </w:r>
-      <w:r>
-        <w:rPr>
-          <w:rFonts w:ascii="Consolas" w:hAnsi="Consolas" w:eastAsia="Consolas"/>
-          <w:b w:val="0"/>
-          <w:sz w:val="19"/>
-        </w:rPr>
-        <w:t>df</w:t>
-      </w:r>
-      <w:r>
-        <w:rPr>
-          <w:b w:val="0"/>
-          <w:i w:val="0"/>
-        </w:rPr>
-        <w:t>. pandas copies data only when you write to a shared object, so reads stay cheap.</w:t>
-      </w:r>
-    </w:p>
-    <w:p>
-      <w:r>
-        <w:rPr>
-          <w:b w:val="0"/>
-          <w:i w:val="0"/>
-        </w:rPr>
-        <w:t xml:space="preserve">One consequence: </w:t>
-      </w:r>
-      <w:r>
-        <w:rPr>
-          <w:b/>
-          <w:i w:val="0"/>
-        </w:rPr>
-        <w:t>chained assignment never works</w:t>
-      </w:r>
-      <w:r>
-        <w:rPr>
-          <w:b w:val="0"/>
-          <w:i w:val="0"/>
-        </w:rPr>
-        <w:t>.</w:t>
+      <w:r>
+        <w:rPr>
+          <w:b w:val="0"/>
+          <w:i w:val="0"/>
+        </w:rPr>
+        <w:t>Shape of the answer. The reference solution defines these names. Write the bodies yourself.</w:t>
       </w:r>
     </w:p>
     <w:tbl>
@@ -5658,7 +5445,7 @@
                 <w:b w:val="0"/>
                 <w:sz w:val="16"/>
               </w:rPr>
-              <w:t>df[df["age"] &lt; 18]["weight"] = 0       # df unchanged, ChainedAssignmentError warning</w:t>
+              <w:t># Module constant.</w:t>
             </w:r>
           </w:p>
           <w:p>
@@ -5681,7 +5468,145 @@
                 <w:b w:val="0"/>
                 <w:sz w:val="16"/>
               </w:rPr>
-              <w:t>df.loc[df["age"] &lt; 18, "weight"] = 0   # one step: df changed</w:t>
+              <w:t>AGE_BINS = ...</w:t>
+            </w:r>
+          </w:p>
+          <w:p>
+            <w:pPr>
+              <w:spacing w:before="0" w:after="0" w:line="240" w:lineRule="auto"/>
+              <w:ind w:left="567" w:hanging="567"/>
+            </w:pPr>
+            <w:r>
+              <w:rPr>
+                <w:rFonts w:ascii="Consolas" w:hAnsi="Consolas" w:eastAsia="Consolas"/>
+                <w:b w:val="0"/>
+                <w:color w:val="5B6875"/>
+                <w:sz w:val="16"/>
+              </w:rPr>
+              <w:t xml:space="preserve">   3  </w:t>
+            </w:r>
+            <w:r>
+              <w:rPr>
+                <w:rFonts w:ascii="Consolas" w:hAnsi="Consolas" w:eastAsia="Consolas"/>
+                <w:b w:val="0"/>
+                <w:sz w:val="16"/>
+              </w:rPr>
+              <w:t xml:space="preserve"> </w:t>
+            </w:r>
+          </w:p>
+          <w:p>
+            <w:pPr>
+              <w:spacing w:before="0" w:after="0" w:line="240" w:lineRule="auto"/>
+              <w:ind w:left="567" w:hanging="567"/>
+            </w:pPr>
+            <w:r>
+              <w:rPr>
+                <w:rFonts w:ascii="Consolas" w:hAnsi="Consolas" w:eastAsia="Consolas"/>
+                <w:b w:val="0"/>
+                <w:color w:val="5B6875"/>
+                <w:sz w:val="16"/>
+              </w:rPr>
+              <w:t xml:space="preserve">   4  </w:t>
+            </w:r>
+            <w:r>
+              <w:rPr>
+                <w:rFonts w:ascii="Consolas" w:hAnsi="Consolas" w:eastAsia="Consolas"/>
+                <w:b w:val="0"/>
+                <w:sz w:val="16"/>
+              </w:rPr>
+              <w:t># Module constant.</w:t>
+            </w:r>
+          </w:p>
+          <w:p>
+            <w:pPr>
+              <w:spacing w:before="0" w:after="0" w:line="240" w:lineRule="auto"/>
+              <w:ind w:left="567" w:hanging="567"/>
+            </w:pPr>
+            <w:r>
+              <w:rPr>
+                <w:rFonts w:ascii="Consolas" w:hAnsi="Consolas" w:eastAsia="Consolas"/>
+                <w:b w:val="0"/>
+                <w:color w:val="5B6875"/>
+                <w:sz w:val="16"/>
+              </w:rPr>
+              <w:t xml:space="preserve">   5  </w:t>
+            </w:r>
+            <w:r>
+              <w:rPr>
+                <w:rFonts w:ascii="Consolas" w:hAnsi="Consolas" w:eastAsia="Consolas"/>
+                <w:b w:val="0"/>
+                <w:sz w:val="16"/>
+              </w:rPr>
+              <w:t>AGE_LABELS = ...</w:t>
+            </w:r>
+          </w:p>
+          <w:p>
+            <w:pPr>
+              <w:spacing w:before="0" w:after="0" w:line="240" w:lineRule="auto"/>
+              <w:ind w:left="567" w:hanging="567"/>
+            </w:pPr>
+            <w:r>
+              <w:rPr>
+                <w:rFonts w:ascii="Consolas" w:hAnsi="Consolas" w:eastAsia="Consolas"/>
+                <w:b w:val="0"/>
+                <w:color w:val="5B6875"/>
+                <w:sz w:val="16"/>
+              </w:rPr>
+              <w:t xml:space="preserve">   6  </w:t>
+            </w:r>
+            <w:r>
+              <w:rPr>
+                <w:rFonts w:ascii="Consolas" w:hAnsi="Consolas" w:eastAsia="Consolas"/>
+                <w:b w:val="0"/>
+                <w:sz w:val="16"/>
+              </w:rPr>
+              <w:t xml:space="preserve"> </w:t>
+            </w:r>
+          </w:p>
+          <w:p>
+            <w:pPr>
+              <w:spacing w:before="0" w:after="0" w:line="240" w:lineRule="auto"/>
+              <w:ind w:left="567" w:hanging="567"/>
+            </w:pPr>
+            <w:r>
+              <w:rPr>
+                <w:rFonts w:ascii="Consolas" w:hAnsi="Consolas" w:eastAsia="Consolas"/>
+                <w:b w:val="0"/>
+                <w:color w:val="5B6875"/>
+                <w:sz w:val="16"/>
+              </w:rPr>
+              <w:t xml:space="preserve">   7  </w:t>
+            </w:r>
+            <w:r>
+              <w:rPr>
+                <w:rFonts w:ascii="Consolas" w:hAnsi="Consolas" w:eastAsia="Consolas"/>
+                <w:b w:val="0"/>
+                <w:sz w:val="16"/>
+              </w:rPr>
+              <w:t># Return a copy of df with an age_group column. Missing ages stay missing.</w:t>
+            </w:r>
+          </w:p>
+          <w:p>
+            <w:pPr>
+              <w:spacing w:before="0" w:after="0" w:line="240" w:lineRule="auto"/>
+              <w:ind w:left="567" w:hanging="567"/>
+            </w:pPr>
+            <w:r>
+              <w:rPr>
+                <w:rFonts w:ascii="Consolas" w:hAnsi="Consolas" w:eastAsia="Consolas"/>
+                <w:b w:val="0"/>
+                <w:color w:val="5B6875"/>
+                <w:sz w:val="16"/>
+              </w:rPr>
+              <w:t xml:space="preserve">   8  </w:t>
+            </w:r>
+            <w:r>
+              <w:rPr>
+                <w:rFonts w:ascii="Consolas" w:hAnsi="Consolas" w:eastAsia="Consolas"/>
+                <w:b w:val="0"/>
+                <w:sz w:val="16"/>
+              </w:rPr>
+              <w:t>def add_age_group(df: pd.DataFrame) -&gt; pd.DataFrame: ...</w:t>
             </w:r>
           </w:p>
         </w:tc>
@@ -5694,60 +5619,7 @@
           <w:b w:val="0"/>
           <w:i w:val="0"/>
         </w:rPr>
-        <w:t xml:space="preserve">The first line writes to a temporary copy, which Python then discards. pandas 3 emits a </w:t>
-      </w:r>
-      <w:r>
-        <w:rPr>
-          <w:rFonts w:ascii="Consolas" w:hAnsi="Consolas" w:eastAsia="Consolas"/>
-          <w:b w:val="0"/>
-          <w:sz w:val="19"/>
-        </w:rPr>
-        <w:t>ChainedAssignmentError</w:t>
-      </w:r>
-      <w:r>
-        <w:rPr>
-          <w:b w:val="0"/>
-          <w:i w:val="0"/>
-        </w:rPr>
-        <w:t xml:space="preserve"> warning, but the code keeps running. </w:t>
-      </w:r>
-      <w:r>
-        <w:rPr>
-          <w:rFonts w:ascii="Consolas" w:hAnsi="Consolas" w:eastAsia="Consolas"/>
-          <w:b w:val="0"/>
-          <w:sz w:val="19"/>
-        </w:rPr>
-        <w:t>SettingWithCopyWarning</w:t>
-      </w:r>
-      <w:r>
-        <w:rPr>
-          <w:b w:val="0"/>
-          <w:i w:val="0"/>
-        </w:rPr>
-        <w:t xml:space="preserve"> no longer exists.</w:t>
-      </w:r>
-    </w:p>
-    <w:p>
-      <w:r>
-        <w:rPr>
-          <w:b w:val="0"/>
-          <w:i w:val="0"/>
-        </w:rPr>
-        <w:t xml:space="preserve">CoW rewards a second habit: </w:t>
-      </w:r>
-      <w:r>
-        <w:rPr>
-          <w:b/>
-          <w:i w:val="0"/>
-        </w:rPr>
-        <w:t>method chaining</w:t>
-      </w:r>
-      <w:r>
-        <w:rPr>
-          <w:b w:val="0"/>
-          <w:i w:val="0"/>
-        </w:rPr>
-        <w:t>. Build the result as one expression of steps that each return a new frame.</w:t>
+        <w:t>Starter code:</w:t>
       </w:r>
     </w:p>
     <w:tbl>
@@ -5785,7 +5657,7 @@
                 <w:b w:val="0"/>
                 <w:sz w:val="16"/>
               </w:rPr>
-              <w:t>result = (</w:t>
+              <w:t>import pandas as pd</w:t>
             </w:r>
           </w:p>
           <w:p>
@@ -5808,7 +5680,7 @@
                 <w:b w:val="0"/>
                 <w:sz w:val="16"/>
               </w:rPr>
-              <w:t xml:space="preserve">    raw</w:t>
+              <w:t xml:space="preserve"> </w:t>
             </w:r>
           </w:p>
           <w:p>
@@ -5831,7 +5703,7 @@
                 <w:b w:val="0"/>
                 <w:sz w:val="16"/>
               </w:rPr>
-              <w:t xml:space="preserve">    .rename(columns=COLUMN_MAP)</w:t>
+              <w:t xml:space="preserve"> </w:t>
             </w:r>
           </w:p>
           <w:p>
@@ -5854,7 +5726,7 @@
                 <w:b w:val="0"/>
                 <w:sz w:val="16"/>
               </w:rPr>
-              <w:t xml:space="preserve">    .loc[lambda d: d["age"] &gt;= 18]</w:t>
+              <w:t>def add_age_group(df):</w:t>
             </w:r>
           </w:p>
           <w:p>
@@ -5877,7 +5749,7 @@
                 <w:b w:val="0"/>
                 <w:sz w:val="16"/>
               </w:rPr>
-              <w:t xml:space="preserve">    .assign(weight=lambda d: d["weight"].clip(upper=5.0))</w:t>
+              <w:t xml:space="preserve">    def band(row):</w:t>
             </w:r>
           </w:p>
           <w:p>
@@ -5900,7 +5772,7 @@
                 <w:b w:val="0"/>
                 <w:sz w:val="16"/>
               </w:rPr>
-              <w:t xml:space="preserve">    .pipe(add_age_band, bins=BINS, labels=LABELS)</w:t>
+              <w:t xml:space="preserve">        if row["age"] &lt; 35:</w:t>
             </w:r>
           </w:p>
           <w:p>
@@ -5923,7 +5795,145 @@
                 <w:b w:val="0"/>
                 <w:sz w:val="16"/>
               </w:rPr>
-              <w:t>)</w:t>
+              <w:t xml:space="preserve">            return "16-34"</w:t>
+            </w:r>
+          </w:p>
+          <w:p>
+            <w:pPr>
+              <w:spacing w:before="0" w:after="0" w:line="240" w:lineRule="auto"/>
+              <w:ind w:left="567" w:hanging="567"/>
+            </w:pPr>
+            <w:r>
+              <w:rPr>
+                <w:rFonts w:ascii="Consolas" w:hAnsi="Consolas" w:eastAsia="Consolas"/>
+                <w:b w:val="0"/>
+                <w:color w:val="5B6875"/>
+                <w:sz w:val="16"/>
+              </w:rPr>
+              <w:t xml:space="preserve">   8  </w:t>
+            </w:r>
+            <w:r>
+              <w:rPr>
+                <w:rFonts w:ascii="Consolas" w:hAnsi="Consolas" w:eastAsia="Consolas"/>
+                <w:b w:val="0"/>
+                <w:sz w:val="16"/>
+              </w:rPr>
+              <w:t xml:space="preserve">        if row["age"] &lt; 55:</w:t>
+            </w:r>
+          </w:p>
+          <w:p>
+            <w:pPr>
+              <w:spacing w:before="0" w:after="0" w:line="240" w:lineRule="auto"/>
+              <w:ind w:left="567" w:hanging="567"/>
+            </w:pPr>
+            <w:r>
+              <w:rPr>
+                <w:rFonts w:ascii="Consolas" w:hAnsi="Consolas" w:eastAsia="Consolas"/>
+                <w:b w:val="0"/>
+                <w:color w:val="5B6875"/>
+                <w:sz w:val="16"/>
+              </w:rPr>
+              <w:t xml:space="preserve">   9  </w:t>
+            </w:r>
+            <w:r>
+              <w:rPr>
+                <w:rFonts w:ascii="Consolas" w:hAnsi="Consolas" w:eastAsia="Consolas"/>
+                <w:b w:val="0"/>
+                <w:sz w:val="16"/>
+              </w:rPr>
+              <w:t xml:space="preserve">            return "35-54"</w:t>
+            </w:r>
+          </w:p>
+          <w:p>
+            <w:pPr>
+              <w:spacing w:before="0" w:after="0" w:line="240" w:lineRule="auto"/>
+              <w:ind w:left="567" w:hanging="567"/>
+            </w:pPr>
+            <w:r>
+              <w:rPr>
+                <w:rFonts w:ascii="Consolas" w:hAnsi="Consolas" w:eastAsia="Consolas"/>
+                <w:b w:val="0"/>
+                <w:color w:val="5B6875"/>
+                <w:sz w:val="16"/>
+              </w:rPr>
+              <w:t xml:space="preserve">  10  </w:t>
+            </w:r>
+            <w:r>
+              <w:rPr>
+                <w:rFonts w:ascii="Consolas" w:hAnsi="Consolas" w:eastAsia="Consolas"/>
+                <w:b w:val="0"/>
+                <w:sz w:val="16"/>
+              </w:rPr>
+              <w:t xml:space="preserve">        return "55+"</w:t>
+            </w:r>
+          </w:p>
+          <w:p>
+            <w:pPr>
+              <w:spacing w:before="0" w:after="0" w:line="240" w:lineRule="auto"/>
+              <w:ind w:left="567" w:hanging="567"/>
+            </w:pPr>
+            <w:r>
+              <w:rPr>
+                <w:rFonts w:ascii="Consolas" w:hAnsi="Consolas" w:eastAsia="Consolas"/>
+                <w:b w:val="0"/>
+                <w:color w:val="5B6875"/>
+                <w:sz w:val="16"/>
+              </w:rPr>
+              <w:t xml:space="preserve">  11  </w:t>
+            </w:r>
+            <w:r>
+              <w:rPr>
+                <w:rFonts w:ascii="Consolas" w:hAnsi="Consolas" w:eastAsia="Consolas"/>
+                <w:b w:val="0"/>
+                <w:sz w:val="16"/>
+              </w:rPr>
+              <w:t xml:space="preserve"> </w:t>
+            </w:r>
+          </w:p>
+          <w:p>
+            <w:pPr>
+              <w:spacing w:before="0" w:after="0" w:line="240" w:lineRule="auto"/>
+              <w:ind w:left="567" w:hanging="567"/>
+            </w:pPr>
+            <w:r>
+              <w:rPr>
+                <w:rFonts w:ascii="Consolas" w:hAnsi="Consolas" w:eastAsia="Consolas"/>
+                <w:b w:val="0"/>
+                <w:color w:val="5B6875"/>
+                <w:sz w:val="16"/>
+              </w:rPr>
+              <w:t xml:space="preserve">  12  </w:t>
+            </w:r>
+            <w:r>
+              <w:rPr>
+                <w:rFonts w:ascii="Consolas" w:hAnsi="Consolas" w:eastAsia="Consolas"/>
+                <w:b w:val="0"/>
+                <w:sz w:val="16"/>
+              </w:rPr>
+              <w:t xml:space="preserve">    df["age_group"] = df.apply(band, axis=1)</w:t>
+            </w:r>
+          </w:p>
+          <w:p>
+            <w:pPr>
+              <w:spacing w:before="0" w:after="0" w:line="240" w:lineRule="auto"/>
+              <w:ind w:left="567" w:hanging="567"/>
+            </w:pPr>
+            <w:r>
+              <w:rPr>
+                <w:rFonts w:ascii="Consolas" w:hAnsi="Consolas" w:eastAsia="Consolas"/>
+                <w:b w:val="0"/>
+                <w:color w:val="5B6875"/>
+                <w:sz w:val="16"/>
+              </w:rPr>
+              <w:t xml:space="preserve">  13  </w:t>
+            </w:r>
+            <w:r>
+              <w:rPr>
+                <w:rFonts w:ascii="Consolas" w:hAnsi="Consolas" w:eastAsia="Consolas"/>
+                <w:b w:val="0"/>
+                <w:sz w:val="16"/>
+              </w:rPr>
+              <w:t xml:space="preserve">    return df</w:t>
             </w:r>
           </w:p>
         </w:tc>
@@ -5932,242 +5942,34 @@
     <w:p/>
     <w:p>
       <w:pPr>
-        <w:pStyle w:val="ListBullet"/>
+        <w:pStyle w:val="Heading5"/>
       </w:pPr>
       <w:r>
-        <w:rPr>
-          <w:rFonts w:ascii="Consolas" w:hAnsi="Consolas" w:eastAsia="Consolas"/>
-          <w:b w:val="0"/>
-          <w:sz w:val="19"/>
-        </w:rPr>
-        <w:t>assign(col=lambda d: ...)</w:t>
-      </w:r>
-      <w:r>
-        <w:rPr>
-          <w:b w:val="0"/>
-          <w:i w:val="0"/>
-        </w:rPr>
-        <w:t xml:space="preserve"> refers to the frame at that step, not the original </w:t>
-      </w:r>
-      <w:r>
-        <w:rPr>
-          <w:rFonts w:ascii="Consolas" w:hAnsi="Consolas" w:eastAsia="Consolas"/>
-          <w:b w:val="0"/>
-          <w:sz w:val="19"/>
-        </w:rPr>
-        <w:t>raw</w:t>
-      </w:r>
-      <w:r>
-        <w:rPr>
-          <w:b w:val="0"/>
-          <w:i w:val="0"/>
-        </w:rPr>
-        <w:t>.</w:t>
+        <w:t>Exercise 6. Spot the bug (level 5)</w:t>
       </w:r>
     </w:p>
     <w:p>
-      <w:pPr>
-        <w:pStyle w:val="ListBullet"/>
-      </w:pPr>
+      <w:r>
+        <w:rPr>
+          <w:b w:val="0"/>
+          <w:i w:val="0"/>
+        </w:rPr>
+        <w:t xml:space="preserve">The docstring promises that missing minutes stay missing. A respondent with no minutes recorded shows as </w:t>
+      </w:r>
       <w:r>
         <w:rPr>
           <w:rFonts w:ascii="Consolas" w:hAnsi="Consolas" w:eastAsia="Consolas"/>
           <w:b w:val="0"/>
           <w:sz w:val="19"/>
         </w:rPr>
-        <w:t>.loc[lambda d: ...]</w:t>
-      </w:r>
-      <w:r>
-        <w:rPr>
-          <w:b w:val="0"/>
-          <w:i w:val="0"/>
-        </w:rPr>
-        <w:t xml:space="preserve"> filters on the current step.</w:t>
-      </w:r>
-    </w:p>
-    <w:p>
-      <w:pPr>
-        <w:pStyle w:val="ListBullet"/>
-      </w:pPr>
-      <w:r>
-        <w:rPr>
-          <w:rFonts w:ascii="Consolas" w:hAnsi="Consolas" w:eastAsia="Consolas"/>
-          <w:b w:val="0"/>
-          <w:sz w:val="19"/>
-        </w:rPr>
-        <w:t>.pipe(func, **kwargs)</w:t>
-      </w:r>
-      <w:r>
-        <w:rPr>
-          <w:b w:val="0"/>
-          <w:i w:val="0"/>
-        </w:rPr>
-        <w:t xml:space="preserve"> calls your own pure function (lesson B2-L1) inside the chain.</w:t>
-      </w:r>
-    </w:p>
-    <w:p>
-      <w:r>
-        <w:rPr>
-          <w:b w:val="0"/>
-          <w:i w:val="0"/>
-        </w:rPr>
-        <w:t>Chains read top to bottom, leave no half-finished variables (</w:t>
-      </w:r>
-      <w:r>
-        <w:rPr>
-          <w:rFonts w:ascii="Consolas" w:hAnsi="Consolas" w:eastAsia="Consolas"/>
-          <w:b w:val="0"/>
-          <w:sz w:val="19"/>
-        </w:rPr>
-        <w:t>df2</w:t>
-      </w:r>
-      <w:r>
-        <w:rPr>
-          <w:b w:val="0"/>
-          <w:i w:val="0"/>
-        </w:rPr>
-        <w:t xml:space="preserve">, </w:t>
-      </w:r>
-      <w:r>
-        <w:rPr>
-          <w:rFonts w:ascii="Consolas" w:hAnsi="Consolas" w:eastAsia="Consolas"/>
-          <w:b w:val="0"/>
-          <w:sz w:val="19"/>
-        </w:rPr>
-        <w:t>df_tmp</w:t>
-      </w:r>
-      <w:r>
-        <w:rPr>
-          <w:b w:val="0"/>
-          <w:i w:val="0"/>
-        </w:rPr>
-        <w:t xml:space="preserve">, </w:t>
-      </w:r>
-      <w:r>
-        <w:rPr>
-          <w:rFonts w:ascii="Consolas" w:hAnsi="Consolas" w:eastAsia="Consolas"/>
-          <w:b w:val="0"/>
-          <w:sz w:val="19"/>
-        </w:rPr>
-        <w:t>df_final</w:t>
-      </w:r>
-      <w:r>
-        <w:rPr>
-          <w:b w:val="0"/>
-          <w:i w:val="0"/>
-        </w:rPr>
-        <w:t xml:space="preserve">) in the namespace, and do not mutate the input. Keep each chain to about ten steps. Split longer ones into named functions and join them with </w:t>
-      </w:r>
-      <w:r>
-        <w:rPr>
-          <w:rFonts w:ascii="Consolas" w:hAnsi="Consolas" w:eastAsia="Consolas"/>
-          <w:b w:val="0"/>
-          <w:sz w:val="19"/>
-        </w:rPr>
-        <w:t>pipe</w:t>
-      </w:r>
-      <w:r>
-        <w:rPr>
-          <w:b w:val="0"/>
-          <w:i w:val="0"/>
-        </w:rPr>
-        <w:t>.</w:t>
-      </w:r>
-    </w:p>
-    <w:p>
-      <w:r>
-        <w:rPr>
-          <w:b w:val="0"/>
-          <w:i w:val="0"/>
-        </w:rPr>
-        <w:t xml:space="preserve">To debug a chain, comment out steps from the bottom up, or add </w:t>
-      </w:r>
-      <w:r>
-        <w:rPr>
-          <w:rFonts w:ascii="Consolas" w:hAnsi="Consolas" w:eastAsia="Consolas"/>
-          <w:b w:val="0"/>
-          <w:sz w:val="19"/>
-        </w:rPr>
-        <w:t>.pipe(lambda d: print(d.shape) or d)</w:t>
-      </w:r>
-      <w:r>
-        <w:rPr>
-          <w:b w:val="0"/>
-          <w:i w:val="0"/>
-        </w:rPr>
-        <w:t xml:space="preserve"> between steps.</w:t>
-      </w:r>
-    </w:p>
-    <w:p>
-      <w:pPr>
-        <w:pStyle w:val="Heading4"/>
-      </w:pPr>
-      <w:r>
-        <w:t>Why it matters</w:t>
-      </w:r>
-    </w:p>
-    <w:p>
-      <w:r>
-        <w:rPr>
-          <w:b w:val="0"/>
-          <w:i w:val="0"/>
-        </w:rPr>
-        <w:t xml:space="preserve">An analyst caps extreme weights with </w:t>
-      </w:r>
-      <w:r>
-        <w:rPr>
-          <w:rFonts w:ascii="Consolas" w:hAnsi="Consolas" w:eastAsia="Consolas"/>
-          <w:b w:val="0"/>
-          <w:sz w:val="19"/>
-        </w:rPr>
-        <w:t>df[df["weight"] &gt; 5]["weight"] = 5</w:t>
-      </w:r>
-      <w:r>
-        <w:rPr>
-          <w:b w:val="0"/>
-          <w:i w:val="0"/>
-        </w:rPr>
-        <w:t>. On pandas 2 it printed a SettingWithCopyWarning that everyone had learned to ignore. The weights were never capped. Three respondents with weights above 12 moved the reported brand share by 4 points. After the upgrade to pandas 3 the assignment still does nothing, with a different warning.</w:t>
-      </w:r>
-    </w:p>
-    <w:p>
-      <w:r>
-        <w:rPr>
-          <w:rFonts w:ascii="Consolas" w:hAnsi="Consolas" w:eastAsia="Consolas"/>
-          <w:b w:val="0"/>
-          <w:sz w:val="19"/>
-        </w:rPr>
-        <w:t>df.assign(weight=df["weight"].clip(upper=5.0))</w:t>
-      </w:r>
-      <w:r>
-        <w:rPr>
-          <w:b w:val="0"/>
-          <w:i w:val="0"/>
-        </w:rPr>
-        <w:t xml:space="preserve"> or a single </w:t>
-      </w:r>
-      <w:r>
-        <w:rPr>
-          <w:rFonts w:ascii="Consolas" w:hAnsi="Consolas" w:eastAsia="Consolas"/>
-          <w:b w:val="0"/>
-          <w:sz w:val="19"/>
-        </w:rPr>
-        <w:t>df.loc[mask, "weight"] = 5</w:t>
-      </w:r>
-      <w:r>
-        <w:rPr>
-          <w:b w:val="0"/>
-          <w:i w:val="0"/>
-        </w:rPr>
-        <w:t xml:space="preserve"> does what the analyst meant.</w:t>
-      </w:r>
-    </w:p>
-    <w:p>
-      <w:pPr>
-        <w:pStyle w:val="Heading4"/>
-      </w:pPr>
-      <w:r>
-        <w:t>Worked example: weak code</w:t>
+        <w:t>"light"</w:t>
+      </w:r>
+      <w:r>
+        <w:rPr>
+          <w:b w:val="0"/>
+          <w:i w:val="0"/>
+        </w:rPr>
+        <w:t>. Tap the line with the bug, then fix the function.</w:t>
       </w:r>
     </w:p>
     <w:tbl>
@@ -6205,7 +6007,7 @@
                 <w:b w:val="0"/>
                 <w:sz w:val="16"/>
               </w:rPr>
-              <w:t>df = raw.rename(columns=COLUMN_MAP)</w:t>
+              <w:t>def add_viewing_band(df: pd.DataFrame) -&gt; pd.DataFrame:</w:t>
             </w:r>
           </w:p>
           <w:p>
@@ -6216,19 +6018,19 @@
             <w:r>
               <w:rPr>
                 <w:rFonts w:ascii="Consolas" w:hAnsi="Consolas" w:eastAsia="Consolas"/>
-                <w:b/>
+                <w:b w:val="0"/>
                 <w:color w:val="5B6875"/>
                 <w:sz w:val="16"/>
               </w:rPr>
-              <w:t xml:space="preserve"> [1]  </w:t>
-            </w:r>
-            <w:r>
-              <w:rPr>
-                <w:rFonts w:ascii="Consolas" w:hAnsi="Consolas" w:eastAsia="Consolas"/>
-                <w:b w:val="0"/>
-                <w:sz w:val="16"/>
-              </w:rPr>
-              <w:t>df2 = df[df["age"] &gt;= 18]</w:t>
+              <w:t xml:space="preserve">   2  </w:t>
+            </w:r>
+            <w:r>
+              <w:rPr>
+                <w:rFonts w:ascii="Consolas" w:hAnsi="Consolas" w:eastAsia="Consolas"/>
+                <w:b w:val="0"/>
+                <w:sz w:val="16"/>
+              </w:rPr>
+              <w:t xml:space="preserve">    """Band weekly minutes into heavy (60 or more) and light. Missing minutes stay missing."""</w:t>
             </w:r>
           </w:p>
           <w:p>
@@ -6239,19 +6041,19 @@
             <w:r>
               <w:rPr>
                 <w:rFonts w:ascii="Consolas" w:hAnsi="Consolas" w:eastAsia="Consolas"/>
-                <w:b/>
+                <w:b w:val="0"/>
                 <w:color w:val="5B6875"/>
                 <w:sz w:val="16"/>
               </w:rPr>
-              <w:t xml:space="preserve"> [2]  </w:t>
-            </w:r>
-            <w:r>
-              <w:rPr>
-                <w:rFonts w:ascii="Consolas" w:hAnsi="Consolas" w:eastAsia="Consolas"/>
-                <w:b w:val="0"/>
-                <w:sz w:val="16"/>
-              </w:rPr>
-              <w:t>df2[df2["weight"] &gt; 5]["weight"] = 5.0</w:t>
+              <w:t xml:space="preserve">   3  </w:t>
+            </w:r>
+            <w:r>
+              <w:rPr>
+                <w:rFonts w:ascii="Consolas" w:hAnsi="Consolas" w:eastAsia="Consolas"/>
+                <w:b w:val="0"/>
+                <w:sz w:val="16"/>
+              </w:rPr>
+              <w:t xml:space="preserve">    minutes = df["minutes"]</w:t>
             </w:r>
           </w:p>
           <w:p>
@@ -6274,7 +6076,7 @@
                 <w:b w:val="0"/>
                 <w:sz w:val="16"/>
               </w:rPr>
-              <w:t>df3 = add_age_band(df2, BINS, LABELS)</w:t>
+              <w:t xml:space="preserve">    band = np.where(minutes &gt;= 60, "heavy", "light")</w:t>
             </w:r>
           </w:p>
           <w:p>
@@ -6285,76 +6087,32 @@
             <w:r>
               <w:rPr>
                 <w:rFonts w:ascii="Consolas" w:hAnsi="Consolas" w:eastAsia="Consolas"/>
-                <w:b/>
+                <w:b w:val="0"/>
                 <w:color w:val="5B6875"/>
                 <w:sz w:val="16"/>
               </w:rPr>
-              <w:t xml:space="preserve"> [3]  </w:t>
-            </w:r>
-            <w:r>
-              <w:rPr>
-                <w:rFonts w:ascii="Consolas" w:hAnsi="Consolas" w:eastAsia="Consolas"/>
-                <w:b w:val="0"/>
-                <w:sz w:val="16"/>
-              </w:rPr>
-              <w:t>result = df3</w:t>
+              <w:t xml:space="preserve">   5  </w:t>
+            </w:r>
+            <w:r>
+              <w:rPr>
+                <w:rFonts w:ascii="Consolas" w:hAnsi="Consolas" w:eastAsia="Consolas"/>
+                <w:b w:val="0"/>
+                <w:sz w:val="16"/>
+              </w:rPr>
+              <w:t xml:space="preserve">    return df.assign(viewing_band=band)</w:t>
             </w:r>
           </w:p>
         </w:tc>
       </w:tr>
     </w:tbl>
+    <w:p/>
     <w:p>
-      <w:pPr>
-        <w:pStyle w:val="ListNumber"/>
-      </w:pPr>
-      <w:r>
-        <w:rPr>
-          <w:b/>
-        </w:rPr>
-        <w:t xml:space="preserve">Line 2. </w:t>
-      </w:r>
-      <w:r>
-        <w:rPr>
-          <w:b w:val="0"/>
-          <w:i w:val="0"/>
-        </w:rPr>
-        <w:t>Intermediate names that outlive their use and invite edits to the wrong one.</w:t>
-      </w:r>
-    </w:p>
-    <w:p>
-      <w:pPr>
-        <w:pStyle w:val="ListNumber"/>
-      </w:pPr>
-      <w:r>
-        <w:rPr>
-          <w:b/>
-        </w:rPr>
-        <w:t xml:space="preserve">Line 3. </w:t>
-      </w:r>
-      <w:r>
-        <w:rPr>
-          <w:b w:val="0"/>
-          <w:i w:val="0"/>
-        </w:rPr>
-        <w:t>Chained assignment: writes to a temporary copy. The weights are not capped.</w:t>
-      </w:r>
-    </w:p>
-    <w:p>
-      <w:pPr>
-        <w:pStyle w:val="ListNumber"/>
-      </w:pPr>
-      <w:r>
-        <w:rPr>
-          <w:b/>
-        </w:rPr>
-        <w:t xml:space="preserve">Line 5. </w:t>
-      </w:r>
-      <w:r>
-        <w:rPr>
-          <w:b w:val="0"/>
-          <w:i w:val="0"/>
-        </w:rPr>
-        <w:t>Which of df, df2, df3 is the final state? The reader has to trace every line.</w:t>
+      <w:r>
+        <w:rPr>
+          <w:b w:val="0"/>
+          <w:i/>
+        </w:rPr>
+        <w:t>Write down the line number of the bug. Then write the fix.</w:t>
       </w:r>
     </w:p>
     <w:p>
@@ -6362,7 +6120,146 @@
         <w:pStyle w:val="Heading4"/>
       </w:pPr>
       <w:r>
-        <w:t>Worked example: strong code</w:t>
+        <w:t>Sources</w:t>
+      </w:r>
+    </w:p>
+    <w:p>
+      <w:pPr>
+        <w:pStyle w:val="ListBullet"/>
+      </w:pPr>
+      <w:r>
+        <w:rPr>
+          <w:b w:val="0"/>
+          <w:i w:val="0"/>
+        </w:rPr>
+        <w:t>Row-wise apply was about 500 times slower than np.where on one million rows. (verified: Measured in this repo's build environment: pandas 3.0.6, NumPy 2.4.6, 4.03 s against 7.5 ms.)</w:t>
+      </w:r>
+    </w:p>
+    <w:p>
+      <w:pPr>
+        <w:pStyle w:val="ListBullet"/>
+      </w:pPr>
+      <w:r>
+        <w:rPr>
+          <w:b w:val="0"/>
+          <w:i w:val="0"/>
+        </w:rPr>
+        <w:t>pd.cut keeps NaN as missing and supports right=False. (verified: Run in pandas 3.0.6.)</w:t>
+      </w:r>
+    </w:p>
+    <w:p>
+      <w:pPr>
+        <w:pStyle w:val="Heading3"/>
+      </w:pPr>
+      <w:r>
+        <w:t>B3-L3 Method chaining and Copy-on-Write</w:t>
+      </w:r>
+    </w:p>
+    <w:p>
+      <w:pPr>
+        <w:pStyle w:val="Heading4"/>
+      </w:pPr>
+      <w:r>
+        <w:t>Concept</w:t>
+      </w:r>
+    </w:p>
+    <w:p>
+      <w:r>
+        <w:rPr>
+          <w:b/>
+          <w:i w:val="0"/>
+        </w:rPr>
+        <w:t>Copy-on-Write</w:t>
+      </w:r>
+      <w:r>
+        <w:rPr>
+          <w:b w:val="0"/>
+          <w:i w:val="0"/>
+        </w:rPr>
+        <w:t xml:space="preserve"> (CoW) is always on in pandas 3.0. Every indexing result, such as </w:t>
+      </w:r>
+      <w:r>
+        <w:rPr>
+          <w:rFonts w:ascii="Consolas" w:hAnsi="Consolas" w:eastAsia="Consolas"/>
+          <w:b w:val="0"/>
+          <w:sz w:val="19"/>
+        </w:rPr>
+        <w:t>df[cols]</w:t>
+      </w:r>
+      <w:r>
+        <w:rPr>
+          <w:b w:val="0"/>
+          <w:i w:val="0"/>
+        </w:rPr>
+        <w:t xml:space="preserve">, </w:t>
+      </w:r>
+      <w:r>
+        <w:rPr>
+          <w:rFonts w:ascii="Consolas" w:hAnsi="Consolas" w:eastAsia="Consolas"/>
+          <w:b w:val="0"/>
+          <w:sz w:val="19"/>
+        </w:rPr>
+        <w:t>df[mask]</w:t>
+      </w:r>
+      <w:r>
+        <w:rPr>
+          <w:b w:val="0"/>
+          <w:i w:val="0"/>
+        </w:rPr>
+        <w:t xml:space="preserve"> or </w:t>
+      </w:r>
+      <w:r>
+        <w:rPr>
+          <w:rFonts w:ascii="Consolas" w:hAnsi="Consolas" w:eastAsia="Consolas"/>
+          <w:b w:val="0"/>
+          <w:sz w:val="19"/>
+        </w:rPr>
+        <w:t>df["a"]</w:t>
+      </w:r>
+      <w:r>
+        <w:rPr>
+          <w:b w:val="0"/>
+          <w:i w:val="0"/>
+        </w:rPr>
+        <w:t xml:space="preserve">, behaves as a separate object. Changing it never changes </w:t>
+      </w:r>
+      <w:r>
+        <w:rPr>
+          <w:rFonts w:ascii="Consolas" w:hAnsi="Consolas" w:eastAsia="Consolas"/>
+          <w:b w:val="0"/>
+          <w:sz w:val="19"/>
+        </w:rPr>
+        <w:t>df</w:t>
+      </w:r>
+      <w:r>
+        <w:rPr>
+          <w:b w:val="0"/>
+          <w:i w:val="0"/>
+        </w:rPr>
+        <w:t>. pandas copies data only when you write to a shared object, so reads stay cheap.</w:t>
+      </w:r>
+    </w:p>
+    <w:p>
+      <w:r>
+        <w:rPr>
+          <w:b w:val="0"/>
+          <w:i w:val="0"/>
+        </w:rPr>
+        <w:t xml:space="preserve">One consequence: </w:t>
+      </w:r>
+      <w:r>
+        <w:rPr>
+          <w:b/>
+          <w:i w:val="0"/>
+        </w:rPr>
+        <w:t>chained assignment never works</w:t>
+      </w:r>
+      <w:r>
+        <w:rPr>
+          <w:b w:val="0"/>
+          <w:i w:val="0"/>
+        </w:rPr>
+        <w:t>.</w:t>
       </w:r>
     </w:p>
     <w:tbl>
@@ -6400,7 +6297,7 @@
                 <w:b w:val="0"/>
                 <w:sz w:val="16"/>
               </w:rPr>
-              <w:t>import pandas as pd</w:t>
+              <w:t>df[df["age"] &lt; 18]["weight"] = 0       # df unchanged, ChainedAssignmentError warning</w:t>
             </w:r>
           </w:p>
           <w:p>
@@ -6423,540 +6320,73 @@
                 <w:b w:val="0"/>
                 <w:sz w:val="16"/>
               </w:rPr>
-              <w:t xml:space="preserve"> </w:t>
-            </w:r>
-          </w:p>
-          <w:p>
-            <w:pPr>
-              <w:spacing w:before="0" w:after="0" w:line="240" w:lineRule="auto"/>
-              <w:ind w:left="567" w:hanging="567"/>
-            </w:pPr>
-            <w:r>
-              <w:rPr>
-                <w:rFonts w:ascii="Consolas" w:hAnsi="Consolas" w:eastAsia="Consolas"/>
-                <w:b w:val="0"/>
-                <w:color w:val="5B6875"/>
-                <w:sz w:val="16"/>
-              </w:rPr>
-              <w:t xml:space="preserve">   3  </w:t>
-            </w:r>
-            <w:r>
-              <w:rPr>
-                <w:rFonts w:ascii="Consolas" w:hAnsi="Consolas" w:eastAsia="Consolas"/>
-                <w:b w:val="0"/>
-                <w:sz w:val="16"/>
-              </w:rPr>
-              <w:t xml:space="preserve"> </w:t>
-            </w:r>
-          </w:p>
-          <w:p>
-            <w:pPr>
-              <w:spacing w:before="0" w:after="0" w:line="240" w:lineRule="auto"/>
-              <w:ind w:left="567" w:hanging="567"/>
-            </w:pPr>
-            <w:r>
-              <w:rPr>
-                <w:rFonts w:ascii="Consolas" w:hAnsi="Consolas" w:eastAsia="Consolas"/>
-                <w:b w:val="0"/>
-                <w:color w:val="5B6875"/>
-                <w:sz w:val="16"/>
-              </w:rPr>
-              <w:t xml:space="preserve">   4  </w:t>
-            </w:r>
-            <w:r>
-              <w:rPr>
-                <w:rFonts w:ascii="Consolas" w:hAnsi="Consolas" w:eastAsia="Consolas"/>
-                <w:b w:val="0"/>
-                <w:sz w:val="16"/>
-              </w:rPr>
-              <w:t>def prepare(raw: pd.DataFrame, column_map: dict[str, str], bins: list[int], labels: list[str]) -&gt; pd.DataFrame:</w:t>
-            </w:r>
-          </w:p>
-          <w:p>
-            <w:pPr>
-              <w:spacing w:before="0" w:after="0" w:line="240" w:lineRule="auto"/>
-              <w:ind w:left="567" w:hanging="567"/>
-            </w:pPr>
-            <w:r>
-              <w:rPr>
-                <w:rFonts w:ascii="Consolas" w:hAnsi="Consolas" w:eastAsia="Consolas"/>
-                <w:b w:val="0"/>
-                <w:color w:val="5B6875"/>
-                <w:sz w:val="16"/>
-              </w:rPr>
-              <w:t xml:space="preserve">   5  </w:t>
-            </w:r>
-            <w:r>
-              <w:rPr>
-                <w:rFonts w:ascii="Consolas" w:hAnsi="Consolas" w:eastAsia="Consolas"/>
-                <w:b w:val="0"/>
-                <w:sz w:val="16"/>
-              </w:rPr>
-              <w:t xml:space="preserve">    """Rename, keep adults, cap weights at 5 and add age bands."""</w:t>
-            </w:r>
-          </w:p>
-          <w:p>
-            <w:pPr>
-              <w:spacing w:before="0" w:after="0" w:line="240" w:lineRule="auto"/>
-              <w:ind w:left="567" w:hanging="567"/>
-            </w:pPr>
-            <w:r>
-              <w:rPr>
-                <w:rFonts w:ascii="Consolas" w:hAnsi="Consolas" w:eastAsia="Consolas"/>
-                <w:b w:val="0"/>
-                <w:color w:val="5B6875"/>
-                <w:sz w:val="16"/>
-              </w:rPr>
-              <w:t xml:space="preserve">   6  </w:t>
-            </w:r>
-            <w:r>
-              <w:rPr>
-                <w:rFonts w:ascii="Consolas" w:hAnsi="Consolas" w:eastAsia="Consolas"/>
-                <w:b w:val="0"/>
-                <w:sz w:val="16"/>
-              </w:rPr>
-              <w:t xml:space="preserve">    return (</w:t>
-            </w:r>
-          </w:p>
-          <w:p>
-            <w:pPr>
-              <w:spacing w:before="0" w:after="0" w:line="240" w:lineRule="auto"/>
-              <w:ind w:left="567" w:hanging="567"/>
-            </w:pPr>
-            <w:r>
-              <w:rPr>
-                <w:rFonts w:ascii="Consolas" w:hAnsi="Consolas" w:eastAsia="Consolas"/>
-                <w:b w:val="0"/>
-                <w:color w:val="5B6875"/>
-                <w:sz w:val="16"/>
-              </w:rPr>
-              <w:t xml:space="preserve">   7  </w:t>
-            </w:r>
-            <w:r>
-              <w:rPr>
-                <w:rFonts w:ascii="Consolas" w:hAnsi="Consolas" w:eastAsia="Consolas"/>
-                <w:b w:val="0"/>
-                <w:sz w:val="16"/>
-              </w:rPr>
-              <w:t xml:space="preserve">        raw</w:t>
-            </w:r>
-          </w:p>
-          <w:p>
-            <w:pPr>
-              <w:spacing w:before="0" w:after="0" w:line="240" w:lineRule="auto"/>
-              <w:ind w:left="567" w:hanging="567"/>
-            </w:pPr>
-            <w:r>
-              <w:rPr>
-                <w:rFonts w:ascii="Consolas" w:hAnsi="Consolas" w:eastAsia="Consolas"/>
-                <w:b w:val="0"/>
-                <w:color w:val="5B6875"/>
-                <w:sz w:val="16"/>
-              </w:rPr>
-              <w:t xml:space="preserve">   8  </w:t>
-            </w:r>
-            <w:r>
-              <w:rPr>
-                <w:rFonts w:ascii="Consolas" w:hAnsi="Consolas" w:eastAsia="Consolas"/>
-                <w:b w:val="0"/>
-                <w:sz w:val="16"/>
-              </w:rPr>
-              <w:t xml:space="preserve">        .rename(columns=column_map)</w:t>
-            </w:r>
-          </w:p>
-          <w:p>
-            <w:pPr>
-              <w:spacing w:before="0" w:after="0" w:line="240" w:lineRule="auto"/>
-              <w:ind w:left="567" w:hanging="567"/>
-            </w:pPr>
-            <w:r>
-              <w:rPr>
-                <w:rFonts w:ascii="Consolas" w:hAnsi="Consolas" w:eastAsia="Consolas"/>
-                <w:b/>
-                <w:color w:val="5B6875"/>
-                <w:sz w:val="16"/>
-              </w:rPr>
-              <w:t xml:space="preserve"> [1]  </w:t>
-            </w:r>
-            <w:r>
-              <w:rPr>
-                <w:rFonts w:ascii="Consolas" w:hAnsi="Consolas" w:eastAsia="Consolas"/>
-                <w:b w:val="0"/>
-                <w:sz w:val="16"/>
-              </w:rPr>
-              <w:t xml:space="preserve">        .loc[lambda d: d["age"] &gt;= 18]</w:t>
-            </w:r>
-          </w:p>
-          <w:p>
-            <w:pPr>
-              <w:spacing w:before="0" w:after="0" w:line="240" w:lineRule="auto"/>
-              <w:ind w:left="567" w:hanging="567"/>
-            </w:pPr>
-            <w:r>
-              <w:rPr>
-                <w:rFonts w:ascii="Consolas" w:hAnsi="Consolas" w:eastAsia="Consolas"/>
-                <w:b/>
-                <w:color w:val="5B6875"/>
-                <w:sz w:val="16"/>
-              </w:rPr>
-              <w:t xml:space="preserve"> [2]  </w:t>
-            </w:r>
-            <w:r>
-              <w:rPr>
-                <w:rFonts w:ascii="Consolas" w:hAnsi="Consolas" w:eastAsia="Consolas"/>
-                <w:b w:val="0"/>
-                <w:sz w:val="16"/>
-              </w:rPr>
-              <w:t xml:space="preserve">        .assign(weight=lambda d: d["weight"].clip(upper=5.0))</w:t>
-            </w:r>
-          </w:p>
-          <w:p>
-            <w:pPr>
-              <w:spacing w:before="0" w:after="0" w:line="240" w:lineRule="auto"/>
-              <w:ind w:left="567" w:hanging="567"/>
-            </w:pPr>
-            <w:r>
-              <w:rPr>
-                <w:rFonts w:ascii="Consolas" w:hAnsi="Consolas" w:eastAsia="Consolas"/>
-                <w:b/>
-                <w:color w:val="5B6875"/>
-                <w:sz w:val="16"/>
-              </w:rPr>
-              <w:t xml:space="preserve"> [3]  </w:t>
-            </w:r>
-            <w:r>
-              <w:rPr>
-                <w:rFonts w:ascii="Consolas" w:hAnsi="Consolas" w:eastAsia="Consolas"/>
-                <w:b w:val="0"/>
-                <w:sz w:val="16"/>
-              </w:rPr>
-              <w:t xml:space="preserve">        .pipe(add_age_band, bins=bins, labels=labels)</w:t>
-            </w:r>
-          </w:p>
-          <w:p>
-            <w:pPr>
-              <w:spacing w:before="0" w:after="0" w:line="240" w:lineRule="auto"/>
-              <w:ind w:left="567" w:hanging="567"/>
-            </w:pPr>
-            <w:r>
-              <w:rPr>
-                <w:rFonts w:ascii="Consolas" w:hAnsi="Consolas" w:eastAsia="Consolas"/>
-                <w:b w:val="0"/>
-                <w:color w:val="5B6875"/>
-                <w:sz w:val="16"/>
-              </w:rPr>
-              <w:t xml:space="preserve">  12  </w:t>
-            </w:r>
-            <w:r>
-              <w:rPr>
-                <w:rFonts w:ascii="Consolas" w:hAnsi="Consolas" w:eastAsia="Consolas"/>
-                <w:b w:val="0"/>
-                <w:sz w:val="16"/>
-              </w:rPr>
-              <w:t xml:space="preserve">    )</w:t>
+              <w:t>df.loc[df["age"] &lt; 18, "weight"] = 0   # one step: df changed</w:t>
             </w:r>
           </w:p>
         </w:tc>
       </w:tr>
     </w:tbl>
+    <w:p/>
     <w:p>
-      <w:pPr>
-        <w:pStyle w:val="ListNumber"/>
-      </w:pPr>
-      <w:r>
-        <w:rPr>
-          <w:b/>
-        </w:rPr>
-        <w:t xml:space="preserve">Line 9. </w:t>
-      </w:r>
-      <w:r>
-        <w:rPr>
-          <w:b w:val="0"/>
-          <w:i w:val="0"/>
-        </w:rPr>
-        <w:t>Filters the renamed frame at this step.</w:t>
+      <w:r>
+        <w:rPr>
+          <w:b w:val="0"/>
+          <w:i w:val="0"/>
+        </w:rPr>
+        <w:t xml:space="preserve">The first line writes to a temporary copy, which Python then discards. pandas 3 emits a </w:t>
+      </w:r>
+      <w:r>
+        <w:rPr>
+          <w:rFonts w:ascii="Consolas" w:hAnsi="Consolas" w:eastAsia="Consolas"/>
+          <w:b w:val="0"/>
+          <w:sz w:val="19"/>
+        </w:rPr>
+        <w:t>ChainedAssignmentError</w:t>
+      </w:r>
+      <w:r>
+        <w:rPr>
+          <w:b w:val="0"/>
+          <w:i w:val="0"/>
+        </w:rPr>
+        <w:t xml:space="preserve"> warning, but the code keeps running. </w:t>
+      </w:r>
+      <w:r>
+        <w:rPr>
+          <w:rFonts w:ascii="Consolas" w:hAnsi="Consolas" w:eastAsia="Consolas"/>
+          <w:b w:val="0"/>
+          <w:sz w:val="19"/>
+        </w:rPr>
+        <w:t>SettingWithCopyWarning</w:t>
+      </w:r>
+      <w:r>
+        <w:rPr>
+          <w:b w:val="0"/>
+          <w:i w:val="0"/>
+        </w:rPr>
+        <w:t xml:space="preserve"> no longer exists.</w:t>
       </w:r>
     </w:p>
     <w:p>
-      <w:pPr>
-        <w:pStyle w:val="ListNumber"/>
-      </w:pPr>
+      <w:r>
+        <w:rPr>
+          <w:b w:val="0"/>
+          <w:i w:val="0"/>
+        </w:rPr>
+        <w:t xml:space="preserve">CoW rewards a second habit: </w:t>
+      </w:r>
       <w:r>
         <w:rPr>
           <w:b/>
-        </w:rPr>
-        <w:t xml:space="preserve">Line 10. </w:t>
-      </w:r>
-      <w:r>
-        <w:rPr>
-          <w:b w:val="0"/>
-          <w:i w:val="0"/>
-        </w:rPr>
-        <w:t>Returns a new frame with capped weights. No assignment to a copy.</w:t>
-      </w:r>
-    </w:p>
-    <w:p>
-      <w:pPr>
-        <w:pStyle w:val="ListNumber"/>
-      </w:pPr>
-      <w:r>
-        <w:rPr>
-          <w:b/>
-        </w:rPr>
-        <w:t xml:space="preserve">Line 11. </w:t>
-      </w:r>
-      <w:r>
-        <w:rPr>
-          <w:b w:val="0"/>
-          <w:i w:val="0"/>
-        </w:rPr>
-        <w:t>Your own pure function, called as one step of the chain.</w:t>
-      </w:r>
-    </w:p>
-    <w:p>
-      <w:r>
-        <w:rPr>
-          <w:b w:val="0"/>
-          <w:i w:val="0"/>
-        </w:rPr>
-        <w:t>Under Copy-on-Write, write with .loc in one step, or better, build a new frame with a chain of assign, loc and pipe.</w:t>
-      </w:r>
-    </w:p>
-    <w:p>
-      <w:pPr>
-        <w:pStyle w:val="Heading4"/>
-      </w:pPr>
-      <w:r>
-        <w:t>Recap card</w:t>
-      </w:r>
-    </w:p>
-    <w:p>
-      <w:pPr>
-        <w:pStyle w:val="ListBullet"/>
-      </w:pPr>
-      <w:r>
-        <w:rPr>
-          <w:b/>
-          <w:i w:val="0"/>
-        </w:rPr>
-        <w:t>Copy-on-Write in pandas 3.0</w:t>
-      </w:r>
-      <w:r>
-        <w:rPr>
-          <w:b w:val="0"/>
-          <w:i w:val="0"/>
-        </w:rPr>
-        <w:t xml:space="preserve"> Always on. Indexing results behave as separate objects, copied only on write.</w:t>
-      </w:r>
-    </w:p>
-    <w:p>
-      <w:pPr>
-        <w:pStyle w:val="ListBullet"/>
-      </w:pPr>
-      <w:r>
-        <w:rPr>
-          <w:b/>
-          <w:i w:val="0"/>
-        </w:rPr>
-        <w:t>df[mask]["col"] = value on pandas 3</w:t>
-      </w:r>
-      <w:r>
-        <w:rPr>
-          <w:b w:val="0"/>
-          <w:i w:val="0"/>
-        </w:rPr>
-        <w:t xml:space="preserve"> Changes nothing and emits ChainedAssignmentError. Use df.loc[mask, "col"] = value.</w:t>
-      </w:r>
-    </w:p>
-    <w:p>
-      <w:pPr>
-        <w:pStyle w:val="ListBullet"/>
-      </w:pPr>
-      <w:r>
-        <w:rPr>
-          <w:b/>
-          <w:i w:val="0"/>
-        </w:rPr>
-        <w:t>Refer to the current step inside a chain</w:t>
-      </w:r>
-      <w:r>
-        <w:rPr>
-          <w:b w:val="0"/>
-          <w:i w:val="0"/>
-        </w:rPr>
-        <w:t xml:space="preserve"> A lambda: assign(x=lambda d: ...) or loc[lambda d: ...].</w:t>
-      </w:r>
-    </w:p>
-    <w:p>
-      <w:pPr>
-        <w:pStyle w:val="ListBullet"/>
-      </w:pPr>
-      <w:r>
-        <w:rPr>
-          <w:b/>
-          <w:i w:val="0"/>
-        </w:rPr>
-        <w:t>Call your own function inside a chain</w:t>
-      </w:r>
-      <w:r>
-        <w:rPr>
-          <w:b w:val="0"/>
-          <w:i w:val="0"/>
-        </w:rPr>
-        <w:t xml:space="preserve"> .pipe(func, **kwargs).</w:t>
-      </w:r>
-    </w:p>
-    <w:p>
-      <w:pPr>
-        <w:pStyle w:val="Heading4"/>
-      </w:pPr>
-      <w:r>
-        <w:t>Practice</w:t>
-      </w:r>
-    </w:p>
-    <w:p>
-      <w:pPr>
-        <w:pStyle w:val="Heading5"/>
-      </w:pPr>
-      <w:r>
-        <w:t>Exercise 1. Multiple choice (level 1)</w:t>
-      </w:r>
-    </w:p>
-    <w:p>
-      <w:r>
-        <w:rPr>
-          <w:b w:val="0"/>
-          <w:i w:val="0"/>
-        </w:rPr>
-        <w:t xml:space="preserve">On pandas 3.0, </w:t>
-      </w:r>
-      <w:r>
-        <w:rPr>
-          <w:rFonts w:ascii="Consolas" w:hAnsi="Consolas" w:eastAsia="Consolas"/>
-          <w:b w:val="0"/>
-          <w:sz w:val="19"/>
-        </w:rPr>
-        <w:t>df[df["age"] &lt; 18]["weight"] = 0</w:t>
-      </w:r>
-      <w:r>
-        <w:rPr>
-          <w:b w:val="0"/>
-          <w:i w:val="0"/>
-        </w:rPr>
-        <w:t xml:space="preserve"> runs. What happens to </w:t>
-      </w:r>
-      <w:r>
-        <w:rPr>
-          <w:rFonts w:ascii="Consolas" w:hAnsi="Consolas" w:eastAsia="Consolas"/>
-          <w:b w:val="0"/>
-          <w:sz w:val="19"/>
-        </w:rPr>
-        <w:t>df</w:t>
-      </w:r>
-      <w:r>
-        <w:rPr>
-          <w:b w:val="0"/>
-          <w:i w:val="0"/>
-        </w:rPr>
-        <w:t>?</w:t>
-      </w:r>
-    </w:p>
-    <w:p>
-      <w:pPr>
-        <w:pStyle w:val="ListBullet"/>
-      </w:pPr>
-      <w:r>
-        <w:rPr>
-          <w:b w:val="0"/>
-          <w:i w:val="0"/>
-        </w:rPr>
-        <w:t>a) Weights of under-18s become 0.</w:t>
-      </w:r>
-    </w:p>
-    <w:p>
-      <w:pPr>
-        <w:pStyle w:val="ListBullet"/>
-      </w:pPr>
-      <w:r>
-        <w:rPr>
-          <w:b w:val="0"/>
-          <w:i w:val="0"/>
-        </w:rPr>
-        <w:t>b) Nothing. pandas emits a ChainedAssignmentError warning.</w:t>
-      </w:r>
-    </w:p>
-    <w:p>
-      <w:pPr>
-        <w:pStyle w:val="ListBullet"/>
-      </w:pPr>
-      <w:r>
-        <w:rPr>
-          <w:b w:val="0"/>
-          <w:i w:val="0"/>
-        </w:rPr>
-        <w:t>c) It raises an exception and stops.</w:t>
-      </w:r>
-    </w:p>
-    <w:p>
-      <w:pPr>
-        <w:pStyle w:val="ListBullet"/>
-      </w:pPr>
-      <w:r>
-        <w:rPr>
-          <w:b w:val="0"/>
-          <w:i w:val="0"/>
-        </w:rPr>
-        <w:t>d) Every weight becomes 0.</w:t>
-      </w:r>
-    </w:p>
-    <w:p>
-      <w:r>
-        <w:rPr>
-          <w:b/>
-          <w:i w:val="0"/>
-        </w:rPr>
-        <w:t>Why?</w:t>
-      </w:r>
-    </w:p>
-    <w:p>
-      <w:pPr>
-        <w:pStyle w:val="ListBullet"/>
-      </w:pPr>
-      <w:r>
-        <w:rPr>
-          <w:b w:val="0"/>
-          <w:i w:val="0"/>
-        </w:rPr>
-        <w:t>r1) The first indexing step returns a new object, so the write lands on a temporary copy.</w:t>
-      </w:r>
-    </w:p>
-    <w:p>
-      <w:pPr>
-        <w:pStyle w:val="ListBullet"/>
-      </w:pPr>
-      <w:r>
-        <w:rPr>
-          <w:b w:val="0"/>
-          <w:i w:val="0"/>
-        </w:rPr>
-        <w:t>r2) pandas 3 makes every DataFrame read-only.</w:t>
-      </w:r>
-    </w:p>
-    <w:p>
-      <w:pPr>
-        <w:pStyle w:val="Heading5"/>
-      </w:pPr>
-      <w:r>
-        <w:t>Exercise 2. Predict the output (level 2)</w:t>
-      </w:r>
-    </w:p>
-    <w:p>
-      <w:r>
-        <w:rPr>
-          <w:b w:val="0"/>
-          <w:i w:val="0"/>
-        </w:rPr>
-        <w:t>What does this print on pandas 3.0?</w:t>
+          <w:i w:val="0"/>
+        </w:rPr>
+        <w:t>method chaining</w:t>
+      </w:r>
+      <w:r>
+        <w:rPr>
+          <w:b w:val="0"/>
+          <w:i w:val="0"/>
+        </w:rPr>
+        <w:t>. Build the result as one expression of steps that each return a new frame.</w:t>
       </w:r>
     </w:p>
     <w:tbl>
@@ -6994,6 +6424,1215 @@
                 <w:b w:val="0"/>
                 <w:sz w:val="16"/>
               </w:rPr>
+              <w:t>result = (</w:t>
+            </w:r>
+          </w:p>
+          <w:p>
+            <w:pPr>
+              <w:spacing w:before="0" w:after="0" w:line="240" w:lineRule="auto"/>
+              <w:ind w:left="567" w:hanging="567"/>
+            </w:pPr>
+            <w:r>
+              <w:rPr>
+                <w:rFonts w:ascii="Consolas" w:hAnsi="Consolas" w:eastAsia="Consolas"/>
+                <w:b w:val="0"/>
+                <w:color w:val="5B6875"/>
+                <w:sz w:val="16"/>
+              </w:rPr>
+              <w:t xml:space="preserve">   2  </w:t>
+            </w:r>
+            <w:r>
+              <w:rPr>
+                <w:rFonts w:ascii="Consolas" w:hAnsi="Consolas" w:eastAsia="Consolas"/>
+                <w:b w:val="0"/>
+                <w:sz w:val="16"/>
+              </w:rPr>
+              <w:t xml:space="preserve">    raw</w:t>
+            </w:r>
+          </w:p>
+          <w:p>
+            <w:pPr>
+              <w:spacing w:before="0" w:after="0" w:line="240" w:lineRule="auto"/>
+              <w:ind w:left="567" w:hanging="567"/>
+            </w:pPr>
+            <w:r>
+              <w:rPr>
+                <w:rFonts w:ascii="Consolas" w:hAnsi="Consolas" w:eastAsia="Consolas"/>
+                <w:b w:val="0"/>
+                <w:color w:val="5B6875"/>
+                <w:sz w:val="16"/>
+              </w:rPr>
+              <w:t xml:space="preserve">   3  </w:t>
+            </w:r>
+            <w:r>
+              <w:rPr>
+                <w:rFonts w:ascii="Consolas" w:hAnsi="Consolas" w:eastAsia="Consolas"/>
+                <w:b w:val="0"/>
+                <w:sz w:val="16"/>
+              </w:rPr>
+              <w:t xml:space="preserve">    .rename(columns=COLUMN_MAP)</w:t>
+            </w:r>
+          </w:p>
+          <w:p>
+            <w:pPr>
+              <w:spacing w:before="0" w:after="0" w:line="240" w:lineRule="auto"/>
+              <w:ind w:left="567" w:hanging="567"/>
+            </w:pPr>
+            <w:r>
+              <w:rPr>
+                <w:rFonts w:ascii="Consolas" w:hAnsi="Consolas" w:eastAsia="Consolas"/>
+                <w:b w:val="0"/>
+                <w:color w:val="5B6875"/>
+                <w:sz w:val="16"/>
+              </w:rPr>
+              <w:t xml:space="preserve">   4  </w:t>
+            </w:r>
+            <w:r>
+              <w:rPr>
+                <w:rFonts w:ascii="Consolas" w:hAnsi="Consolas" w:eastAsia="Consolas"/>
+                <w:b w:val="0"/>
+                <w:sz w:val="16"/>
+              </w:rPr>
+              <w:t xml:space="preserve">    .loc[lambda d: d["age"] &gt;= 18]</w:t>
+            </w:r>
+          </w:p>
+          <w:p>
+            <w:pPr>
+              <w:spacing w:before="0" w:after="0" w:line="240" w:lineRule="auto"/>
+              <w:ind w:left="567" w:hanging="567"/>
+            </w:pPr>
+            <w:r>
+              <w:rPr>
+                <w:rFonts w:ascii="Consolas" w:hAnsi="Consolas" w:eastAsia="Consolas"/>
+                <w:b w:val="0"/>
+                <w:color w:val="5B6875"/>
+                <w:sz w:val="16"/>
+              </w:rPr>
+              <w:t xml:space="preserve">   5  </w:t>
+            </w:r>
+            <w:r>
+              <w:rPr>
+                <w:rFonts w:ascii="Consolas" w:hAnsi="Consolas" w:eastAsia="Consolas"/>
+                <w:b w:val="0"/>
+                <w:sz w:val="16"/>
+              </w:rPr>
+              <w:t xml:space="preserve">    .assign(weight=lambda d: d["weight"].clip(upper=5.0))</w:t>
+            </w:r>
+          </w:p>
+          <w:p>
+            <w:pPr>
+              <w:spacing w:before="0" w:after="0" w:line="240" w:lineRule="auto"/>
+              <w:ind w:left="567" w:hanging="567"/>
+            </w:pPr>
+            <w:r>
+              <w:rPr>
+                <w:rFonts w:ascii="Consolas" w:hAnsi="Consolas" w:eastAsia="Consolas"/>
+                <w:b w:val="0"/>
+                <w:color w:val="5B6875"/>
+                <w:sz w:val="16"/>
+              </w:rPr>
+              <w:t xml:space="preserve">   6  </w:t>
+            </w:r>
+            <w:r>
+              <w:rPr>
+                <w:rFonts w:ascii="Consolas" w:hAnsi="Consolas" w:eastAsia="Consolas"/>
+                <w:b w:val="0"/>
+                <w:sz w:val="16"/>
+              </w:rPr>
+              <w:t xml:space="preserve">    .pipe(add_age_band, bins=BINS, labels=LABELS)</w:t>
+            </w:r>
+          </w:p>
+          <w:p>
+            <w:pPr>
+              <w:spacing w:before="0" w:after="0" w:line="240" w:lineRule="auto"/>
+              <w:ind w:left="567" w:hanging="567"/>
+            </w:pPr>
+            <w:r>
+              <w:rPr>
+                <w:rFonts w:ascii="Consolas" w:hAnsi="Consolas" w:eastAsia="Consolas"/>
+                <w:b w:val="0"/>
+                <w:color w:val="5B6875"/>
+                <w:sz w:val="16"/>
+              </w:rPr>
+              <w:t xml:space="preserve">   7  </w:t>
+            </w:r>
+            <w:r>
+              <w:rPr>
+                <w:rFonts w:ascii="Consolas" w:hAnsi="Consolas" w:eastAsia="Consolas"/>
+                <w:b w:val="0"/>
+                <w:sz w:val="16"/>
+              </w:rPr>
+              <w:t>)</w:t>
+            </w:r>
+          </w:p>
+        </w:tc>
+      </w:tr>
+    </w:tbl>
+    <w:p/>
+    <w:p>
+      <w:pPr>
+        <w:pStyle w:val="ListBullet"/>
+      </w:pPr>
+      <w:r>
+        <w:rPr>
+          <w:rFonts w:ascii="Consolas" w:hAnsi="Consolas" w:eastAsia="Consolas"/>
+          <w:b w:val="0"/>
+          <w:sz w:val="19"/>
+        </w:rPr>
+        <w:t>assign(col=lambda d: ...)</w:t>
+      </w:r>
+      <w:r>
+        <w:rPr>
+          <w:b w:val="0"/>
+          <w:i w:val="0"/>
+        </w:rPr>
+        <w:t xml:space="preserve"> refers to the frame at that step, not the original </w:t>
+      </w:r>
+      <w:r>
+        <w:rPr>
+          <w:rFonts w:ascii="Consolas" w:hAnsi="Consolas" w:eastAsia="Consolas"/>
+          <w:b w:val="0"/>
+          <w:sz w:val="19"/>
+        </w:rPr>
+        <w:t>raw</w:t>
+      </w:r>
+      <w:r>
+        <w:rPr>
+          <w:b w:val="0"/>
+          <w:i w:val="0"/>
+        </w:rPr>
+        <w:t>.</w:t>
+      </w:r>
+    </w:p>
+    <w:p>
+      <w:pPr>
+        <w:pStyle w:val="ListBullet"/>
+      </w:pPr>
+      <w:r>
+        <w:rPr>
+          <w:rFonts w:ascii="Consolas" w:hAnsi="Consolas" w:eastAsia="Consolas"/>
+          <w:b w:val="0"/>
+          <w:sz w:val="19"/>
+        </w:rPr>
+        <w:t>.loc[lambda d: ...]</w:t>
+      </w:r>
+      <w:r>
+        <w:rPr>
+          <w:b w:val="0"/>
+          <w:i w:val="0"/>
+        </w:rPr>
+        <w:t xml:space="preserve"> filters on the current step.</w:t>
+      </w:r>
+    </w:p>
+    <w:p>
+      <w:pPr>
+        <w:pStyle w:val="ListBullet"/>
+      </w:pPr>
+      <w:r>
+        <w:rPr>
+          <w:rFonts w:ascii="Consolas" w:hAnsi="Consolas" w:eastAsia="Consolas"/>
+          <w:b w:val="0"/>
+          <w:sz w:val="19"/>
+        </w:rPr>
+        <w:t>.pipe(func, **kwargs)</w:t>
+      </w:r>
+      <w:r>
+        <w:rPr>
+          <w:b w:val="0"/>
+          <w:i w:val="0"/>
+        </w:rPr>
+        <w:t xml:space="preserve"> calls your own pure function (lesson B2-L1) inside the chain.</w:t>
+      </w:r>
+    </w:p>
+    <w:p>
+      <w:r>
+        <w:rPr>
+          <w:b w:val="0"/>
+          <w:i w:val="0"/>
+        </w:rPr>
+        <w:t>Chains read top to bottom, leave no half-finished variables (</w:t>
+      </w:r>
+      <w:r>
+        <w:rPr>
+          <w:rFonts w:ascii="Consolas" w:hAnsi="Consolas" w:eastAsia="Consolas"/>
+          <w:b w:val="0"/>
+          <w:sz w:val="19"/>
+        </w:rPr>
+        <w:t>df2</w:t>
+      </w:r>
+      <w:r>
+        <w:rPr>
+          <w:b w:val="0"/>
+          <w:i w:val="0"/>
+        </w:rPr>
+        <w:t xml:space="preserve">, </w:t>
+      </w:r>
+      <w:r>
+        <w:rPr>
+          <w:rFonts w:ascii="Consolas" w:hAnsi="Consolas" w:eastAsia="Consolas"/>
+          <w:b w:val="0"/>
+          <w:sz w:val="19"/>
+        </w:rPr>
+        <w:t>df_tmp</w:t>
+      </w:r>
+      <w:r>
+        <w:rPr>
+          <w:b w:val="0"/>
+          <w:i w:val="0"/>
+        </w:rPr>
+        <w:t xml:space="preserve">, </w:t>
+      </w:r>
+      <w:r>
+        <w:rPr>
+          <w:rFonts w:ascii="Consolas" w:hAnsi="Consolas" w:eastAsia="Consolas"/>
+          <w:b w:val="0"/>
+          <w:sz w:val="19"/>
+        </w:rPr>
+        <w:t>df_final</w:t>
+      </w:r>
+      <w:r>
+        <w:rPr>
+          <w:b w:val="0"/>
+          <w:i w:val="0"/>
+        </w:rPr>
+        <w:t xml:space="preserve">) in the namespace, and do not mutate the input. Keep each chain to about ten steps. Split longer ones into named functions and join them with </w:t>
+      </w:r>
+      <w:r>
+        <w:rPr>
+          <w:rFonts w:ascii="Consolas" w:hAnsi="Consolas" w:eastAsia="Consolas"/>
+          <w:b w:val="0"/>
+          <w:sz w:val="19"/>
+        </w:rPr>
+        <w:t>pipe</w:t>
+      </w:r>
+      <w:r>
+        <w:rPr>
+          <w:b w:val="0"/>
+          <w:i w:val="0"/>
+        </w:rPr>
+        <w:t>.</w:t>
+      </w:r>
+    </w:p>
+    <w:p>
+      <w:r>
+        <w:rPr>
+          <w:b w:val="0"/>
+          <w:i w:val="0"/>
+        </w:rPr>
+        <w:t xml:space="preserve">To debug a chain, comment out steps from the bottom up, or add </w:t>
+      </w:r>
+      <w:r>
+        <w:rPr>
+          <w:rFonts w:ascii="Consolas" w:hAnsi="Consolas" w:eastAsia="Consolas"/>
+          <w:b w:val="0"/>
+          <w:sz w:val="19"/>
+        </w:rPr>
+        <w:t>.pipe(lambda d: print(d.shape) or d)</w:t>
+      </w:r>
+      <w:r>
+        <w:rPr>
+          <w:b w:val="0"/>
+          <w:i w:val="0"/>
+        </w:rPr>
+        <w:t xml:space="preserve"> between steps.</w:t>
+      </w:r>
+    </w:p>
+    <w:p>
+      <w:pPr>
+        <w:pStyle w:val="Heading4"/>
+      </w:pPr>
+      <w:r>
+        <w:t>Why it matters</w:t>
+      </w:r>
+    </w:p>
+    <w:p>
+      <w:r>
+        <w:rPr>
+          <w:b w:val="0"/>
+          <w:i w:val="0"/>
+        </w:rPr>
+        <w:t xml:space="preserve">An analyst caps extreme weights with </w:t>
+      </w:r>
+      <w:r>
+        <w:rPr>
+          <w:rFonts w:ascii="Consolas" w:hAnsi="Consolas" w:eastAsia="Consolas"/>
+          <w:b w:val="0"/>
+          <w:sz w:val="19"/>
+        </w:rPr>
+        <w:t>df[df["weight"] &gt; 5]["weight"] = 5</w:t>
+      </w:r>
+      <w:r>
+        <w:rPr>
+          <w:b w:val="0"/>
+          <w:i w:val="0"/>
+        </w:rPr>
+        <w:t>. On pandas 2 it printed a SettingWithCopyWarning that everyone had learned to ignore. The weights were never capped. Three respondents with weights above 12 moved the reported brand share by 4 points. After the upgrade to pandas 3 the assignment still does nothing, with a different warning.</w:t>
+      </w:r>
+    </w:p>
+    <w:p>
+      <w:r>
+        <w:rPr>
+          <w:rFonts w:ascii="Consolas" w:hAnsi="Consolas" w:eastAsia="Consolas"/>
+          <w:b w:val="0"/>
+          <w:sz w:val="19"/>
+        </w:rPr>
+        <w:t>df.assign(weight=df["weight"].clip(upper=5.0))</w:t>
+      </w:r>
+      <w:r>
+        <w:rPr>
+          <w:b w:val="0"/>
+          <w:i w:val="0"/>
+        </w:rPr>
+        <w:t xml:space="preserve"> or a single </w:t>
+      </w:r>
+      <w:r>
+        <w:rPr>
+          <w:rFonts w:ascii="Consolas" w:hAnsi="Consolas" w:eastAsia="Consolas"/>
+          <w:b w:val="0"/>
+          <w:sz w:val="19"/>
+        </w:rPr>
+        <w:t>df.loc[mask, "weight"] = 5</w:t>
+      </w:r>
+      <w:r>
+        <w:rPr>
+          <w:b w:val="0"/>
+          <w:i w:val="0"/>
+        </w:rPr>
+        <w:t xml:space="preserve"> does what the analyst meant.</w:t>
+      </w:r>
+    </w:p>
+    <w:p>
+      <w:pPr>
+        <w:pStyle w:val="Heading4"/>
+      </w:pPr>
+      <w:r>
+        <w:t>Worked example: weak code</w:t>
+      </w:r>
+    </w:p>
+    <w:tbl>
+      <w:tblPr>
+        <w:tblW w:type="auto" w:w="0"/>
+        <w:jc w:val="left"/>
+        <w:tblLook w:firstColumn="1" w:firstRow="1" w:lastColumn="0" w:lastRow="0" w:noHBand="0" w:noVBand="1" w:val="04A0"/>
+      </w:tblPr>
+      <w:tblGrid>
+        <w:gridCol w:w="8221"/>
+      </w:tblGrid>
+      <w:tr>
+        <w:tc>
+          <w:tcPr>
+            <w:tcW w:type="dxa" w:w="8221"/>
+            <w:shd w:val="clear" w:color="auto" w:fill="F2F4F7"/>
+          </w:tcPr>
+          <w:p>
+            <w:pPr>
+              <w:spacing w:before="0" w:after="0" w:line="240" w:lineRule="auto"/>
+              <w:ind w:left="567" w:hanging="567"/>
+            </w:pPr>
+            <w:r>
+              <w:rPr>
+                <w:rFonts w:ascii="Consolas" w:hAnsi="Consolas" w:eastAsia="Consolas"/>
+                <w:b w:val="0"/>
+                <w:color w:val="5B6875"/>
+                <w:sz w:val="16"/>
+              </w:rPr>
+              <w:t xml:space="preserve">   1  </w:t>
+            </w:r>
+            <w:r>
+              <w:rPr>
+                <w:rFonts w:ascii="Consolas" w:hAnsi="Consolas" w:eastAsia="Consolas"/>
+                <w:b w:val="0"/>
+                <w:sz w:val="16"/>
+              </w:rPr>
+              <w:t>df = raw.rename(columns=COLUMN_MAP)</w:t>
+            </w:r>
+          </w:p>
+          <w:p>
+            <w:pPr>
+              <w:spacing w:before="0" w:after="0" w:line="240" w:lineRule="auto"/>
+              <w:ind w:left="567" w:hanging="567"/>
+            </w:pPr>
+            <w:r>
+              <w:rPr>
+                <w:rFonts w:ascii="Consolas" w:hAnsi="Consolas" w:eastAsia="Consolas"/>
+                <w:b/>
+                <w:color w:val="5B6875"/>
+                <w:sz w:val="16"/>
+              </w:rPr>
+              <w:t xml:space="preserve"> [1]  </w:t>
+            </w:r>
+            <w:r>
+              <w:rPr>
+                <w:rFonts w:ascii="Consolas" w:hAnsi="Consolas" w:eastAsia="Consolas"/>
+                <w:b w:val="0"/>
+                <w:sz w:val="16"/>
+              </w:rPr>
+              <w:t>df2 = df[df["age"] &gt;= 18]</w:t>
+            </w:r>
+          </w:p>
+          <w:p>
+            <w:pPr>
+              <w:spacing w:before="0" w:after="0" w:line="240" w:lineRule="auto"/>
+              <w:ind w:left="567" w:hanging="567"/>
+            </w:pPr>
+            <w:r>
+              <w:rPr>
+                <w:rFonts w:ascii="Consolas" w:hAnsi="Consolas" w:eastAsia="Consolas"/>
+                <w:b/>
+                <w:color w:val="5B6875"/>
+                <w:sz w:val="16"/>
+              </w:rPr>
+              <w:t xml:space="preserve"> [2]  </w:t>
+            </w:r>
+            <w:r>
+              <w:rPr>
+                <w:rFonts w:ascii="Consolas" w:hAnsi="Consolas" w:eastAsia="Consolas"/>
+                <w:b w:val="0"/>
+                <w:sz w:val="16"/>
+              </w:rPr>
+              <w:t>df2[df2["weight"] &gt; 5]["weight"] = 5.0</w:t>
+            </w:r>
+          </w:p>
+          <w:p>
+            <w:pPr>
+              <w:spacing w:before="0" w:after="0" w:line="240" w:lineRule="auto"/>
+              <w:ind w:left="567" w:hanging="567"/>
+            </w:pPr>
+            <w:r>
+              <w:rPr>
+                <w:rFonts w:ascii="Consolas" w:hAnsi="Consolas" w:eastAsia="Consolas"/>
+                <w:b w:val="0"/>
+                <w:color w:val="5B6875"/>
+                <w:sz w:val="16"/>
+              </w:rPr>
+              <w:t xml:space="preserve">   4  </w:t>
+            </w:r>
+            <w:r>
+              <w:rPr>
+                <w:rFonts w:ascii="Consolas" w:hAnsi="Consolas" w:eastAsia="Consolas"/>
+                <w:b w:val="0"/>
+                <w:sz w:val="16"/>
+              </w:rPr>
+              <w:t>df3 = add_age_band(df2, BINS, LABELS)</w:t>
+            </w:r>
+          </w:p>
+          <w:p>
+            <w:pPr>
+              <w:spacing w:before="0" w:after="0" w:line="240" w:lineRule="auto"/>
+              <w:ind w:left="567" w:hanging="567"/>
+            </w:pPr>
+            <w:r>
+              <w:rPr>
+                <w:rFonts w:ascii="Consolas" w:hAnsi="Consolas" w:eastAsia="Consolas"/>
+                <w:b/>
+                <w:color w:val="5B6875"/>
+                <w:sz w:val="16"/>
+              </w:rPr>
+              <w:t xml:space="preserve"> [3]  </w:t>
+            </w:r>
+            <w:r>
+              <w:rPr>
+                <w:rFonts w:ascii="Consolas" w:hAnsi="Consolas" w:eastAsia="Consolas"/>
+                <w:b w:val="0"/>
+                <w:sz w:val="16"/>
+              </w:rPr>
+              <w:t>result = df3</w:t>
+            </w:r>
+          </w:p>
+        </w:tc>
+      </w:tr>
+    </w:tbl>
+    <w:p>
+      <w:pPr>
+        <w:pStyle w:val="ListNumber"/>
+      </w:pPr>
+      <w:r>
+        <w:rPr>
+          <w:b/>
+        </w:rPr>
+        <w:t xml:space="preserve">Line 2. </w:t>
+      </w:r>
+      <w:r>
+        <w:rPr>
+          <w:b w:val="0"/>
+          <w:i w:val="0"/>
+        </w:rPr>
+        <w:t>Intermediate names that outlive their use and invite edits to the wrong one.</w:t>
+      </w:r>
+    </w:p>
+    <w:p>
+      <w:pPr>
+        <w:pStyle w:val="ListNumber"/>
+      </w:pPr>
+      <w:r>
+        <w:rPr>
+          <w:b/>
+        </w:rPr>
+        <w:t xml:space="preserve">Line 3. </w:t>
+      </w:r>
+      <w:r>
+        <w:rPr>
+          <w:b w:val="0"/>
+          <w:i w:val="0"/>
+        </w:rPr>
+        <w:t>Chained assignment: writes to a temporary copy. The weights are not capped.</w:t>
+      </w:r>
+    </w:p>
+    <w:p>
+      <w:pPr>
+        <w:pStyle w:val="ListNumber"/>
+      </w:pPr>
+      <w:r>
+        <w:rPr>
+          <w:b/>
+        </w:rPr>
+        <w:t xml:space="preserve">Line 5. </w:t>
+      </w:r>
+      <w:r>
+        <w:rPr>
+          <w:b w:val="0"/>
+          <w:i w:val="0"/>
+        </w:rPr>
+        <w:t>Which of df, df2, df3 is the final state? The reader has to trace every line.</w:t>
+      </w:r>
+    </w:p>
+    <w:p>
+      <w:pPr>
+        <w:pStyle w:val="Heading4"/>
+      </w:pPr>
+      <w:r>
+        <w:t>Worked example: strong code</w:t>
+      </w:r>
+    </w:p>
+    <w:tbl>
+      <w:tblPr>
+        <w:tblW w:type="auto" w:w="0"/>
+        <w:jc w:val="left"/>
+        <w:tblLook w:firstColumn="1" w:firstRow="1" w:lastColumn="0" w:lastRow="0" w:noHBand="0" w:noVBand="1" w:val="04A0"/>
+      </w:tblPr>
+      <w:tblGrid>
+        <w:gridCol w:w="8221"/>
+      </w:tblGrid>
+      <w:tr>
+        <w:tc>
+          <w:tcPr>
+            <w:tcW w:type="dxa" w:w="8221"/>
+            <w:shd w:val="clear" w:color="auto" w:fill="F2F4F7"/>
+          </w:tcPr>
+          <w:p>
+            <w:pPr>
+              <w:spacing w:before="0" w:after="0" w:line="240" w:lineRule="auto"/>
+              <w:ind w:left="567" w:hanging="567"/>
+            </w:pPr>
+            <w:r>
+              <w:rPr>
+                <w:rFonts w:ascii="Consolas" w:hAnsi="Consolas" w:eastAsia="Consolas"/>
+                <w:b w:val="0"/>
+                <w:color w:val="5B6875"/>
+                <w:sz w:val="16"/>
+              </w:rPr>
+              <w:t xml:space="preserve">   1  </w:t>
+            </w:r>
+            <w:r>
+              <w:rPr>
+                <w:rFonts w:ascii="Consolas" w:hAnsi="Consolas" w:eastAsia="Consolas"/>
+                <w:b w:val="0"/>
+                <w:sz w:val="16"/>
+              </w:rPr>
+              <w:t>import pandas as pd</w:t>
+            </w:r>
+          </w:p>
+          <w:p>
+            <w:pPr>
+              <w:spacing w:before="0" w:after="0" w:line="240" w:lineRule="auto"/>
+              <w:ind w:left="567" w:hanging="567"/>
+            </w:pPr>
+            <w:r>
+              <w:rPr>
+                <w:rFonts w:ascii="Consolas" w:hAnsi="Consolas" w:eastAsia="Consolas"/>
+                <w:b w:val="0"/>
+                <w:color w:val="5B6875"/>
+                <w:sz w:val="16"/>
+              </w:rPr>
+              <w:t xml:space="preserve">   2  </w:t>
+            </w:r>
+            <w:r>
+              <w:rPr>
+                <w:rFonts w:ascii="Consolas" w:hAnsi="Consolas" w:eastAsia="Consolas"/>
+                <w:b w:val="0"/>
+                <w:sz w:val="16"/>
+              </w:rPr>
+              <w:t xml:space="preserve"> </w:t>
+            </w:r>
+          </w:p>
+          <w:p>
+            <w:pPr>
+              <w:spacing w:before="0" w:after="0" w:line="240" w:lineRule="auto"/>
+              <w:ind w:left="567" w:hanging="567"/>
+            </w:pPr>
+            <w:r>
+              <w:rPr>
+                <w:rFonts w:ascii="Consolas" w:hAnsi="Consolas" w:eastAsia="Consolas"/>
+                <w:b w:val="0"/>
+                <w:color w:val="5B6875"/>
+                <w:sz w:val="16"/>
+              </w:rPr>
+              <w:t xml:space="preserve">   3  </w:t>
+            </w:r>
+            <w:r>
+              <w:rPr>
+                <w:rFonts w:ascii="Consolas" w:hAnsi="Consolas" w:eastAsia="Consolas"/>
+                <w:b w:val="0"/>
+                <w:sz w:val="16"/>
+              </w:rPr>
+              <w:t xml:space="preserve"> </w:t>
+            </w:r>
+          </w:p>
+          <w:p>
+            <w:pPr>
+              <w:spacing w:before="0" w:after="0" w:line="240" w:lineRule="auto"/>
+              <w:ind w:left="567" w:hanging="567"/>
+            </w:pPr>
+            <w:r>
+              <w:rPr>
+                <w:rFonts w:ascii="Consolas" w:hAnsi="Consolas" w:eastAsia="Consolas"/>
+                <w:b w:val="0"/>
+                <w:color w:val="5B6875"/>
+                <w:sz w:val="16"/>
+              </w:rPr>
+              <w:t xml:space="preserve">   4  </w:t>
+            </w:r>
+            <w:r>
+              <w:rPr>
+                <w:rFonts w:ascii="Consolas" w:hAnsi="Consolas" w:eastAsia="Consolas"/>
+                <w:b w:val="0"/>
+                <w:sz w:val="16"/>
+              </w:rPr>
+              <w:t>def prepare(raw: pd.DataFrame, column_map: dict[str, str], bins: list[int], labels: list[str]) -&gt; pd.DataFrame:</w:t>
+            </w:r>
+          </w:p>
+          <w:p>
+            <w:pPr>
+              <w:spacing w:before="0" w:after="0" w:line="240" w:lineRule="auto"/>
+              <w:ind w:left="567" w:hanging="567"/>
+            </w:pPr>
+            <w:r>
+              <w:rPr>
+                <w:rFonts w:ascii="Consolas" w:hAnsi="Consolas" w:eastAsia="Consolas"/>
+                <w:b w:val="0"/>
+                <w:color w:val="5B6875"/>
+                <w:sz w:val="16"/>
+              </w:rPr>
+              <w:t xml:space="preserve">   5  </w:t>
+            </w:r>
+            <w:r>
+              <w:rPr>
+                <w:rFonts w:ascii="Consolas" w:hAnsi="Consolas" w:eastAsia="Consolas"/>
+                <w:b w:val="0"/>
+                <w:sz w:val="16"/>
+              </w:rPr>
+              <w:t xml:space="preserve">    """Rename, keep adults, cap weights at 5 and add age bands."""</w:t>
+            </w:r>
+          </w:p>
+          <w:p>
+            <w:pPr>
+              <w:spacing w:before="0" w:after="0" w:line="240" w:lineRule="auto"/>
+              <w:ind w:left="567" w:hanging="567"/>
+            </w:pPr>
+            <w:r>
+              <w:rPr>
+                <w:rFonts w:ascii="Consolas" w:hAnsi="Consolas" w:eastAsia="Consolas"/>
+                <w:b w:val="0"/>
+                <w:color w:val="5B6875"/>
+                <w:sz w:val="16"/>
+              </w:rPr>
+              <w:t xml:space="preserve">   6  </w:t>
+            </w:r>
+            <w:r>
+              <w:rPr>
+                <w:rFonts w:ascii="Consolas" w:hAnsi="Consolas" w:eastAsia="Consolas"/>
+                <w:b w:val="0"/>
+                <w:sz w:val="16"/>
+              </w:rPr>
+              <w:t xml:space="preserve">    return (</w:t>
+            </w:r>
+          </w:p>
+          <w:p>
+            <w:pPr>
+              <w:spacing w:before="0" w:after="0" w:line="240" w:lineRule="auto"/>
+              <w:ind w:left="567" w:hanging="567"/>
+            </w:pPr>
+            <w:r>
+              <w:rPr>
+                <w:rFonts w:ascii="Consolas" w:hAnsi="Consolas" w:eastAsia="Consolas"/>
+                <w:b w:val="0"/>
+                <w:color w:val="5B6875"/>
+                <w:sz w:val="16"/>
+              </w:rPr>
+              <w:t xml:space="preserve">   7  </w:t>
+            </w:r>
+            <w:r>
+              <w:rPr>
+                <w:rFonts w:ascii="Consolas" w:hAnsi="Consolas" w:eastAsia="Consolas"/>
+                <w:b w:val="0"/>
+                <w:sz w:val="16"/>
+              </w:rPr>
+              <w:t xml:space="preserve">        raw</w:t>
+            </w:r>
+          </w:p>
+          <w:p>
+            <w:pPr>
+              <w:spacing w:before="0" w:after="0" w:line="240" w:lineRule="auto"/>
+              <w:ind w:left="567" w:hanging="567"/>
+            </w:pPr>
+            <w:r>
+              <w:rPr>
+                <w:rFonts w:ascii="Consolas" w:hAnsi="Consolas" w:eastAsia="Consolas"/>
+                <w:b w:val="0"/>
+                <w:color w:val="5B6875"/>
+                <w:sz w:val="16"/>
+              </w:rPr>
+              <w:t xml:space="preserve">   8  </w:t>
+            </w:r>
+            <w:r>
+              <w:rPr>
+                <w:rFonts w:ascii="Consolas" w:hAnsi="Consolas" w:eastAsia="Consolas"/>
+                <w:b w:val="0"/>
+                <w:sz w:val="16"/>
+              </w:rPr>
+              <w:t xml:space="preserve">        .rename(columns=column_map)</w:t>
+            </w:r>
+          </w:p>
+          <w:p>
+            <w:pPr>
+              <w:spacing w:before="0" w:after="0" w:line="240" w:lineRule="auto"/>
+              <w:ind w:left="567" w:hanging="567"/>
+            </w:pPr>
+            <w:r>
+              <w:rPr>
+                <w:rFonts w:ascii="Consolas" w:hAnsi="Consolas" w:eastAsia="Consolas"/>
+                <w:b/>
+                <w:color w:val="5B6875"/>
+                <w:sz w:val="16"/>
+              </w:rPr>
+              <w:t xml:space="preserve"> [1]  </w:t>
+            </w:r>
+            <w:r>
+              <w:rPr>
+                <w:rFonts w:ascii="Consolas" w:hAnsi="Consolas" w:eastAsia="Consolas"/>
+                <w:b w:val="0"/>
+                <w:sz w:val="16"/>
+              </w:rPr>
+              <w:t xml:space="preserve">        .loc[lambda d: d["age"] &gt;= 18]</w:t>
+            </w:r>
+          </w:p>
+          <w:p>
+            <w:pPr>
+              <w:spacing w:before="0" w:after="0" w:line="240" w:lineRule="auto"/>
+              <w:ind w:left="567" w:hanging="567"/>
+            </w:pPr>
+            <w:r>
+              <w:rPr>
+                <w:rFonts w:ascii="Consolas" w:hAnsi="Consolas" w:eastAsia="Consolas"/>
+                <w:b/>
+                <w:color w:val="5B6875"/>
+                <w:sz w:val="16"/>
+              </w:rPr>
+              <w:t xml:space="preserve"> [2]  </w:t>
+            </w:r>
+            <w:r>
+              <w:rPr>
+                <w:rFonts w:ascii="Consolas" w:hAnsi="Consolas" w:eastAsia="Consolas"/>
+                <w:b w:val="0"/>
+                <w:sz w:val="16"/>
+              </w:rPr>
+              <w:t xml:space="preserve">        .assign(weight=lambda d: d["weight"].clip(upper=5.0))</w:t>
+            </w:r>
+          </w:p>
+          <w:p>
+            <w:pPr>
+              <w:spacing w:before="0" w:after="0" w:line="240" w:lineRule="auto"/>
+              <w:ind w:left="567" w:hanging="567"/>
+            </w:pPr>
+            <w:r>
+              <w:rPr>
+                <w:rFonts w:ascii="Consolas" w:hAnsi="Consolas" w:eastAsia="Consolas"/>
+                <w:b/>
+                <w:color w:val="5B6875"/>
+                <w:sz w:val="16"/>
+              </w:rPr>
+              <w:t xml:space="preserve"> [3]  </w:t>
+            </w:r>
+            <w:r>
+              <w:rPr>
+                <w:rFonts w:ascii="Consolas" w:hAnsi="Consolas" w:eastAsia="Consolas"/>
+                <w:b w:val="0"/>
+                <w:sz w:val="16"/>
+              </w:rPr>
+              <w:t xml:space="preserve">        .pipe(add_age_band, bins=bins, labels=labels)</w:t>
+            </w:r>
+          </w:p>
+          <w:p>
+            <w:pPr>
+              <w:spacing w:before="0" w:after="0" w:line="240" w:lineRule="auto"/>
+              <w:ind w:left="567" w:hanging="567"/>
+            </w:pPr>
+            <w:r>
+              <w:rPr>
+                <w:rFonts w:ascii="Consolas" w:hAnsi="Consolas" w:eastAsia="Consolas"/>
+                <w:b w:val="0"/>
+                <w:color w:val="5B6875"/>
+                <w:sz w:val="16"/>
+              </w:rPr>
+              <w:t xml:space="preserve">  12  </w:t>
+            </w:r>
+            <w:r>
+              <w:rPr>
+                <w:rFonts w:ascii="Consolas" w:hAnsi="Consolas" w:eastAsia="Consolas"/>
+                <w:b w:val="0"/>
+                <w:sz w:val="16"/>
+              </w:rPr>
+              <w:t xml:space="preserve">    )</w:t>
+            </w:r>
+          </w:p>
+        </w:tc>
+      </w:tr>
+    </w:tbl>
+    <w:p>
+      <w:pPr>
+        <w:pStyle w:val="ListNumber"/>
+      </w:pPr>
+      <w:r>
+        <w:rPr>
+          <w:b/>
+        </w:rPr>
+        <w:t xml:space="preserve">Line 9. </w:t>
+      </w:r>
+      <w:r>
+        <w:rPr>
+          <w:b w:val="0"/>
+          <w:i w:val="0"/>
+        </w:rPr>
+        <w:t>Filters the renamed frame at this step.</w:t>
+      </w:r>
+    </w:p>
+    <w:p>
+      <w:pPr>
+        <w:pStyle w:val="ListNumber"/>
+      </w:pPr>
+      <w:r>
+        <w:rPr>
+          <w:b/>
+        </w:rPr>
+        <w:t xml:space="preserve">Line 10. </w:t>
+      </w:r>
+      <w:r>
+        <w:rPr>
+          <w:b w:val="0"/>
+          <w:i w:val="0"/>
+        </w:rPr>
+        <w:t>Returns a new frame with capped weights. No assignment to a copy.</w:t>
+      </w:r>
+    </w:p>
+    <w:p>
+      <w:pPr>
+        <w:pStyle w:val="ListNumber"/>
+      </w:pPr>
+      <w:r>
+        <w:rPr>
+          <w:b/>
+        </w:rPr>
+        <w:t xml:space="preserve">Line 11. </w:t>
+      </w:r>
+      <w:r>
+        <w:rPr>
+          <w:b w:val="0"/>
+          <w:i w:val="0"/>
+        </w:rPr>
+        <w:t>Your own pure function, called as one step of the chain.</w:t>
+      </w:r>
+    </w:p>
+    <w:p>
+      <w:r>
+        <w:rPr>
+          <w:b w:val="0"/>
+          <w:i w:val="0"/>
+        </w:rPr>
+        <w:t>Under Copy-on-Write, write with .loc in one step, or better, build a new frame with a chain of assign, loc and pipe.</w:t>
+      </w:r>
+    </w:p>
+    <w:p>
+      <w:pPr>
+        <w:pStyle w:val="Heading4"/>
+      </w:pPr>
+      <w:r>
+        <w:t>Recap card</w:t>
+      </w:r>
+    </w:p>
+    <w:p>
+      <w:pPr>
+        <w:pStyle w:val="ListBullet"/>
+      </w:pPr>
+      <w:r>
+        <w:rPr>
+          <w:b/>
+          <w:i w:val="0"/>
+        </w:rPr>
+        <w:t>Copy-on-Write in pandas 3.0</w:t>
+      </w:r>
+      <w:r>
+        <w:rPr>
+          <w:b w:val="0"/>
+          <w:i w:val="0"/>
+        </w:rPr>
+        <w:t xml:space="preserve"> Always on. Indexing results behave as separate objects, copied only on write.</w:t>
+      </w:r>
+    </w:p>
+    <w:p>
+      <w:pPr>
+        <w:pStyle w:val="ListBullet"/>
+      </w:pPr>
+      <w:r>
+        <w:rPr>
+          <w:b/>
+          <w:i w:val="0"/>
+        </w:rPr>
+        <w:t>df[mask]["col"] = value on pandas 3</w:t>
+      </w:r>
+      <w:r>
+        <w:rPr>
+          <w:b w:val="0"/>
+          <w:i w:val="0"/>
+        </w:rPr>
+        <w:t xml:space="preserve"> Changes nothing and emits ChainedAssignmentError. Use df.loc[mask, "col"] = value.</w:t>
+      </w:r>
+    </w:p>
+    <w:p>
+      <w:pPr>
+        <w:pStyle w:val="ListBullet"/>
+      </w:pPr>
+      <w:r>
+        <w:rPr>
+          <w:b/>
+          <w:i w:val="0"/>
+        </w:rPr>
+        <w:t>Refer to the current step inside a chain</w:t>
+      </w:r>
+      <w:r>
+        <w:rPr>
+          <w:b w:val="0"/>
+          <w:i w:val="0"/>
+        </w:rPr>
+        <w:t xml:space="preserve"> A lambda: assign(x=lambda d: ...) or loc[lambda d: ...].</w:t>
+      </w:r>
+    </w:p>
+    <w:p>
+      <w:pPr>
+        <w:pStyle w:val="ListBullet"/>
+      </w:pPr>
+      <w:r>
+        <w:rPr>
+          <w:b/>
+          <w:i w:val="0"/>
+        </w:rPr>
+        <w:t>Call your own function inside a chain</w:t>
+      </w:r>
+      <w:r>
+        <w:rPr>
+          <w:b w:val="0"/>
+          <w:i w:val="0"/>
+        </w:rPr>
+        <w:t xml:space="preserve"> .pipe(func, **kwargs).</w:t>
+      </w:r>
+    </w:p>
+    <w:p>
+      <w:pPr>
+        <w:pStyle w:val="Heading4"/>
+      </w:pPr>
+      <w:r>
+        <w:t>Practice</w:t>
+      </w:r>
+    </w:p>
+    <w:p>
+      <w:pPr>
+        <w:pStyle w:val="Heading5"/>
+      </w:pPr>
+      <w:r>
+        <w:t>Exercise 1. Multiple choice (level 1)</w:t>
+      </w:r>
+    </w:p>
+    <w:p>
+      <w:r>
+        <w:rPr>
+          <w:b w:val="0"/>
+          <w:i w:val="0"/>
+        </w:rPr>
+        <w:t xml:space="preserve">On pandas 3.0, </w:t>
+      </w:r>
+      <w:r>
+        <w:rPr>
+          <w:rFonts w:ascii="Consolas" w:hAnsi="Consolas" w:eastAsia="Consolas"/>
+          <w:b w:val="0"/>
+          <w:sz w:val="19"/>
+        </w:rPr>
+        <w:t>df[df["age"] &lt; 18]["weight"] = 0</w:t>
+      </w:r>
+      <w:r>
+        <w:rPr>
+          <w:b w:val="0"/>
+          <w:i w:val="0"/>
+        </w:rPr>
+        <w:t xml:space="preserve"> runs. What happens to </w:t>
+      </w:r>
+      <w:r>
+        <w:rPr>
+          <w:rFonts w:ascii="Consolas" w:hAnsi="Consolas" w:eastAsia="Consolas"/>
+          <w:b w:val="0"/>
+          <w:sz w:val="19"/>
+        </w:rPr>
+        <w:t>df</w:t>
+      </w:r>
+      <w:r>
+        <w:rPr>
+          <w:b w:val="0"/>
+          <w:i w:val="0"/>
+        </w:rPr>
+        <w:t>?</w:t>
+      </w:r>
+    </w:p>
+    <w:p>
+      <w:pPr>
+        <w:pStyle w:val="ListBullet"/>
+      </w:pPr>
+      <w:r>
+        <w:rPr>
+          <w:b w:val="0"/>
+          <w:i w:val="0"/>
+        </w:rPr>
+        <w:t>a) Weights of under-18s become 0.</w:t>
+      </w:r>
+    </w:p>
+    <w:p>
+      <w:pPr>
+        <w:pStyle w:val="ListBullet"/>
+      </w:pPr>
+      <w:r>
+        <w:rPr>
+          <w:b w:val="0"/>
+          <w:i w:val="0"/>
+        </w:rPr>
+        <w:t>b) Nothing. pandas emits a ChainedAssignmentError warning.</w:t>
+      </w:r>
+    </w:p>
+    <w:p>
+      <w:pPr>
+        <w:pStyle w:val="ListBullet"/>
+      </w:pPr>
+      <w:r>
+        <w:rPr>
+          <w:b w:val="0"/>
+          <w:i w:val="0"/>
+        </w:rPr>
+        <w:t>c) It raises an exception and stops.</w:t>
+      </w:r>
+    </w:p>
+    <w:p>
+      <w:pPr>
+        <w:pStyle w:val="ListBullet"/>
+      </w:pPr>
+      <w:r>
+        <w:rPr>
+          <w:b w:val="0"/>
+          <w:i w:val="0"/>
+        </w:rPr>
+        <w:t>d) Every weight becomes 0.</w:t>
+      </w:r>
+    </w:p>
+    <w:p>
+      <w:r>
+        <w:rPr>
+          <w:b/>
+          <w:i w:val="0"/>
+        </w:rPr>
+        <w:t>Why?</w:t>
+      </w:r>
+    </w:p>
+    <w:p>
+      <w:pPr>
+        <w:pStyle w:val="ListBullet"/>
+      </w:pPr>
+      <w:r>
+        <w:rPr>
+          <w:b w:val="0"/>
+          <w:i w:val="0"/>
+        </w:rPr>
+        <w:t>r1) The first indexing step returns a new object, so the write lands on a temporary copy.</w:t>
+      </w:r>
+    </w:p>
+    <w:p>
+      <w:pPr>
+        <w:pStyle w:val="ListBullet"/>
+      </w:pPr>
+      <w:r>
+        <w:rPr>
+          <w:b w:val="0"/>
+          <w:i w:val="0"/>
+        </w:rPr>
+        <w:t>r2) pandas 3 makes every DataFrame read-only.</w:t>
+      </w:r>
+    </w:p>
+    <w:p>
+      <w:pPr>
+        <w:pStyle w:val="Heading5"/>
+      </w:pPr>
+      <w:r>
+        <w:t>Exercise 2. Predict the output (level 2)</w:t>
+      </w:r>
+    </w:p>
+    <w:p>
+      <w:r>
+        <w:rPr>
+          <w:b w:val="0"/>
+          <w:i w:val="0"/>
+        </w:rPr>
+        <w:t>What does this print on pandas 3.0?</w:t>
+      </w:r>
+    </w:p>
+    <w:tbl>
+      <w:tblPr>
+        <w:tblW w:type="auto" w:w="0"/>
+        <w:jc w:val="left"/>
+        <w:tblLook w:firstColumn="1" w:firstRow="1" w:lastColumn="0" w:lastRow="0" w:noHBand="0" w:noVBand="1" w:val="04A0"/>
+      </w:tblPr>
+      <w:tblGrid>
+        <w:gridCol w:w="8221"/>
+      </w:tblGrid>
+      <w:tr>
+        <w:tc>
+          <w:tcPr>
+            <w:tcW w:type="dxa" w:w="8221"/>
+            <w:shd w:val="clear" w:color="auto" w:fill="F2F4F7"/>
+          </w:tcPr>
+          <w:p>
+            <w:pPr>
+              <w:spacing w:before="0" w:after="0" w:line="240" w:lineRule="auto"/>
+              <w:ind w:left="567" w:hanging="567"/>
+            </w:pPr>
+            <w:r>
+              <w:rPr>
+                <w:rFonts w:ascii="Consolas" w:hAnsi="Consolas" w:eastAsia="Consolas"/>
+                <w:b w:val="0"/>
+                <w:color w:val="5B6875"/>
+                <w:sz w:val="16"/>
+              </w:rPr>
+              <w:t xml:space="preserve">   1  </w:t>
+            </w:r>
+            <w:r>
+              <w:rPr>
+                <w:rFonts w:ascii="Consolas" w:hAnsi="Consolas" w:eastAsia="Consolas"/>
+                <w:b w:val="0"/>
+                <w:sz w:val="16"/>
+              </w:rPr>
               <w:t>import pandas as pd</w:t>
             </w:r>
           </w:p>
@@ -7288,6 +7927,194 @@
         <w:t>. Leave the input unchanged. No chained assignment.</w:t>
       </w:r>
     </w:p>
+    <w:p>
+      <w:r>
+        <w:rPr>
+          <w:b w:val="0"/>
+          <w:i w:val="0"/>
+        </w:rPr>
+        <w:t>Your code must pass these checks:</w:t>
+      </w:r>
+    </w:p>
+    <w:p>
+      <w:pPr>
+        <w:pStyle w:val="ListBullet"/>
+      </w:pPr>
+      <w:r>
+        <w:rPr>
+          <w:b w:val="0"/>
+          <w:i w:val="0"/>
+        </w:rPr>
+        <w:t>Weights above cap must become cap, among adults only.</w:t>
+      </w:r>
+    </w:p>
+    <w:p>
+      <w:pPr>
+        <w:pStyle w:val="ListBullet"/>
+      </w:pPr>
+      <w:r>
+        <w:rPr>
+          <w:b w:val="0"/>
+          <w:i w:val="0"/>
+        </w:rPr>
+        <w:t>Only rows with age 18 or over must remain.</w:t>
+      </w:r>
+    </w:p>
+    <w:p>
+      <w:pPr>
+        <w:pStyle w:val="ListBullet"/>
+      </w:pPr>
+      <w:r>
+        <w:rPr>
+          <w:b w:val="0"/>
+          <w:i w:val="0"/>
+        </w:rPr>
+        <w:t>The input frame changed.</w:t>
+      </w:r>
+    </w:p>
+    <w:p>
+      <w:r>
+        <w:rPr>
+          <w:b w:val="0"/>
+          <w:i w:val="0"/>
+        </w:rPr>
+        <w:t>Shape of the answer. The reference solution defines these names. Write the bodies yourself.</w:t>
+      </w:r>
+    </w:p>
+    <w:tbl>
+      <w:tblPr>
+        <w:tblW w:type="auto" w:w="0"/>
+        <w:jc w:val="left"/>
+        <w:tblLook w:firstColumn="1" w:firstRow="1" w:lastColumn="0" w:lastRow="0" w:noHBand="0" w:noVBand="1" w:val="04A0"/>
+      </w:tblPr>
+      <w:tblGrid>
+        <w:gridCol w:w="8221"/>
+      </w:tblGrid>
+      <w:tr>
+        <w:tc>
+          <w:tcPr>
+            <w:tcW w:type="dxa" w:w="8221"/>
+            <w:shd w:val="clear" w:color="auto" w:fill="F2F4F7"/>
+          </w:tcPr>
+          <w:p>
+            <w:pPr>
+              <w:spacing w:before="0" w:after="0" w:line="240" w:lineRule="auto"/>
+              <w:ind w:left="567" w:hanging="567"/>
+            </w:pPr>
+            <w:r>
+              <w:rPr>
+                <w:rFonts w:ascii="Consolas" w:hAnsi="Consolas" w:eastAsia="Consolas"/>
+                <w:b w:val="0"/>
+                <w:color w:val="5B6875"/>
+                <w:sz w:val="16"/>
+              </w:rPr>
+              <w:t xml:space="preserve">   1  </w:t>
+            </w:r>
+            <w:r>
+              <w:rPr>
+                <w:rFonts w:ascii="Consolas" w:hAnsi="Consolas" w:eastAsia="Consolas"/>
+                <w:b w:val="0"/>
+                <w:sz w:val="16"/>
+              </w:rPr>
+              <w:t># Keep adults and cap their weights at cap.</w:t>
+            </w:r>
+          </w:p>
+          <w:p>
+            <w:pPr>
+              <w:spacing w:before="0" w:after="0" w:line="240" w:lineRule="auto"/>
+              <w:ind w:left="567" w:hanging="567"/>
+            </w:pPr>
+            <w:r>
+              <w:rPr>
+                <w:rFonts w:ascii="Consolas" w:hAnsi="Consolas" w:eastAsia="Consolas"/>
+                <w:b w:val="0"/>
+                <w:color w:val="5B6875"/>
+                <w:sz w:val="16"/>
+              </w:rPr>
+              <w:t xml:space="preserve">   2  </w:t>
+            </w:r>
+            <w:r>
+              <w:rPr>
+                <w:rFonts w:ascii="Consolas" w:hAnsi="Consolas" w:eastAsia="Consolas"/>
+                <w:b w:val="0"/>
+                <w:sz w:val="16"/>
+              </w:rPr>
+              <w:t>def cap_weights(</w:t>
+            </w:r>
+          </w:p>
+          <w:p>
+            <w:pPr>
+              <w:spacing w:before="0" w:after="0" w:line="240" w:lineRule="auto"/>
+              <w:ind w:left="567" w:hanging="567"/>
+            </w:pPr>
+            <w:r>
+              <w:rPr>
+                <w:rFonts w:ascii="Consolas" w:hAnsi="Consolas" w:eastAsia="Consolas"/>
+                <w:b w:val="0"/>
+                <w:color w:val="5B6875"/>
+                <w:sz w:val="16"/>
+              </w:rPr>
+              <w:t xml:space="preserve">   3  </w:t>
+            </w:r>
+            <w:r>
+              <w:rPr>
+                <w:rFonts w:ascii="Consolas" w:hAnsi="Consolas" w:eastAsia="Consolas"/>
+                <w:b w:val="0"/>
+                <w:sz w:val="16"/>
+              </w:rPr>
+              <w:t xml:space="preserve">    df: pd.DataFrame,</w:t>
+            </w:r>
+          </w:p>
+          <w:p>
+            <w:pPr>
+              <w:spacing w:before="0" w:after="0" w:line="240" w:lineRule="auto"/>
+              <w:ind w:left="567" w:hanging="567"/>
+            </w:pPr>
+            <w:r>
+              <w:rPr>
+                <w:rFonts w:ascii="Consolas" w:hAnsi="Consolas" w:eastAsia="Consolas"/>
+                <w:b w:val="0"/>
+                <w:color w:val="5B6875"/>
+                <w:sz w:val="16"/>
+              </w:rPr>
+              <w:t xml:space="preserve">   4  </w:t>
+            </w:r>
+            <w:r>
+              <w:rPr>
+                <w:rFonts w:ascii="Consolas" w:hAnsi="Consolas" w:eastAsia="Consolas"/>
+                <w:b w:val="0"/>
+                <w:sz w:val="16"/>
+              </w:rPr>
+              <w:t xml:space="preserve">    cap: float,</w:t>
+            </w:r>
+          </w:p>
+          <w:p>
+            <w:pPr>
+              <w:spacing w:before="0" w:after="0" w:line="240" w:lineRule="auto"/>
+              <w:ind w:left="567" w:hanging="567"/>
+            </w:pPr>
+            <w:r>
+              <w:rPr>
+                <w:rFonts w:ascii="Consolas" w:hAnsi="Consolas" w:eastAsia="Consolas"/>
+                <w:b w:val="0"/>
+                <w:color w:val="5B6875"/>
+                <w:sz w:val="16"/>
+              </w:rPr>
+              <w:t xml:space="preserve">   5  </w:t>
+            </w:r>
+            <w:r>
+              <w:rPr>
+                <w:rFonts w:ascii="Consolas" w:hAnsi="Consolas" w:eastAsia="Consolas"/>
+                <w:b w:val="0"/>
+                <w:sz w:val="16"/>
+              </w:rPr>
+              <w:t>) -&gt; pd.DataFrame: ...</w:t>
+            </w:r>
+          </w:p>
+        </w:tc>
+      </w:tr>
+    </w:tbl>
+    <w:p/>
     <w:p>
       <w:r>
         <w:rPr>

--- a/site/downloads/handbook-B3.docx
+++ b/site/downloads/handbook-B3.docx
@@ -1652,201 +1652,45 @@
         <w:t>What does this print on pandas 3.0?</w:t>
       </w:r>
     </w:p>
-    <w:tbl>
-      <w:tblPr>
-        <w:tblW w:type="auto" w:w="0"/>
-        <w:jc w:val="left"/>
-        <w:tblLook w:firstColumn="1" w:firstRow="1" w:lastColumn="0" w:lastRow="0" w:noHBand="0" w:noVBand="1" w:val="04A0"/>
-      </w:tblPr>
-      <w:tblGrid>
-        <w:gridCol w:w="8221"/>
-      </w:tblGrid>
-      <w:tr>
-        <w:tc>
-          <w:tcPr>
-            <w:tcW w:type="dxa" w:w="8221"/>
-            <w:shd w:val="clear" w:color="auto" w:fill="F2F4F7"/>
-          </w:tcPr>
-          <w:p>
-            <w:pPr>
-              <w:spacing w:before="0" w:after="0" w:line="240" w:lineRule="auto"/>
-              <w:ind w:left="567" w:hanging="567"/>
-            </w:pPr>
-            <w:r>
-              <w:rPr>
-                <w:rFonts w:ascii="Consolas" w:hAnsi="Consolas" w:eastAsia="Consolas"/>
-                <w:b w:val="0"/>
-                <w:color w:val="5B6875"/>
-                <w:sz w:val="16"/>
-              </w:rPr>
-              <w:t xml:space="preserve">   1  </w:t>
-            </w:r>
-            <w:r>
-              <w:rPr>
-                <w:rFonts w:ascii="Consolas" w:hAnsi="Consolas" w:eastAsia="Consolas"/>
-                <w:b w:val="0"/>
-                <w:sz w:val="16"/>
-              </w:rPr>
-              <w:t>import io</w:t>
-            </w:r>
-          </w:p>
-          <w:p>
-            <w:pPr>
-              <w:spacing w:before="0" w:after="0" w:line="240" w:lineRule="auto"/>
-              <w:ind w:left="567" w:hanging="567"/>
-            </w:pPr>
-            <w:r>
-              <w:rPr>
-                <w:rFonts w:ascii="Consolas" w:hAnsi="Consolas" w:eastAsia="Consolas"/>
-                <w:b w:val="0"/>
-                <w:color w:val="5B6875"/>
-                <w:sz w:val="16"/>
-              </w:rPr>
-              <w:t xml:space="preserve">   2  </w:t>
-            </w:r>
-            <w:r>
-              <w:rPr>
-                <w:rFonts w:ascii="Consolas" w:hAnsi="Consolas" w:eastAsia="Consolas"/>
-                <w:b w:val="0"/>
-                <w:sz w:val="16"/>
-              </w:rPr>
-              <w:t xml:space="preserve"> </w:t>
-            </w:r>
-          </w:p>
-          <w:p>
-            <w:pPr>
-              <w:spacing w:before="0" w:after="0" w:line="240" w:lineRule="auto"/>
-              <w:ind w:left="567" w:hanging="567"/>
-            </w:pPr>
-            <w:r>
-              <w:rPr>
-                <w:rFonts w:ascii="Consolas" w:hAnsi="Consolas" w:eastAsia="Consolas"/>
-                <w:b w:val="0"/>
-                <w:color w:val="5B6875"/>
-                <w:sz w:val="16"/>
-              </w:rPr>
-              <w:t xml:space="preserve">   3  </w:t>
-            </w:r>
-            <w:r>
-              <w:rPr>
-                <w:rFonts w:ascii="Consolas" w:hAnsi="Consolas" w:eastAsia="Consolas"/>
-                <w:b w:val="0"/>
-                <w:sz w:val="16"/>
-              </w:rPr>
-              <w:t>import pandas as pd</w:t>
-            </w:r>
-          </w:p>
-          <w:p>
-            <w:pPr>
-              <w:spacing w:before="0" w:after="0" w:line="240" w:lineRule="auto"/>
-              <w:ind w:left="567" w:hanging="567"/>
-            </w:pPr>
-            <w:r>
-              <w:rPr>
-                <w:rFonts w:ascii="Consolas" w:hAnsi="Consolas" w:eastAsia="Consolas"/>
-                <w:b w:val="0"/>
-                <w:color w:val="5B6875"/>
-                <w:sz w:val="16"/>
-              </w:rPr>
-              <w:t xml:space="preserve">   4  </w:t>
-            </w:r>
-            <w:r>
-              <w:rPr>
-                <w:rFonts w:ascii="Consolas" w:hAnsi="Consolas" w:eastAsia="Consolas"/>
-                <w:b w:val="0"/>
-                <w:sz w:val="16"/>
-              </w:rPr>
-              <w:t xml:space="preserve"> </w:t>
-            </w:r>
-          </w:p>
-          <w:p>
-            <w:pPr>
-              <w:spacing w:before="0" w:after="0" w:line="240" w:lineRule="auto"/>
-              <w:ind w:left="567" w:hanging="567"/>
-            </w:pPr>
-            <w:r>
-              <w:rPr>
-                <w:rFonts w:ascii="Consolas" w:hAnsi="Consolas" w:eastAsia="Consolas"/>
-                <w:b w:val="0"/>
-                <w:color w:val="5B6875"/>
-                <w:sz w:val="16"/>
-              </w:rPr>
-              <w:t xml:space="preserve">   5  </w:t>
-            </w:r>
-            <w:r>
-              <w:rPr>
-                <w:rFonts w:ascii="Consolas" w:hAnsi="Consolas" w:eastAsia="Consolas"/>
-                <w:b w:val="0"/>
-                <w:sz w:val="16"/>
-              </w:rPr>
-              <w:t>csv = "id,postcode\n1,01234\n2,\n"</w:t>
-            </w:r>
-          </w:p>
-          <w:p>
-            <w:pPr>
-              <w:spacing w:before="0" w:after="0" w:line="240" w:lineRule="auto"/>
-              <w:ind w:left="567" w:hanging="567"/>
-            </w:pPr>
-            <w:r>
-              <w:rPr>
-                <w:rFonts w:ascii="Consolas" w:hAnsi="Consolas" w:eastAsia="Consolas"/>
-                <w:b w:val="0"/>
-                <w:color w:val="5B6875"/>
-                <w:sz w:val="16"/>
-              </w:rPr>
-              <w:t xml:space="preserve">   6  </w:t>
-            </w:r>
-            <w:r>
-              <w:rPr>
-                <w:rFonts w:ascii="Consolas" w:hAnsi="Consolas" w:eastAsia="Consolas"/>
-                <w:b w:val="0"/>
-                <w:sz w:val="16"/>
-              </w:rPr>
-              <w:t>df = pd.read_csv(io.StringIO(csv))</w:t>
-            </w:r>
-          </w:p>
-          <w:p>
-            <w:pPr>
-              <w:spacing w:before="0" w:after="0" w:line="240" w:lineRule="auto"/>
-              <w:ind w:left="567" w:hanging="567"/>
-            </w:pPr>
-            <w:r>
-              <w:rPr>
-                <w:rFonts w:ascii="Consolas" w:hAnsi="Consolas" w:eastAsia="Consolas"/>
-                <w:b w:val="0"/>
-                <w:color w:val="5B6875"/>
-                <w:sz w:val="16"/>
-              </w:rPr>
-              <w:t xml:space="preserve">   7  </w:t>
-            </w:r>
-            <w:r>
-              <w:rPr>
-                <w:rFonts w:ascii="Consolas" w:hAnsi="Consolas" w:eastAsia="Consolas"/>
-                <w:b w:val="0"/>
-                <w:sz w:val="16"/>
-              </w:rPr>
-              <w:t>print(df["postcode"].iloc[0])</w:t>
-            </w:r>
-          </w:p>
-        </w:tc>
-      </w:tr>
-    </w:tbl>
-    <w:p/>
     <w:p>
-      <w:pPr>
-        <w:pStyle w:val="Heading5"/>
-      </w:pPr>
-      <w:r>
-        <w:t>Exercise 3. Fill the gap (level 2)</w:t>
+      <w:r>
+        <w:rPr>
+          <w:b/>
+          <w:i w:val="0"/>
+        </w:rPr>
+        <w:t>What you need to know.</w:t>
       </w:r>
     </w:p>
     <w:p>
       <w:r>
         <w:rPr>
-          <w:b w:val="0"/>
-          <w:i w:val="0"/>
-        </w:rPr>
-        <w:t>Keep IDs as text and let the count column hold missing values as integers.</w:t>
+          <w:rFonts w:ascii="Consolas" w:hAnsi="Consolas" w:eastAsia="Consolas"/>
+          <w:b w:val="0"/>
+          <w:sz w:val="19"/>
+        </w:rPr>
+        <w:t>io.StringIO(text)</w:t>
+      </w:r>
+      <w:r>
+        <w:rPr>
+          <w:b w:val="0"/>
+          <w:i w:val="0"/>
+        </w:rPr>
+        <w:t xml:space="preserve"> wraps a string in a file-like object. </w:t>
+      </w:r>
+      <w:r>
+        <w:rPr>
+          <w:rFonts w:ascii="Consolas" w:hAnsi="Consolas" w:eastAsia="Consolas"/>
+          <w:b w:val="0"/>
+          <w:sz w:val="19"/>
+        </w:rPr>
+        <w:t>pd.read_csv</w:t>
+      </w:r>
+      <w:r>
+        <w:rPr>
+          <w:b w:val="0"/>
+          <w:i w:val="0"/>
+        </w:rPr>
+        <w:t xml:space="preserve"> reads it as if it were a file on disk, which keeps small examples and tests free of real files.</w:t>
       </w:r>
     </w:p>
     <w:tbl>
@@ -1884,7 +1728,99 @@
                 <w:b w:val="0"/>
                 <w:sz w:val="16"/>
               </w:rPr>
-              <w:t>df = pd.read_csv(path, dtype={"respondent_id": "_____(1)", "household_size": "_____(2)"})</w:t>
+              <w:t>import io</w:t>
+            </w:r>
+          </w:p>
+          <w:p>
+            <w:pPr>
+              <w:spacing w:before="0" w:after="0" w:line="240" w:lineRule="auto"/>
+              <w:ind w:left="567" w:hanging="567"/>
+            </w:pPr>
+            <w:r>
+              <w:rPr>
+                <w:rFonts w:ascii="Consolas" w:hAnsi="Consolas" w:eastAsia="Consolas"/>
+                <w:b w:val="0"/>
+                <w:color w:val="5B6875"/>
+                <w:sz w:val="16"/>
+              </w:rPr>
+              <w:t xml:space="preserve">   2  </w:t>
+            </w:r>
+            <w:r>
+              <w:rPr>
+                <w:rFonts w:ascii="Consolas" w:hAnsi="Consolas" w:eastAsia="Consolas"/>
+                <w:b w:val="0"/>
+                <w:sz w:val="16"/>
+              </w:rPr>
+              <w:t xml:space="preserve"> </w:t>
+            </w:r>
+          </w:p>
+          <w:p>
+            <w:pPr>
+              <w:spacing w:before="0" w:after="0" w:line="240" w:lineRule="auto"/>
+              <w:ind w:left="567" w:hanging="567"/>
+            </w:pPr>
+            <w:r>
+              <w:rPr>
+                <w:rFonts w:ascii="Consolas" w:hAnsi="Consolas" w:eastAsia="Consolas"/>
+                <w:b w:val="0"/>
+                <w:color w:val="5B6875"/>
+                <w:sz w:val="16"/>
+              </w:rPr>
+              <w:t xml:space="preserve">   3  </w:t>
+            </w:r>
+            <w:r>
+              <w:rPr>
+                <w:rFonts w:ascii="Consolas" w:hAnsi="Consolas" w:eastAsia="Consolas"/>
+                <w:b w:val="0"/>
+                <w:sz w:val="16"/>
+              </w:rPr>
+              <w:t>import pandas as pd</w:t>
+            </w:r>
+          </w:p>
+          <w:p>
+            <w:pPr>
+              <w:spacing w:before="0" w:after="0" w:line="240" w:lineRule="auto"/>
+              <w:ind w:left="567" w:hanging="567"/>
+            </w:pPr>
+            <w:r>
+              <w:rPr>
+                <w:rFonts w:ascii="Consolas" w:hAnsi="Consolas" w:eastAsia="Consolas"/>
+                <w:b w:val="0"/>
+                <w:color w:val="5B6875"/>
+                <w:sz w:val="16"/>
+              </w:rPr>
+              <w:t xml:space="preserve">   4  </w:t>
+            </w:r>
+            <w:r>
+              <w:rPr>
+                <w:rFonts w:ascii="Consolas" w:hAnsi="Consolas" w:eastAsia="Consolas"/>
+                <w:b w:val="0"/>
+                <w:sz w:val="16"/>
+              </w:rPr>
+              <w:t xml:space="preserve"> </w:t>
+            </w:r>
+          </w:p>
+          <w:p>
+            <w:pPr>
+              <w:spacing w:before="0" w:after="0" w:line="240" w:lineRule="auto"/>
+              <w:ind w:left="567" w:hanging="567"/>
+            </w:pPr>
+            <w:r>
+              <w:rPr>
+                <w:rFonts w:ascii="Consolas" w:hAnsi="Consolas" w:eastAsia="Consolas"/>
+                <w:b w:val="0"/>
+                <w:color w:val="5B6875"/>
+                <w:sz w:val="16"/>
+              </w:rPr>
+              <w:t xml:space="preserve">   5  </w:t>
+            </w:r>
+            <w:r>
+              <w:rPr>
+                <w:rFonts w:ascii="Consolas" w:hAnsi="Consolas" w:eastAsia="Consolas"/>
+                <w:b w:val="0"/>
+                <w:sz w:val="16"/>
+              </w:rPr>
+              <w:t>pd.read_csv(io.StringIO("a,b\n1,x\n"))   # one row: a=1, b='x'</w:t>
             </w:r>
           </w:p>
         </w:tc>
@@ -1892,167 +1828,20 @@
     </w:tbl>
     <w:p/>
     <w:p>
-      <w:pPr>
-        <w:pStyle w:val="Heading5"/>
-      </w:pPr>
-      <w:r>
-        <w:t>Exercise 4. Write the function (level 3)</w:t>
-      </w:r>
-    </w:p>
-    <w:p>
-      <w:r>
-        <w:rPr>
-          <w:b w:val="0"/>
-          <w:i w:val="0"/>
-        </w:rPr>
-        <w:t xml:space="preserve">Write </w:t>
-      </w:r>
       <w:r>
         <w:rPr>
           <w:rFonts w:ascii="Consolas" w:hAnsi="Consolas" w:eastAsia="Consolas"/>
           <w:b w:val="0"/>
           <w:sz w:val="19"/>
         </w:rPr>
-        <w:t>read_panel(text: str) -&gt; pd.DataFrame</w:t>
-      </w:r>
-      <w:r>
-        <w:rPr>
-          <w:b w:val="0"/>
-          <w:i w:val="0"/>
-        </w:rPr>
-        <w:t xml:space="preserve">. It reads CSV text with columns </w:t>
-      </w:r>
-      <w:r>
-        <w:rPr>
-          <w:rFonts w:ascii="Consolas" w:hAnsi="Consolas" w:eastAsia="Consolas"/>
-          <w:b w:val="0"/>
-          <w:sz w:val="19"/>
-        </w:rPr>
-        <w:t>respondent_id</w:t>
-      </w:r>
-      <w:r>
-        <w:rPr>
-          <w:b w:val="0"/>
-          <w:i w:val="0"/>
-        </w:rPr>
-        <w:t xml:space="preserve"> and </w:t>
-      </w:r>
-      <w:r>
-        <w:rPr>
-          <w:rFonts w:ascii="Consolas" w:hAnsi="Consolas" w:eastAsia="Consolas"/>
-          <w:b w:val="0"/>
-          <w:sz w:val="19"/>
-        </w:rPr>
-        <w:t>household_size</w:t>
-      </w:r>
-      <w:r>
-        <w:rPr>
-          <w:b w:val="0"/>
-          <w:i w:val="0"/>
-        </w:rPr>
-        <w:t xml:space="preserve">. Keep </w:t>
-      </w:r>
-      <w:r>
-        <w:rPr>
-          <w:rFonts w:ascii="Consolas" w:hAnsi="Consolas" w:eastAsia="Consolas"/>
-          <w:b w:val="0"/>
-          <w:sz w:val="19"/>
-        </w:rPr>
-        <w:t>respondent_id</w:t>
-      </w:r>
-      <w:r>
-        <w:rPr>
-          <w:b w:val="0"/>
-          <w:i w:val="0"/>
-        </w:rPr>
-        <w:t xml:space="preserve"> as text with leading zeros, and </w:t>
-      </w:r>
-      <w:r>
-        <w:rPr>
-          <w:rFonts w:ascii="Consolas" w:hAnsi="Consolas" w:eastAsia="Consolas"/>
-          <w:b w:val="0"/>
-          <w:sz w:val="19"/>
-        </w:rPr>
-        <w:t>household_size</w:t>
-      </w:r>
-      <w:r>
-        <w:rPr>
-          <w:b w:val="0"/>
-          <w:i w:val="0"/>
-        </w:rPr>
-        <w:t xml:space="preserve"> as a nullable integer where blanks become </w:t>
-      </w:r>
-      <w:r>
-        <w:rPr>
-          <w:rFonts w:ascii="Consolas" w:hAnsi="Consolas" w:eastAsia="Consolas"/>
-          <w:b w:val="0"/>
-          <w:sz w:val="19"/>
-        </w:rPr>
-        <w:t>&lt;NA&gt;</w:t>
-      </w:r>
-      <w:r>
-        <w:rPr>
-          <w:b w:val="0"/>
-          <w:i w:val="0"/>
-        </w:rPr>
-        <w:t xml:space="preserve">. Take the dtype map from a module constant </w:t>
-      </w:r>
-      <w:r>
-        <w:rPr>
-          <w:rFonts w:ascii="Consolas" w:hAnsi="Consolas" w:eastAsia="Consolas"/>
-          <w:b w:val="0"/>
-          <w:sz w:val="19"/>
-        </w:rPr>
-        <w:t>PANEL_DTYPES</w:t>
-      </w:r>
-      <w:r>
-        <w:rPr>
-          <w:b w:val="0"/>
-          <w:i w:val="0"/>
-        </w:rPr>
-        <w:t>.</w:t>
-      </w:r>
-    </w:p>
-    <w:p>
-      <w:r>
-        <w:rPr>
-          <w:b w:val="0"/>
-          <w:i w:val="0"/>
-        </w:rPr>
-        <w:t>Your code must pass these checks:</w:t>
-      </w:r>
-    </w:p>
-    <w:p>
-      <w:pPr>
-        <w:pStyle w:val="ListBullet"/>
-      </w:pPr>
-      <w:r>
-        <w:rPr>
-          <w:b w:val="0"/>
-          <w:i w:val="0"/>
-        </w:rPr>
-        <w:t>respondent_id must keep its leading zeros. Read it as str.</w:t>
-      </w:r>
-    </w:p>
-    <w:p>
-      <w:pPr>
-        <w:pStyle w:val="ListBullet"/>
-      </w:pPr>
-      <w:r>
-        <w:rPr>
-          <w:b w:val="0"/>
-          <w:i w:val="0"/>
-        </w:rPr>
-        <w:t>household_size must be Int64, with the blank as &lt;NA&gt;.</w:t>
-      </w:r>
-    </w:p>
-    <w:p>
-      <w:r>
-        <w:rPr>
-          <w:b w:val="0"/>
-          <w:i w:val="0"/>
-        </w:rPr>
-        <w:t>Shape of the answer. The reference solution defines these names. Write the bodies yourself.</w:t>
+        <w:t>df["col"].iloc[0]</w:t>
+      </w:r>
+      <w:r>
+        <w:rPr>
+          <w:b w:val="0"/>
+          <w:i w:val="0"/>
+        </w:rPr>
+        <w:t xml:space="preserve"> returns the first value of a column by position.</w:t>
       </w:r>
     </w:p>
     <w:tbl>
@@ -2090,7 +1879,7 @@
                 <w:b w:val="0"/>
                 <w:sz w:val="16"/>
               </w:rPr>
-              <w:t># Module constant.</w:t>
+              <w:t>import io</w:t>
             </w:r>
           </w:p>
           <w:p>
@@ -2113,7 +1902,7 @@
                 <w:b w:val="0"/>
                 <w:sz w:val="16"/>
               </w:rPr>
-              <w:t>PANEL_DTYPES = ...</w:t>
+              <w:t xml:space="preserve"> </w:t>
             </w:r>
           </w:p>
           <w:p>
@@ -2136,7 +1925,7 @@
                 <w:b w:val="0"/>
                 <w:sz w:val="16"/>
               </w:rPr>
-              <w:t xml:space="preserve"> </w:t>
+              <w:t>import pandas as pd</w:t>
             </w:r>
           </w:p>
           <w:p>
@@ -2159,7 +1948,7 @@
                 <w:b w:val="0"/>
                 <w:sz w:val="16"/>
               </w:rPr>
-              <w:t># Read panel CSV text with explicit dtypes.</w:t>
+              <w:t xml:space="preserve"> </w:t>
             </w:r>
           </w:p>
           <w:p>
@@ -2182,7 +1971,53 @@
                 <w:b w:val="0"/>
                 <w:sz w:val="16"/>
               </w:rPr>
-              <w:t>def read_panel(text: str) -&gt; pd.DataFrame: ...</w:t>
+              <w:t>csv = "id,postcode\n1,01234\n2,\n"</w:t>
+            </w:r>
+          </w:p>
+          <w:p>
+            <w:pPr>
+              <w:spacing w:before="0" w:after="0" w:line="240" w:lineRule="auto"/>
+              <w:ind w:left="567" w:hanging="567"/>
+            </w:pPr>
+            <w:r>
+              <w:rPr>
+                <w:rFonts w:ascii="Consolas" w:hAnsi="Consolas" w:eastAsia="Consolas"/>
+                <w:b w:val="0"/>
+                <w:color w:val="5B6875"/>
+                <w:sz w:val="16"/>
+              </w:rPr>
+              <w:t xml:space="preserve">   6  </w:t>
+            </w:r>
+            <w:r>
+              <w:rPr>
+                <w:rFonts w:ascii="Consolas" w:hAnsi="Consolas" w:eastAsia="Consolas"/>
+                <w:b w:val="0"/>
+                <w:sz w:val="16"/>
+              </w:rPr>
+              <w:t>df = pd.read_csv(io.StringIO(csv))</w:t>
+            </w:r>
+          </w:p>
+          <w:p>
+            <w:pPr>
+              <w:spacing w:before="0" w:after="0" w:line="240" w:lineRule="auto"/>
+              <w:ind w:left="567" w:hanging="567"/>
+            </w:pPr>
+            <w:r>
+              <w:rPr>
+                <w:rFonts w:ascii="Consolas" w:hAnsi="Consolas" w:eastAsia="Consolas"/>
+                <w:b w:val="0"/>
+                <w:color w:val="5B6875"/>
+                <w:sz w:val="16"/>
+              </w:rPr>
+              <w:t xml:space="preserve">   7  </w:t>
+            </w:r>
+            <w:r>
+              <w:rPr>
+                <w:rFonts w:ascii="Consolas" w:hAnsi="Consolas" w:eastAsia="Consolas"/>
+                <w:b w:val="0"/>
+                <w:sz w:val="16"/>
+              </w:rPr>
+              <w:t>print(df["postcode"].iloc[0])</w:t>
             </w:r>
           </w:p>
         </w:tc>
@@ -2190,12 +2025,20 @@
     </w:tbl>
     <w:p/>
     <w:p>
-      <w:r>
-        <w:rPr>
-          <w:b w:val="0"/>
-          <w:i w:val="0"/>
-        </w:rPr>
-        <w:t>Starter code:</w:t>
+      <w:pPr>
+        <w:pStyle w:val="Heading5"/>
+      </w:pPr>
+      <w:r>
+        <w:t>Exercise 3. Fill the gap (level 2)</w:t>
+      </w:r>
+    </w:p>
+    <w:p>
+      <w:r>
+        <w:rPr>
+          <w:b w:val="0"/>
+          <w:i w:val="0"/>
+        </w:rPr>
+        <w:t>Keep IDs as text and let the count column hold missing values as integers.</w:t>
       </w:r>
     </w:p>
     <w:tbl>
@@ -2233,145 +2076,7 @@
                 <w:b w:val="0"/>
                 <w:sz w:val="16"/>
               </w:rPr>
-              <w:t>import io</w:t>
-            </w:r>
-          </w:p>
-          <w:p>
-            <w:pPr>
-              <w:spacing w:before="0" w:after="0" w:line="240" w:lineRule="auto"/>
-              <w:ind w:left="567" w:hanging="567"/>
-            </w:pPr>
-            <w:r>
-              <w:rPr>
-                <w:rFonts w:ascii="Consolas" w:hAnsi="Consolas" w:eastAsia="Consolas"/>
-                <w:b w:val="0"/>
-                <w:color w:val="5B6875"/>
-                <w:sz w:val="16"/>
-              </w:rPr>
-              <w:t xml:space="preserve">   2  </w:t>
-            </w:r>
-            <w:r>
-              <w:rPr>
-                <w:rFonts w:ascii="Consolas" w:hAnsi="Consolas" w:eastAsia="Consolas"/>
-                <w:b w:val="0"/>
-                <w:sz w:val="16"/>
-              </w:rPr>
-              <w:t xml:space="preserve"> </w:t>
-            </w:r>
-          </w:p>
-          <w:p>
-            <w:pPr>
-              <w:spacing w:before="0" w:after="0" w:line="240" w:lineRule="auto"/>
-              <w:ind w:left="567" w:hanging="567"/>
-            </w:pPr>
-            <w:r>
-              <w:rPr>
-                <w:rFonts w:ascii="Consolas" w:hAnsi="Consolas" w:eastAsia="Consolas"/>
-                <w:b w:val="0"/>
-                <w:color w:val="5B6875"/>
-                <w:sz w:val="16"/>
-              </w:rPr>
-              <w:t xml:space="preserve">   3  </w:t>
-            </w:r>
-            <w:r>
-              <w:rPr>
-                <w:rFonts w:ascii="Consolas" w:hAnsi="Consolas" w:eastAsia="Consolas"/>
-                <w:b w:val="0"/>
-                <w:sz w:val="16"/>
-              </w:rPr>
-              <w:t>import pandas as pd</w:t>
-            </w:r>
-          </w:p>
-          <w:p>
-            <w:pPr>
-              <w:spacing w:before="0" w:after="0" w:line="240" w:lineRule="auto"/>
-              <w:ind w:left="567" w:hanging="567"/>
-            </w:pPr>
-            <w:r>
-              <w:rPr>
-                <w:rFonts w:ascii="Consolas" w:hAnsi="Consolas" w:eastAsia="Consolas"/>
-                <w:b w:val="0"/>
-                <w:color w:val="5B6875"/>
-                <w:sz w:val="16"/>
-              </w:rPr>
-              <w:t xml:space="preserve">   4  </w:t>
-            </w:r>
-            <w:r>
-              <w:rPr>
-                <w:rFonts w:ascii="Consolas" w:hAnsi="Consolas" w:eastAsia="Consolas"/>
-                <w:b w:val="0"/>
-                <w:sz w:val="16"/>
-              </w:rPr>
-              <w:t xml:space="preserve"> </w:t>
-            </w:r>
-          </w:p>
-          <w:p>
-            <w:pPr>
-              <w:spacing w:before="0" w:after="0" w:line="240" w:lineRule="auto"/>
-              <w:ind w:left="567" w:hanging="567"/>
-            </w:pPr>
-            <w:r>
-              <w:rPr>
-                <w:rFonts w:ascii="Consolas" w:hAnsi="Consolas" w:eastAsia="Consolas"/>
-                <w:b w:val="0"/>
-                <w:color w:val="5B6875"/>
-                <w:sz w:val="16"/>
-              </w:rPr>
-              <w:t xml:space="preserve">   5  </w:t>
-            </w:r>
-            <w:r>
-              <w:rPr>
-                <w:rFonts w:ascii="Consolas" w:hAnsi="Consolas" w:eastAsia="Consolas"/>
-                <w:b w:val="0"/>
-                <w:sz w:val="16"/>
-              </w:rPr>
-              <w:t xml:space="preserve"> </w:t>
-            </w:r>
-          </w:p>
-          <w:p>
-            <w:pPr>
-              <w:spacing w:before="0" w:after="0" w:line="240" w:lineRule="auto"/>
-              <w:ind w:left="567" w:hanging="567"/>
-            </w:pPr>
-            <w:r>
-              <w:rPr>
-                <w:rFonts w:ascii="Consolas" w:hAnsi="Consolas" w:eastAsia="Consolas"/>
-                <w:b w:val="0"/>
-                <w:color w:val="5B6875"/>
-                <w:sz w:val="16"/>
-              </w:rPr>
-              <w:t xml:space="preserve">   6  </w:t>
-            </w:r>
-            <w:r>
-              <w:rPr>
-                <w:rFonts w:ascii="Consolas" w:hAnsi="Consolas" w:eastAsia="Consolas"/>
-                <w:b w:val="0"/>
-                <w:sz w:val="16"/>
-              </w:rPr>
-              <w:t>def read_panel(text):</w:t>
-            </w:r>
-          </w:p>
-          <w:p>
-            <w:pPr>
-              <w:spacing w:before="0" w:after="0" w:line="240" w:lineRule="auto"/>
-              <w:ind w:left="567" w:hanging="567"/>
-            </w:pPr>
-            <w:r>
-              <w:rPr>
-                <w:rFonts w:ascii="Consolas" w:hAnsi="Consolas" w:eastAsia="Consolas"/>
-                <w:b w:val="0"/>
-                <w:color w:val="5B6875"/>
-                <w:sz w:val="16"/>
-              </w:rPr>
-              <w:t xml:space="preserve">   7  </w:t>
-            </w:r>
-            <w:r>
-              <w:rPr>
-                <w:rFonts w:ascii="Consolas" w:hAnsi="Consolas" w:eastAsia="Consolas"/>
-                <w:b w:val="0"/>
-                <w:sz w:val="16"/>
-              </w:rPr>
-              <w:t xml:space="preserve">    return pd.read_csv(io.StringIO(text))</w:t>
+              <w:t>df = pd.read_csv(path, dtype={"respondent_id": "_____(1)", "household_size": "_____(2)"})</w:t>
             </w:r>
           </w:p>
         </w:tc>
@@ -2383,7 +2088,7 @@
         <w:pStyle w:val="Heading5"/>
       </w:pPr>
       <w:r>
-        <w:t>Exercise 5. Spot the bug (level 4)</w:t>
+        <w:t>Exercise 4. Write the function (level 3)</w:t>
       </w:r>
     </w:p>
     <w:p>
@@ -2392,7 +2097,154 @@
           <w:b w:val="0"/>
           <w:i w:val="0"/>
         </w:rPr>
-        <w:t>The mean household size reported for wave 3 dropped from 2.6 to 2.1. Nothing changed in the sample. Tap the line that caused it.</w:t>
+        <w:t xml:space="preserve">Write </w:t>
+      </w:r>
+      <w:r>
+        <w:rPr>
+          <w:rFonts w:ascii="Consolas" w:hAnsi="Consolas" w:eastAsia="Consolas"/>
+          <w:b w:val="0"/>
+          <w:sz w:val="19"/>
+        </w:rPr>
+        <w:t>read_panel(text: str) -&gt; pd.DataFrame</w:t>
+      </w:r>
+      <w:r>
+        <w:rPr>
+          <w:b w:val="0"/>
+          <w:i w:val="0"/>
+        </w:rPr>
+        <w:t xml:space="preserve">. It reads CSV text with columns </w:t>
+      </w:r>
+      <w:r>
+        <w:rPr>
+          <w:rFonts w:ascii="Consolas" w:hAnsi="Consolas" w:eastAsia="Consolas"/>
+          <w:b w:val="0"/>
+          <w:sz w:val="19"/>
+        </w:rPr>
+        <w:t>respondent_id</w:t>
+      </w:r>
+      <w:r>
+        <w:rPr>
+          <w:b w:val="0"/>
+          <w:i w:val="0"/>
+        </w:rPr>
+        <w:t xml:space="preserve"> and </w:t>
+      </w:r>
+      <w:r>
+        <w:rPr>
+          <w:rFonts w:ascii="Consolas" w:hAnsi="Consolas" w:eastAsia="Consolas"/>
+          <w:b w:val="0"/>
+          <w:sz w:val="19"/>
+        </w:rPr>
+        <w:t>household_size</w:t>
+      </w:r>
+      <w:r>
+        <w:rPr>
+          <w:b w:val="0"/>
+          <w:i w:val="0"/>
+        </w:rPr>
+        <w:t xml:space="preserve">. Keep </w:t>
+      </w:r>
+      <w:r>
+        <w:rPr>
+          <w:rFonts w:ascii="Consolas" w:hAnsi="Consolas" w:eastAsia="Consolas"/>
+          <w:b w:val="0"/>
+          <w:sz w:val="19"/>
+        </w:rPr>
+        <w:t>respondent_id</w:t>
+      </w:r>
+      <w:r>
+        <w:rPr>
+          <w:b w:val="0"/>
+          <w:i w:val="0"/>
+        </w:rPr>
+        <w:t xml:space="preserve"> as text with leading zeros, and </w:t>
+      </w:r>
+      <w:r>
+        <w:rPr>
+          <w:rFonts w:ascii="Consolas" w:hAnsi="Consolas" w:eastAsia="Consolas"/>
+          <w:b w:val="0"/>
+          <w:sz w:val="19"/>
+        </w:rPr>
+        <w:t>household_size</w:t>
+      </w:r>
+      <w:r>
+        <w:rPr>
+          <w:b w:val="0"/>
+          <w:i w:val="0"/>
+        </w:rPr>
+        <w:t xml:space="preserve"> as a nullable integer where blanks become </w:t>
+      </w:r>
+      <w:r>
+        <w:rPr>
+          <w:rFonts w:ascii="Consolas" w:hAnsi="Consolas" w:eastAsia="Consolas"/>
+          <w:b w:val="0"/>
+          <w:sz w:val="19"/>
+        </w:rPr>
+        <w:t>&lt;NA&gt;</w:t>
+      </w:r>
+      <w:r>
+        <w:rPr>
+          <w:b w:val="0"/>
+          <w:i w:val="0"/>
+        </w:rPr>
+        <w:t xml:space="preserve">. Take the dtype map from a module constant </w:t>
+      </w:r>
+      <w:r>
+        <w:rPr>
+          <w:rFonts w:ascii="Consolas" w:hAnsi="Consolas" w:eastAsia="Consolas"/>
+          <w:b w:val="0"/>
+          <w:sz w:val="19"/>
+        </w:rPr>
+        <w:t>PANEL_DTYPES</w:t>
+      </w:r>
+      <w:r>
+        <w:rPr>
+          <w:b w:val="0"/>
+          <w:i w:val="0"/>
+        </w:rPr>
+        <w:t>.</w:t>
+      </w:r>
+    </w:p>
+    <w:p>
+      <w:r>
+        <w:rPr>
+          <w:b w:val="0"/>
+          <w:i w:val="0"/>
+        </w:rPr>
+        <w:t>Your code must pass these checks:</w:t>
+      </w:r>
+    </w:p>
+    <w:p>
+      <w:pPr>
+        <w:pStyle w:val="ListBullet"/>
+      </w:pPr>
+      <w:r>
+        <w:rPr>
+          <w:b w:val="0"/>
+          <w:i w:val="0"/>
+        </w:rPr>
+        <w:t>respondent_id must keep its leading zeros. Read it as str.</w:t>
+      </w:r>
+    </w:p>
+    <w:p>
+      <w:pPr>
+        <w:pStyle w:val="ListBullet"/>
+      </w:pPr>
+      <w:r>
+        <w:rPr>
+          <w:b w:val="0"/>
+          <w:i w:val="0"/>
+        </w:rPr>
+        <w:t>household_size must be Int64, with the blank as &lt;NA&gt;.</w:t>
+      </w:r>
+    </w:p>
+    <w:p>
+      <w:r>
+        <w:rPr>
+          <w:b w:val="0"/>
+          <w:i w:val="0"/>
+        </w:rPr>
+        <w:t>Shape of the answer. The reference solution defines these names. Write the bodies yourself.</w:t>
       </w:r>
     </w:p>
     <w:tbl>
@@ -2430,7 +2282,7 @@
                 <w:b w:val="0"/>
                 <w:sz w:val="16"/>
               </w:rPr>
-              <w:t>import pandas as pd</w:t>
+              <w:t># Module constant.</w:t>
             </w:r>
           </w:p>
           <w:p>
@@ -2453,7 +2305,7 @@
                 <w:b w:val="0"/>
                 <w:sz w:val="16"/>
               </w:rPr>
-              <w:t xml:space="preserve"> </w:t>
+              <w:t>PANEL_DTYPES = ...</w:t>
             </w:r>
           </w:p>
           <w:p>
@@ -2499,7 +2351,7 @@
                 <w:b w:val="0"/>
                 <w:sz w:val="16"/>
               </w:rPr>
-              <w:t>def mean_household(df: pd.DataFrame) -&gt; float:</w:t>
+              <w:t># Read panel CSV text with explicit dtypes.</w:t>
             </w:r>
           </w:p>
           <w:p>
@@ -2522,76 +2374,7 @@
                 <w:b w:val="0"/>
                 <w:sz w:val="16"/>
               </w:rPr>
-              <w:t xml:space="preserve">    """Mean household size among respondents who answered."""</w:t>
-            </w:r>
-          </w:p>
-          <w:p>
-            <w:pPr>
-              <w:spacing w:before="0" w:after="0" w:line="240" w:lineRule="auto"/>
-              <w:ind w:left="567" w:hanging="567"/>
-            </w:pPr>
-            <w:r>
-              <w:rPr>
-                <w:rFonts w:ascii="Consolas" w:hAnsi="Consolas" w:eastAsia="Consolas"/>
-                <w:b w:val="0"/>
-                <w:color w:val="5B6875"/>
-                <w:sz w:val="16"/>
-              </w:rPr>
-              <w:t xml:space="preserve">   6  </w:t>
-            </w:r>
-            <w:r>
-              <w:rPr>
-                <w:rFonts w:ascii="Consolas" w:hAnsi="Consolas" w:eastAsia="Consolas"/>
-                <w:b w:val="0"/>
-                <w:sz w:val="16"/>
-              </w:rPr>
-              <w:t xml:space="preserve">    sizes = df["household_size"].astype("Int64")</w:t>
-            </w:r>
-          </w:p>
-          <w:p>
-            <w:pPr>
-              <w:spacing w:before="0" w:after="0" w:line="240" w:lineRule="auto"/>
-              <w:ind w:left="567" w:hanging="567"/>
-            </w:pPr>
-            <w:r>
-              <w:rPr>
-                <w:rFonts w:ascii="Consolas" w:hAnsi="Consolas" w:eastAsia="Consolas"/>
-                <w:b w:val="0"/>
-                <w:color w:val="5B6875"/>
-                <w:sz w:val="16"/>
-              </w:rPr>
-              <w:t xml:space="preserve">   7  </w:t>
-            </w:r>
-            <w:r>
-              <w:rPr>
-                <w:rFonts w:ascii="Consolas" w:hAnsi="Consolas" w:eastAsia="Consolas"/>
-                <w:b w:val="0"/>
-                <w:sz w:val="16"/>
-              </w:rPr>
-              <w:t xml:space="preserve">    sizes = sizes.fillna(0)</w:t>
-            </w:r>
-          </w:p>
-          <w:p>
-            <w:pPr>
-              <w:spacing w:before="0" w:after="0" w:line="240" w:lineRule="auto"/>
-              <w:ind w:left="567" w:hanging="567"/>
-            </w:pPr>
-            <w:r>
-              <w:rPr>
-                <w:rFonts w:ascii="Consolas" w:hAnsi="Consolas" w:eastAsia="Consolas"/>
-                <w:b w:val="0"/>
-                <w:color w:val="5B6875"/>
-                <w:sz w:val="16"/>
-              </w:rPr>
-              <w:t xml:space="preserve">   8  </w:t>
-            </w:r>
-            <w:r>
-              <w:rPr>
-                <w:rFonts w:ascii="Consolas" w:hAnsi="Consolas" w:eastAsia="Consolas"/>
-                <w:b w:val="0"/>
-                <w:sz w:val="16"/>
-              </w:rPr>
-              <w:t xml:space="preserve">    return float(sizes.mean())</w:t>
+              <w:t>def read_panel(text: str) -&gt; pd.DataFrame: ...</w:t>
             </w:r>
           </w:p>
         </w:tc>
@@ -2602,657 +2385,9 @@
       <w:r>
         <w:rPr>
           <w:b w:val="0"/>
-          <w:i/>
-        </w:rPr>
-        <w:t>Write down the line number of the bug. Then write the fix.</w:t>
-      </w:r>
-    </w:p>
-    <w:p>
-      <w:pPr>
-        <w:pStyle w:val="Heading4"/>
-      </w:pPr>
-      <w:r>
-        <w:t>Sources</w:t>
-      </w:r>
-    </w:p>
-    <w:p>
-      <w:pPr>
-        <w:pStyle w:val="ListBullet"/>
-      </w:pPr>
-      <w:r>
-        <w:rPr>
-          <w:b w:val="0"/>
-          <w:i w:val="0"/>
-        </w:rPr>
-        <w:t>In pandas 3.0 text columns default to the str dtype, with NaN as the missing value. (verified: pandas 3.0 release notes; run on pandas 3.0.6 and 3.0.2 in this repository.)</w:t>
-      </w:r>
-    </w:p>
-    <w:p>
-      <w:pPr>
-        <w:pStyle w:val="ListBullet"/>
-      </w:pPr>
-      <w:r>
-        <w:rPr>
-          <w:b w:val="0"/>
-          <w:i w:val="0"/>
-        </w:rPr>
-        <w:t>In pandas 3.0 setting an incompatible value such as 1.5 into an int64 Series raises TypeError. (verified: pandas 3.0 release notes (setitem upcasting removed); run on pandas 3.0.6 and 3.0.2 in this repository.)</w:t>
-      </w:r>
-    </w:p>
-    <w:p>
-      <w:pPr>
-        <w:pStyle w:val="ListBullet"/>
-      </w:pPr>
-      <w:r>
-        <w:rPr>
-          <w:b w:val="0"/>
-          <w:i w:val="0"/>
-        </w:rPr>
-        <w:t>read_csv infers float64 for an integer-like column with a blank value. (verified: Run on pandas 3.0.6 and 3.0.2 in this repository.)</w:t>
-      </w:r>
-    </w:p>
-    <w:p>
-      <w:pPr>
-        <w:pStyle w:val="Heading3"/>
-      </w:pPr>
-      <w:r>
-        <w:t>B3-L2 Vectorise instead of apply</w:t>
-      </w:r>
-    </w:p>
-    <w:p>
-      <w:pPr>
-        <w:pStyle w:val="Heading4"/>
-      </w:pPr>
-      <w:r>
-        <w:t>Concept</w:t>
-      </w:r>
-    </w:p>
-    <w:p>
-      <w:r>
-        <w:rPr>
-          <w:b w:val="0"/>
-          <w:i w:val="0"/>
-        </w:rPr>
-        <w:t xml:space="preserve">pandas stores each column as an array. A </w:t>
-      </w:r>
-      <w:r>
-        <w:rPr>
-          <w:b/>
-          <w:i w:val="0"/>
-        </w:rPr>
-        <w:t>vectorised</w:t>
-      </w:r>
-      <w:r>
-        <w:rPr>
-          <w:b w:val="0"/>
-          <w:i w:val="0"/>
-        </w:rPr>
-        <w:t xml:space="preserve"> operation, such as </w:t>
-      </w:r>
-      <w:r>
-        <w:rPr>
-          <w:rFonts w:ascii="Consolas" w:hAnsi="Consolas" w:eastAsia="Consolas"/>
-          <w:b w:val="0"/>
-          <w:sz w:val="19"/>
-        </w:rPr>
-        <w:t>df["a"] * df["b"]</w:t>
-      </w:r>
-      <w:r>
-        <w:rPr>
-          <w:b w:val="0"/>
-          <w:i w:val="0"/>
-        </w:rPr>
-        <w:t xml:space="preserve">, </w:t>
-      </w:r>
-      <w:r>
-        <w:rPr>
-          <w:rFonts w:ascii="Consolas" w:hAnsi="Consolas" w:eastAsia="Consolas"/>
-          <w:b w:val="0"/>
-          <w:sz w:val="19"/>
-        </w:rPr>
-        <w:t>np.where()</w:t>
-      </w:r>
-      <w:r>
-        <w:rPr>
-          <w:b w:val="0"/>
-          <w:i w:val="0"/>
-        </w:rPr>
-        <w:t xml:space="preserve"> or </w:t>
-      </w:r>
-      <w:r>
-        <w:rPr>
-          <w:rFonts w:ascii="Consolas" w:hAnsi="Consolas" w:eastAsia="Consolas"/>
-          <w:b w:val="0"/>
-          <w:sz w:val="19"/>
-        </w:rPr>
-        <w:t>pd.cut()</w:t>
-      </w:r>
-      <w:r>
-        <w:rPr>
-          <w:b w:val="0"/>
-          <w:i w:val="0"/>
-        </w:rPr>
-        <w:t xml:space="preserve">, runs one compiled loop over the whole array. </w:t>
-      </w:r>
-      <w:r>
-        <w:rPr>
-          <w:rFonts w:ascii="Consolas" w:hAnsi="Consolas" w:eastAsia="Consolas"/>
-          <w:b w:val="0"/>
-          <w:sz w:val="19"/>
-        </w:rPr>
-        <w:t>df.apply(func, axis=1)</w:t>
-      </w:r>
-      <w:r>
-        <w:rPr>
-          <w:b w:val="0"/>
-          <w:i w:val="0"/>
-        </w:rPr>
-        <w:t xml:space="preserve"> does the opposite. It builds a Series for each row and calls your Python function once per row.</w:t>
-      </w:r>
-    </w:p>
-    <w:p>
-      <w:r>
-        <w:rPr>
-          <w:b w:val="0"/>
-          <w:i w:val="0"/>
-        </w:rPr>
-        <w:t xml:space="preserve">The gap is large. On one million rows, a row-wise </w:t>
-      </w:r>
-      <w:r>
-        <w:rPr>
-          <w:rFonts w:ascii="Consolas" w:hAnsi="Consolas" w:eastAsia="Consolas"/>
-          <w:b w:val="0"/>
-          <w:sz w:val="19"/>
-        </w:rPr>
-        <w:t>apply</w:t>
-      </w:r>
-      <w:r>
-        <w:rPr>
-          <w:b w:val="0"/>
-          <w:i w:val="0"/>
-        </w:rPr>
-        <w:t xml:space="preserve"> that picks a weight when a flag is set took 4.0 seconds. </w:t>
-      </w:r>
-      <w:r>
-        <w:rPr>
-          <w:rFonts w:ascii="Consolas" w:hAnsi="Consolas" w:eastAsia="Consolas"/>
-          <w:b w:val="0"/>
-          <w:sz w:val="19"/>
-        </w:rPr>
-        <w:t>np.where</w:t>
-      </w:r>
-      <w:r>
-        <w:rPr>
-          <w:b w:val="0"/>
-          <w:i w:val="0"/>
-        </w:rPr>
-        <w:t xml:space="preserve"> did the same job in 7.5 milliseconds, about 500 times faster. (pandas 3.0.6, NumPy 2.4.6, one laptop core.)</w:t>
-      </w:r>
-    </w:p>
-    <w:p>
-      <w:r>
-        <w:rPr>
-          <w:b w:val="0"/>
-          <w:i w:val="0"/>
-        </w:rPr>
-        <w:t>Speed is not the only gain. Vectorised code states the rule for the whole column in one line, so a reviewer checks one expression instead of a branching function.</w:t>
-      </w:r>
-    </w:p>
-    <w:p>
-      <w:r>
-        <w:rPr>
-          <w:b w:val="0"/>
-          <w:i w:val="0"/>
-        </w:rPr>
-        <w:t>Reach for these first:</w:t>
-      </w:r>
-    </w:p>
-    <w:tbl>
-      <w:tblPr>
-        <w:tblStyle w:val="TableGrid"/>
-        <w:tblW w:type="auto" w:w="0"/>
-        <w:tblLook w:firstColumn="1" w:firstRow="1" w:lastColumn="0" w:lastRow="0" w:noHBand="0" w:noVBand="1" w:val="04A0"/>
-      </w:tblPr>
-      <w:tblGrid>
-        <w:gridCol w:w="4110"/>
-        <w:gridCol w:w="4110"/>
-      </w:tblGrid>
-      <w:tr>
-        <w:tc>
-          <w:tcPr>
-            <w:tcW w:type="dxa" w:w="4110"/>
-          </w:tcPr>
-          <w:p>
-            <w:r>
-              <w:rPr>
-                <w:b/>
-              </w:rPr>
-              <w:t>Task</w:t>
-            </w:r>
-          </w:p>
-        </w:tc>
-        <w:tc>
-          <w:tcPr>
-            <w:tcW w:type="dxa" w:w="4110"/>
-          </w:tcPr>
-          <w:p>
-            <w:r>
-              <w:rPr>
-                <w:b/>
-              </w:rPr>
-              <w:t>Vectorised tool</w:t>
-            </w:r>
-          </w:p>
-        </w:tc>
-      </w:tr>
-      <w:tr>
-        <w:tc>
-          <w:tcPr>
-            <w:tcW w:type="dxa" w:w="4110"/>
-          </w:tcPr>
-          <w:p>
-            <w:r>
-              <w:t>Arithmetic between columns</w:t>
-            </w:r>
-          </w:p>
-        </w:tc>
-        <w:tc>
-          <w:tcPr>
-            <w:tcW w:type="dxa" w:w="4110"/>
-          </w:tcPr>
-          <w:p>
-            <w:r>
-              <w:t>+, -, *, / on Series</w:t>
-            </w:r>
-          </w:p>
-        </w:tc>
-      </w:tr>
-      <w:tr>
-        <w:tc>
-          <w:tcPr>
-            <w:tcW w:type="dxa" w:w="4110"/>
-          </w:tcPr>
-          <w:p>
-            <w:r>
-              <w:t>Two-way choice</w:t>
-            </w:r>
-          </w:p>
-        </w:tc>
-        <w:tc>
-          <w:tcPr>
-            <w:tcW w:type="dxa" w:w="4110"/>
-          </w:tcPr>
-          <w:p>
-            <w:r>
-              <w:t>np.where(cond, a, b)</w:t>
-            </w:r>
-          </w:p>
-        </w:tc>
-      </w:tr>
-      <w:tr>
-        <w:tc>
-          <w:tcPr>
-            <w:tcW w:type="dxa" w:w="4110"/>
-          </w:tcPr>
-          <w:p>
-            <w:r>
-              <w:t>Many-way choice</w:t>
-            </w:r>
-          </w:p>
-        </w:tc>
-        <w:tc>
-          <w:tcPr>
-            <w:tcW w:type="dxa" w:w="4110"/>
-          </w:tcPr>
-          <w:p>
-            <w:r>
-              <w:t>np.select(conditions, choices, default)</w:t>
-            </w:r>
-          </w:p>
-        </w:tc>
-      </w:tr>
-      <w:tr>
-        <w:tc>
-          <w:tcPr>
-            <w:tcW w:type="dxa" w:w="4110"/>
-          </w:tcPr>
-          <w:p>
-            <w:r>
-              <w:t>Numeric bands</w:t>
-            </w:r>
-          </w:p>
-        </w:tc>
-        <w:tc>
-          <w:tcPr>
-            <w:tcW w:type="dxa" w:w="4110"/>
-          </w:tcPr>
-          <w:p>
-            <w:r>
-              <w:t>pd.cut(values, bins, labels, right=False)</w:t>
-            </w:r>
-          </w:p>
-        </w:tc>
-      </w:tr>
-      <w:tr>
-        <w:tc>
-          <w:tcPr>
-            <w:tcW w:type="dxa" w:w="4110"/>
-          </w:tcPr>
-          <w:p>
-            <w:r>
-              <w:t>Lookup from a dict</w:t>
-            </w:r>
-          </w:p>
-        </w:tc>
-        <w:tc>
-          <w:tcPr>
-            <w:tcW w:type="dxa" w:w="4110"/>
-          </w:tcPr>
-          <w:p>
-            <w:r>
-              <w:t>Series.map(mapping)</w:t>
-            </w:r>
-          </w:p>
-        </w:tc>
-      </w:tr>
-      <w:tr>
-        <w:tc>
-          <w:tcPr>
-            <w:tcW w:type="dxa" w:w="4110"/>
-          </w:tcPr>
-          <w:p>
-            <w:r>
-              <w:t>Limits</w:t>
-            </w:r>
-          </w:p>
-        </w:tc>
-        <w:tc>
-          <w:tcPr>
-            <w:tcW w:type="dxa" w:w="4110"/>
-          </w:tcPr>
-          <w:p>
-            <w:r>
-              <w:t>Series.clip(lower, upper)</w:t>
-            </w:r>
-          </w:p>
-        </w:tc>
-      </w:tr>
-    </w:tbl>
-    <w:p>
-      <w:r>
-        <w:rPr>
-          <w:b w:val="0"/>
-          <w:i w:val="0"/>
-        </w:rPr>
-        <w:t xml:space="preserve">Watch missing values. </w:t>
-      </w:r>
-      <w:r>
-        <w:rPr>
-          <w:rFonts w:ascii="Consolas" w:hAnsi="Consolas" w:eastAsia="Consolas"/>
-          <w:b w:val="0"/>
-          <w:sz w:val="19"/>
-        </w:rPr>
-        <w:t>NaN &gt; 60</w:t>
-      </w:r>
-      <w:r>
-        <w:rPr>
-          <w:b w:val="0"/>
-          <w:i w:val="0"/>
-        </w:rPr>
-        <w:t xml:space="preserve"> is </w:t>
-      </w:r>
-      <w:r>
-        <w:rPr>
-          <w:rFonts w:ascii="Consolas" w:hAnsi="Consolas" w:eastAsia="Consolas"/>
-          <w:b w:val="0"/>
-          <w:sz w:val="19"/>
-        </w:rPr>
-        <w:t>False</w:t>
-      </w:r>
-      <w:r>
-        <w:rPr>
-          <w:b w:val="0"/>
-          <w:i w:val="0"/>
-        </w:rPr>
-        <w:t xml:space="preserve">, so </w:t>
-      </w:r>
-      <w:r>
-        <w:rPr>
-          <w:rFonts w:ascii="Consolas" w:hAnsi="Consolas" w:eastAsia="Consolas"/>
-          <w:b w:val="0"/>
-          <w:sz w:val="19"/>
-        </w:rPr>
-        <w:t>np.where(minutes &gt; 60, "heavy", "light")</w:t>
-      </w:r>
-      <w:r>
-        <w:rPr>
-          <w:b w:val="0"/>
-          <w:i w:val="0"/>
-        </w:rPr>
-        <w:t xml:space="preserve"> labels a missing value </w:t>
-      </w:r>
-      <w:r>
-        <w:rPr>
-          <w:rFonts w:ascii="Consolas" w:hAnsi="Consolas" w:eastAsia="Consolas"/>
-          <w:b w:val="0"/>
-          <w:sz w:val="19"/>
-        </w:rPr>
-        <w:t>"light"</w:t>
-      </w:r>
-      <w:r>
-        <w:rPr>
-          <w:b w:val="0"/>
-          <w:i w:val="0"/>
-        </w:rPr>
-        <w:t xml:space="preserve">. Handle missing values on purpose: </w:t>
-      </w:r>
-      <w:r>
-        <w:rPr>
-          <w:rFonts w:ascii="Consolas" w:hAnsi="Consolas" w:eastAsia="Consolas"/>
-          <w:b w:val="0"/>
-          <w:sz w:val="19"/>
-        </w:rPr>
-        <w:t>pd.cut</w:t>
-      </w:r>
-      <w:r>
-        <w:rPr>
-          <w:b w:val="0"/>
-          <w:i w:val="0"/>
-        </w:rPr>
-        <w:t xml:space="preserve"> keeps </w:t>
-      </w:r>
-      <w:r>
-        <w:rPr>
-          <w:rFonts w:ascii="Consolas" w:hAnsi="Consolas" w:eastAsia="Consolas"/>
-          <w:b w:val="0"/>
-          <w:sz w:val="19"/>
-        </w:rPr>
-        <w:t>NaN</w:t>
-      </w:r>
-      <w:r>
-        <w:rPr>
-          <w:b w:val="0"/>
-          <w:i w:val="0"/>
-        </w:rPr>
-        <w:t xml:space="preserve"> as missing, and </w:t>
-      </w:r>
-      <w:r>
-        <w:rPr>
-          <w:rFonts w:ascii="Consolas" w:hAnsi="Consolas" w:eastAsia="Consolas"/>
-          <w:b w:val="0"/>
-          <w:sz w:val="19"/>
-        </w:rPr>
-        <w:t>Series.where(values.notna())</w:t>
-      </w:r>
-      <w:r>
-        <w:rPr>
-          <w:b w:val="0"/>
-          <w:i w:val="0"/>
-        </w:rPr>
-        <w:t xml:space="preserve"> puts it back after </w:t>
-      </w:r>
-      <w:r>
-        <w:rPr>
-          <w:rFonts w:ascii="Consolas" w:hAnsi="Consolas" w:eastAsia="Consolas"/>
-          <w:b w:val="0"/>
-          <w:sz w:val="19"/>
-        </w:rPr>
-        <w:t>np.where</w:t>
-      </w:r>
-      <w:r>
-        <w:rPr>
-          <w:b w:val="0"/>
-          <w:i w:val="0"/>
-        </w:rPr>
-        <w:t>.</w:t>
-      </w:r>
-    </w:p>
-    <w:p>
-      <w:r>
-        <w:rPr>
-          <w:b w:val="0"/>
-          <w:i w:val="0"/>
-        </w:rPr>
-        <w:t xml:space="preserve">Keep </w:t>
-      </w:r>
-      <w:r>
-        <w:rPr>
-          <w:rFonts w:ascii="Consolas" w:hAnsi="Consolas" w:eastAsia="Consolas"/>
-          <w:b w:val="0"/>
-          <w:sz w:val="19"/>
-        </w:rPr>
-        <w:t>apply</w:t>
-      </w:r>
-      <w:r>
-        <w:rPr>
-          <w:b w:val="0"/>
-          <w:i w:val="0"/>
-        </w:rPr>
-        <w:t xml:space="preserve"> for work with no vectorised form, such as calling an external parser on each string. Even then, try </w:t>
-      </w:r>
-      <w:r>
-        <w:rPr>
-          <w:rFonts w:ascii="Consolas" w:hAnsi="Consolas" w:eastAsia="Consolas"/>
-          <w:b w:val="0"/>
-          <w:sz w:val="19"/>
-        </w:rPr>
-        <w:t>Series.map</w:t>
-      </w:r>
-      <w:r>
-        <w:rPr>
-          <w:b w:val="0"/>
-          <w:i w:val="0"/>
-        </w:rPr>
-        <w:t xml:space="preserve"> or a list comprehension on one column before </w:t>
-      </w:r>
-      <w:r>
-        <w:rPr>
-          <w:rFonts w:ascii="Consolas" w:hAnsi="Consolas" w:eastAsia="Consolas"/>
-          <w:b w:val="0"/>
-          <w:sz w:val="19"/>
-        </w:rPr>
-        <w:t>apply(axis=1)</w:t>
-      </w:r>
-      <w:r>
-        <w:rPr>
-          <w:b w:val="0"/>
-          <w:i w:val="0"/>
-        </w:rPr>
-        <w:t>.</w:t>
-      </w:r>
-    </w:p>
-    <w:p>
-      <w:pPr>
-        <w:pStyle w:val="Heading4"/>
-      </w:pPr>
-      <w:r>
-        <w:t>Why it matters</w:t>
-      </w:r>
-    </w:p>
-    <w:p>
-      <w:r>
-        <w:rPr>
-          <w:b w:val="0"/>
-          <w:i w:val="0"/>
-        </w:rPr>
-        <w:t xml:space="preserve">A weighting script derives 25 columns with </w:t>
-      </w:r>
-      <w:r>
-        <w:rPr>
-          <w:rFonts w:ascii="Consolas" w:hAnsi="Consolas" w:eastAsia="Consolas"/>
-          <w:b w:val="0"/>
-          <w:sz w:val="19"/>
-        </w:rPr>
-        <w:t>apply(axis=1)</w:t>
-      </w:r>
-      <w:r>
-        <w:rPr>
-          <w:b w:val="0"/>
-          <w:i w:val="0"/>
-        </w:rPr>
-        <w:t>. It ran in 8 minutes on 2 million rows, so nobody noticed. The programme then merged three trackers into one file of 40 million rows. At the measured rate of about 4 seconds per million rows per column, the derivations alone need roughly 67 minutes. The job hit its 60-minute timeout every night for a week, and weighted results for all three trackers were late.</w:t>
-      </w:r>
-    </w:p>
-    <w:p>
-      <w:r>
-        <w:rPr>
-          <w:b w:val="0"/>
-          <w:i w:val="0"/>
-        </w:rPr>
-        <w:t xml:space="preserve">The same script also labelled respondents with a missing </w:t>
-      </w:r>
-      <w:r>
-        <w:rPr>
-          <w:rFonts w:ascii="Consolas" w:hAnsi="Consolas" w:eastAsia="Consolas"/>
-          <w:b w:val="0"/>
-          <w:sz w:val="19"/>
-        </w:rPr>
-        <w:t>minutes</w:t>
-      </w:r>
-      <w:r>
-        <w:rPr>
-          <w:b w:val="0"/>
-          <w:i w:val="0"/>
-        </w:rPr>
-        <w:t xml:space="preserve"> value as </w:t>
-      </w:r>
-      <w:r>
-        <w:rPr>
-          <w:rFonts w:ascii="Consolas" w:hAnsi="Consolas" w:eastAsia="Consolas"/>
-          <w:b w:val="0"/>
-          <w:sz w:val="19"/>
-        </w:rPr>
-        <w:t>"light"</w:t>
-      </w:r>
-      <w:r>
-        <w:rPr>
-          <w:b w:val="0"/>
-          <w:i w:val="0"/>
-        </w:rPr>
-        <w:t xml:space="preserve"> viewers, because the row function used </w:t>
-      </w:r>
-      <w:r>
-        <w:rPr>
-          <w:rFonts w:ascii="Consolas" w:hAnsi="Consolas" w:eastAsia="Consolas"/>
-          <w:b w:val="0"/>
-          <w:sz w:val="19"/>
-        </w:rPr>
-        <w:t>if row["minutes"] &gt; 60</w:t>
-      </w:r>
-      <w:r>
-        <w:rPr>
-          <w:b w:val="0"/>
-          <w:i w:val="0"/>
-        </w:rPr>
-        <w:t>. The vectorised rewrite fixed the speed, and review of the one-line rule exposed the missing-value bug.</w:t>
-      </w:r>
-    </w:p>
-    <w:p>
-      <w:pPr>
-        <w:pStyle w:val="Heading4"/>
-      </w:pPr>
-      <w:r>
-        <w:t>Worked example: weak code</w:t>
+          <w:i w:val="0"/>
+        </w:rPr>
+        <w:t>Starter code:</w:t>
       </w:r>
     </w:p>
     <w:tbl>
@@ -3290,7 +2425,7 @@
                 <w:b w:val="0"/>
                 <w:sz w:val="16"/>
               </w:rPr>
-              <w:t>import pandas as pd</w:t>
+              <w:t>import io</w:t>
             </w:r>
           </w:p>
           <w:p>
@@ -3336,7 +2471,7 @@
                 <w:b w:val="0"/>
                 <w:sz w:val="16"/>
               </w:rPr>
-              <w:t xml:space="preserve"> </w:t>
+              <w:t>import pandas as pd</w:t>
             </w:r>
           </w:p>
           <w:p>
@@ -3347,19 +2482,19 @@
             <w:r>
               <w:rPr>
                 <w:rFonts w:ascii="Consolas" w:hAnsi="Consolas" w:eastAsia="Consolas"/>
-                <w:b/>
+                <w:b w:val="0"/>
                 <w:color w:val="5B6875"/>
                 <w:sz w:val="16"/>
               </w:rPr>
-              <w:t xml:space="preserve"> [1]  </w:t>
-            </w:r>
-            <w:r>
-              <w:rPr>
-                <w:rFonts w:ascii="Consolas" w:hAnsi="Consolas" w:eastAsia="Consolas"/>
-                <w:b w:val="0"/>
-                <w:sz w:val="16"/>
-              </w:rPr>
-              <w:t>def derive(df):</w:t>
+              <w:t xml:space="preserve">   4  </w:t>
+            </w:r>
+            <w:r>
+              <w:rPr>
+                <w:rFonts w:ascii="Consolas" w:hAnsi="Consolas" w:eastAsia="Consolas"/>
+                <w:b w:val="0"/>
+                <w:sz w:val="16"/>
+              </w:rPr>
+              <w:t xml:space="preserve"> </w:t>
             </w:r>
           </w:p>
           <w:p>
@@ -3382,7 +2517,7 @@
                 <w:b w:val="0"/>
                 <w:sz w:val="16"/>
               </w:rPr>
-              <w:t xml:space="preserve">    def per_row(row):</w:t>
+              <w:t xml:space="preserve"> </w:t>
             </w:r>
           </w:p>
           <w:p>
@@ -3405,7 +2540,7 @@
                 <w:b w:val="0"/>
                 <w:sz w:val="16"/>
               </w:rPr>
-              <w:t xml:space="preserve">        weighted_reach = row["final_weight"] if row["reach_flag"] == 1 else 0.0</w:t>
+              <w:t>def read_panel(text):</w:t>
             </w:r>
           </w:p>
           <w:p>
@@ -3416,332 +2551,40 @@
             <w:r>
               <w:rPr>
                 <w:rFonts w:ascii="Consolas" w:hAnsi="Consolas" w:eastAsia="Consolas"/>
-                <w:b/>
+                <w:b w:val="0"/>
                 <w:color w:val="5B6875"/>
                 <w:sz w:val="16"/>
               </w:rPr>
-              <w:t xml:space="preserve"> [2]  </w:t>
-            </w:r>
-            <w:r>
-              <w:rPr>
-                <w:rFonts w:ascii="Consolas" w:hAnsi="Consolas" w:eastAsia="Consolas"/>
-                <w:b w:val="0"/>
-                <w:sz w:val="16"/>
-              </w:rPr>
-              <w:t xml:space="preserve">        if row["age"] &lt; 35:</w:t>
-            </w:r>
-          </w:p>
-          <w:p>
-            <w:pPr>
-              <w:spacing w:before="0" w:after="0" w:line="240" w:lineRule="auto"/>
-              <w:ind w:left="567" w:hanging="567"/>
-            </w:pPr>
-            <w:r>
-              <w:rPr>
-                <w:rFonts w:ascii="Consolas" w:hAnsi="Consolas" w:eastAsia="Consolas"/>
-                <w:b w:val="0"/>
-                <w:color w:val="5B6875"/>
-                <w:sz w:val="16"/>
-              </w:rPr>
-              <w:t xml:space="preserve">   8  </w:t>
-            </w:r>
-            <w:r>
-              <w:rPr>
-                <w:rFonts w:ascii="Consolas" w:hAnsi="Consolas" w:eastAsia="Consolas"/>
-                <w:b w:val="0"/>
-                <w:sz w:val="16"/>
-              </w:rPr>
-              <w:t xml:space="preserve">            band = "16-34"</w:t>
-            </w:r>
-          </w:p>
-          <w:p>
-            <w:pPr>
-              <w:spacing w:before="0" w:after="0" w:line="240" w:lineRule="auto"/>
-              <w:ind w:left="567" w:hanging="567"/>
-            </w:pPr>
-            <w:r>
-              <w:rPr>
-                <w:rFonts w:ascii="Consolas" w:hAnsi="Consolas" w:eastAsia="Consolas"/>
-                <w:b w:val="0"/>
-                <w:color w:val="5B6875"/>
-                <w:sz w:val="16"/>
-              </w:rPr>
-              <w:t xml:space="preserve">   9  </w:t>
-            </w:r>
-            <w:r>
-              <w:rPr>
-                <w:rFonts w:ascii="Consolas" w:hAnsi="Consolas" w:eastAsia="Consolas"/>
-                <w:b w:val="0"/>
-                <w:sz w:val="16"/>
-              </w:rPr>
-              <w:t xml:space="preserve">        elif row["age"] &lt; 55:</w:t>
-            </w:r>
-          </w:p>
-          <w:p>
-            <w:pPr>
-              <w:spacing w:before="0" w:after="0" w:line="240" w:lineRule="auto"/>
-              <w:ind w:left="567" w:hanging="567"/>
-            </w:pPr>
-            <w:r>
-              <w:rPr>
-                <w:rFonts w:ascii="Consolas" w:hAnsi="Consolas" w:eastAsia="Consolas"/>
-                <w:b w:val="0"/>
-                <w:color w:val="5B6875"/>
-                <w:sz w:val="16"/>
-              </w:rPr>
-              <w:t xml:space="preserve">  10  </w:t>
-            </w:r>
-            <w:r>
-              <w:rPr>
-                <w:rFonts w:ascii="Consolas" w:hAnsi="Consolas" w:eastAsia="Consolas"/>
-                <w:b w:val="0"/>
-                <w:sz w:val="16"/>
-              </w:rPr>
-              <w:t xml:space="preserve">            band = "35-54"</w:t>
-            </w:r>
-          </w:p>
-          <w:p>
-            <w:pPr>
-              <w:spacing w:before="0" w:after="0" w:line="240" w:lineRule="auto"/>
-              <w:ind w:left="567" w:hanging="567"/>
-            </w:pPr>
-            <w:r>
-              <w:rPr>
-                <w:rFonts w:ascii="Consolas" w:hAnsi="Consolas" w:eastAsia="Consolas"/>
-                <w:b w:val="0"/>
-                <w:color w:val="5B6875"/>
-                <w:sz w:val="16"/>
-              </w:rPr>
-              <w:t xml:space="preserve">  11  </w:t>
-            </w:r>
-            <w:r>
-              <w:rPr>
-                <w:rFonts w:ascii="Consolas" w:hAnsi="Consolas" w:eastAsia="Consolas"/>
-                <w:b w:val="0"/>
-                <w:sz w:val="16"/>
-              </w:rPr>
-              <w:t xml:space="preserve">        else:</w:t>
-            </w:r>
-          </w:p>
-          <w:p>
-            <w:pPr>
-              <w:spacing w:before="0" w:after="0" w:line="240" w:lineRule="auto"/>
-              <w:ind w:left="567" w:hanging="567"/>
-            </w:pPr>
-            <w:r>
-              <w:rPr>
-                <w:rFonts w:ascii="Consolas" w:hAnsi="Consolas" w:eastAsia="Consolas"/>
-                <w:b w:val="0"/>
-                <w:color w:val="5B6875"/>
-                <w:sz w:val="16"/>
-              </w:rPr>
-              <w:t xml:space="preserve">  12  </w:t>
-            </w:r>
-            <w:r>
-              <w:rPr>
-                <w:rFonts w:ascii="Consolas" w:hAnsi="Consolas" w:eastAsia="Consolas"/>
-                <w:b w:val="0"/>
-                <w:sz w:val="16"/>
-              </w:rPr>
-              <w:t xml:space="preserve">            band = "55+"</w:t>
-            </w:r>
-          </w:p>
-          <w:p>
-            <w:pPr>
-              <w:spacing w:before="0" w:after="0" w:line="240" w:lineRule="auto"/>
-              <w:ind w:left="567" w:hanging="567"/>
-            </w:pPr>
-            <w:r>
-              <w:rPr>
-                <w:rFonts w:ascii="Consolas" w:hAnsi="Consolas" w:eastAsia="Consolas"/>
-                <w:b w:val="0"/>
-                <w:color w:val="5B6875"/>
-                <w:sz w:val="16"/>
-              </w:rPr>
-              <w:t xml:space="preserve">  13  </w:t>
-            </w:r>
-            <w:r>
-              <w:rPr>
-                <w:rFonts w:ascii="Consolas" w:hAnsi="Consolas" w:eastAsia="Consolas"/>
-                <w:b w:val="0"/>
-                <w:sz w:val="16"/>
-              </w:rPr>
-              <w:t xml:space="preserve">        return pd.Series({"weighted_reach": weighted_reach, "age_group": band})</w:t>
-            </w:r>
-          </w:p>
-          <w:p>
-            <w:pPr>
-              <w:spacing w:before="0" w:after="0" w:line="240" w:lineRule="auto"/>
-              <w:ind w:left="567" w:hanging="567"/>
-            </w:pPr>
-            <w:r>
-              <w:rPr>
-                <w:rFonts w:ascii="Consolas" w:hAnsi="Consolas" w:eastAsia="Consolas"/>
-                <w:b w:val="0"/>
-                <w:color w:val="5B6875"/>
-                <w:sz w:val="16"/>
-              </w:rPr>
-              <w:t xml:space="preserve">  14  </w:t>
-            </w:r>
-            <w:r>
-              <w:rPr>
-                <w:rFonts w:ascii="Consolas" w:hAnsi="Consolas" w:eastAsia="Consolas"/>
-                <w:b w:val="0"/>
-                <w:sz w:val="16"/>
-              </w:rPr>
-              <w:t xml:space="preserve"> </w:t>
-            </w:r>
-          </w:p>
-          <w:p>
-            <w:pPr>
-              <w:spacing w:before="0" w:after="0" w:line="240" w:lineRule="auto"/>
-              <w:ind w:left="567" w:hanging="567"/>
-            </w:pPr>
-            <w:r>
-              <w:rPr>
-                <w:rFonts w:ascii="Consolas" w:hAnsi="Consolas" w:eastAsia="Consolas"/>
-                <w:b/>
-                <w:color w:val="5B6875"/>
-                <w:sz w:val="16"/>
-              </w:rPr>
-              <w:t xml:space="preserve"> [4]  </w:t>
-            </w:r>
-            <w:r>
-              <w:rPr>
-                <w:rFonts w:ascii="Consolas" w:hAnsi="Consolas" w:eastAsia="Consolas"/>
-                <w:b w:val="0"/>
-                <w:sz w:val="16"/>
-              </w:rPr>
-              <w:t xml:space="preserve">    df[["weighted_reach", "age_group"]] = df.apply(per_row, axis=1)</w:t>
-            </w:r>
-          </w:p>
-          <w:p>
-            <w:pPr>
-              <w:spacing w:before="0" w:after="0" w:line="240" w:lineRule="auto"/>
-              <w:ind w:left="567" w:hanging="567"/>
-            </w:pPr>
-            <w:r>
-              <w:rPr>
-                <w:rFonts w:ascii="Consolas" w:hAnsi="Consolas" w:eastAsia="Consolas"/>
-                <w:b w:val="0"/>
-                <w:color w:val="5B6875"/>
-                <w:sz w:val="16"/>
-              </w:rPr>
-              <w:t xml:space="preserve">  16  </w:t>
-            </w:r>
-            <w:r>
-              <w:rPr>
-                <w:rFonts w:ascii="Consolas" w:hAnsi="Consolas" w:eastAsia="Consolas"/>
-                <w:b w:val="0"/>
-                <w:sz w:val="16"/>
-              </w:rPr>
-              <w:t xml:space="preserve">    return df</w:t>
+              <w:t xml:space="preserve">   7  </w:t>
+            </w:r>
+            <w:r>
+              <w:rPr>
+                <w:rFonts w:ascii="Consolas" w:hAnsi="Consolas" w:eastAsia="Consolas"/>
+                <w:b w:val="0"/>
+                <w:sz w:val="16"/>
+              </w:rPr>
+              <w:t xml:space="preserve">    return pd.read_csv(io.StringIO(text))</w:t>
             </w:r>
           </w:p>
         </w:tc>
       </w:tr>
     </w:tbl>
+    <w:p/>
     <w:p>
       <w:pPr>
-        <w:pStyle w:val="ListNumber"/>
+        <w:pStyle w:val="Heading5"/>
       </w:pPr>
       <w:r>
-        <w:rPr>
-          <w:b/>
-        </w:rPr>
-        <w:t xml:space="preserve">Line 4. </w:t>
-      </w:r>
-      <w:r>
-        <w:rPr>
-          <w:b w:val="0"/>
-          <w:i w:val="0"/>
-        </w:rPr>
-        <w:t>No type hints and no docstring. The reader cannot tell what the frame must contain.</w:t>
+        <w:t>Exercise 5. Spot the bug (level 4)</w:t>
       </w:r>
     </w:p>
     <w:p>
-      <w:pPr>
-        <w:pStyle w:val="ListNumber"/>
-      </w:pPr>
-      <w:r>
-        <w:rPr>
-          <w:b/>
-        </w:rPr>
-        <w:t xml:space="preserve">Line 7. </w:t>
-      </w:r>
-      <w:r>
-        <w:rPr>
-          <w:rFonts w:ascii="Consolas" w:hAnsi="Consolas" w:eastAsia="Consolas"/>
-          <w:b w:val="0"/>
-          <w:sz w:val="19"/>
-        </w:rPr>
-        <w:t>NaN &lt; 35</w:t>
-      </w:r>
-      <w:r>
-        <w:rPr>
-          <w:b w:val="0"/>
-          <w:i w:val="0"/>
-        </w:rPr>
-        <w:t xml:space="preserve"> is False, so a missing age falls through to </w:t>
-      </w:r>
-      <w:r>
-        <w:rPr>
-          <w:rFonts w:ascii="Consolas" w:hAnsi="Consolas" w:eastAsia="Consolas"/>
-          <w:b w:val="0"/>
-          <w:sz w:val="19"/>
-        </w:rPr>
-        <w:t>55+</w:t>
-      </w:r>
-      <w:r>
-        <w:rPr>
-          <w:b w:val="0"/>
-          <w:i w:val="0"/>
-        </w:rPr>
-        <w:t xml:space="preserve"> without a warning.</w:t>
-      </w:r>
-    </w:p>
-    <w:p>
-      <w:pPr>
-        <w:pStyle w:val="ListNumber"/>
-      </w:pPr>
-      <w:r>
-        <w:rPr>
-          <w:b/>
-        </w:rPr>
-        <w:t xml:space="preserve">Line 15. </w:t>
-      </w:r>
-      <w:r>
-        <w:rPr>
-          <w:b w:val="0"/>
-          <w:i w:val="0"/>
-        </w:rPr>
-        <w:t>Builds a Series and calls Python for every row. About 500 times slower than a vectorised rule.</w:t>
-      </w:r>
-    </w:p>
-    <w:p>
-      <w:pPr>
-        <w:pStyle w:val="ListNumber"/>
-      </w:pPr>
-      <w:r>
-        <w:rPr>
-          <w:b/>
-        </w:rPr>
-        <w:t xml:space="preserve">Line 15. </w:t>
-      </w:r>
-      <w:r>
-        <w:rPr>
-          <w:b w:val="0"/>
-          <w:i w:val="0"/>
-        </w:rPr>
-        <w:t>Mutates the caller's frame. A pure function returns a new frame.</w:t>
-      </w:r>
-    </w:p>
-    <w:p>
-      <w:pPr>
-        <w:pStyle w:val="Heading4"/>
-      </w:pPr>
-      <w:r>
-        <w:t>Worked example: strong code</w:t>
+      <w:r>
+        <w:rPr>
+          <w:b w:val="0"/>
+          <w:i w:val="0"/>
+        </w:rPr>
+        <w:t>The mean household size reported for wave 3 dropped from 2.6 to 2.1. Nothing changed in the sample. Tap the line that caused it.</w:t>
       </w:r>
     </w:p>
     <w:tbl>
@@ -3779,7 +2622,7 @@
                 <w:b w:val="0"/>
                 <w:sz w:val="16"/>
               </w:rPr>
-              <w:t>import numpy as np</w:t>
+              <w:t>import pandas as pd</w:t>
             </w:r>
           </w:p>
           <w:p>
@@ -3802,7 +2645,7 @@
                 <w:b w:val="0"/>
                 <w:sz w:val="16"/>
               </w:rPr>
-              <w:t>import pandas as pd</w:t>
+              <w:t xml:space="preserve"> </w:t>
             </w:r>
           </w:p>
           <w:p>
@@ -3836,19 +2679,19 @@
             <w:r>
               <w:rPr>
                 <w:rFonts w:ascii="Consolas" w:hAnsi="Consolas" w:eastAsia="Consolas"/>
-                <w:b/>
+                <w:b w:val="0"/>
                 <w:color w:val="5B6875"/>
                 <w:sz w:val="16"/>
               </w:rPr>
-              <w:t xml:space="preserve"> [1]  </w:t>
-            </w:r>
-            <w:r>
-              <w:rPr>
-                <w:rFonts w:ascii="Consolas" w:hAnsi="Consolas" w:eastAsia="Consolas"/>
-                <w:b w:val="0"/>
-                <w:sz w:val="16"/>
-              </w:rPr>
-              <w:t>AGE_BINS = [16, 35, 55, np.inf]</w:t>
+              <w:t xml:space="preserve">   4  </w:t>
+            </w:r>
+            <w:r>
+              <w:rPr>
+                <w:rFonts w:ascii="Consolas" w:hAnsi="Consolas" w:eastAsia="Consolas"/>
+                <w:b w:val="0"/>
+                <w:sz w:val="16"/>
+              </w:rPr>
+              <w:t>def mean_household(df: pd.DataFrame) -&gt; float:</w:t>
             </w:r>
           </w:p>
           <w:p>
@@ -3871,7 +2714,7 @@
                 <w:b w:val="0"/>
                 <w:sz w:val="16"/>
               </w:rPr>
-              <w:t>AGE_LABELS = ["16-34", "35-54", "55+"]</w:t>
+              <w:t xml:space="preserve">    """Mean household size among respondents who answered."""</w:t>
             </w:r>
           </w:p>
           <w:p>
@@ -3894,7 +2737,7 @@
                 <w:b w:val="0"/>
                 <w:sz w:val="16"/>
               </w:rPr>
-              <w:t xml:space="preserve"> </w:t>
+              <w:t xml:space="preserve">    sizes = df["household_size"].astype("Int64")</w:t>
             </w:r>
           </w:p>
           <w:p>
@@ -3917,7 +2760,7 @@
                 <w:b w:val="0"/>
                 <w:sz w:val="16"/>
               </w:rPr>
-              <w:t xml:space="preserve"> </w:t>
+              <w:t xml:space="preserve">    sizes = sizes.fillna(0)</w:t>
             </w:r>
           </w:p>
           <w:p>
@@ -3940,7 +2783,706 @@
                 <w:b w:val="0"/>
                 <w:sz w:val="16"/>
               </w:rPr>
-              <w:t>def derive(df: pd.DataFrame) -&gt; pd.DataFrame:</w:t>
+              <w:t xml:space="preserve">    return float(sizes.mean())</w:t>
+            </w:r>
+          </w:p>
+        </w:tc>
+      </w:tr>
+    </w:tbl>
+    <w:p/>
+    <w:p>
+      <w:r>
+        <w:rPr>
+          <w:b w:val="0"/>
+          <w:i/>
+        </w:rPr>
+        <w:t>Write down the line number of the bug. Then write the fix.</w:t>
+      </w:r>
+    </w:p>
+    <w:p>
+      <w:pPr>
+        <w:pStyle w:val="Heading4"/>
+      </w:pPr>
+      <w:r>
+        <w:t>Sources</w:t>
+      </w:r>
+    </w:p>
+    <w:p>
+      <w:pPr>
+        <w:pStyle w:val="ListBullet"/>
+      </w:pPr>
+      <w:r>
+        <w:rPr>
+          <w:b w:val="0"/>
+          <w:i w:val="0"/>
+        </w:rPr>
+        <w:t>In pandas 3.0 text columns default to the str dtype, with NaN as the missing value. (verified: pandas 3.0 release notes; run on pandas 3.0.6 and 3.0.2 in this repository.)</w:t>
+      </w:r>
+    </w:p>
+    <w:p>
+      <w:pPr>
+        <w:pStyle w:val="ListBullet"/>
+      </w:pPr>
+      <w:r>
+        <w:rPr>
+          <w:b w:val="0"/>
+          <w:i w:val="0"/>
+        </w:rPr>
+        <w:t>In pandas 3.0 setting an incompatible value such as 1.5 into an int64 Series raises TypeError. (verified: pandas 3.0 release notes (setitem upcasting removed); run on pandas 3.0.6 and 3.0.2 in this repository.)</w:t>
+      </w:r>
+    </w:p>
+    <w:p>
+      <w:pPr>
+        <w:pStyle w:val="ListBullet"/>
+      </w:pPr>
+      <w:r>
+        <w:rPr>
+          <w:b w:val="0"/>
+          <w:i w:val="0"/>
+        </w:rPr>
+        <w:t>read_csv infers float64 for an integer-like column with a blank value. (verified: Run on pandas 3.0.6 and 3.0.2 in this repository.)</w:t>
+      </w:r>
+    </w:p>
+    <w:p>
+      <w:pPr>
+        <w:pStyle w:val="Heading3"/>
+      </w:pPr>
+      <w:r>
+        <w:t>B3-L2 Vectorise instead of apply</w:t>
+      </w:r>
+    </w:p>
+    <w:p>
+      <w:pPr>
+        <w:pStyle w:val="Heading4"/>
+      </w:pPr>
+      <w:r>
+        <w:t>Concept</w:t>
+      </w:r>
+    </w:p>
+    <w:p>
+      <w:r>
+        <w:rPr>
+          <w:b w:val="0"/>
+          <w:i w:val="0"/>
+        </w:rPr>
+        <w:t xml:space="preserve">pandas stores each column as an array. A </w:t>
+      </w:r>
+      <w:r>
+        <w:rPr>
+          <w:b/>
+          <w:i w:val="0"/>
+        </w:rPr>
+        <w:t>vectorised</w:t>
+      </w:r>
+      <w:r>
+        <w:rPr>
+          <w:b w:val="0"/>
+          <w:i w:val="0"/>
+        </w:rPr>
+        <w:t xml:space="preserve"> operation, such as </w:t>
+      </w:r>
+      <w:r>
+        <w:rPr>
+          <w:rFonts w:ascii="Consolas" w:hAnsi="Consolas" w:eastAsia="Consolas"/>
+          <w:b w:val="0"/>
+          <w:sz w:val="19"/>
+        </w:rPr>
+        <w:t>df["a"] * df["b"]</w:t>
+      </w:r>
+      <w:r>
+        <w:rPr>
+          <w:b w:val="0"/>
+          <w:i w:val="0"/>
+        </w:rPr>
+        <w:t xml:space="preserve">, </w:t>
+      </w:r>
+      <w:r>
+        <w:rPr>
+          <w:rFonts w:ascii="Consolas" w:hAnsi="Consolas" w:eastAsia="Consolas"/>
+          <w:b w:val="0"/>
+          <w:sz w:val="19"/>
+        </w:rPr>
+        <w:t>np.where()</w:t>
+      </w:r>
+      <w:r>
+        <w:rPr>
+          <w:b w:val="0"/>
+          <w:i w:val="0"/>
+        </w:rPr>
+        <w:t xml:space="preserve"> or </w:t>
+      </w:r>
+      <w:r>
+        <w:rPr>
+          <w:rFonts w:ascii="Consolas" w:hAnsi="Consolas" w:eastAsia="Consolas"/>
+          <w:b w:val="0"/>
+          <w:sz w:val="19"/>
+        </w:rPr>
+        <w:t>pd.cut()</w:t>
+      </w:r>
+      <w:r>
+        <w:rPr>
+          <w:b w:val="0"/>
+          <w:i w:val="0"/>
+        </w:rPr>
+        <w:t xml:space="preserve">, runs one compiled loop over the whole array. </w:t>
+      </w:r>
+      <w:r>
+        <w:rPr>
+          <w:rFonts w:ascii="Consolas" w:hAnsi="Consolas" w:eastAsia="Consolas"/>
+          <w:b w:val="0"/>
+          <w:sz w:val="19"/>
+        </w:rPr>
+        <w:t>df.apply(func, axis=1)</w:t>
+      </w:r>
+      <w:r>
+        <w:rPr>
+          <w:b w:val="0"/>
+          <w:i w:val="0"/>
+        </w:rPr>
+        <w:t xml:space="preserve"> does the opposite. It builds a Series for each row and calls your Python function once per row.</w:t>
+      </w:r>
+    </w:p>
+    <w:p>
+      <w:r>
+        <w:rPr>
+          <w:b w:val="0"/>
+          <w:i w:val="0"/>
+        </w:rPr>
+        <w:t xml:space="preserve">The gap is large. On one million rows, a row-wise </w:t>
+      </w:r>
+      <w:r>
+        <w:rPr>
+          <w:rFonts w:ascii="Consolas" w:hAnsi="Consolas" w:eastAsia="Consolas"/>
+          <w:b w:val="0"/>
+          <w:sz w:val="19"/>
+        </w:rPr>
+        <w:t>apply</w:t>
+      </w:r>
+      <w:r>
+        <w:rPr>
+          <w:b w:val="0"/>
+          <w:i w:val="0"/>
+        </w:rPr>
+        <w:t xml:space="preserve"> that picks a weight when a flag is set took 4.0 seconds. </w:t>
+      </w:r>
+      <w:r>
+        <w:rPr>
+          <w:rFonts w:ascii="Consolas" w:hAnsi="Consolas" w:eastAsia="Consolas"/>
+          <w:b w:val="0"/>
+          <w:sz w:val="19"/>
+        </w:rPr>
+        <w:t>np.where</w:t>
+      </w:r>
+      <w:r>
+        <w:rPr>
+          <w:b w:val="0"/>
+          <w:i w:val="0"/>
+        </w:rPr>
+        <w:t xml:space="preserve"> did the same job in 7.5 milliseconds, about 500 times faster. (pandas 3.0.6, NumPy 2.4.6, one laptop core.)</w:t>
+      </w:r>
+    </w:p>
+    <w:p>
+      <w:r>
+        <w:rPr>
+          <w:b w:val="0"/>
+          <w:i w:val="0"/>
+        </w:rPr>
+        <w:t>Speed is not the only gain. Vectorised code states the rule for the whole column in one line, so a reviewer checks one expression instead of a branching function.</w:t>
+      </w:r>
+    </w:p>
+    <w:p>
+      <w:r>
+        <w:rPr>
+          <w:b w:val="0"/>
+          <w:i w:val="0"/>
+        </w:rPr>
+        <w:t>Reach for these first:</w:t>
+      </w:r>
+    </w:p>
+    <w:tbl>
+      <w:tblPr>
+        <w:tblStyle w:val="TableGrid"/>
+        <w:tblW w:type="auto" w:w="0"/>
+        <w:tblLook w:firstColumn="1" w:firstRow="1" w:lastColumn="0" w:lastRow="0" w:noHBand="0" w:noVBand="1" w:val="04A0"/>
+      </w:tblPr>
+      <w:tblGrid>
+        <w:gridCol w:w="4110"/>
+        <w:gridCol w:w="4110"/>
+      </w:tblGrid>
+      <w:tr>
+        <w:tc>
+          <w:tcPr>
+            <w:tcW w:type="dxa" w:w="4110"/>
+          </w:tcPr>
+          <w:p>
+            <w:r>
+              <w:rPr>
+                <w:b/>
+              </w:rPr>
+              <w:t>Task</w:t>
+            </w:r>
+          </w:p>
+        </w:tc>
+        <w:tc>
+          <w:tcPr>
+            <w:tcW w:type="dxa" w:w="4110"/>
+          </w:tcPr>
+          <w:p>
+            <w:r>
+              <w:rPr>
+                <w:b/>
+              </w:rPr>
+              <w:t>Vectorised tool</w:t>
+            </w:r>
+          </w:p>
+        </w:tc>
+      </w:tr>
+      <w:tr>
+        <w:tc>
+          <w:tcPr>
+            <w:tcW w:type="dxa" w:w="4110"/>
+          </w:tcPr>
+          <w:p>
+            <w:r>
+              <w:t>Arithmetic between columns</w:t>
+            </w:r>
+          </w:p>
+        </w:tc>
+        <w:tc>
+          <w:tcPr>
+            <w:tcW w:type="dxa" w:w="4110"/>
+          </w:tcPr>
+          <w:p>
+            <w:r>
+              <w:t>+, -, *, / on Series</w:t>
+            </w:r>
+          </w:p>
+        </w:tc>
+      </w:tr>
+      <w:tr>
+        <w:tc>
+          <w:tcPr>
+            <w:tcW w:type="dxa" w:w="4110"/>
+          </w:tcPr>
+          <w:p>
+            <w:r>
+              <w:t>Two-way choice</w:t>
+            </w:r>
+          </w:p>
+        </w:tc>
+        <w:tc>
+          <w:tcPr>
+            <w:tcW w:type="dxa" w:w="4110"/>
+          </w:tcPr>
+          <w:p>
+            <w:r>
+              <w:t>np.where(cond, a, b)</w:t>
+            </w:r>
+          </w:p>
+        </w:tc>
+      </w:tr>
+      <w:tr>
+        <w:tc>
+          <w:tcPr>
+            <w:tcW w:type="dxa" w:w="4110"/>
+          </w:tcPr>
+          <w:p>
+            <w:r>
+              <w:t>Many-way choice</w:t>
+            </w:r>
+          </w:p>
+        </w:tc>
+        <w:tc>
+          <w:tcPr>
+            <w:tcW w:type="dxa" w:w="4110"/>
+          </w:tcPr>
+          <w:p>
+            <w:r>
+              <w:t>np.select(conditions, choices, default)</w:t>
+            </w:r>
+          </w:p>
+        </w:tc>
+      </w:tr>
+      <w:tr>
+        <w:tc>
+          <w:tcPr>
+            <w:tcW w:type="dxa" w:w="4110"/>
+          </w:tcPr>
+          <w:p>
+            <w:r>
+              <w:t>Numeric bands</w:t>
+            </w:r>
+          </w:p>
+        </w:tc>
+        <w:tc>
+          <w:tcPr>
+            <w:tcW w:type="dxa" w:w="4110"/>
+          </w:tcPr>
+          <w:p>
+            <w:r>
+              <w:t>pd.cut(values, bins, labels, right=False)</w:t>
+            </w:r>
+          </w:p>
+        </w:tc>
+      </w:tr>
+      <w:tr>
+        <w:tc>
+          <w:tcPr>
+            <w:tcW w:type="dxa" w:w="4110"/>
+          </w:tcPr>
+          <w:p>
+            <w:r>
+              <w:t>Lookup from a dict</w:t>
+            </w:r>
+          </w:p>
+        </w:tc>
+        <w:tc>
+          <w:tcPr>
+            <w:tcW w:type="dxa" w:w="4110"/>
+          </w:tcPr>
+          <w:p>
+            <w:r>
+              <w:t>Series.map(mapping)</w:t>
+            </w:r>
+          </w:p>
+        </w:tc>
+      </w:tr>
+      <w:tr>
+        <w:tc>
+          <w:tcPr>
+            <w:tcW w:type="dxa" w:w="4110"/>
+          </w:tcPr>
+          <w:p>
+            <w:r>
+              <w:t>Limits</w:t>
+            </w:r>
+          </w:p>
+        </w:tc>
+        <w:tc>
+          <w:tcPr>
+            <w:tcW w:type="dxa" w:w="4110"/>
+          </w:tcPr>
+          <w:p>
+            <w:r>
+              <w:t>Series.clip(lower, upper)</w:t>
+            </w:r>
+          </w:p>
+        </w:tc>
+      </w:tr>
+    </w:tbl>
+    <w:p>
+      <w:r>
+        <w:rPr>
+          <w:b w:val="0"/>
+          <w:i w:val="0"/>
+        </w:rPr>
+        <w:t xml:space="preserve">Watch missing values. </w:t>
+      </w:r>
+      <w:r>
+        <w:rPr>
+          <w:rFonts w:ascii="Consolas" w:hAnsi="Consolas" w:eastAsia="Consolas"/>
+          <w:b w:val="0"/>
+          <w:sz w:val="19"/>
+        </w:rPr>
+        <w:t>NaN &gt; 60</w:t>
+      </w:r>
+      <w:r>
+        <w:rPr>
+          <w:b w:val="0"/>
+          <w:i w:val="0"/>
+        </w:rPr>
+        <w:t xml:space="preserve"> is </w:t>
+      </w:r>
+      <w:r>
+        <w:rPr>
+          <w:rFonts w:ascii="Consolas" w:hAnsi="Consolas" w:eastAsia="Consolas"/>
+          <w:b w:val="0"/>
+          <w:sz w:val="19"/>
+        </w:rPr>
+        <w:t>False</w:t>
+      </w:r>
+      <w:r>
+        <w:rPr>
+          <w:b w:val="0"/>
+          <w:i w:val="0"/>
+        </w:rPr>
+        <w:t xml:space="preserve">, so </w:t>
+      </w:r>
+      <w:r>
+        <w:rPr>
+          <w:rFonts w:ascii="Consolas" w:hAnsi="Consolas" w:eastAsia="Consolas"/>
+          <w:b w:val="0"/>
+          <w:sz w:val="19"/>
+        </w:rPr>
+        <w:t>np.where(minutes &gt; 60, "heavy", "light")</w:t>
+      </w:r>
+      <w:r>
+        <w:rPr>
+          <w:b w:val="0"/>
+          <w:i w:val="0"/>
+        </w:rPr>
+        <w:t xml:space="preserve"> labels a missing value </w:t>
+      </w:r>
+      <w:r>
+        <w:rPr>
+          <w:rFonts w:ascii="Consolas" w:hAnsi="Consolas" w:eastAsia="Consolas"/>
+          <w:b w:val="0"/>
+          <w:sz w:val="19"/>
+        </w:rPr>
+        <w:t>"light"</w:t>
+      </w:r>
+      <w:r>
+        <w:rPr>
+          <w:b w:val="0"/>
+          <w:i w:val="0"/>
+        </w:rPr>
+        <w:t xml:space="preserve">. Handle missing values on purpose: </w:t>
+      </w:r>
+      <w:r>
+        <w:rPr>
+          <w:rFonts w:ascii="Consolas" w:hAnsi="Consolas" w:eastAsia="Consolas"/>
+          <w:b w:val="0"/>
+          <w:sz w:val="19"/>
+        </w:rPr>
+        <w:t>pd.cut</w:t>
+      </w:r>
+      <w:r>
+        <w:rPr>
+          <w:b w:val="0"/>
+          <w:i w:val="0"/>
+        </w:rPr>
+        <w:t xml:space="preserve"> keeps </w:t>
+      </w:r>
+      <w:r>
+        <w:rPr>
+          <w:rFonts w:ascii="Consolas" w:hAnsi="Consolas" w:eastAsia="Consolas"/>
+          <w:b w:val="0"/>
+          <w:sz w:val="19"/>
+        </w:rPr>
+        <w:t>NaN</w:t>
+      </w:r>
+      <w:r>
+        <w:rPr>
+          <w:b w:val="0"/>
+          <w:i w:val="0"/>
+        </w:rPr>
+        <w:t xml:space="preserve"> as missing, and </w:t>
+      </w:r>
+      <w:r>
+        <w:rPr>
+          <w:rFonts w:ascii="Consolas" w:hAnsi="Consolas" w:eastAsia="Consolas"/>
+          <w:b w:val="0"/>
+          <w:sz w:val="19"/>
+        </w:rPr>
+        <w:t>Series.where(values.notna())</w:t>
+      </w:r>
+      <w:r>
+        <w:rPr>
+          <w:b w:val="0"/>
+          <w:i w:val="0"/>
+        </w:rPr>
+        <w:t xml:space="preserve"> puts it back after </w:t>
+      </w:r>
+      <w:r>
+        <w:rPr>
+          <w:rFonts w:ascii="Consolas" w:hAnsi="Consolas" w:eastAsia="Consolas"/>
+          <w:b w:val="0"/>
+          <w:sz w:val="19"/>
+        </w:rPr>
+        <w:t>np.where</w:t>
+      </w:r>
+      <w:r>
+        <w:rPr>
+          <w:b w:val="0"/>
+          <w:i w:val="0"/>
+        </w:rPr>
+        <w:t>.</w:t>
+      </w:r>
+    </w:p>
+    <w:p>
+      <w:r>
+        <w:rPr>
+          <w:b w:val="0"/>
+          <w:i w:val="0"/>
+        </w:rPr>
+        <w:t xml:space="preserve">Keep </w:t>
+      </w:r>
+      <w:r>
+        <w:rPr>
+          <w:rFonts w:ascii="Consolas" w:hAnsi="Consolas" w:eastAsia="Consolas"/>
+          <w:b w:val="0"/>
+          <w:sz w:val="19"/>
+        </w:rPr>
+        <w:t>apply</w:t>
+      </w:r>
+      <w:r>
+        <w:rPr>
+          <w:b w:val="0"/>
+          <w:i w:val="0"/>
+        </w:rPr>
+        <w:t xml:space="preserve"> for work with no vectorised form, such as calling an external parser on each string. Even then, try </w:t>
+      </w:r>
+      <w:r>
+        <w:rPr>
+          <w:rFonts w:ascii="Consolas" w:hAnsi="Consolas" w:eastAsia="Consolas"/>
+          <w:b w:val="0"/>
+          <w:sz w:val="19"/>
+        </w:rPr>
+        <w:t>Series.map</w:t>
+      </w:r>
+      <w:r>
+        <w:rPr>
+          <w:b w:val="0"/>
+          <w:i w:val="0"/>
+        </w:rPr>
+        <w:t xml:space="preserve"> or a list comprehension on one column before </w:t>
+      </w:r>
+      <w:r>
+        <w:rPr>
+          <w:rFonts w:ascii="Consolas" w:hAnsi="Consolas" w:eastAsia="Consolas"/>
+          <w:b w:val="0"/>
+          <w:sz w:val="19"/>
+        </w:rPr>
+        <w:t>apply(axis=1)</w:t>
+      </w:r>
+      <w:r>
+        <w:rPr>
+          <w:b w:val="0"/>
+          <w:i w:val="0"/>
+        </w:rPr>
+        <w:t>.</w:t>
+      </w:r>
+    </w:p>
+    <w:p>
+      <w:pPr>
+        <w:pStyle w:val="Heading4"/>
+      </w:pPr>
+      <w:r>
+        <w:t>Why it matters</w:t>
+      </w:r>
+    </w:p>
+    <w:p>
+      <w:r>
+        <w:rPr>
+          <w:b w:val="0"/>
+          <w:i w:val="0"/>
+        </w:rPr>
+        <w:t xml:space="preserve">A weighting script derives 25 columns with </w:t>
+      </w:r>
+      <w:r>
+        <w:rPr>
+          <w:rFonts w:ascii="Consolas" w:hAnsi="Consolas" w:eastAsia="Consolas"/>
+          <w:b w:val="0"/>
+          <w:sz w:val="19"/>
+        </w:rPr>
+        <w:t>apply(axis=1)</w:t>
+      </w:r>
+      <w:r>
+        <w:rPr>
+          <w:b w:val="0"/>
+          <w:i w:val="0"/>
+        </w:rPr>
+        <w:t>. It ran in 8 minutes on 2 million rows, so nobody noticed. The programme then merged three trackers into one file of 40 million rows. At the measured rate of about 4 seconds per million rows per column, the derivations alone need roughly 67 minutes. The job hit its 60-minute timeout every night for a week, and weighted results for all three trackers were late.</w:t>
+      </w:r>
+    </w:p>
+    <w:p>
+      <w:r>
+        <w:rPr>
+          <w:b w:val="0"/>
+          <w:i w:val="0"/>
+        </w:rPr>
+        <w:t xml:space="preserve">The same script also labelled respondents with a missing </w:t>
+      </w:r>
+      <w:r>
+        <w:rPr>
+          <w:rFonts w:ascii="Consolas" w:hAnsi="Consolas" w:eastAsia="Consolas"/>
+          <w:b w:val="0"/>
+          <w:sz w:val="19"/>
+        </w:rPr>
+        <w:t>minutes</w:t>
+      </w:r>
+      <w:r>
+        <w:rPr>
+          <w:b w:val="0"/>
+          <w:i w:val="0"/>
+        </w:rPr>
+        <w:t xml:space="preserve"> value as </w:t>
+      </w:r>
+      <w:r>
+        <w:rPr>
+          <w:rFonts w:ascii="Consolas" w:hAnsi="Consolas" w:eastAsia="Consolas"/>
+          <w:b w:val="0"/>
+          <w:sz w:val="19"/>
+        </w:rPr>
+        <w:t>"light"</w:t>
+      </w:r>
+      <w:r>
+        <w:rPr>
+          <w:b w:val="0"/>
+          <w:i w:val="0"/>
+        </w:rPr>
+        <w:t xml:space="preserve"> viewers, because the row function used </w:t>
+      </w:r>
+      <w:r>
+        <w:rPr>
+          <w:rFonts w:ascii="Consolas" w:hAnsi="Consolas" w:eastAsia="Consolas"/>
+          <w:b w:val="0"/>
+          <w:sz w:val="19"/>
+        </w:rPr>
+        <w:t>if row["minutes"] &gt; 60</w:t>
+      </w:r>
+      <w:r>
+        <w:rPr>
+          <w:b w:val="0"/>
+          <w:i w:val="0"/>
+        </w:rPr>
+        <w:t>. The vectorised rewrite fixed the speed, and review of the one-line rule exposed the missing-value bug.</w:t>
+      </w:r>
+    </w:p>
+    <w:p>
+      <w:pPr>
+        <w:pStyle w:val="Heading4"/>
+      </w:pPr>
+      <w:r>
+        <w:t>Worked example: weak code</w:t>
+      </w:r>
+    </w:p>
+    <w:tbl>
+      <w:tblPr>
+        <w:tblW w:type="auto" w:w="0"/>
+        <w:jc w:val="left"/>
+        <w:tblLook w:firstColumn="1" w:firstRow="1" w:lastColumn="0" w:lastRow="0" w:noHBand="0" w:noVBand="1" w:val="04A0"/>
+      </w:tblPr>
+      <w:tblGrid>
+        <w:gridCol w:w="8221"/>
+      </w:tblGrid>
+      <w:tr>
+        <w:tc>
+          <w:tcPr>
+            <w:tcW w:type="dxa" w:w="8221"/>
+            <w:shd w:val="clear" w:color="auto" w:fill="F2F4F7"/>
+          </w:tcPr>
+          <w:p>
+            <w:pPr>
+              <w:spacing w:before="0" w:after="0" w:line="240" w:lineRule="auto"/>
+              <w:ind w:left="567" w:hanging="567"/>
+            </w:pPr>
+            <w:r>
+              <w:rPr>
+                <w:rFonts w:ascii="Consolas" w:hAnsi="Consolas" w:eastAsia="Consolas"/>
+                <w:b w:val="0"/>
+                <w:color w:val="5B6875"/>
+                <w:sz w:val="16"/>
+              </w:rPr>
+              <w:t xml:space="preserve">   1  </w:t>
+            </w:r>
+            <w:r>
+              <w:rPr>
+                <w:rFonts w:ascii="Consolas" w:hAnsi="Consolas" w:eastAsia="Consolas"/>
+                <w:b w:val="0"/>
+                <w:sz w:val="16"/>
+              </w:rPr>
+              <w:t>import pandas as pd</w:t>
             </w:r>
           </w:p>
           <w:p>
@@ -3955,15 +3497,15 @@
                 <w:color w:val="5B6875"/>
                 <w:sz w:val="16"/>
               </w:rPr>
-              <w:t xml:space="preserve">   9  </w:t>
-            </w:r>
-            <w:r>
-              <w:rPr>
-                <w:rFonts w:ascii="Consolas" w:hAnsi="Consolas" w:eastAsia="Consolas"/>
-                <w:b w:val="0"/>
-                <w:sz w:val="16"/>
-              </w:rPr>
-              <w:t xml:space="preserve">    """Add weighted reach and age group.</w:t>
+              <w:t xml:space="preserve">   2  </w:t>
+            </w:r>
+            <w:r>
+              <w:rPr>
+                <w:rFonts w:ascii="Consolas" w:hAnsi="Consolas" w:eastAsia="Consolas"/>
+                <w:b w:val="0"/>
+                <w:sz w:val="16"/>
+              </w:rPr>
+              <w:t xml:space="preserve"> </w:t>
             </w:r>
           </w:p>
           <w:p>
@@ -3978,7 +3520,7 @@
                 <w:color w:val="5B6875"/>
                 <w:sz w:val="16"/>
               </w:rPr>
-              <w:t xml:space="preserve">  10  </w:t>
+              <w:t xml:space="preserve">   3  </w:t>
             </w:r>
             <w:r>
               <w:rPr>
@@ -3997,19 +3539,19 @@
             <w:r>
               <w:rPr>
                 <w:rFonts w:ascii="Consolas" w:hAnsi="Consolas" w:eastAsia="Consolas"/>
-                <w:b w:val="0"/>
+                <w:b/>
                 <w:color w:val="5B6875"/>
                 <w:sz w:val="16"/>
               </w:rPr>
-              <w:t xml:space="preserve">  11  </w:t>
-            </w:r>
-            <w:r>
-              <w:rPr>
-                <w:rFonts w:ascii="Consolas" w:hAnsi="Consolas" w:eastAsia="Consolas"/>
-                <w:b w:val="0"/>
-                <w:sz w:val="16"/>
-              </w:rPr>
-              <w:t xml:space="preserve">    Args:</w:t>
+              <w:t xml:space="preserve"> [1]  </w:t>
+            </w:r>
+            <w:r>
+              <w:rPr>
+                <w:rFonts w:ascii="Consolas" w:hAnsi="Consolas" w:eastAsia="Consolas"/>
+                <w:b w:val="0"/>
+                <w:sz w:val="16"/>
+              </w:rPr>
+              <w:t>def derive(df):</w:t>
             </w:r>
           </w:p>
           <w:p>
@@ -4024,15 +3566,15 @@
                 <w:color w:val="5B6875"/>
                 <w:sz w:val="16"/>
               </w:rPr>
-              <w:t xml:space="preserve">  12  </w:t>
-            </w:r>
-            <w:r>
-              <w:rPr>
-                <w:rFonts w:ascii="Consolas" w:hAnsi="Consolas" w:eastAsia="Consolas"/>
-                <w:b w:val="0"/>
-                <w:sz w:val="16"/>
-              </w:rPr>
-              <w:t xml:space="preserve">        df: Respondents with reach_flag, final_weight and age.</w:t>
+              <w:t xml:space="preserve">   5  </w:t>
+            </w:r>
+            <w:r>
+              <w:rPr>
+                <w:rFonts w:ascii="Consolas" w:hAnsi="Consolas" w:eastAsia="Consolas"/>
+                <w:b w:val="0"/>
+                <w:sz w:val="16"/>
+              </w:rPr>
+              <w:t xml:space="preserve">    def per_row(row):</w:t>
             </w:r>
           </w:p>
           <w:p>
@@ -4047,15 +3589,15 @@
                 <w:color w:val="5B6875"/>
                 <w:sz w:val="16"/>
               </w:rPr>
-              <w:t xml:space="preserve">  13  </w:t>
-            </w:r>
-            <w:r>
-              <w:rPr>
-                <w:rFonts w:ascii="Consolas" w:hAnsi="Consolas" w:eastAsia="Consolas"/>
-                <w:b w:val="0"/>
-                <w:sz w:val="16"/>
-              </w:rPr>
-              <w:t xml:space="preserve"> </w:t>
+              <w:t xml:space="preserve">   6  </w:t>
+            </w:r>
+            <w:r>
+              <w:rPr>
+                <w:rFonts w:ascii="Consolas" w:hAnsi="Consolas" w:eastAsia="Consolas"/>
+                <w:b w:val="0"/>
+                <w:sz w:val="16"/>
+              </w:rPr>
+              <w:t xml:space="preserve">        weighted_reach = row["final_weight"] if row["reach_flag"] == 1 else 0.0</w:t>
             </w:r>
           </w:p>
           <w:p>
@@ -4066,19 +3608,19 @@
             <w:r>
               <w:rPr>
                 <w:rFonts w:ascii="Consolas" w:hAnsi="Consolas" w:eastAsia="Consolas"/>
-                <w:b w:val="0"/>
+                <w:b/>
                 <w:color w:val="5B6875"/>
                 <w:sz w:val="16"/>
               </w:rPr>
-              <w:t xml:space="preserve">  14  </w:t>
-            </w:r>
-            <w:r>
-              <w:rPr>
-                <w:rFonts w:ascii="Consolas" w:hAnsi="Consolas" w:eastAsia="Consolas"/>
-                <w:b w:val="0"/>
-                <w:sz w:val="16"/>
-              </w:rPr>
-              <w:t xml:space="preserve">    Returns:</w:t>
+              <w:t xml:space="preserve"> [2]  </w:t>
+            </w:r>
+            <w:r>
+              <w:rPr>
+                <w:rFonts w:ascii="Consolas" w:hAnsi="Consolas" w:eastAsia="Consolas"/>
+                <w:b w:val="0"/>
+                <w:sz w:val="16"/>
+              </w:rPr>
+              <w:t xml:space="preserve">        if row["age"] &lt; 35:</w:t>
             </w:r>
           </w:p>
           <w:p>
@@ -4093,15 +3635,15 @@
                 <w:color w:val="5B6875"/>
                 <w:sz w:val="16"/>
               </w:rPr>
-              <w:t xml:space="preserve">  15  </w:t>
-            </w:r>
-            <w:r>
-              <w:rPr>
-                <w:rFonts w:ascii="Consolas" w:hAnsi="Consolas" w:eastAsia="Consolas"/>
-                <w:b w:val="0"/>
-                <w:sz w:val="16"/>
-              </w:rPr>
-              <w:t xml:space="preserve">        A new frame. Missing ages give a missing age_group.</w:t>
+              <w:t xml:space="preserve">   8  </w:t>
+            </w:r>
+            <w:r>
+              <w:rPr>
+                <w:rFonts w:ascii="Consolas" w:hAnsi="Consolas" w:eastAsia="Consolas"/>
+                <w:b w:val="0"/>
+                <w:sz w:val="16"/>
+              </w:rPr>
+              <w:t xml:space="preserve">            band = "16-34"</w:t>
             </w:r>
           </w:p>
           <w:p>
@@ -4116,15 +3658,15 @@
                 <w:color w:val="5B6875"/>
                 <w:sz w:val="16"/>
               </w:rPr>
-              <w:t xml:space="preserve">  16  </w:t>
-            </w:r>
-            <w:r>
-              <w:rPr>
-                <w:rFonts w:ascii="Consolas" w:hAnsi="Consolas" w:eastAsia="Consolas"/>
-                <w:b w:val="0"/>
-                <w:sz w:val="16"/>
-              </w:rPr>
-              <w:t xml:space="preserve">    """</w:t>
+              <w:t xml:space="preserve">   9  </w:t>
+            </w:r>
+            <w:r>
+              <w:rPr>
+                <w:rFonts w:ascii="Consolas" w:hAnsi="Consolas" w:eastAsia="Consolas"/>
+                <w:b w:val="0"/>
+                <w:sz w:val="16"/>
+              </w:rPr>
+              <w:t xml:space="preserve">        elif row["age"] &lt; 55:</w:t>
             </w:r>
           </w:p>
           <w:p>
@@ -4135,19 +3677,19 @@
             <w:r>
               <w:rPr>
                 <w:rFonts w:ascii="Consolas" w:hAnsi="Consolas" w:eastAsia="Consolas"/>
-                <w:b/>
+                <w:b w:val="0"/>
                 <w:color w:val="5B6875"/>
                 <w:sz w:val="16"/>
               </w:rPr>
-              <w:t xml:space="preserve"> [2]  </w:t>
-            </w:r>
-            <w:r>
-              <w:rPr>
-                <w:rFonts w:ascii="Consolas" w:hAnsi="Consolas" w:eastAsia="Consolas"/>
-                <w:b w:val="0"/>
-                <w:sz w:val="16"/>
-              </w:rPr>
-              <w:t xml:space="preserve">    return df.assign(</w:t>
+              <w:t xml:space="preserve">  10  </w:t>
+            </w:r>
+            <w:r>
+              <w:rPr>
+                <w:rFonts w:ascii="Consolas" w:hAnsi="Consolas" w:eastAsia="Consolas"/>
+                <w:b w:val="0"/>
+                <w:sz w:val="16"/>
+              </w:rPr>
+              <w:t xml:space="preserve">            band = "35-54"</w:t>
             </w:r>
           </w:p>
           <w:p>
@@ -4158,19 +3700,19 @@
             <w:r>
               <w:rPr>
                 <w:rFonts w:ascii="Consolas" w:hAnsi="Consolas" w:eastAsia="Consolas"/>
-                <w:b/>
+                <w:b w:val="0"/>
                 <w:color w:val="5B6875"/>
                 <w:sz w:val="16"/>
               </w:rPr>
-              <w:t xml:space="preserve"> [3]  </w:t>
-            </w:r>
-            <w:r>
-              <w:rPr>
-                <w:rFonts w:ascii="Consolas" w:hAnsi="Consolas" w:eastAsia="Consolas"/>
-                <w:b w:val="0"/>
-                <w:sz w:val="16"/>
-              </w:rPr>
-              <w:t xml:space="preserve">        weighted_reach=np.where(df["reach_flag"] == 1, df["final_weight"], 0.0),</w:t>
+              <w:t xml:space="preserve">  11  </w:t>
+            </w:r>
+            <w:r>
+              <w:rPr>
+                <w:rFonts w:ascii="Consolas" w:hAnsi="Consolas" w:eastAsia="Consolas"/>
+                <w:b w:val="0"/>
+                <w:sz w:val="16"/>
+              </w:rPr>
+              <w:t xml:space="preserve">        else:</w:t>
             </w:r>
           </w:p>
           <w:p>
@@ -4181,19 +3723,19 @@
             <w:r>
               <w:rPr>
                 <w:rFonts w:ascii="Consolas" w:hAnsi="Consolas" w:eastAsia="Consolas"/>
-                <w:b/>
+                <w:b w:val="0"/>
                 <w:color w:val="5B6875"/>
                 <w:sz w:val="16"/>
               </w:rPr>
-              <w:t xml:space="preserve"> [4]  </w:t>
-            </w:r>
-            <w:r>
-              <w:rPr>
-                <w:rFonts w:ascii="Consolas" w:hAnsi="Consolas" w:eastAsia="Consolas"/>
-                <w:b w:val="0"/>
-                <w:sz w:val="16"/>
-              </w:rPr>
-              <w:t xml:space="preserve">        age_group=pd.cut(df["age"], bins=AGE_BINS, labels=AGE_LABELS, right=False),</w:t>
+              <w:t xml:space="preserve">  12  </w:t>
+            </w:r>
+            <w:r>
+              <w:rPr>
+                <w:rFonts w:ascii="Consolas" w:hAnsi="Consolas" w:eastAsia="Consolas"/>
+                <w:b w:val="0"/>
+                <w:sz w:val="16"/>
+              </w:rPr>
+              <w:t xml:space="preserve">            band = "55+"</w:t>
             </w:r>
           </w:p>
           <w:p>
@@ -4208,15 +3750,84 @@
                 <w:color w:val="5B6875"/>
                 <w:sz w:val="16"/>
               </w:rPr>
-              <w:t xml:space="preserve">  20  </w:t>
-            </w:r>
-            <w:r>
-              <w:rPr>
-                <w:rFonts w:ascii="Consolas" w:hAnsi="Consolas" w:eastAsia="Consolas"/>
-                <w:b w:val="0"/>
-                <w:sz w:val="16"/>
-              </w:rPr>
-              <w:t xml:space="preserve">    )</w:t>
+              <w:t xml:space="preserve">  13  </w:t>
+            </w:r>
+            <w:r>
+              <w:rPr>
+                <w:rFonts w:ascii="Consolas" w:hAnsi="Consolas" w:eastAsia="Consolas"/>
+                <w:b w:val="0"/>
+                <w:sz w:val="16"/>
+              </w:rPr>
+              <w:t xml:space="preserve">        return pd.Series({"weighted_reach": weighted_reach, "age_group": band})</w:t>
+            </w:r>
+          </w:p>
+          <w:p>
+            <w:pPr>
+              <w:spacing w:before="0" w:after="0" w:line="240" w:lineRule="auto"/>
+              <w:ind w:left="567" w:hanging="567"/>
+            </w:pPr>
+            <w:r>
+              <w:rPr>
+                <w:rFonts w:ascii="Consolas" w:hAnsi="Consolas" w:eastAsia="Consolas"/>
+                <w:b w:val="0"/>
+                <w:color w:val="5B6875"/>
+                <w:sz w:val="16"/>
+              </w:rPr>
+              <w:t xml:space="preserve">  14  </w:t>
+            </w:r>
+            <w:r>
+              <w:rPr>
+                <w:rFonts w:ascii="Consolas" w:hAnsi="Consolas" w:eastAsia="Consolas"/>
+                <w:b w:val="0"/>
+                <w:sz w:val="16"/>
+              </w:rPr>
+              <w:t xml:space="preserve"> </w:t>
+            </w:r>
+          </w:p>
+          <w:p>
+            <w:pPr>
+              <w:spacing w:before="0" w:after="0" w:line="240" w:lineRule="auto"/>
+              <w:ind w:left="567" w:hanging="567"/>
+            </w:pPr>
+            <w:r>
+              <w:rPr>
+                <w:rFonts w:ascii="Consolas" w:hAnsi="Consolas" w:eastAsia="Consolas"/>
+                <w:b/>
+                <w:color w:val="5B6875"/>
+                <w:sz w:val="16"/>
+              </w:rPr>
+              <w:t xml:space="preserve"> [4]  </w:t>
+            </w:r>
+            <w:r>
+              <w:rPr>
+                <w:rFonts w:ascii="Consolas" w:hAnsi="Consolas" w:eastAsia="Consolas"/>
+                <w:b w:val="0"/>
+                <w:sz w:val="16"/>
+              </w:rPr>
+              <w:t xml:space="preserve">    df[["weighted_reach", "age_group"]] = df.apply(per_row, axis=1)</w:t>
+            </w:r>
+          </w:p>
+          <w:p>
+            <w:pPr>
+              <w:spacing w:before="0" w:after="0" w:line="240" w:lineRule="auto"/>
+              <w:ind w:left="567" w:hanging="567"/>
+            </w:pPr>
+            <w:r>
+              <w:rPr>
+                <w:rFonts w:ascii="Consolas" w:hAnsi="Consolas" w:eastAsia="Consolas"/>
+                <w:b w:val="0"/>
+                <w:color w:val="5B6875"/>
+                <w:sz w:val="16"/>
+              </w:rPr>
+              <w:t xml:space="preserve">  16  </w:t>
+            </w:r>
+            <w:r>
+              <w:rPr>
+                <w:rFonts w:ascii="Consolas" w:hAnsi="Consolas" w:eastAsia="Consolas"/>
+                <w:b w:val="0"/>
+                <w:sz w:val="16"/>
+              </w:rPr>
+              <w:t xml:space="preserve">    return df</w:t>
             </w:r>
           </w:p>
         </w:tc>
@@ -4237,7 +3848,7 @@
           <w:b w:val="0"/>
           <w:i w:val="0"/>
         </w:rPr>
-        <w:t>Band edges live in one constant, so a change to the bands is a one-line change.</w:t>
+        <w:t>No type hints and no docstring. The reader cannot tell what the frame must contain.</w:t>
       </w:r>
     </w:p>
     <w:p>
@@ -4248,7 +3859,7 @@
         <w:rPr>
           <w:b/>
         </w:rPr>
-        <w:t xml:space="preserve">Line 17. </w:t>
+        <w:t xml:space="preserve">Line 7. </w:t>
       </w:r>
       <w:r>
         <w:rPr>
@@ -4256,14 +3867,29 @@
           <w:b w:val="0"/>
           <w:sz w:val="19"/>
         </w:rPr>
-        <w:t>assign</w:t>
-      </w:r>
-      <w:r>
-        <w:rPr>
-          <w:b w:val="0"/>
-          <w:i w:val="0"/>
-        </w:rPr>
-        <w:t xml:space="preserve"> returns a new frame, so the caller's data is untouched.</w:t>
+        <w:t>NaN &lt; 35</w:t>
+      </w:r>
+      <w:r>
+        <w:rPr>
+          <w:b w:val="0"/>
+          <w:i w:val="0"/>
+        </w:rPr>
+        <w:t xml:space="preserve"> is False, so a missing age falls through to </w:t>
+      </w:r>
+      <w:r>
+        <w:rPr>
+          <w:rFonts w:ascii="Consolas" w:hAnsi="Consolas" w:eastAsia="Consolas"/>
+          <w:b w:val="0"/>
+          <w:sz w:val="19"/>
+        </w:rPr>
+        <w:t>55+</w:t>
+      </w:r>
+      <w:r>
+        <w:rPr>
+          <w:b w:val="0"/>
+          <w:i w:val="0"/>
+        </w:rPr>
+        <w:t xml:space="preserve"> without a warning.</w:t>
       </w:r>
     </w:p>
     <w:p>
@@ -4274,14 +3900,14 @@
         <w:rPr>
           <w:b/>
         </w:rPr>
-        <w:t xml:space="preserve">Line 18. </w:t>
-      </w:r>
-      <w:r>
-        <w:rPr>
-          <w:b w:val="0"/>
-          <w:i w:val="0"/>
-        </w:rPr>
-        <w:t>One compiled pass over the column.</w:t>
+        <w:t xml:space="preserve">Line 15. </w:t>
+      </w:r>
+      <w:r>
+        <w:rPr>
+          <w:b w:val="0"/>
+          <w:i w:val="0"/>
+        </w:rPr>
+        <w:t>Builds a Series and calls Python for every row. About 500 times slower than a vectorised rule.</w:t>
       </w:r>
     </w:p>
     <w:p>
@@ -4292,46 +3918,14 @@
         <w:rPr>
           <w:b/>
         </w:rPr>
-        <w:t xml:space="preserve">Line 19. </w:t>
-      </w:r>
-      <w:r>
-        <w:rPr>
-          <w:rFonts w:ascii="Consolas" w:hAnsi="Consolas" w:eastAsia="Consolas"/>
-          <w:b w:val="0"/>
-          <w:sz w:val="19"/>
-        </w:rPr>
-        <w:t>right=False</w:t>
-      </w:r>
-      <w:r>
-        <w:rPr>
-          <w:b w:val="0"/>
-          <w:i w:val="0"/>
-        </w:rPr>
-        <w:t xml:space="preserve"> makes each band include its lower edge: 35 goes to </w:t>
-      </w:r>
-      <w:r>
-        <w:rPr>
-          <w:rFonts w:ascii="Consolas" w:hAnsi="Consolas" w:eastAsia="Consolas"/>
-          <w:b w:val="0"/>
-          <w:sz w:val="19"/>
-        </w:rPr>
-        <w:t>35-54</w:t>
-      </w:r>
-      <w:r>
-        <w:rPr>
-          <w:b w:val="0"/>
-          <w:i w:val="0"/>
-        </w:rPr>
-        <w:t>. Missing ages stay missing.</w:t>
-      </w:r>
-    </w:p>
-    <w:p>
-      <w:r>
-        <w:rPr>
-          <w:b w:val="0"/>
-          <w:i w:val="0"/>
-        </w:rPr>
-        <w:t>The strong version is shorter, about 500 times faster on large frames, and handles missing ages on purpose.</w:t>
+        <w:t xml:space="preserve">Line 15. </w:t>
+      </w:r>
+      <w:r>
+        <w:rPr>
+          <w:b w:val="0"/>
+          <w:i w:val="0"/>
+        </w:rPr>
+        <w:t>Mutates the caller's frame. A pure function returns a new frame.</w:t>
       </w:r>
     </w:p>
     <w:p>
@@ -4339,6 +3933,604 @@
         <w:pStyle w:val="Heading4"/>
       </w:pPr>
       <w:r>
+        <w:t>Worked example: strong code</w:t>
+      </w:r>
+    </w:p>
+    <w:tbl>
+      <w:tblPr>
+        <w:tblW w:type="auto" w:w="0"/>
+        <w:jc w:val="left"/>
+        <w:tblLook w:firstColumn="1" w:firstRow="1" w:lastColumn="0" w:lastRow="0" w:noHBand="0" w:noVBand="1" w:val="04A0"/>
+      </w:tblPr>
+      <w:tblGrid>
+        <w:gridCol w:w="8221"/>
+      </w:tblGrid>
+      <w:tr>
+        <w:tc>
+          <w:tcPr>
+            <w:tcW w:type="dxa" w:w="8221"/>
+            <w:shd w:val="clear" w:color="auto" w:fill="F2F4F7"/>
+          </w:tcPr>
+          <w:p>
+            <w:pPr>
+              <w:spacing w:before="0" w:after="0" w:line="240" w:lineRule="auto"/>
+              <w:ind w:left="567" w:hanging="567"/>
+            </w:pPr>
+            <w:r>
+              <w:rPr>
+                <w:rFonts w:ascii="Consolas" w:hAnsi="Consolas" w:eastAsia="Consolas"/>
+                <w:b w:val="0"/>
+                <w:color w:val="5B6875"/>
+                <w:sz w:val="16"/>
+              </w:rPr>
+              <w:t xml:space="preserve">   1  </w:t>
+            </w:r>
+            <w:r>
+              <w:rPr>
+                <w:rFonts w:ascii="Consolas" w:hAnsi="Consolas" w:eastAsia="Consolas"/>
+                <w:b w:val="0"/>
+                <w:sz w:val="16"/>
+              </w:rPr>
+              <w:t>import numpy as np</w:t>
+            </w:r>
+          </w:p>
+          <w:p>
+            <w:pPr>
+              <w:spacing w:before="0" w:after="0" w:line="240" w:lineRule="auto"/>
+              <w:ind w:left="567" w:hanging="567"/>
+            </w:pPr>
+            <w:r>
+              <w:rPr>
+                <w:rFonts w:ascii="Consolas" w:hAnsi="Consolas" w:eastAsia="Consolas"/>
+                <w:b w:val="0"/>
+                <w:color w:val="5B6875"/>
+                <w:sz w:val="16"/>
+              </w:rPr>
+              <w:t xml:space="preserve">   2  </w:t>
+            </w:r>
+            <w:r>
+              <w:rPr>
+                <w:rFonts w:ascii="Consolas" w:hAnsi="Consolas" w:eastAsia="Consolas"/>
+                <w:b w:val="0"/>
+                <w:sz w:val="16"/>
+              </w:rPr>
+              <w:t>import pandas as pd</w:t>
+            </w:r>
+          </w:p>
+          <w:p>
+            <w:pPr>
+              <w:spacing w:before="0" w:after="0" w:line="240" w:lineRule="auto"/>
+              <w:ind w:left="567" w:hanging="567"/>
+            </w:pPr>
+            <w:r>
+              <w:rPr>
+                <w:rFonts w:ascii="Consolas" w:hAnsi="Consolas" w:eastAsia="Consolas"/>
+                <w:b w:val="0"/>
+                <w:color w:val="5B6875"/>
+                <w:sz w:val="16"/>
+              </w:rPr>
+              <w:t xml:space="preserve">   3  </w:t>
+            </w:r>
+            <w:r>
+              <w:rPr>
+                <w:rFonts w:ascii="Consolas" w:hAnsi="Consolas" w:eastAsia="Consolas"/>
+                <w:b w:val="0"/>
+                <w:sz w:val="16"/>
+              </w:rPr>
+              <w:t xml:space="preserve"> </w:t>
+            </w:r>
+          </w:p>
+          <w:p>
+            <w:pPr>
+              <w:spacing w:before="0" w:after="0" w:line="240" w:lineRule="auto"/>
+              <w:ind w:left="567" w:hanging="567"/>
+            </w:pPr>
+            <w:r>
+              <w:rPr>
+                <w:rFonts w:ascii="Consolas" w:hAnsi="Consolas" w:eastAsia="Consolas"/>
+                <w:b/>
+                <w:color w:val="5B6875"/>
+                <w:sz w:val="16"/>
+              </w:rPr>
+              <w:t xml:space="preserve"> [1]  </w:t>
+            </w:r>
+            <w:r>
+              <w:rPr>
+                <w:rFonts w:ascii="Consolas" w:hAnsi="Consolas" w:eastAsia="Consolas"/>
+                <w:b w:val="0"/>
+                <w:sz w:val="16"/>
+              </w:rPr>
+              <w:t>AGE_BINS = [16, 35, 55, np.inf]</w:t>
+            </w:r>
+          </w:p>
+          <w:p>
+            <w:pPr>
+              <w:spacing w:before="0" w:after="0" w:line="240" w:lineRule="auto"/>
+              <w:ind w:left="567" w:hanging="567"/>
+            </w:pPr>
+            <w:r>
+              <w:rPr>
+                <w:rFonts w:ascii="Consolas" w:hAnsi="Consolas" w:eastAsia="Consolas"/>
+                <w:b w:val="0"/>
+                <w:color w:val="5B6875"/>
+                <w:sz w:val="16"/>
+              </w:rPr>
+              <w:t xml:space="preserve">   5  </w:t>
+            </w:r>
+            <w:r>
+              <w:rPr>
+                <w:rFonts w:ascii="Consolas" w:hAnsi="Consolas" w:eastAsia="Consolas"/>
+                <w:b w:val="0"/>
+                <w:sz w:val="16"/>
+              </w:rPr>
+              <w:t>AGE_LABELS = ["16-34", "35-54", "55+"]</w:t>
+            </w:r>
+          </w:p>
+          <w:p>
+            <w:pPr>
+              <w:spacing w:before="0" w:after="0" w:line="240" w:lineRule="auto"/>
+              <w:ind w:left="567" w:hanging="567"/>
+            </w:pPr>
+            <w:r>
+              <w:rPr>
+                <w:rFonts w:ascii="Consolas" w:hAnsi="Consolas" w:eastAsia="Consolas"/>
+                <w:b w:val="0"/>
+                <w:color w:val="5B6875"/>
+                <w:sz w:val="16"/>
+              </w:rPr>
+              <w:t xml:space="preserve">   6  </w:t>
+            </w:r>
+            <w:r>
+              <w:rPr>
+                <w:rFonts w:ascii="Consolas" w:hAnsi="Consolas" w:eastAsia="Consolas"/>
+                <w:b w:val="0"/>
+                <w:sz w:val="16"/>
+              </w:rPr>
+              <w:t xml:space="preserve"> </w:t>
+            </w:r>
+          </w:p>
+          <w:p>
+            <w:pPr>
+              <w:spacing w:before="0" w:after="0" w:line="240" w:lineRule="auto"/>
+              <w:ind w:left="567" w:hanging="567"/>
+            </w:pPr>
+            <w:r>
+              <w:rPr>
+                <w:rFonts w:ascii="Consolas" w:hAnsi="Consolas" w:eastAsia="Consolas"/>
+                <w:b w:val="0"/>
+                <w:color w:val="5B6875"/>
+                <w:sz w:val="16"/>
+              </w:rPr>
+              <w:t xml:space="preserve">   7  </w:t>
+            </w:r>
+            <w:r>
+              <w:rPr>
+                <w:rFonts w:ascii="Consolas" w:hAnsi="Consolas" w:eastAsia="Consolas"/>
+                <w:b w:val="0"/>
+                <w:sz w:val="16"/>
+              </w:rPr>
+              <w:t xml:space="preserve"> </w:t>
+            </w:r>
+          </w:p>
+          <w:p>
+            <w:pPr>
+              <w:spacing w:before="0" w:after="0" w:line="240" w:lineRule="auto"/>
+              <w:ind w:left="567" w:hanging="567"/>
+            </w:pPr>
+            <w:r>
+              <w:rPr>
+                <w:rFonts w:ascii="Consolas" w:hAnsi="Consolas" w:eastAsia="Consolas"/>
+                <w:b w:val="0"/>
+                <w:color w:val="5B6875"/>
+                <w:sz w:val="16"/>
+              </w:rPr>
+              <w:t xml:space="preserve">   8  </w:t>
+            </w:r>
+            <w:r>
+              <w:rPr>
+                <w:rFonts w:ascii="Consolas" w:hAnsi="Consolas" w:eastAsia="Consolas"/>
+                <w:b w:val="0"/>
+                <w:sz w:val="16"/>
+              </w:rPr>
+              <w:t>def derive(df: pd.DataFrame) -&gt; pd.DataFrame:</w:t>
+            </w:r>
+          </w:p>
+          <w:p>
+            <w:pPr>
+              <w:spacing w:before="0" w:after="0" w:line="240" w:lineRule="auto"/>
+              <w:ind w:left="567" w:hanging="567"/>
+            </w:pPr>
+            <w:r>
+              <w:rPr>
+                <w:rFonts w:ascii="Consolas" w:hAnsi="Consolas" w:eastAsia="Consolas"/>
+                <w:b w:val="0"/>
+                <w:color w:val="5B6875"/>
+                <w:sz w:val="16"/>
+              </w:rPr>
+              <w:t xml:space="preserve">   9  </w:t>
+            </w:r>
+            <w:r>
+              <w:rPr>
+                <w:rFonts w:ascii="Consolas" w:hAnsi="Consolas" w:eastAsia="Consolas"/>
+                <w:b w:val="0"/>
+                <w:sz w:val="16"/>
+              </w:rPr>
+              <w:t xml:space="preserve">    """Add weighted reach and age group.</w:t>
+            </w:r>
+          </w:p>
+          <w:p>
+            <w:pPr>
+              <w:spacing w:before="0" w:after="0" w:line="240" w:lineRule="auto"/>
+              <w:ind w:left="567" w:hanging="567"/>
+            </w:pPr>
+            <w:r>
+              <w:rPr>
+                <w:rFonts w:ascii="Consolas" w:hAnsi="Consolas" w:eastAsia="Consolas"/>
+                <w:b w:val="0"/>
+                <w:color w:val="5B6875"/>
+                <w:sz w:val="16"/>
+              </w:rPr>
+              <w:t xml:space="preserve">  10  </w:t>
+            </w:r>
+            <w:r>
+              <w:rPr>
+                <w:rFonts w:ascii="Consolas" w:hAnsi="Consolas" w:eastAsia="Consolas"/>
+                <w:b w:val="0"/>
+                <w:sz w:val="16"/>
+              </w:rPr>
+              <w:t xml:space="preserve"> </w:t>
+            </w:r>
+          </w:p>
+          <w:p>
+            <w:pPr>
+              <w:spacing w:before="0" w:after="0" w:line="240" w:lineRule="auto"/>
+              <w:ind w:left="567" w:hanging="567"/>
+            </w:pPr>
+            <w:r>
+              <w:rPr>
+                <w:rFonts w:ascii="Consolas" w:hAnsi="Consolas" w:eastAsia="Consolas"/>
+                <w:b w:val="0"/>
+                <w:color w:val="5B6875"/>
+                <w:sz w:val="16"/>
+              </w:rPr>
+              <w:t xml:space="preserve">  11  </w:t>
+            </w:r>
+            <w:r>
+              <w:rPr>
+                <w:rFonts w:ascii="Consolas" w:hAnsi="Consolas" w:eastAsia="Consolas"/>
+                <w:b w:val="0"/>
+                <w:sz w:val="16"/>
+              </w:rPr>
+              <w:t xml:space="preserve">    Args:</w:t>
+            </w:r>
+          </w:p>
+          <w:p>
+            <w:pPr>
+              <w:spacing w:before="0" w:after="0" w:line="240" w:lineRule="auto"/>
+              <w:ind w:left="567" w:hanging="567"/>
+            </w:pPr>
+            <w:r>
+              <w:rPr>
+                <w:rFonts w:ascii="Consolas" w:hAnsi="Consolas" w:eastAsia="Consolas"/>
+                <w:b w:val="0"/>
+                <w:color w:val="5B6875"/>
+                <w:sz w:val="16"/>
+              </w:rPr>
+              <w:t xml:space="preserve">  12  </w:t>
+            </w:r>
+            <w:r>
+              <w:rPr>
+                <w:rFonts w:ascii="Consolas" w:hAnsi="Consolas" w:eastAsia="Consolas"/>
+                <w:b w:val="0"/>
+                <w:sz w:val="16"/>
+              </w:rPr>
+              <w:t xml:space="preserve">        df: Respondents with reach_flag, final_weight and age.</w:t>
+            </w:r>
+          </w:p>
+          <w:p>
+            <w:pPr>
+              <w:spacing w:before="0" w:after="0" w:line="240" w:lineRule="auto"/>
+              <w:ind w:left="567" w:hanging="567"/>
+            </w:pPr>
+            <w:r>
+              <w:rPr>
+                <w:rFonts w:ascii="Consolas" w:hAnsi="Consolas" w:eastAsia="Consolas"/>
+                <w:b w:val="0"/>
+                <w:color w:val="5B6875"/>
+                <w:sz w:val="16"/>
+              </w:rPr>
+              <w:t xml:space="preserve">  13  </w:t>
+            </w:r>
+            <w:r>
+              <w:rPr>
+                <w:rFonts w:ascii="Consolas" w:hAnsi="Consolas" w:eastAsia="Consolas"/>
+                <w:b w:val="0"/>
+                <w:sz w:val="16"/>
+              </w:rPr>
+              <w:t xml:space="preserve"> </w:t>
+            </w:r>
+          </w:p>
+          <w:p>
+            <w:pPr>
+              <w:spacing w:before="0" w:after="0" w:line="240" w:lineRule="auto"/>
+              <w:ind w:left="567" w:hanging="567"/>
+            </w:pPr>
+            <w:r>
+              <w:rPr>
+                <w:rFonts w:ascii="Consolas" w:hAnsi="Consolas" w:eastAsia="Consolas"/>
+                <w:b w:val="0"/>
+                <w:color w:val="5B6875"/>
+                <w:sz w:val="16"/>
+              </w:rPr>
+              <w:t xml:space="preserve">  14  </w:t>
+            </w:r>
+            <w:r>
+              <w:rPr>
+                <w:rFonts w:ascii="Consolas" w:hAnsi="Consolas" w:eastAsia="Consolas"/>
+                <w:b w:val="0"/>
+                <w:sz w:val="16"/>
+              </w:rPr>
+              <w:t xml:space="preserve">    Returns:</w:t>
+            </w:r>
+          </w:p>
+          <w:p>
+            <w:pPr>
+              <w:spacing w:before="0" w:after="0" w:line="240" w:lineRule="auto"/>
+              <w:ind w:left="567" w:hanging="567"/>
+            </w:pPr>
+            <w:r>
+              <w:rPr>
+                <w:rFonts w:ascii="Consolas" w:hAnsi="Consolas" w:eastAsia="Consolas"/>
+                <w:b w:val="0"/>
+                <w:color w:val="5B6875"/>
+                <w:sz w:val="16"/>
+              </w:rPr>
+              <w:t xml:space="preserve">  15  </w:t>
+            </w:r>
+            <w:r>
+              <w:rPr>
+                <w:rFonts w:ascii="Consolas" w:hAnsi="Consolas" w:eastAsia="Consolas"/>
+                <w:b w:val="0"/>
+                <w:sz w:val="16"/>
+              </w:rPr>
+              <w:t xml:space="preserve">        A new frame. Missing ages give a missing age_group.</w:t>
+            </w:r>
+          </w:p>
+          <w:p>
+            <w:pPr>
+              <w:spacing w:before="0" w:after="0" w:line="240" w:lineRule="auto"/>
+              <w:ind w:left="567" w:hanging="567"/>
+            </w:pPr>
+            <w:r>
+              <w:rPr>
+                <w:rFonts w:ascii="Consolas" w:hAnsi="Consolas" w:eastAsia="Consolas"/>
+                <w:b w:val="0"/>
+                <w:color w:val="5B6875"/>
+                <w:sz w:val="16"/>
+              </w:rPr>
+              <w:t xml:space="preserve">  16  </w:t>
+            </w:r>
+            <w:r>
+              <w:rPr>
+                <w:rFonts w:ascii="Consolas" w:hAnsi="Consolas" w:eastAsia="Consolas"/>
+                <w:b w:val="0"/>
+                <w:sz w:val="16"/>
+              </w:rPr>
+              <w:t xml:space="preserve">    """</w:t>
+            </w:r>
+          </w:p>
+          <w:p>
+            <w:pPr>
+              <w:spacing w:before="0" w:after="0" w:line="240" w:lineRule="auto"/>
+              <w:ind w:left="567" w:hanging="567"/>
+            </w:pPr>
+            <w:r>
+              <w:rPr>
+                <w:rFonts w:ascii="Consolas" w:hAnsi="Consolas" w:eastAsia="Consolas"/>
+                <w:b/>
+                <w:color w:val="5B6875"/>
+                <w:sz w:val="16"/>
+              </w:rPr>
+              <w:t xml:space="preserve"> [2]  </w:t>
+            </w:r>
+            <w:r>
+              <w:rPr>
+                <w:rFonts w:ascii="Consolas" w:hAnsi="Consolas" w:eastAsia="Consolas"/>
+                <w:b w:val="0"/>
+                <w:sz w:val="16"/>
+              </w:rPr>
+              <w:t xml:space="preserve">    return df.assign(</w:t>
+            </w:r>
+          </w:p>
+          <w:p>
+            <w:pPr>
+              <w:spacing w:before="0" w:after="0" w:line="240" w:lineRule="auto"/>
+              <w:ind w:left="567" w:hanging="567"/>
+            </w:pPr>
+            <w:r>
+              <w:rPr>
+                <w:rFonts w:ascii="Consolas" w:hAnsi="Consolas" w:eastAsia="Consolas"/>
+                <w:b/>
+                <w:color w:val="5B6875"/>
+                <w:sz w:val="16"/>
+              </w:rPr>
+              <w:t xml:space="preserve"> [3]  </w:t>
+            </w:r>
+            <w:r>
+              <w:rPr>
+                <w:rFonts w:ascii="Consolas" w:hAnsi="Consolas" w:eastAsia="Consolas"/>
+                <w:b w:val="0"/>
+                <w:sz w:val="16"/>
+              </w:rPr>
+              <w:t xml:space="preserve">        weighted_reach=np.where(df["reach_flag"] == 1, df["final_weight"], 0.0),</w:t>
+            </w:r>
+          </w:p>
+          <w:p>
+            <w:pPr>
+              <w:spacing w:before="0" w:after="0" w:line="240" w:lineRule="auto"/>
+              <w:ind w:left="567" w:hanging="567"/>
+            </w:pPr>
+            <w:r>
+              <w:rPr>
+                <w:rFonts w:ascii="Consolas" w:hAnsi="Consolas" w:eastAsia="Consolas"/>
+                <w:b/>
+                <w:color w:val="5B6875"/>
+                <w:sz w:val="16"/>
+              </w:rPr>
+              <w:t xml:space="preserve"> [4]  </w:t>
+            </w:r>
+            <w:r>
+              <w:rPr>
+                <w:rFonts w:ascii="Consolas" w:hAnsi="Consolas" w:eastAsia="Consolas"/>
+                <w:b w:val="0"/>
+                <w:sz w:val="16"/>
+              </w:rPr>
+              <w:t xml:space="preserve">        age_group=pd.cut(df["age"], bins=AGE_BINS, labels=AGE_LABELS, right=False),</w:t>
+            </w:r>
+          </w:p>
+          <w:p>
+            <w:pPr>
+              <w:spacing w:before="0" w:after="0" w:line="240" w:lineRule="auto"/>
+              <w:ind w:left="567" w:hanging="567"/>
+            </w:pPr>
+            <w:r>
+              <w:rPr>
+                <w:rFonts w:ascii="Consolas" w:hAnsi="Consolas" w:eastAsia="Consolas"/>
+                <w:b w:val="0"/>
+                <w:color w:val="5B6875"/>
+                <w:sz w:val="16"/>
+              </w:rPr>
+              <w:t xml:space="preserve">  20  </w:t>
+            </w:r>
+            <w:r>
+              <w:rPr>
+                <w:rFonts w:ascii="Consolas" w:hAnsi="Consolas" w:eastAsia="Consolas"/>
+                <w:b w:val="0"/>
+                <w:sz w:val="16"/>
+              </w:rPr>
+              <w:t xml:space="preserve">    )</w:t>
+            </w:r>
+          </w:p>
+        </w:tc>
+      </w:tr>
+    </w:tbl>
+    <w:p>
+      <w:pPr>
+        <w:pStyle w:val="ListNumber"/>
+      </w:pPr>
+      <w:r>
+        <w:rPr>
+          <w:b/>
+        </w:rPr>
+        <w:t xml:space="preserve">Line 4. </w:t>
+      </w:r>
+      <w:r>
+        <w:rPr>
+          <w:b w:val="0"/>
+          <w:i w:val="0"/>
+        </w:rPr>
+        <w:t>Band edges live in one constant, so a change to the bands is a one-line change.</w:t>
+      </w:r>
+    </w:p>
+    <w:p>
+      <w:pPr>
+        <w:pStyle w:val="ListNumber"/>
+      </w:pPr>
+      <w:r>
+        <w:rPr>
+          <w:b/>
+        </w:rPr>
+        <w:t xml:space="preserve">Line 17. </w:t>
+      </w:r>
+      <w:r>
+        <w:rPr>
+          <w:rFonts w:ascii="Consolas" w:hAnsi="Consolas" w:eastAsia="Consolas"/>
+          <w:b w:val="0"/>
+          <w:sz w:val="19"/>
+        </w:rPr>
+        <w:t>assign</w:t>
+      </w:r>
+      <w:r>
+        <w:rPr>
+          <w:b w:val="0"/>
+          <w:i w:val="0"/>
+        </w:rPr>
+        <w:t xml:space="preserve"> returns a new frame, so the caller's data is untouched.</w:t>
+      </w:r>
+    </w:p>
+    <w:p>
+      <w:pPr>
+        <w:pStyle w:val="ListNumber"/>
+      </w:pPr>
+      <w:r>
+        <w:rPr>
+          <w:b/>
+        </w:rPr>
+        <w:t xml:space="preserve">Line 18. </w:t>
+      </w:r>
+      <w:r>
+        <w:rPr>
+          <w:b w:val="0"/>
+          <w:i w:val="0"/>
+        </w:rPr>
+        <w:t>One compiled pass over the column.</w:t>
+      </w:r>
+    </w:p>
+    <w:p>
+      <w:pPr>
+        <w:pStyle w:val="ListNumber"/>
+      </w:pPr>
+      <w:r>
+        <w:rPr>
+          <w:b/>
+        </w:rPr>
+        <w:t xml:space="preserve">Line 19. </w:t>
+      </w:r>
+      <w:r>
+        <w:rPr>
+          <w:rFonts w:ascii="Consolas" w:hAnsi="Consolas" w:eastAsia="Consolas"/>
+          <w:b w:val="0"/>
+          <w:sz w:val="19"/>
+        </w:rPr>
+        <w:t>right=False</w:t>
+      </w:r>
+      <w:r>
+        <w:rPr>
+          <w:b w:val="0"/>
+          <w:i w:val="0"/>
+        </w:rPr>
+        <w:t xml:space="preserve"> makes each band include its lower edge: 35 goes to </w:t>
+      </w:r>
+      <w:r>
+        <w:rPr>
+          <w:rFonts w:ascii="Consolas" w:hAnsi="Consolas" w:eastAsia="Consolas"/>
+          <w:b w:val="0"/>
+          <w:sz w:val="19"/>
+        </w:rPr>
+        <w:t>35-54</w:t>
+      </w:r>
+      <w:r>
+        <w:rPr>
+          <w:b w:val="0"/>
+          <w:i w:val="0"/>
+        </w:rPr>
+        <w:t>. Missing ages stay missing.</w:t>
+      </w:r>
+    </w:p>
+    <w:p>
+      <w:r>
+        <w:rPr>
+          <w:b w:val="0"/>
+          <w:i w:val="0"/>
+        </w:rPr>
+        <w:t>The strong version is shorter, about 500 times faster on large frames, and handles missing ages on purpose.</w:t>
+      </w:r>
+    </w:p>
+    <w:p>
+      <w:pPr>
+        <w:pStyle w:val="Heading4"/>
+      </w:pPr>
+      <w:r>
         <w:t>Recap card</w:t>
       </w:r>
     </w:p>
@@ -4600,6 +4792,89 @@
         <w:t>What does this print?</w:t>
       </w:r>
     </w:p>
+    <w:p>
+      <w:r>
+        <w:rPr>
+          <w:b/>
+          <w:i w:val="0"/>
+        </w:rPr>
+        <w:t>What you need to know.</w:t>
+      </w:r>
+    </w:p>
+    <w:p>
+      <w:r>
+        <w:rPr>
+          <w:rFonts w:ascii="Consolas" w:hAnsi="Consolas" w:eastAsia="Consolas"/>
+          <w:b w:val="0"/>
+          <w:sz w:val="19"/>
+        </w:rPr>
+        <w:t>series.tolist()</w:t>
+      </w:r>
+      <w:r>
+        <w:rPr>
+          <w:b w:val="0"/>
+          <w:i w:val="0"/>
+        </w:rPr>
+        <w:t xml:space="preserve"> returns the values of a pandas Series as a plain Python list, so </w:t>
+      </w:r>
+      <w:r>
+        <w:rPr>
+          <w:rFonts w:ascii="Consolas" w:hAnsi="Consolas" w:eastAsia="Consolas"/>
+          <w:b w:val="0"/>
+          <w:sz w:val="19"/>
+        </w:rPr>
+        <w:t>print</w:t>
+      </w:r>
+      <w:r>
+        <w:rPr>
+          <w:b w:val="0"/>
+          <w:i w:val="0"/>
+        </w:rPr>
+        <w:t xml:space="preserve"> shows them without the index:</w:t>
+      </w:r>
+    </w:p>
+    <w:tbl>
+      <w:tblPr>
+        <w:tblW w:type="auto" w:w="0"/>
+        <w:jc w:val="left"/>
+        <w:tblLook w:firstColumn="1" w:firstRow="1" w:lastColumn="0" w:lastRow="0" w:noHBand="0" w:noVBand="1" w:val="04A0"/>
+      </w:tblPr>
+      <w:tblGrid>
+        <w:gridCol w:w="8221"/>
+      </w:tblGrid>
+      <w:tr>
+        <w:tc>
+          <w:tcPr>
+            <w:tcW w:type="dxa" w:w="8221"/>
+            <w:shd w:val="clear" w:color="auto" w:fill="F2F4F7"/>
+          </w:tcPr>
+          <w:p>
+            <w:pPr>
+              <w:spacing w:before="0" w:after="0" w:line="240" w:lineRule="auto"/>
+              <w:ind w:left="567" w:hanging="567"/>
+            </w:pPr>
+            <w:r>
+              <w:rPr>
+                <w:rFonts w:ascii="Consolas" w:hAnsi="Consolas" w:eastAsia="Consolas"/>
+                <w:b w:val="0"/>
+                <w:color w:val="5B6875"/>
+                <w:sz w:val="16"/>
+              </w:rPr>
+              <w:t xml:space="preserve">   1  </w:t>
+            </w:r>
+            <w:r>
+              <w:rPr>
+                <w:rFonts w:ascii="Consolas" w:hAnsi="Consolas" w:eastAsia="Consolas"/>
+                <w:b w:val="0"/>
+                <w:sz w:val="16"/>
+              </w:rPr>
+              <w:t>pd.Series([3, 4]).tolist()   # [3, 4]</w:t>
+            </w:r>
+          </w:p>
+        </w:tc>
+      </w:tr>
+    </w:tbl>
+    <w:p/>
     <w:tbl>
       <w:tblPr>
         <w:tblW w:type="auto" w:w="0"/>

--- a/site/downloads/handbook-B3.docx
+++ b/site/downloads/handbook-B3.docx
@@ -8893,6 +8893,15 @@
           <w:i w:val="0"/>
         </w:rPr>
         <w:t>☐ Tests cover edge cases, including empty inputs and zeros.</w:t>
+      </w:r>
+    </w:p>
+    <w:p>
+      <w:r>
+        <w:rPr>
+          <w:b w:val="0"/>
+          <w:i w:val="0"/>
+        </w:rPr>
+        <w:t>☐ Tests use fixtures and parametrize, compare numbers with stated tolerances, isolate I/O, and run with coverage in CI.</w:t>
       </w:r>
     </w:p>
     <w:p>
